--- a/docs/database/MEIJENDEL_TABELINVENTARIS.docx
+++ b/docs/database/MEIJENDEL_TABELINVENTARIS.docx
@@ -13,10 +13,7 @@
     <w:p>
       <w:pPr/>
       <w:r>
-        <w:rPr>
-          <w:rFonts w:ascii="Arial" w:hAnsi="Arial"/>
-        </w:rPr>
-        <w:t>Tabelinventaris en voorstel voor herinrichting. Stand van de controles: 26 september 2026. Dit is een herschreven ontwerp, geen uitgevoerde migratie. De levende lokale database, applicatiecode en bronstatussen zijn niet gewijzigd.</w:t>
+        <w:t>Tabelinventaris en voorstel voor herinrichting. Stand van de controles: 13 oktober 2026. De aantallen volgen de levende lokale database. Voor HNS zijn v1 en v2 beide opgenomen: v2 is actueel; v1 blijft als auditspoor bewaard.</w:t>
       </w:r>
     </w:p>
     <w:p>
@@ -4208,6 +4205,745 @@
           <w:rFonts w:ascii="Arial" w:hAnsi="Arial"/>
         </w:rPr>
         <w:t xml:space="preserve"> blijft onaangetast.</w:t>
+      </w:r>
+    </w:p>
+    <w:p>
+      <w:pPr>
+        <w:pStyle w:val="Heading1"/>
+      </w:pPr>
+      <w:r>
+        <w:t>Bronvast werkzaamhedenmodel</w:t>
+      </w:r>
+    </w:p>
+    <w:p>
+      <w:pPr/>
+      <w:r>
+        <w:t>De levende lokale database bevat vanaf 13 oktober 2026 naast de bestaande classificatie een afzonderlijke laag voor projecten, feitelijke of geplande uitvoeringen, expliciete jaarstatussen en bewijsbronnen. De bestaande tabellen maatregelen, maatregelen_kernwoorden en plot_jaar_maatregel blijven bestaan. De vier algemene kernwoorden voor recreatiebeheer zijn onder de nieuwe hoofdklasse rust_en_recreatiebeheer geplaatst; strandreservaat blijft als specifiek kernwoord onder strandreservaten herkenbaar.</w:t>
+      </w:r>
+    </w:p>
+    <w:tbl>
+      <w:tblPr>
+        <w:tblW w:type="dxa" w:w="8208"/>
+        <w:jc w:val="left"/>
+        <w:tblLayout w:type="fixed"/>
+        <w:tblLook w:firstColumn="1" w:firstRow="1" w:lastColumn="0" w:lastRow="0" w:noHBand="0" w:noVBand="1" w:val="04A0"/>
+        <w:tblLayout w:type="fixed"/>
+      </w:tblPr>
+      <w:tblGrid>
+        <w:gridCol w:w="2376"/>
+        <w:gridCol w:w="792"/>
+        <w:gridCol w:w="5040"/>
+      </w:tblGrid>
+      <w:tr>
+        <w:tc>
+          <w:tcPr>
+            <w:tcW w:type="dxa" w:w="2376"/>
+            <w:shd w:fill="D9EAF7"/>
+            <w:tcBorders>
+              <w:top w:val="single" w:sz="4" w:color="D9D9D9"/>
+              <w:left w:val="single" w:sz="4" w:color="D9D9D9"/>
+              <w:bottom w:val="single" w:sz="4" w:color="D9D9D9"/>
+              <w:right w:val="single" w:sz="4" w:color="D9D9D9"/>
+              <w:insideH w:val="single" w:sz="4" w:color="D9D9D9"/>
+              <w:insideV w:val="single" w:sz="4" w:color="D9D9D9"/>
+            </w:tcBorders>
+            <w:vAlign w:val="center"/>
+          </w:tcPr>
+          <w:p>
+            <w:pPr>
+              <w:jc w:val="left"/>
+            </w:pPr>
+            <w:r>
+              <w:rPr>
+                <w:b/>
+                <w:sz w:val="17"/>
+              </w:rPr>
+              <w:t>Tabel of view</w:t>
+            </w:r>
+          </w:p>
+        </w:tc>
+        <w:tc>
+          <w:tcPr>
+            <w:tcW w:type="dxa" w:w="792"/>
+            <w:shd w:fill="D9EAF7"/>
+            <w:tcBorders>
+              <w:top w:val="single" w:sz="4" w:color="D9D9D9"/>
+              <w:left w:val="single" w:sz="4" w:color="D9D9D9"/>
+              <w:bottom w:val="single" w:sz="4" w:color="D9D9D9"/>
+              <w:right w:val="single" w:sz="4" w:color="D9D9D9"/>
+              <w:insideH w:val="single" w:sz="4" w:color="D9D9D9"/>
+              <w:insideV w:val="single" w:sz="4" w:color="D9D9D9"/>
+            </w:tcBorders>
+            <w:vAlign w:val="center"/>
+          </w:tcPr>
+          <w:p>
+            <w:pPr>
+              <w:jc w:val="center"/>
+            </w:pPr>
+            <w:r>
+              <w:rPr>
+                <w:b/>
+                <w:sz w:val="17"/>
+              </w:rPr>
+              <w:t>Records</w:t>
+            </w:r>
+          </w:p>
+        </w:tc>
+        <w:tc>
+          <w:tcPr>
+            <w:tcW w:type="dxa" w:w="5040"/>
+            <w:shd w:fill="D9EAF7"/>
+            <w:tcBorders>
+              <w:top w:val="single" w:sz="4" w:color="D9D9D9"/>
+              <w:left w:val="single" w:sz="4" w:color="D9D9D9"/>
+              <w:bottom w:val="single" w:sz="4" w:color="D9D9D9"/>
+              <w:right w:val="single" w:sz="4" w:color="D9D9D9"/>
+              <w:insideH w:val="single" w:sz="4" w:color="D9D9D9"/>
+              <w:insideV w:val="single" w:sz="4" w:color="D9D9D9"/>
+            </w:tcBorders>
+            <w:vAlign w:val="center"/>
+          </w:tcPr>
+          <w:p>
+            <w:pPr>
+              <w:jc w:val="left"/>
+            </w:pPr>
+            <w:r>
+              <w:rPr>
+                <w:b/>
+                <w:sz w:val="17"/>
+              </w:rPr>
+              <w:t>Betekenis</w:t>
+            </w:r>
+          </w:p>
+        </w:tc>
+      </w:tr>
+      <w:tr>
+        <w:tc>
+          <w:tcPr>
+            <w:tcW w:type="dxa" w:w="2376"/>
+            <w:vAlign w:val="center"/>
+            <w:tcBorders>
+              <w:top w:val="single" w:sz="4" w:color="D9D9D9"/>
+              <w:left w:val="single" w:sz="4" w:color="D9D9D9"/>
+              <w:bottom w:val="single" w:sz="4" w:color="D9D9D9"/>
+              <w:right w:val="single" w:sz="4" w:color="D9D9D9"/>
+              <w:insideH w:val="single" w:sz="4" w:color="D9D9D9"/>
+              <w:insideV w:val="single" w:sz="4" w:color="D9D9D9"/>
+            </w:tcBorders>
+          </w:tcPr>
+          <w:p>
+            <w:pPr>
+              <w:jc w:val="left"/>
+            </w:pPr>
+            <w:r>
+              <w:rPr>
+                <w:sz w:val="17"/>
+              </w:rPr>
+              <w:t>maatregel_project</w:t>
+            </w:r>
+          </w:p>
+        </w:tc>
+        <w:tc>
+          <w:tcPr>
+            <w:tcW w:type="dxa" w:w="792"/>
+            <w:vAlign w:val="center"/>
+            <w:tcBorders>
+              <w:top w:val="single" w:sz="4" w:color="D9D9D9"/>
+              <w:left w:val="single" w:sz="4" w:color="D9D9D9"/>
+              <w:bottom w:val="single" w:sz="4" w:color="D9D9D9"/>
+              <w:right w:val="single" w:sz="4" w:color="D9D9D9"/>
+              <w:insideH w:val="single" w:sz="4" w:color="D9D9D9"/>
+              <w:insideV w:val="single" w:sz="4" w:color="D9D9D9"/>
+            </w:tcBorders>
+          </w:tcPr>
+          <w:p>
+            <w:pPr>
+              <w:jc w:val="center"/>
+            </w:pPr>
+            <w:r>
+              <w:rPr>
+                <w:sz w:val="17"/>
+              </w:rPr>
+              <w:t>12</w:t>
+            </w:r>
+          </w:p>
+        </w:tc>
+        <w:tc>
+          <w:tcPr>
+            <w:tcW w:type="dxa" w:w="5040"/>
+            <w:vAlign w:val="center"/>
+            <w:tcBorders>
+              <w:top w:val="single" w:sz="4" w:color="D9D9D9"/>
+              <w:left w:val="single" w:sz="4" w:color="D9D9D9"/>
+              <w:bottom w:val="single" w:sz="4" w:color="D9D9D9"/>
+              <w:right w:val="single" w:sz="4" w:color="D9D9D9"/>
+              <w:insideH w:val="single" w:sz="4" w:color="D9D9D9"/>
+              <w:insideV w:val="single" w:sz="4" w:color="D9D9D9"/>
+            </w:tcBorders>
+          </w:tcPr>
+          <w:p>
+            <w:pPr>
+              <w:jc w:val="left"/>
+            </w:pPr>
+            <w:r>
+              <w:rPr>
+                <w:sz w:val="17"/>
+              </w:rPr>
+              <w:t>Samenhangend project of programma; een project kan meerdere uitvoeringen bevatten.</w:t>
+            </w:r>
+          </w:p>
+        </w:tc>
+      </w:tr>
+      <w:tr>
+        <w:tc>
+          <w:tcPr>
+            <w:tcW w:type="dxa" w:w="2376"/>
+            <w:vAlign w:val="center"/>
+            <w:tcBorders>
+              <w:top w:val="single" w:sz="4" w:color="D9D9D9"/>
+              <w:left w:val="single" w:sz="4" w:color="D9D9D9"/>
+              <w:bottom w:val="single" w:sz="4" w:color="D9D9D9"/>
+              <w:right w:val="single" w:sz="4" w:color="D9D9D9"/>
+              <w:insideH w:val="single" w:sz="4" w:color="D9D9D9"/>
+              <w:insideV w:val="single" w:sz="4" w:color="D9D9D9"/>
+            </w:tcBorders>
+          </w:tcPr>
+          <w:p>
+            <w:pPr>
+              <w:jc w:val="left"/>
+            </w:pPr>
+            <w:r>
+              <w:rPr>
+                <w:sz w:val="17"/>
+              </w:rPr>
+              <w:t>maatregel_bron</w:t>
+            </w:r>
+          </w:p>
+        </w:tc>
+        <w:tc>
+          <w:tcPr>
+            <w:tcW w:type="dxa" w:w="792"/>
+            <w:vAlign w:val="center"/>
+            <w:tcBorders>
+              <w:top w:val="single" w:sz="4" w:color="D9D9D9"/>
+              <w:left w:val="single" w:sz="4" w:color="D9D9D9"/>
+              <w:bottom w:val="single" w:sz="4" w:color="D9D9D9"/>
+              <w:right w:val="single" w:sz="4" w:color="D9D9D9"/>
+              <w:insideH w:val="single" w:sz="4" w:color="D9D9D9"/>
+              <w:insideV w:val="single" w:sz="4" w:color="D9D9D9"/>
+            </w:tcBorders>
+          </w:tcPr>
+          <w:p>
+            <w:pPr>
+              <w:jc w:val="center"/>
+            </w:pPr>
+            <w:r>
+              <w:rPr>
+                <w:sz w:val="17"/>
+              </w:rPr>
+              <w:t>12</w:t>
+            </w:r>
+          </w:p>
+        </w:tc>
+        <w:tc>
+          <w:tcPr>
+            <w:tcW w:type="dxa" w:w="5040"/>
+            <w:vAlign w:val="center"/>
+            <w:tcBorders>
+              <w:top w:val="single" w:sz="4" w:color="D9D9D9"/>
+              <w:left w:val="single" w:sz="4" w:color="D9D9D9"/>
+              <w:bottom w:val="single" w:sz="4" w:color="D9D9D9"/>
+              <w:right w:val="single" w:sz="4" w:color="D9D9D9"/>
+              <w:insideH w:val="single" w:sz="4" w:color="D9D9D9"/>
+              <w:insideV w:val="single" w:sz="4" w:color="D9D9D9"/>
+            </w:tcBorders>
+          </w:tcPr>
+          <w:p>
+            <w:pPr>
+              <w:jc w:val="left"/>
+            </w:pPr>
+            <w:r>
+              <w:rPr>
+                <w:sz w:val="17"/>
+              </w:rPr>
+              <w:t>Vijf lokaal geraadpleegde Zotero-bronnen en zeven officiële webbronnen, ieder met type, datum, status en raadpleegdatum.</w:t>
+            </w:r>
+          </w:p>
+        </w:tc>
+      </w:tr>
+      <w:tr>
+        <w:tc>
+          <w:tcPr>
+            <w:tcW w:type="dxa" w:w="2376"/>
+            <w:vAlign w:val="center"/>
+            <w:tcBorders>
+              <w:top w:val="single" w:sz="4" w:color="D9D9D9"/>
+              <w:left w:val="single" w:sz="4" w:color="D9D9D9"/>
+              <w:bottom w:val="single" w:sz="4" w:color="D9D9D9"/>
+              <w:right w:val="single" w:sz="4" w:color="D9D9D9"/>
+              <w:insideH w:val="single" w:sz="4" w:color="D9D9D9"/>
+              <w:insideV w:val="single" w:sz="4" w:color="D9D9D9"/>
+            </w:tcBorders>
+          </w:tcPr>
+          <w:p>
+            <w:pPr>
+              <w:jc w:val="left"/>
+            </w:pPr>
+            <w:r>
+              <w:rPr>
+                <w:sz w:val="17"/>
+              </w:rPr>
+              <w:t>maatregel_uitvoering</w:t>
+            </w:r>
+          </w:p>
+        </w:tc>
+        <w:tc>
+          <w:tcPr>
+            <w:tcW w:type="dxa" w:w="792"/>
+            <w:vAlign w:val="center"/>
+            <w:tcBorders>
+              <w:top w:val="single" w:sz="4" w:color="D9D9D9"/>
+              <w:left w:val="single" w:sz="4" w:color="D9D9D9"/>
+              <w:bottom w:val="single" w:sz="4" w:color="D9D9D9"/>
+              <w:right w:val="single" w:sz="4" w:color="D9D9D9"/>
+              <w:insideH w:val="single" w:sz="4" w:color="D9D9D9"/>
+              <w:insideV w:val="single" w:sz="4" w:color="D9D9D9"/>
+            </w:tcBorders>
+          </w:tcPr>
+          <w:p>
+            <w:pPr>
+              <w:jc w:val="center"/>
+            </w:pPr>
+            <w:r>
+              <w:rPr>
+                <w:sz w:val="17"/>
+              </w:rPr>
+              <w:t>33</w:t>
+            </w:r>
+          </w:p>
+        </w:tc>
+        <w:tc>
+          <w:tcPr>
+            <w:tcW w:type="dxa" w:w="5040"/>
+            <w:vAlign w:val="center"/>
+            <w:tcBorders>
+              <w:top w:val="single" w:sz="4" w:color="D9D9D9"/>
+              <w:left w:val="single" w:sz="4" w:color="D9D9D9"/>
+              <w:bottom w:val="single" w:sz="4" w:color="D9D9D9"/>
+              <w:right w:val="single" w:sz="4" w:color="D9D9D9"/>
+              <w:insideH w:val="single" w:sz="4" w:color="D9D9D9"/>
+              <w:insideV w:val="single" w:sz="4" w:color="D9D9D9"/>
+            </w:tcBorders>
+          </w:tcPr>
+          <w:p>
+            <w:pPr>
+              <w:jc w:val="left"/>
+            </w:pPr>
+            <w:r>
+              <w:rPr>
+                <w:sz w:val="17"/>
+              </w:rPr>
+              <w:t>Afzonderlijke werkzaamheden of expliciet niet-uitgevoerde, onbekende of geplande activiteiten.</w:t>
+            </w:r>
+          </w:p>
+        </w:tc>
+      </w:tr>
+      <w:tr>
+        <w:tc>
+          <w:tcPr>
+            <w:tcW w:type="dxa" w:w="2376"/>
+            <w:vAlign w:val="center"/>
+            <w:tcBorders>
+              <w:top w:val="single" w:sz="4" w:color="D9D9D9"/>
+              <w:left w:val="single" w:sz="4" w:color="D9D9D9"/>
+              <w:bottom w:val="single" w:sz="4" w:color="D9D9D9"/>
+              <w:right w:val="single" w:sz="4" w:color="D9D9D9"/>
+              <w:insideH w:val="single" w:sz="4" w:color="D9D9D9"/>
+              <w:insideV w:val="single" w:sz="4" w:color="D9D9D9"/>
+            </w:tcBorders>
+          </w:tcPr>
+          <w:p>
+            <w:pPr>
+              <w:jc w:val="left"/>
+            </w:pPr>
+            <w:r>
+              <w:rPr>
+                <w:sz w:val="17"/>
+              </w:rPr>
+              <w:t>maatregel_uitvoering_jaar</w:t>
+            </w:r>
+          </w:p>
+        </w:tc>
+        <w:tc>
+          <w:tcPr>
+            <w:tcW w:type="dxa" w:w="792"/>
+            <w:vAlign w:val="center"/>
+            <w:tcBorders>
+              <w:top w:val="single" w:sz="4" w:color="D9D9D9"/>
+              <w:left w:val="single" w:sz="4" w:color="D9D9D9"/>
+              <w:bottom w:val="single" w:sz="4" w:color="D9D9D9"/>
+              <w:right w:val="single" w:sz="4" w:color="D9D9D9"/>
+              <w:insideH w:val="single" w:sz="4" w:color="D9D9D9"/>
+              <w:insideV w:val="single" w:sz="4" w:color="D9D9D9"/>
+            </w:tcBorders>
+          </w:tcPr>
+          <w:p>
+            <w:pPr>
+              <w:jc w:val="center"/>
+            </w:pPr>
+            <w:r>
+              <w:rPr>
+                <w:sz w:val="17"/>
+              </w:rPr>
+              <w:t>58</w:t>
+            </w:r>
+          </w:p>
+        </w:tc>
+        <w:tc>
+          <w:tcPr>
+            <w:tcW w:type="dxa" w:w="5040"/>
+            <w:vAlign w:val="center"/>
+            <w:tcBorders>
+              <w:top w:val="single" w:sz="4" w:color="D9D9D9"/>
+              <w:left w:val="single" w:sz="4" w:color="D9D9D9"/>
+              <w:bottom w:val="single" w:sz="4" w:color="D9D9D9"/>
+              <w:right w:val="single" w:sz="4" w:color="D9D9D9"/>
+              <w:insideH w:val="single" w:sz="4" w:color="D9D9D9"/>
+              <w:insideV w:val="single" w:sz="4" w:color="D9D9D9"/>
+            </w:tcBorders>
+          </w:tcPr>
+          <w:p>
+            <w:pPr>
+              <w:jc w:val="left"/>
+            </w:pPr>
+            <w:r>
+              <w:rPr>
+                <w:sz w:val="17"/>
+              </w:rPr>
+              <w:t>Letterlijk onderbouwde jaarstatussen uit 1988–2025: 42 uitgevoerd, 9 niet uitgevoerd en 7 onbekend.</w:t>
+            </w:r>
+          </w:p>
+        </w:tc>
+      </w:tr>
+      <w:tr>
+        <w:tc>
+          <w:tcPr>
+            <w:tcW w:type="dxa" w:w="2376"/>
+            <w:vAlign w:val="center"/>
+            <w:tcBorders>
+              <w:top w:val="single" w:sz="4" w:color="D9D9D9"/>
+              <w:left w:val="single" w:sz="4" w:color="D9D9D9"/>
+              <w:bottom w:val="single" w:sz="4" w:color="D9D9D9"/>
+              <w:right w:val="single" w:sz="4" w:color="D9D9D9"/>
+              <w:insideH w:val="single" w:sz="4" w:color="D9D9D9"/>
+              <w:insideV w:val="single" w:sz="4" w:color="D9D9D9"/>
+            </w:tcBorders>
+          </w:tcPr>
+          <w:p>
+            <w:pPr>
+              <w:jc w:val="left"/>
+            </w:pPr>
+            <w:r>
+              <w:rPr>
+                <w:sz w:val="17"/>
+              </w:rPr>
+              <w:t>maatregel_uitvoering_bron</w:t>
+            </w:r>
+          </w:p>
+        </w:tc>
+        <w:tc>
+          <w:tcPr>
+            <w:tcW w:type="dxa" w:w="792"/>
+            <w:vAlign w:val="center"/>
+            <w:tcBorders>
+              <w:top w:val="single" w:sz="4" w:color="D9D9D9"/>
+              <w:left w:val="single" w:sz="4" w:color="D9D9D9"/>
+              <w:bottom w:val="single" w:sz="4" w:color="D9D9D9"/>
+              <w:right w:val="single" w:sz="4" w:color="D9D9D9"/>
+              <w:insideH w:val="single" w:sz="4" w:color="D9D9D9"/>
+              <w:insideV w:val="single" w:sz="4" w:color="D9D9D9"/>
+            </w:tcBorders>
+          </w:tcPr>
+          <w:p>
+            <w:pPr>
+              <w:jc w:val="center"/>
+            </w:pPr>
+            <w:r>
+              <w:rPr>
+                <w:sz w:val="17"/>
+              </w:rPr>
+              <w:t>39</w:t>
+            </w:r>
+          </w:p>
+        </w:tc>
+        <w:tc>
+          <w:tcPr>
+            <w:tcW w:type="dxa" w:w="5040"/>
+            <w:vAlign w:val="center"/>
+            <w:tcBorders>
+              <w:top w:val="single" w:sz="4" w:color="D9D9D9"/>
+              <w:left w:val="single" w:sz="4" w:color="D9D9D9"/>
+              <w:bottom w:val="single" w:sz="4" w:color="D9D9D9"/>
+              <w:right w:val="single" w:sz="4" w:color="D9D9D9"/>
+              <w:insideH w:val="single" w:sz="4" w:color="D9D9D9"/>
+              <w:insideV w:val="single" w:sz="4" w:color="D9D9D9"/>
+            </w:tcBorders>
+          </w:tcPr>
+          <w:p>
+            <w:pPr>
+              <w:jc w:val="left"/>
+            </w:pPr>
+            <w:r>
+              <w:rPr>
+                <w:sz w:val="17"/>
+              </w:rPr>
+              <w:t>Relaties tussen uitvoering en bewijsbron, met bronrol en bewijsnotitie.</w:t>
+            </w:r>
+          </w:p>
+        </w:tc>
+      </w:tr>
+      <w:tr>
+        <w:tc>
+          <w:tcPr>
+            <w:tcW w:type="dxa" w:w="2376"/>
+            <w:vAlign w:val="center"/>
+            <w:tcBorders>
+              <w:top w:val="single" w:sz="4" w:color="D9D9D9"/>
+              <w:left w:val="single" w:sz="4" w:color="D9D9D9"/>
+              <w:bottom w:val="single" w:sz="4" w:color="D9D9D9"/>
+              <w:right w:val="single" w:sz="4" w:color="D9D9D9"/>
+              <w:insideH w:val="single" w:sz="4" w:color="D9D9D9"/>
+              <w:insideV w:val="single" w:sz="4" w:color="D9D9D9"/>
+            </w:tcBorders>
+          </w:tcPr>
+          <w:p>
+            <w:pPr>
+              <w:jc w:val="left"/>
+            </w:pPr>
+            <w:r>
+              <w:rPr>
+                <w:sz w:val="17"/>
+              </w:rPr>
+              <w:t>maatregel_geometrie</w:t>
+            </w:r>
+          </w:p>
+        </w:tc>
+        <w:tc>
+          <w:tcPr>
+            <w:tcW w:type="dxa" w:w="792"/>
+            <w:vAlign w:val="center"/>
+            <w:tcBorders>
+              <w:top w:val="single" w:sz="4" w:color="D9D9D9"/>
+              <w:left w:val="single" w:sz="4" w:color="D9D9D9"/>
+              <w:bottom w:val="single" w:sz="4" w:color="D9D9D9"/>
+              <w:right w:val="single" w:sz="4" w:color="D9D9D9"/>
+              <w:insideH w:val="single" w:sz="4" w:color="D9D9D9"/>
+              <w:insideV w:val="single" w:sz="4" w:color="D9D9D9"/>
+            </w:tcBorders>
+          </w:tcPr>
+          <w:p>
+            <w:pPr>
+              <w:jc w:val="center"/>
+            </w:pPr>
+            <w:r>
+              <w:rPr>
+                <w:sz w:val="17"/>
+              </w:rPr>
+              <w:t>0</w:t>
+            </w:r>
+          </w:p>
+        </w:tc>
+        <w:tc>
+          <w:tcPr>
+            <w:tcW w:type="dxa" w:w="5040"/>
+            <w:vAlign w:val="center"/>
+            <w:tcBorders>
+              <w:top w:val="single" w:sz="4" w:color="D9D9D9"/>
+              <w:left w:val="single" w:sz="4" w:color="D9D9D9"/>
+              <w:bottom w:val="single" w:sz="4" w:color="D9D9D9"/>
+              <w:right w:val="single" w:sz="4" w:color="D9D9D9"/>
+              <w:insideH w:val="single" w:sz="4" w:color="D9D9D9"/>
+              <w:insideV w:val="single" w:sz="4" w:color="D9D9D9"/>
+            </w:tcBorders>
+          </w:tcPr>
+          <w:p>
+            <w:pPr>
+              <w:jc w:val="left"/>
+            </w:pPr>
+            <w:r>
+              <w:rPr>
+                <w:sz w:val="17"/>
+              </w:rPr>
+              <w:t>Alleen voor later verkregen, bronvaste geometrieën in RD New.</w:t>
+            </w:r>
+          </w:p>
+        </w:tc>
+      </w:tr>
+      <w:tr>
+        <w:tc>
+          <w:tcPr>
+            <w:tcW w:type="dxa" w:w="2376"/>
+            <w:vAlign w:val="center"/>
+            <w:tcBorders>
+              <w:top w:val="single" w:sz="4" w:color="D9D9D9"/>
+              <w:left w:val="single" w:sz="4" w:color="D9D9D9"/>
+              <w:bottom w:val="single" w:sz="4" w:color="D9D9D9"/>
+              <w:right w:val="single" w:sz="4" w:color="D9D9D9"/>
+              <w:insideH w:val="single" w:sz="4" w:color="D9D9D9"/>
+              <w:insideV w:val="single" w:sz="4" w:color="D9D9D9"/>
+            </w:tcBorders>
+          </w:tcPr>
+          <w:p>
+            <w:pPr>
+              <w:jc w:val="left"/>
+            </w:pPr>
+            <w:r>
+              <w:rPr>
+                <w:sz w:val="17"/>
+              </w:rPr>
+              <w:t>maatregel_plot_koppeling</w:t>
+            </w:r>
+          </w:p>
+        </w:tc>
+        <w:tc>
+          <w:tcPr>
+            <w:tcW w:type="dxa" w:w="792"/>
+            <w:vAlign w:val="center"/>
+            <w:tcBorders>
+              <w:top w:val="single" w:sz="4" w:color="D9D9D9"/>
+              <w:left w:val="single" w:sz="4" w:color="D9D9D9"/>
+              <w:bottom w:val="single" w:sz="4" w:color="D9D9D9"/>
+              <w:right w:val="single" w:sz="4" w:color="D9D9D9"/>
+              <w:insideH w:val="single" w:sz="4" w:color="D9D9D9"/>
+              <w:insideV w:val="single" w:sz="4" w:color="D9D9D9"/>
+            </w:tcBorders>
+          </w:tcPr>
+          <w:p>
+            <w:pPr>
+              <w:jc w:val="center"/>
+            </w:pPr>
+            <w:r>
+              <w:rPr>
+                <w:sz w:val="17"/>
+              </w:rPr>
+              <w:t>0</w:t>
+            </w:r>
+          </w:p>
+        </w:tc>
+        <w:tc>
+          <w:tcPr>
+            <w:tcW w:type="dxa" w:w="5040"/>
+            <w:vAlign w:val="center"/>
+            <w:tcBorders>
+              <w:top w:val="single" w:sz="4" w:color="D9D9D9"/>
+              <w:left w:val="single" w:sz="4" w:color="D9D9D9"/>
+              <w:bottom w:val="single" w:sz="4" w:color="D9D9D9"/>
+              <w:right w:val="single" w:sz="4" w:color="D9D9D9"/>
+              <w:insideH w:val="single" w:sz="4" w:color="D9D9D9"/>
+              <w:insideV w:val="single" w:sz="4" w:color="D9D9D9"/>
+            </w:tcBorders>
+          </w:tcPr>
+          <w:p>
+            <w:pPr>
+              <w:jc w:val="left"/>
+            </w:pPr>
+            <w:r>
+              <w:rPr>
+                <w:sz w:val="17"/>
+              </w:rPr>
+              <w:t>Alleen voor expliciet of geometrisch bewezen plotrelaties.</w:t>
+            </w:r>
+          </w:p>
+        </w:tc>
+      </w:tr>
+      <w:tr>
+        <w:tc>
+          <w:tcPr>
+            <w:tcW w:type="dxa" w:w="2376"/>
+            <w:vAlign w:val="center"/>
+            <w:tcBorders>
+              <w:top w:val="single" w:sz="4" w:color="D9D9D9"/>
+              <w:left w:val="single" w:sz="4" w:color="D9D9D9"/>
+              <w:bottom w:val="single" w:sz="4" w:color="D9D9D9"/>
+              <w:right w:val="single" w:sz="4" w:color="D9D9D9"/>
+              <w:insideH w:val="single" w:sz="4" w:color="D9D9D9"/>
+              <w:insideV w:val="single" w:sz="4" w:color="D9D9D9"/>
+            </w:tcBorders>
+          </w:tcPr>
+          <w:p>
+            <w:pPr>
+              <w:jc w:val="left"/>
+            </w:pPr>
+            <w:r>
+              <w:rPr>
+                <w:sz w:val="17"/>
+              </w:rPr>
+              <w:t>v_plot_jaar_maatregel_bronvast</w:t>
+            </w:r>
+          </w:p>
+        </w:tc>
+        <w:tc>
+          <w:tcPr>
+            <w:tcW w:type="dxa" w:w="792"/>
+            <w:vAlign w:val="center"/>
+            <w:tcBorders>
+              <w:top w:val="single" w:sz="4" w:color="D9D9D9"/>
+              <w:left w:val="single" w:sz="4" w:color="D9D9D9"/>
+              <w:bottom w:val="single" w:sz="4" w:color="D9D9D9"/>
+              <w:right w:val="single" w:sz="4" w:color="D9D9D9"/>
+              <w:insideH w:val="single" w:sz="4" w:color="D9D9D9"/>
+              <w:insideV w:val="single" w:sz="4" w:color="D9D9D9"/>
+            </w:tcBorders>
+          </w:tcPr>
+          <w:p>
+            <w:pPr>
+              <w:jc w:val="center"/>
+            </w:pPr>
+            <w:r>
+              <w:rPr>
+                <w:sz w:val="17"/>
+              </w:rPr>
+              <w:t>0</w:t>
+            </w:r>
+          </w:p>
+        </w:tc>
+        <w:tc>
+          <w:tcPr>
+            <w:tcW w:type="dxa" w:w="5040"/>
+            <w:vAlign w:val="center"/>
+            <w:tcBorders>
+              <w:top w:val="single" w:sz="4" w:color="D9D9D9"/>
+              <w:left w:val="single" w:sz="4" w:color="D9D9D9"/>
+              <w:bottom w:val="single" w:sz="4" w:color="D9D9D9"/>
+              <w:right w:val="single" w:sz="4" w:color="D9D9D9"/>
+              <w:insideH w:val="single" w:sz="4" w:color="D9D9D9"/>
+              <w:insideV w:val="single" w:sz="4" w:color="D9D9D9"/>
+            </w:tcBorders>
+          </w:tcPr>
+          <w:p>
+            <w:pPr>
+              <w:jc w:val="left"/>
+            </w:pPr>
+            <w:r>
+              <w:rPr>
+                <w:sz w:val="17"/>
+              </w:rPr>
+              <w:t>Toont pas regels wanneer zowel het uitvoeringsjaar als de plotkoppeling zijn bewezen.</w:t>
+            </w:r>
+          </w:p>
+        </w:tc>
+      </w:tr>
+    </w:tbl>
+    <w:p>
+      <w:pPr/>
+      <w:r>
+        <w:t>De referentietabellen maatregel_werkcategorie, maatregel_type, maatregel_activiteit_type, maatregel_uitvoering_status en maatregel_brontype scheiden categorie, activiteit, feitelijke status en brontype. Waar passend zijn de Natura 2000-codes MT01–MT07 en activiteitcodes A–G gebruikt; lokale aanvullingen hebben een eigen code. Een subsidie-openstelling, ontwerpplan of actuele werkzaamhedenpagina wordt niet als uitvoering behandeld zolang de feitelijke uitvoering niet is bevestigd.</w:t>
+      </w:r>
+    </w:p>
+    <w:p>
+      <w:pPr/>
+      <w:r>
+        <w:t>De 144 bestaande regels in plot_jaar_maatregel blijven de historische dashboardlaag voor begrazing in 16 plots uit 1991–1999. Hun inhoud en checksum zijn bij de migratie onveranderd gebleven. Zij worden niet achteraf als bronvaste projectuitvoering geïnterpreteerd. Nieuwe werkzaamheden gaan pas naar een plot-jaarselectie nadat locatie, jaar en bron voldoende precies zijn vastgesteld.</w:t>
       </w:r>
     </w:p>
     <w:p>

--- a/docs/database/MEIJENDEL_TABELINVENTARIS.docx
+++ b/docs/database/MEIJENDEL_TABELINVENTARIS.docx
@@ -3673,7 +3673,7 @@
               <w:rPr>
                 <w:sz w:val="15"/>
               </w:rPr>
-              <w:t xml:space="preserve">12</w:t>
+              <w:t>13</w:t>
             </w:r>
           </w:p>
         </w:tc>
@@ -3690,7 +3690,7 @@
               <w:rPr>
                 <w:sz w:val="15"/>
               </w:rPr>
-              <w:t xml:space="preserve">Vijf lokaal geraadpleegde Zotero-bronnen en zeven officiële webbronnen, ieder met type, datum, status en raadpleegdatum.</w:t>
+              <w:t>Zes lokaal geraadpleegde Zotero-bronnen en zeven officiële webbronnen, ieder met type, datum, status en raadpleegdatum.</w:t>
             </w:r>
           </w:p>
         </w:tc>
@@ -3838,7 +3838,7 @@
               <w:rPr>
                 <w:sz w:val="15"/>
               </w:rPr>
-              <w:t xml:space="preserve">39</w:t>
+              <w:t>40</w:t>
             </w:r>
           </w:p>
         </w:tc>
@@ -3855,7 +3855,7 @@
               <w:rPr>
                 <w:sz w:val="15"/>
               </w:rPr>
-              <w:t xml:space="preserve">Relaties tussen uitvoering en bewijsbron, met bronrol en bewijsnotitie.</w:t>
+              <w:t>Relaties tussen uitvoering en bewijsbron, met bronrol en bewijsnotitie.</w:t>
             </w:r>
           </w:p>
         </w:tc>
@@ -4261,7 +4261,7 @@
               <w:rPr>
                 <w:sz w:val="15"/>
               </w:rPr>
-              <w:t xml:space="preserve">1</w:t>
+              <w:t>3</w:t>
             </w:r>
           </w:p>
         </w:tc>
@@ -4278,7 +4278,7 @@
               <w:rPr>
                 <w:sz w:val="15"/>
               </w:rPr>
-              <w:t xml:space="preserve">Voorlinden gekoppeld aan M91; het doorsnijdingspercentage is onbekend en blijft leeg.</w:t>
+              <w:t>Voorlinden gekoppeld aan M91 en Pan 13 aan M2 en M3; de bronnen geven geen doorsnijdingspercentage per plot.</w:t>
             </w:r>
           </w:p>
         </w:tc>
@@ -4426,7 +4426,7 @@
               <w:rPr>
                 <w:sz w:val="15"/>
               </w:rPr>
-              <w:t xml:space="preserve">0</w:t>
+              <w:t>4</w:t>
             </w:r>
           </w:p>
         </w:tc>
@@ -4443,7 +4443,7 @@
               <w:rPr>
                 <w:sz w:val="15"/>
               </w:rPr>
-              <w:t xml:space="preserve">Toont pas regels wanneer zowel het uitvoeringsjaar als de plotkoppeling zijn bewezen.</w:t>
+              <w:t>Pan 13 in M2 en M3 voor de uitgevoerde jaren 1988 en 1989.</w:t>
             </w:r>
           </w:p>
         </w:tc>

--- a/docs/database/MEIJENDEL_TABELINVENTARIS.docx
+++ b/docs/database/MEIJENDEL_TABELINVENTARIS.docx
@@ -3749,7 +3749,7 @@
               <w:jc w:val="right"/>
             </w:pPr>
             <w:r>
-              <w:t xml:space="preserve">78</w:t>
+              <w:t xml:space="preserve">79</w:t>
             </w:r>
           </w:p>
         </w:tc>
@@ -4034,18 +4034,18 @@
               <w:jc w:val="right"/>
             </w:pPr>
             <w:r>
-              <w:t xml:space="preserve">32</w:t>
-            </w:r>
-          </w:p>
-        </w:tc>
-        <w:tc>
-          <w:tcPr/>
-          <w:p>
-            <w:pPr>
-              <w:pStyle w:val="Compact"/>
-            </w:pPr>
-            <w:r>
-              <w:t xml:space="preserve">Drie bestaande en 29 nieuwe, geverifieerde directe relaties; de bronnen geven geen doorsnijdingspercentage per plot.</w:t>
+              <w:t xml:space="preserve">35</w:t>
+            </w:r>
+          </w:p>
+        </w:tc>
+        <w:tc>
+          <w:tcPr/>
+          <w:p>
+            <w:pPr>
+              <w:pStyle w:val="Compact"/>
+            </w:pPr>
+            <w:r>
+              <w:t xml:space="preserve">Drie bestaande en 32 nieuwe, geverifieerde directe relaties; de bronnen geven geen doorsnijdingspercentage per plot.</w:t>
             </w:r>
           </w:p>
         </w:tc>
@@ -4151,18 +4151,18 @@
               <w:jc w:val="right"/>
             </w:pPr>
             <w:r>
-              <w:t xml:space="preserve">40</w:t>
-            </w:r>
-          </w:p>
-        </w:tc>
-        <w:tc>
-          <w:tcPr/>
-          <w:p>
-            <w:pPr>
-              <w:pStyle w:val="Compact"/>
-            </w:pPr>
-            <w:r>
-              <w:t xml:space="preserve">Bronvaste plot-jaarregels voor expliciet benoemde kavels in 1967, 1968, 1972–1975, 1988 en 1989.</w:t>
+              <w:t xml:space="preserve">43</w:t>
+            </w:r>
+          </w:p>
+        </w:tc>
+        <w:tc>
+          <w:tcPr/>
+          <w:p>
+            <w:pPr>
+              <w:pStyle w:val="Compact"/>
+            </w:pPr>
+            <w:r>
+              <w:t xml:space="preserve">Bronvaste plot-jaarregels voor expliciet benoemde kavels in 1967–1969, 1972–1975, 1988 en 1989.</w:t>
             </w:r>
           </w:p>
         </w:tc>

--- a/docs/database/MEIJENDEL_TABELINVENTARIS.docx
+++ b/docs/database/MEIJENDEL_TABELINVENTARIS.docx
@@ -4034,18 +4034,18 @@
               <w:jc w:val="right"/>
             </w:pPr>
             <w:r>
-              <w:t xml:space="preserve">35</w:t>
-            </w:r>
-          </w:p>
-        </w:tc>
-        <w:tc>
-          <w:tcPr/>
-          <w:p>
-            <w:pPr>
-              <w:pStyle w:val="Compact"/>
-            </w:pPr>
-            <w:r>
-              <w:t xml:space="preserve">Drie bestaande en 32 nieuwe, geverifieerde directe relaties; de bronnen geven geen doorsnijdingspercentage per plot.</w:t>
+              <w:t xml:space="preserve">36</w:t>
+            </w:r>
+          </w:p>
+        </w:tc>
+        <w:tc>
+          <w:tcPr/>
+          <w:p>
+            <w:pPr>
+              <w:pStyle w:val="Compact"/>
+            </w:pPr>
+            <w:r>
+              <w:t xml:space="preserve">Drie bestaande en 33 nieuwe, geverifieerde directe relaties; de bronnen geven geen doorsnijdingspercentage per plot.</w:t>
             </w:r>
           </w:p>
         </w:tc>
@@ -4151,18 +4151,18 @@
               <w:jc w:val="right"/>
             </w:pPr>
             <w:r>
-              <w:t xml:space="preserve">43</w:t>
-            </w:r>
-          </w:p>
-        </w:tc>
-        <w:tc>
-          <w:tcPr/>
-          <w:p>
-            <w:pPr>
-              <w:pStyle w:val="Compact"/>
-            </w:pPr>
-            <w:r>
-              <w:t xml:space="preserve">Bronvaste plot-jaarregels voor expliciet benoemde kavels in 1967–1969, 1972–1975, 1988 en 1989.</w:t>
+              <w:t xml:space="preserve">44</w:t>
+            </w:r>
+          </w:p>
+        </w:tc>
+        <w:tc>
+          <w:tcPr/>
+          <w:p>
+            <w:pPr>
+              <w:pStyle w:val="Compact"/>
+            </w:pPr>
+            <w:r>
+              <w:t xml:space="preserve">Bronvaste plot-jaarregels voor expliciet benoemde kavels en gevalideerde gebiedsnamen in 1967–1969, 1972–1975, 1988 en 1989.</w:t>
             </w:r>
           </w:p>
         </w:tc>

--- a/docs/database/MEIJENDEL_TABELINVENTARIS.docx
+++ b/docs/database/MEIJENDEL_TABELINVENTARIS.docx
@@ -4034,18 +4034,18 @@
               <w:jc w:val="right"/>
             </w:pPr>
             <w:r>
-              <w:t xml:space="preserve">79</w:t>
-            </w:r>
-          </w:p>
-        </w:tc>
-        <w:tc>
-          <w:tcPr/>
-          <w:p>
-            <w:pPr>
-              <w:pStyle w:val="Compact"/>
-            </w:pPr>
-            <w:r>
-              <w:t xml:space="preserve">36 eerder onderbouwde relaties, 32 geometrische naam–kavelrelaties voor zes uitvoeringen en 11 aanvullende relaties voor de volledige systemen Pan 13 en Plas 20; het exacte werkoppervlak en dus het doorsnijdingspercentage blijven onbekend.</w:t>
+              <w:t xml:space="preserve">85</w:t>
+            </w:r>
+          </w:p>
+        </w:tc>
+        <w:tc>
+          <w:tcPr/>
+          <w:p>
+            <w:pPr>
+              <w:pStyle w:val="Compact"/>
+            </w:pPr>
+            <w:r>
+              <w:t xml:space="preserve">36 eerder onderbouwde relaties, 32 geometrische naam–kavelrelaties voor zes uitvoeringen, 11 aanvullende relaties voor de volledige systemen Pan 13 en Plas 20 en 6 gebruikersvastgestelde relaties voor de begrazing van Helmduinen; het exacte werkoppervlak en dus het doorsnijdingspercentage blijven onbekend.</w:t>
             </w:r>
           </w:p>
         </w:tc>
@@ -4151,18 +4151,18 @@
               <w:jc w:val="right"/>
             </w:pPr>
             <w:r>
-              <w:t xml:space="preserve">102</w:t>
-            </w:r>
-          </w:p>
-        </w:tc>
-        <w:tc>
-          <w:tcPr/>
-          <w:p>
-            <w:pPr>
-              <w:pStyle w:val="Compact"/>
-            </w:pPr>
-            <w:r>
-              <w:t xml:space="preserve">Bronvaste plot-jaarregels voor expliciet benoemde kavels en gevalideerde gebiedsnamen in 1967–1969, 1972–1975, 1988–1990, 2005–2006, 2017–2021 en 2025.</w:t>
+              <w:t xml:space="preserve">108</w:t>
+            </w:r>
+          </w:p>
+        </w:tc>
+        <w:tc>
+          <w:tcPr/>
+          <w:p>
+            <w:pPr>
+              <w:pStyle w:val="Compact"/>
+            </w:pPr>
+            <w:r>
+              <w:t xml:space="preserve">Bronvaste plot-jaarregels voor expliciet benoemde kavels en gevalideerde gebiedsnamen in 1967–1969, 1972–1975, 1988–1991, 2005–2006, 2017–2021 en 2025.</w:t>
             </w:r>
           </w:p>
         </w:tc>

--- a/docs/database/MEIJENDEL_TABELINVENTARIS.docx
+++ b/docs/database/MEIJENDEL_TABELINVENTARIS.docx
@@ -3632,18 +3632,18 @@
               <w:jc w:val="right"/>
             </w:pPr>
             <w:r>
-              <w:t xml:space="preserve">27</w:t>
-            </w:r>
-          </w:p>
-        </w:tc>
-        <w:tc>
-          <w:tcPr/>
-          <w:p>
-            <w:pPr>
-              <w:pStyle w:val="Compact"/>
-            </w:pPr>
-            <w:r>
-              <w:t xml:space="preserve">Twintig lokaal geraadpleegde Zotero-bronnen en zeven officiële webbronnen, ieder met type, datum, status en raadpleegdatum.</w:t>
+              <w:t>28</w:t>
+            </w:r>
+          </w:p>
+        </w:tc>
+        <w:tc>
+          <w:tcPr/>
+          <w:p>
+            <w:pPr>
+              <w:pStyle w:val="Compact"/>
+            </w:pPr>
+            <w:r>
+              <w:t>21 lokaal geraadpleegde Zotero-bronnen en zeven officiële webbronnen, ieder met type, datum, status en raadpleegdatum.</w:t>
             </w:r>
           </w:p>
         </w:tc>
@@ -3749,18 +3749,18 @@
               <w:jc w:val="right"/>
             </w:pPr>
             <w:r>
-              <w:t xml:space="preserve">79</w:t>
-            </w:r>
-          </w:p>
-        </w:tc>
-        <w:tc>
-          <w:tcPr/>
-          <w:p>
-            <w:pPr>
-              <w:pStyle w:val="Compact"/>
-            </w:pPr>
-            <w:r>
-              <w:t xml:space="preserve">Relaties tussen uitvoering en bewijsbron, met bronrol en bewijsnotitie.</w:t>
+              <w:t>80</w:t>
+            </w:r>
+          </w:p>
+        </w:tc>
+        <w:tc>
+          <w:tcPr/>
+          <w:p>
+            <w:pPr>
+              <w:pStyle w:val="Compact"/>
+            </w:pPr>
+            <w:r>
+              <w:t>Relaties tussen uitvoering en bewijsbron, met bronrol en bewijsnotitie.</w:t>
             </w:r>
           </w:p>
         </w:tc>
@@ -4034,18 +4034,18 @@
               <w:jc w:val="right"/>
             </w:pPr>
             <w:r>
-              <w:t xml:space="preserve">85</w:t>
-            </w:r>
-          </w:p>
-        </w:tc>
-        <w:tc>
-          <w:tcPr/>
-          <w:p>
-            <w:pPr>
-              <w:pStyle w:val="Compact"/>
-            </w:pPr>
-            <w:r>
-              <w:t xml:space="preserve">36 eerder onderbouwde relaties, 32 geometrische naam–kavelrelaties voor zes uitvoeringen, 11 aanvullende relaties voor de volledige systemen Pan 13 en Plas 20 en 6 gebruikersvastgestelde relaties voor de begrazing van Helmduinen; het exacte werkoppervlak en dus het doorsnijdingspercentage blijven onbekend.</w:t>
+              <w:t>86</w:t>
+            </w:r>
+          </w:p>
+        </w:tc>
+        <w:tc>
+          <w:tcPr/>
+          <w:p>
+            <w:pPr>
+              <w:pStyle w:val="Compact"/>
+            </w:pPr>
+            <w:r>
+              <w:t>36 eerder onderbouwde relaties, 32 geometrische naam–kavelrelaties voor zes uitvoeringen, 11 aanvullende relaties voor de volledige systemen Pan 13 en Plas 20, 6 gebruikersvastgestelde relaties voor de begrazing van Helmduinen en 1 gebruikersvastgestelde relatie voor Parnassiapad 2 in M15; het exacte werkoppervlak en dus het doorsnijdingspercentage blijven onbekend.</w:t>
             </w:r>
           </w:p>
         </w:tc>
@@ -4151,18 +4151,18 @@
               <w:jc w:val="right"/>
             </w:pPr>
             <w:r>
-              <w:t xml:space="preserve">108</w:t>
-            </w:r>
-          </w:p>
-        </w:tc>
-        <w:tc>
-          <w:tcPr/>
-          <w:p>
-            <w:pPr>
-              <w:pStyle w:val="Compact"/>
-            </w:pPr>
-            <w:r>
-              <w:t xml:space="preserve">Bronvaste plot-jaarregels voor expliciet benoemde kavels en gevalideerde gebiedsnamen in 1967–1969, 1972–1975, 1988–1991, 2005–2006, 2017–2021 en 2025.</w:t>
+              <w:t>109</w:t>
+            </w:r>
+          </w:p>
+        </w:tc>
+        <w:tc>
+          <w:tcPr/>
+          <w:p>
+            <w:pPr>
+              <w:pStyle w:val="Compact"/>
+            </w:pPr>
+            <w:r>
+              <w:t>Bronvaste plot-jaarregels voor expliciet benoemde kavels en gevalideerde gebiedsnamen in 1967–1969, 1972–1975, 1988–1991, 1993, 2005–2006, 2017–2021 en 2025.</w:t>
             </w:r>
           </w:p>
         </w:tc>

--- a/docs/database/MEIJENDEL_TABELINVENTARIS.docx
+++ b/docs/database/MEIJENDEL_TABELINVENTARIS.docx
@@ -4045,7 +4045,7 @@
               <w:pStyle w:val="Compact"/>
             </w:pPr>
             <w:r>
-              <w:t>36 eerder onderbouwde relaties, 32 geometrische naam–kavelrelaties voor zes uitvoeringen, 11 aanvullende relaties voor de volledige systemen Pan 13 en Plas 20, 6 gebruikersvastgestelde relaties voor de begrazing van Helmduinen en 1 gebruikersvastgestelde relatie voor Parnassiapad 2 in M15; het exacte werkoppervlak en dus het doorsnijdingspercentage blijven onbekend.</w:t>
+              <w:t>36 eerder onderbouwde relaties, 32 geometrische naam–kavelrelaties voor zes uitvoeringen, 11 aanvullende relaties voor de volledige systemen Pan 13 en Plas 20, 3 relaties voor de sinds 1991 doorlopende begrazing van Helmduinen, 3 expliciet uit Holland's Duinen 55 afgeleide relaties voor de sinds eind 1997 doorlopende begrazing van de Kikkervalleien en 1 gebruikersvastgestelde relatie voor Parnassiapad 2 in M15; het exacte werkoppervlak en dus het doorsnijdingspercentage blijven onbekend.</w:t>
             </w:r>
           </w:p>
         </w:tc>
@@ -4162,7 +4162,7 @@
               <w:pStyle w:val="Compact"/>
             </w:pPr>
             <w:r>
-              <w:t>Bronvaste plot-jaarregels voor expliciet benoemde kavels en gevalideerde gebiedsnamen in 1967–1969, 1972–1975, 1988–1991, 1993, 2005–2006, 2017–2021 en 2025.</w:t>
+              <w:t>Bronvaste plot-jaarregels voor expliciet benoemde kavels en gevalideerde gebiedsnamen in 1967–1969, 1972–1975, 1988–1991, 1993, 1997, 2005–2006, 2017–2021 en 2025. Voor doorlopende begrazing bevat de view het expliciet onderbouwde startjaar; voortzetting tot en met 2026 staat in status, open einddatum en cycliciteit.</w:t>
             </w:r>
           </w:p>
         </w:tc>

--- a/docs/database/MEIJENDEL_TABELINVENTARIS.docx
+++ b/docs/database/MEIJENDEL_TABELINVENTARIS.docx
@@ -4034,18 +4034,18 @@
               <w:jc w:val="right"/>
             </w:pPr>
             <w:r>
-              <w:t>86</w:t>
-            </w:r>
-          </w:p>
-        </w:tc>
-        <w:tc>
-          <w:tcPr/>
-          <w:p>
-            <w:pPr>
-              <w:pStyle w:val="Compact"/>
-            </w:pPr>
-            <w:r>
-              <w:t>36 eerder onderbouwde relaties, 32 geometrische naam–kavelrelaties voor zes uitvoeringen, 11 aanvullende relaties voor de volledige systemen Pan 13 en Plas 20, 3 relaties voor de sinds 1991 doorlopende begrazing van Helmduinen, 3 expliciet uit Holland's Duinen 55 afgeleide relaties voor de sinds eind 1997 doorlopende begrazing van de Kikkervalleien en 1 gebruikersvastgestelde relatie voor Parnassiapad 2 in M15; het exacte werkoppervlak en dus het doorsnijdingspercentage blijven onbekend.</w:t>
+              <w:t>89</w:t>
+            </w:r>
+          </w:p>
+        </w:tc>
+        <w:tc>
+          <w:tcPr/>
+          <w:p>
+            <w:pPr>
+              <w:pStyle w:val="Compact"/>
+            </w:pPr>
+            <w:r>
+              <w:t>36 eerder onderbouwde relaties, 32 geometrische naam–kavelrelaties voor zes uitvoeringen, 11 aanvullende relaties voor de volledige systemen Pan 13 en Plas 20, 3 relaties voor de sinds 1991 doorlopende begrazing van Helmduinen, 3 expliciet uit Holland's Duinen 55 afgeleide relaties voor de sinds eind 1997 doorlopende begrazing van de Kikkervalleien, 3 relaties uit dezelfde bron voor het eenmalige bodem- en vegetatieherstel in 1997 en 1 gebruikersvastgestelde relatie voor Parnassiapad 2 in M15; het exacte werkoppervlak per kavel en dus het doorsnijdingspercentage blijven onbekend.</w:t>
             </w:r>
           </w:p>
         </w:tc>
@@ -4151,7 +4151,7 @@
               <w:jc w:val="right"/>
             </w:pPr>
             <w:r>
-              <w:t>109</w:t>
+              <w:t>112</w:t>
             </w:r>
           </w:p>
         </w:tc>

--- a/docs/database/MEIJENDEL_TABELINVENTARIS.docx
+++ b/docs/database/MEIJENDEL_TABELINVENTARIS.docx
@@ -3632,18 +3632,18 @@
               <w:jc w:val="right"/>
             </w:pPr>
             <w:r>
-              <w:t>28</w:t>
-            </w:r>
-          </w:p>
-        </w:tc>
-        <w:tc>
-          <w:tcPr/>
-          <w:p>
-            <w:pPr>
-              <w:pStyle w:val="Compact"/>
-            </w:pPr>
-            <w:r>
-              <w:t>21 lokaal geraadpleegde Zotero-bronnen en zeven officiële webbronnen, ieder met type, datum, status en raadpleegdatum.</w:t>
+              <w:t xml:space="preserve">29</w:t>
+            </w:r>
+          </w:p>
+        </w:tc>
+        <w:tc>
+          <w:tcPr/>
+          <w:p>
+            <w:pPr>
+              <w:pStyle w:val="Compact"/>
+            </w:pPr>
+            <w:r>
+              <w:t xml:space="preserve">22 lokaal geraadpleegde Zotero-bronnen en zeven officiële webbronnen, ieder met type, datum, status en raadpleegdatum.</w:t>
             </w:r>
           </w:p>
         </w:tc>
@@ -3749,18 +3749,18 @@
               <w:jc w:val="right"/>
             </w:pPr>
             <w:r>
-              <w:t>80</w:t>
-            </w:r>
-          </w:p>
-        </w:tc>
-        <w:tc>
-          <w:tcPr/>
-          <w:p>
-            <w:pPr>
-              <w:pStyle w:val="Compact"/>
-            </w:pPr>
-            <w:r>
-              <w:t>Relaties tussen uitvoering en bewijsbron, met bronrol en bewijsnotitie.</w:t>
+              <w:t xml:space="preserve">81</w:t>
+            </w:r>
+          </w:p>
+        </w:tc>
+        <w:tc>
+          <w:tcPr/>
+          <w:p>
+            <w:pPr>
+              <w:pStyle w:val="Compact"/>
+            </w:pPr>
+            <w:r>
+              <w:t xml:space="preserve">Relaties tussen uitvoering en bewijsbron, met bronrol en bewijsnotitie.</w:t>
             </w:r>
           </w:p>
         </w:tc>
@@ -4034,18 +4034,18 @@
               <w:jc w:val="right"/>
             </w:pPr>
             <w:r>
-              <w:t>89</w:t>
-            </w:r>
-          </w:p>
-        </w:tc>
-        <w:tc>
-          <w:tcPr/>
-          <w:p>
-            <w:pPr>
-              <w:pStyle w:val="Compact"/>
-            </w:pPr>
-            <w:r>
-              <w:t>36 eerder onderbouwde relaties, 32 geometrische naam–kavelrelaties voor zes uitvoeringen, 11 aanvullende relaties voor de volledige systemen Pan 13 en Plas 20, 3 relaties voor de sinds 1991 doorlopende begrazing van Helmduinen, 3 expliciet uit Holland's Duinen 55 afgeleide relaties voor de sinds eind 1997 doorlopende begrazing van de Kikkervalleien, 3 relaties uit dezelfde bron voor het eenmalige bodem- en vegetatieherstel in 1997 en 1 gebruikersvastgestelde relatie voor Parnassiapad 2 in M15; het exacte werkoppervlak per kavel en dus het doorsnijdingspercentage blijven onbekend.</w:t>
+              <w:t xml:space="preserve">92</w:t>
+            </w:r>
+          </w:p>
+        </w:tc>
+        <w:tc>
+          <w:tcPr/>
+          <w:p>
+            <w:pPr>
+              <w:pStyle w:val="Compact"/>
+            </w:pPr>
+            <w:r>
+              <w:t xml:space="preserve">36 eerder onderbouwde relaties, 32 geometrische naam–kavelrelaties voor zes uitvoeringen, 11 aanvullende relaties voor de volledige systemen Pan 13 en Plas 20, 3 relaties voor de sinds 1991 doorlopende begrazing van Helmduinen, 3 relaties voor de sinds eind 1997 doorlopende begrazing van de Kikkervalleien, 3 relaties voor het eenmalige bodem- en vegetatieherstel in 1997, 3 relaties voor het verwijderen van leidingen en putten van Sprang PI en I in 1997 en 1 gebruikersvastgestelde relatie voor Parnassiapad 2 in M15; het exacte werkoppervlak per kavel en dus het doorsnijdingspercentage blijven onbekend.</w:t>
             </w:r>
           </w:p>
         </w:tc>
@@ -4151,18 +4151,18 @@
               <w:jc w:val="right"/>
             </w:pPr>
             <w:r>
-              <w:t>112</w:t>
-            </w:r>
-          </w:p>
-        </w:tc>
-        <w:tc>
-          <w:tcPr/>
-          <w:p>
-            <w:pPr>
-              <w:pStyle w:val="Compact"/>
-            </w:pPr>
-            <w:r>
-              <w:t>Bronvaste plot-jaarregels voor expliciet benoemde kavels en gevalideerde gebiedsnamen in 1967–1969, 1972–1975, 1988–1991, 1993, 1997, 2005–2006, 2017–2021 en 2025. Voor doorlopende begrazing bevat de view het expliciet onderbouwde startjaar; voortzetting tot en met 2026 staat in status, open einddatum en cycliciteit.</w:t>
+              <w:t xml:space="preserve">115</w:t>
+            </w:r>
+          </w:p>
+        </w:tc>
+        <w:tc>
+          <w:tcPr/>
+          <w:p>
+            <w:pPr>
+              <w:pStyle w:val="Compact"/>
+            </w:pPr>
+            <w:r>
+              <w:t xml:space="preserve">Bronvaste plot-jaarregels voor expliciet benoemde kavels en gevalideerde gebiedsnamen in 1967–1969, 1972–1975, 1988–1991, 1993, 1997, 2005–2006, 2017–2021 en 2025. Voor doorlopende begrazing bevat de view het expliciet onderbouwde startjaar; voortzetting tot en met 2026 staat in status, open einddatum en cycliciteit.</w:t>
             </w:r>
           </w:p>
         </w:tc>

--- a/docs/database/MEIJENDEL_TABELINVENTARIS.docx
+++ b/docs/database/MEIJENDEL_TABELINVENTARIS.docx
@@ -3710,18 +3710,18 @@
               <w:jc w:val="right"/>
             </w:pPr>
             <w:r>
-              <w:t xml:space="preserve">92</w:t>
-            </w:r>
-          </w:p>
-        </w:tc>
-        <w:tc>
-          <w:tcPr/>
-          <w:p>
-            <w:pPr>
-              <w:pStyle w:val="Compact"/>
-            </w:pPr>
-            <w:r>
-              <w:t xml:space="preserve">Letterlijk onderbouwde jaarstatussen uit 1967–2025: 76 uitgevoerd, 9 niet uitgevoerd en 7 onbekend.</w:t>
+              <w:t xml:space="preserve">100</w:t>
+            </w:r>
+          </w:p>
+        </w:tc>
+        <w:tc>
+          <w:tcPr/>
+          <w:p>
+            <w:pPr>
+              <w:pStyle w:val="Compact"/>
+            </w:pPr>
+            <w:r>
+              <w:t xml:space="preserve">Letterlijk onderbouwde jaarstatussen uit 1967–2025: 84 uitgevoerd, 9 niet uitgevoerd en 7 onbekend.</w:t>
             </w:r>
           </w:p>
         </w:tc>
@@ -3749,7 +3749,7 @@
               <w:jc w:val="right"/>
             </w:pPr>
             <w:r>
-              <w:t xml:space="preserve">81</w:t>
+              <w:t xml:space="preserve">82</w:t>
             </w:r>
           </w:p>
         </w:tc>
@@ -4034,18 +4034,18 @@
               <w:jc w:val="right"/>
             </w:pPr>
             <w:r>
-              <w:t xml:space="preserve">92</w:t>
-            </w:r>
-          </w:p>
-        </w:tc>
-        <w:tc>
-          <w:tcPr/>
-          <w:p>
-            <w:pPr>
-              <w:pStyle w:val="Compact"/>
-            </w:pPr>
-            <w:r>
-              <w:t xml:space="preserve">36 eerder onderbouwde relaties, 32 geometrische naam–kavelrelaties voor zes uitvoeringen, 11 aanvullende relaties voor de volledige systemen Pan 13 en Plas 20, 3 relaties voor de sinds 1991 doorlopende begrazing van Helmduinen, 3 relaties voor de sinds eind 1997 doorlopende begrazing van de Kikkervalleien, 3 relaties voor het eenmalige bodem- en vegetatieherstel in 1997, 3 relaties voor het verwijderen van leidingen en putten van Sprang PI en I in 1997 en 1 gebruikersvastgestelde relatie voor Parnassiapad 2 in M15; het exacte werkoppervlak per kavel en dus het doorsnijdingspercentage blijven onbekend.</w:t>
+              <w:t xml:space="preserve">95</w:t>
+            </w:r>
+          </w:p>
+        </w:tc>
+        <w:tc>
+          <w:tcPr/>
+          <w:p>
+            <w:pPr>
+              <w:pStyle w:val="Compact"/>
+            </w:pPr>
+            <w:r>
+              <w:t xml:space="preserve">36 eerder onderbouwde relaties, 32 geometrische naam–kavelrelaties voor zes uitvoeringen, 11 aanvullende relaties voor de volledige systemen Pan 13 en Plas 20, 3 relaties voor de sinds 1991 doorlopende begrazing van Helmduinen, 3 relaties voor de sinds eind 1997 doorlopende begrazing van de Kikkervalleien, 3 relaties voor het eenmalige bodem- en vegetatieherstel in 1997, 3 relaties voor het verwijderen van leidingen en putten van Sprang PI en I in 1997, 3 relaties voor Watercrassulabestrijding in de Kikkervallei en 1 gebruikersvastgestelde relatie voor Parnassiapad 2 in M15; het exacte werkoppervlak per kavel en dus het doorsnijdingspercentage blijven onbekend.</w:t>
             </w:r>
           </w:p>
         </w:tc>
@@ -4151,18 +4151,18 @@
               <w:jc w:val="right"/>
             </w:pPr>
             <w:r>
-              <w:t xml:space="preserve">115</w:t>
-            </w:r>
-          </w:p>
-        </w:tc>
-        <w:tc>
-          <w:tcPr/>
-          <w:p>
-            <w:pPr>
-              <w:pStyle w:val="Compact"/>
-            </w:pPr>
-            <w:r>
-              <w:t xml:space="preserve">Bronvaste plot-jaarregels voor expliciet benoemde kavels en gevalideerde gebiedsnamen in 1967–1969, 1972–1975, 1988–1991, 1993, 1997, 2005–2006, 2017–2021 en 2025. Voor doorlopende begrazing bevat de view het expliciet onderbouwde startjaar; voortzetting tot en met 2026 staat in status, open einddatum en cycliciteit.</w:t>
+              <w:t xml:space="preserve">145</w:t>
+            </w:r>
+          </w:p>
+        </w:tc>
+        <w:tc>
+          <w:tcPr/>
+          <w:p>
+            <w:pPr>
+              <w:pStyle w:val="Compact"/>
+            </w:pPr>
+            <w:r>
+              <w:t xml:space="preserve">Bronvaste plot-jaarregels voor expliciet benoemde kavels en gevalideerde gebiedsnamen in 1967–1969, 1972–1975, 1988–1991, 1993, 1997, 2005–2006 en 2017–2025. Voor doorlopende begrazing bevat de view het expliciet onderbouwde startjaar; voortzetting tot en met 2026 staat in status, open einddatum en cycliciteit.</w:t>
             </w:r>
           </w:p>
         </w:tc>

--- a/docs/database/MEIJENDEL_TABELINVENTARIS.docx
+++ b/docs/database/MEIJENDEL_TABELINVENTARIS.docx
@@ -3632,18 +3632,18 @@
               <w:jc w:val="right"/>
             </w:pPr>
             <w:r>
-              <w:t xml:space="preserve">29</w:t>
-            </w:r>
-          </w:p>
-        </w:tc>
-        <w:tc>
-          <w:tcPr/>
-          <w:p>
-            <w:pPr>
-              <w:pStyle w:val="Compact"/>
-            </w:pPr>
-            <w:r>
-              <w:t xml:space="preserve">22 lokaal geraadpleegde Zotero-bronnen en zeven officiële webbronnen, ieder met type, datum, status en raadpleegdatum.</w:t>
+              <w:t xml:space="preserve">30</w:t>
+            </w:r>
+          </w:p>
+        </w:tc>
+        <w:tc>
+          <w:tcPr/>
+          <w:p>
+            <w:pPr>
+              <w:pStyle w:val="Compact"/>
+            </w:pPr>
+            <w:r>
+              <w:t xml:space="preserve">22 lokaal geraadpleegde Zotero-bronnen en acht officiële webbronnen, ieder met type, datum, status en raadpleegdatum.</w:t>
             </w:r>
           </w:p>
         </w:tc>
@@ -3749,7 +3749,7 @@
               <w:jc w:val="right"/>
             </w:pPr>
             <w:r>
-              <w:t xml:space="preserve">82</w:t>
+              <w:t xml:space="preserve">83</w:t>
             </w:r>
           </w:p>
         </w:tc>
@@ -4034,18 +4034,18 @@
               <w:jc w:val="right"/>
             </w:pPr>
             <w:r>
-              <w:t xml:space="preserve">95</w:t>
-            </w:r>
-          </w:p>
-        </w:tc>
-        <w:tc>
-          <w:tcPr/>
-          <w:p>
-            <w:pPr>
-              <w:pStyle w:val="Compact"/>
-            </w:pPr>
-            <w:r>
-              <w:t xml:space="preserve">36 eerder onderbouwde relaties, 32 geometrische naam–kavelrelaties voor zes uitvoeringen, 11 aanvullende relaties voor de volledige systemen Pan 13 en Plas 20, 3 relaties voor de sinds 1991 doorlopende begrazing van Helmduinen, 3 relaties voor de sinds eind 1997 doorlopende begrazing van de Kikkervalleien, 3 relaties voor het eenmalige bodem- en vegetatieherstel in 1997, 3 relaties voor het verwijderen van leidingen en putten van Sprang PI en I in 1997, 3 relaties voor Watercrassulabestrijding in de Kikkervallei en 1 gebruikersvastgestelde relatie voor Parnassiapad 2 in M15; het exacte werkoppervlak per kavel en dus het doorsnijdingspercentage blijven onbekend.</w:t>
+              <w:t xml:space="preserve">97</w:t>
+            </w:r>
+          </w:p>
+        </w:tc>
+        <w:tc>
+          <w:tcPr/>
+          <w:p>
+            <w:pPr>
+              <w:pStyle w:val="Compact"/>
+            </w:pPr>
+            <w:r>
+              <w:t xml:space="preserve">36 eerder onderbouwde relaties, 32 geometrische naam–kavelrelaties voor zes uitvoeringen, 11 aanvullende relaties voor de volledige systemen Pan 13 en Plas 20, 3 relaties voor de sinds 1991 doorlopende begrazing van Helmduinen, 3 relaties voor de sinds eind 1997 doorlopende begrazing van de Kikkervalleien, 3 relaties voor het eenmalige bodem- en vegetatieherstel in 1997, 3 relaties voor het verwijderen van leidingen en putten van Sprang PI en I in 1997, 3 relaties voor Watercrassulabestrijding in de Kikkervallei, 1 gebruikersvastgestelde relatie voor Parnassiapad 2 in M15 en 2 relaties voor de konijnenbijplaatsingsproef in M8 en M41; het exacte werkoppervlak per kavel en dus het doorsnijdingspercentage blijven onbekend.</w:t>
             </w:r>
           </w:p>
         </w:tc>
@@ -4151,18 +4151,18 @@
               <w:jc w:val="right"/>
             </w:pPr>
             <w:r>
-              <w:t xml:space="preserve">145</w:t>
-            </w:r>
-          </w:p>
-        </w:tc>
-        <w:tc>
-          <w:tcPr/>
-          <w:p>
-            <w:pPr>
-              <w:pStyle w:val="Compact"/>
-            </w:pPr>
-            <w:r>
-              <w:t xml:space="preserve">Bronvaste plot-jaarregels voor expliciet benoemde kavels en gevalideerde gebiedsnamen in 1967–1969, 1972–1975, 1988–1991, 1993, 1997, 2005–2006 en 2017–2025. Voor doorlopende begrazing bevat de view het expliciet onderbouwde startjaar; voortzetting tot en met 2026 staat in status, open einddatum en cycliciteit.</w:t>
+              <w:t xml:space="preserve">147</w:t>
+            </w:r>
+          </w:p>
+        </w:tc>
+        <w:tc>
+          <w:tcPr/>
+          <w:p>
+            <w:pPr>
+              <w:pStyle w:val="Compact"/>
+            </w:pPr>
+            <w:r>
+              <w:t xml:space="preserve">Bronvaste plot-jaarregels voor expliciet benoemde kavels en gevalideerde gebiedsnamen in 1967–1969, 1972–1975, 1988–1991, 1993, 1997, 2005–2006 en 2017–2025. Daaronder staan twee regels voor de in 2024 uitgevoerde konijnenbijplaatsingsproef in M8 en M41; de vergunning tot en met 31 maart 2026 is niet als uitvoering in 2025 of 2026 geïnterpreteerd. Voor doorlopende begrazing bevat de view het expliciet onderbouwde startjaar; voortzetting tot en met 2026 staat in status, open einddatum en cycliciteit.</w:t>
             </w:r>
           </w:p>
         </w:tc>

--- a/docs/database/MEIJENDEL_TABELINVENTARIS.docx
+++ b/docs/database/MEIJENDEL_TABELINVENTARIS.docx
@@ -1590,7 +1590,7 @@
         <w:t xml:space="preserve"> </w:t>
       </w:r>
       <w:r>
-        <w:t xml:space="preserve">voor oorspronkelijke bron-ID's en hun relatie met de gemeenschappelijke objecten.</w:t>
+        <w:t xml:space="preserve">voor oorspronkelijke bron-ID’s en hun relatie met de gemeenschappelijke objecten.</w:t>
       </w:r>
     </w:p>
     <w:p>
@@ -1788,7 +1788,8 @@
     <w:tbl>
       <w:tblPr>
         <w:tblStyle w:val="Table"/>
-        <w:tblW w:type="auto" w:w="0"/>
+        <w:tblW w:type="pct" w:w="5000"/>
+        <w:tblLayout w:type="fixed"/>
         <w:tblLook w:firstRow="1" w:lastRow="0" w:firstColumn="0" w:lastColumn="0" w:noHBand="0" w:noVBand="0" w:val="0020"/>
       </w:tblPr>
       <w:tblGrid>
@@ -2485,13 +2486,14 @@
         <w:t xml:space="preserve"> </w:t>
       </w:r>
       <w:r>
-        <w:t xml:space="preserve">is een importverzameling, geen inhoudelijke hoofdcategorie. De zes datasets omvatten 98.916 resultaten uit 1875–2025 in 10.994 events. Verdeel de resultaten naar de juiste groep of naar PQ; behoud dataset, event, bron-ID's, eenheden, rechten en overlapbesluiten.</w:t>
+        <w:t xml:space="preserve">is een importverzameling, geen inhoudelijke hoofdcategorie. De zes datasets omvatten 98.916 resultaten uit 1875–2025 in 10.994 events. Verdeel de resultaten naar de juiste groep of naar PQ; behoud dataset, event, bron-ID’s, eenheden, rechten en overlapbesluiten.</w:t>
       </w:r>
     </w:p>
     <w:tbl>
       <w:tblPr>
         <w:tblStyle w:val="Table"/>
-        <w:tblW w:type="auto" w:w="0"/>
+        <w:tblW w:type="pct" w:w="5000"/>
+        <w:tblLayout w:type="fixed"/>
         <w:tblLook w:firstRow="1" w:lastRow="0" w:firstColumn="0" w:lastColumn="0" w:noHBand="0" w:noVBand="0" w:val="0020"/>
       </w:tblPr>
       <w:tblGrid>
@@ -2544,7 +2546,7 @@
               <w:pStyle w:val="Compact"/>
             </w:pPr>
             <w:r>
-              <w:t xml:space="preserve">Naar passende watergebonden flora- en faunagroepen; gezamenlijk monster behouden. Alle 1.036 resultaat-JSON's missen kingdom, phylum, class en order en hebben geen exacte naamovereenkomst met de huidige NDFF-taxonnamen. Eerst aanwezige bronmetadata en taxoncodes vertalen; niet alles als insecten behandelen.</w:t>
+              <w:t xml:space="preserve">Naar passende watergebonden flora- en faunagroepen; gezamenlijk monster behouden. Alle 1.036 resultaat-JSON’s missen kingdom, phylum, class en order en hebben geen exacte naamovereenkomst met de huidige NDFF-taxonnamen. Eerst aanwezige bronmetadata en taxoncodes vertalen; niet alles als insecten behandelen.</w:t>
             </w:r>
           </w:p>
         </w:tc>
@@ -2764,7 +2766,7 @@
         <w:t xml:space="preserve">zoogdieren_overig_*</w:t>
       </w:r>
       <w:r>
-        <w:t xml:space="preserve">, op taxon- en vangstniveau. Die verwijzen naar de bestaande vangst-ID's en mogen niet als een tweede verzameling vangsten worden opgeteld.</w:t>
+        <w:t xml:space="preserve">, op taxon- en vangstniveau. Die verwijzen naar de bestaande vangst-ID’s en mogen niet als een tweede verzameling vangsten worden opgeteld.</w:t>
       </w:r>
     </w:p>
     <w:p>
@@ -2817,7 +2819,7 @@
         <w:t xml:space="preserve"> </w:t>
       </w:r>
       <w:r>
-        <w:t xml:space="preserve">blijft behouden en wordt bronoverstijgend gemaakt. De provinciale basis bevat 254 PQ-locaties, 2.007 opnamen en 53.122 taxonresultaten uit 1981–2025. De afleiding naar vogelplots bevat 513 plot-jaarregels uit dezelfde periode. Deze bestaande ID's en uitkomsten vormen de controlebasis.</w:t>
+        <w:t xml:space="preserve">blijft behouden en wordt bronoverstijgend gemaakt. De provinciale basis bevat 254 PQ-locaties, 2.007 opnamen en 53.122 taxonresultaten uit 1981–2025. De afleiding naar vogelplots bevat 513 plot-jaarregels uit dezelfde periode. Deze bestaande ID’s en uitkomsten vormen de controlebasis.</w:t>
       </w:r>
     </w:p>
     <w:p>
@@ -2980,7 +2982,7 @@
         <w:t xml:space="preserve"> </w:t>
       </w:r>
       <w:r>
-        <w:t xml:space="preserve">is onvoldoende wanneer verschillende organisaties hetzelfde nummer gebruiken. Behoud bestaande interne ID's en voeg brongebonden identificaties toe, bijvoorbeeld in</w:t>
+        <w:t xml:space="preserve">is onvoldoende wanneer verschillende organisaties hetzelfde nummer gebruiken. Behoud bestaande interne ID’s en voeg brongebonden identificaties toe, bijvoorbeeld in</w:t>
       </w:r>
       <w:r>
         <w:t xml:space="preserve"> </w:t>
@@ -3027,7 +3029,7 @@
         <w:pStyle w:val="BodyText"/>
       </w:pPr>
       <w:r>
-        <w:t xml:space="preserve">Leg bron, versie, oorspronkelijk locatie- of opname-ID, intern ID, koppelmethode en bewijs vast. Meerdere broncodes mogen naar dezelfde PQ verwijzen wanneer die gelijkheid is vastgesteld. Nieuwe PQ's krijgen een eigen interne identiteit. Nieuwe broncodes worden nooit blind als bestaande provinciale nummers geïnterpreteerd.</w:t>
+        <w:t xml:space="preserve">Leg bron, versie, oorspronkelijk locatie- of opname-ID, intern ID, koppelmethode en bewijs vast. Meerdere broncodes mogen naar dezelfde PQ verwijzen wanneer die gelijkheid is vastgesteld. Nieuwe PQ’s krijgen een eigen interne identiteit. Nieuwe broncodes worden nooit blind als bestaande provinciale nummers geïnterpreteerd.</w:t>
       </w:r>
     </w:p>
     <w:p>
@@ -3091,6 +3093,2077 @@
       </w:pPr>
       <w:r>
         <w:t xml:space="preserve">Het volledige voorstel is een gegevensmigratie. De complexiteit zit vooral in identiteit, gemengde meetstructuren en behoud van de bestaande betekenis.</w:t>
+      </w:r>
+    </w:p>
+    <w:tbl>
+      <w:tblPr>
+        <w:tblStyle w:val="Table"/>
+        <w:tblW w:type="pct" w:w="5000"/>
+        <w:tblLayout w:type="fixed"/>
+        <w:tblLook w:firstRow="1" w:lastRow="0" w:firstColumn="0" w:lastColumn="0" w:noHBand="0" w:noVBand="0" w:val="0020"/>
+      </w:tblPr>
+      <w:tblGrid>
+        <w:gridCol w:w="2640"/>
+        <w:gridCol w:w="2640"/>
+        <w:gridCol w:w="2640"/>
+      </w:tblGrid>
+      <w:tr>
+        <w:trPr>
+          <w:tblHeader w:val="on"/>
+        </w:trPr>
+        <w:tc>
+          <w:tcPr/>
+          <w:p>
+            <w:pPr>
+              <w:pStyle w:val="Compact"/>
+            </w:pPr>
+            <w:r>
+              <w:t xml:space="preserve">Onderdeel</w:t>
+            </w:r>
+          </w:p>
+        </w:tc>
+        <w:tc>
+          <w:tcPr/>
+          <w:p>
+            <w:pPr>
+              <w:pStyle w:val="Compact"/>
+            </w:pPr>
+            <w:r>
+              <w:t xml:space="preserve">Zwaarte</w:t>
+            </w:r>
+          </w:p>
+        </w:tc>
+        <w:tc>
+          <w:tcPr/>
+          <w:p>
+            <w:pPr>
+              <w:pStyle w:val="Compact"/>
+            </w:pPr>
+            <w:r>
+              <w:t xml:space="preserve">Wat het vergt</w:t>
+            </w:r>
+          </w:p>
+        </w:tc>
+      </w:tr>
+      <w:tr>
+        <w:tc>
+          <w:tcPr/>
+          <w:p>
+            <w:pPr>
+              <w:pStyle w:val="Compact"/>
+            </w:pPr>
+            <w:r>
+              <w:t xml:space="preserve">Een afgebakende meetfamilie hernoemen</w:t>
+            </w:r>
+          </w:p>
+        </w:tc>
+        <w:tc>
+          <w:tcPr/>
+          <w:p>
+            <w:pPr>
+              <w:pStyle w:val="Compact"/>
+            </w:pPr>
+            <w:r>
+              <w:t xml:space="preserve">Beperkt tot middelgroot</w:t>
+            </w:r>
+          </w:p>
+        </w:tc>
+        <w:tc>
+          <w:tcPr/>
+          <w:p>
+            <w:pPr>
+              <w:pStyle w:val="Compact"/>
+            </w:pPr>
+            <w:r>
+              <w:t xml:space="preserve">Schema, verwijzingen, import en tests samen aanpassen. De vier huidige</w:t>
+            </w:r>
+            <w:r>
+              <w:t xml:space="preserve"> </w:t>
+            </w:r>
+            <w:r>
+              <w:rPr>
+                <w:rStyle w:val="VerbatimChar"/>
+              </w:rPr>
+              <w:t xml:space="preserve">ndff_libel_*</w:t>
+            </w:r>
+            <w:r>
+              <w:t xml:space="preserve">-tabellen zijn een afgebakend voorbeeld.</w:t>
+            </w:r>
+          </w:p>
+        </w:tc>
+      </w:tr>
+      <w:tr>
+        <w:tc>
+          <w:tcPr/>
+          <w:p>
+            <w:pPr>
+              <w:pStyle w:val="Compact"/>
+            </w:pPr>
+            <w:r>
+              <w:t xml:space="preserve">NDFF-waarnemingen naar echte groepsfamilies verdelen</w:t>
+            </w:r>
+          </w:p>
+        </w:tc>
+        <w:tc>
+          <w:tcPr/>
+          <w:p>
+            <w:pPr>
+              <w:pStyle w:val="Compact"/>
+            </w:pPr>
+            <w:r>
+              <w:t xml:space="preserve">Groot</w:t>
+            </w:r>
+          </w:p>
+        </w:tc>
+        <w:tc>
+          <w:tcPr/>
+          <w:p>
+            <w:pPr>
+              <w:pStyle w:val="Compact"/>
+            </w:pPr>
+            <w:r>
+              <w:t xml:space="preserve">Stabiele ID’s, ruimtelijke beoordeling, protocollen, analysebesluiten en de 233 dubbele lidmaatschappen correct meenemen.</w:t>
+            </w:r>
+          </w:p>
+        </w:tc>
+      </w:tr>
+      <w:tr>
+        <w:tc>
+          <w:tcPr/>
+          <w:p>
+            <w:pPr>
+              <w:pStyle w:val="Compact"/>
+            </w:pPr>
+            <w:r>
+              <w:t xml:space="preserve">De zes externe datasets aansluiten</w:t>
+            </w:r>
+          </w:p>
+        </w:tc>
+        <w:tc>
+          <w:tcPr/>
+          <w:p>
+            <w:pPr>
+              <w:pStyle w:val="Compact"/>
+            </w:pPr>
+            <w:r>
+              <w:t xml:space="preserve">Middelgroot tot groot</w:t>
+            </w:r>
+          </w:p>
+        </w:tc>
+        <w:tc>
+          <w:tcPr/>
+          <w:p>
+            <w:pPr>
+              <w:pStyle w:val="Compact"/>
+            </w:pPr>
+            <w:r>
+              <w:t xml:space="preserve">98.916 resultaten uit 1875–2025 per taxon en meetvorm toewijzen. Coleoptera is eenvoudiger af te bakenen dan STOWA.</w:t>
+            </w:r>
+          </w:p>
+        </w:tc>
+      </w:tr>
+      <w:tr>
+        <w:tc>
+          <w:tcPr/>
+          <w:p>
+            <w:pPr>
+              <w:pStyle w:val="Compact"/>
+            </w:pPr>
+            <w:r>
+              <w:t xml:space="preserve">Vangblik vanuit soortgroepen bereikbaar maken</w:t>
+            </w:r>
+          </w:p>
+        </w:tc>
+        <w:tc>
+          <w:tcPr/>
+          <w:p>
+            <w:pPr>
+              <w:pStyle w:val="Compact"/>
+            </w:pPr>
+            <w:r>
+              <w:t xml:space="preserve">Middelgroot</w:t>
+            </w:r>
+          </w:p>
+        </w:tc>
+        <w:tc>
+          <w:tcPr/>
+          <w:p>
+            <w:pPr>
+              <w:pStyle w:val="Compact"/>
+            </w:pPr>
+            <w:r>
+              <w:t xml:space="preserve">Taxonkoppelingen en gecontroleerde verwijzingen voor 60.560 resultaten uit 1953–1960, zonder dubbele telling.</w:t>
+            </w:r>
+          </w:p>
+        </w:tc>
+      </w:tr>
+      <w:tr>
+        <w:tc>
+          <w:tcPr/>
+          <w:p>
+            <w:pPr>
+              <w:pStyle w:val="Compact"/>
+            </w:pPr>
+            <w:r>
+              <w:t xml:space="preserve">Verspreide PQ-informatie samenbrengen</w:t>
+            </w:r>
+          </w:p>
+        </w:tc>
+        <w:tc>
+          <w:tcPr/>
+          <w:p>
+            <w:pPr>
+              <w:pStyle w:val="Compact"/>
+            </w:pPr>
+            <w:r>
+              <w:t xml:space="preserve">Groot</w:t>
+            </w:r>
+          </w:p>
+        </w:tc>
+        <w:tc>
+          <w:tcPr/>
+          <w:p>
+            <w:pPr>
+              <w:pStyle w:val="Compact"/>
+            </w:pPr>
+            <w:r>
+              <w:t xml:space="preserve">Bronsleutels, opnamen, lagen, bedekkingsschalen en overlap vergelijken. Bovendien leest Shiny de huidige PQ-afleiding al.</w:t>
+            </w:r>
+          </w:p>
+        </w:tc>
+      </w:tr>
+      <w:tr>
+        <w:tc>
+          <w:tcPr/>
+          <w:p>
+            <w:pPr>
+              <w:pStyle w:val="Compact"/>
+            </w:pPr>
+            <w:r>
+              <w:t xml:space="preserve">Vogels en bestaande toepassingen beschermen</w:t>
+            </w:r>
+          </w:p>
+        </w:tc>
+        <w:tc>
+          <w:tcPr/>
+          <w:p>
+            <w:pPr>
+              <w:pStyle w:val="Compact"/>
+            </w:pPr>
+            <w:r>
+              <w:t xml:space="preserve">Harde voorwaarde</w:t>
+            </w:r>
+          </w:p>
+        </w:tc>
+        <w:tc>
+          <w:tcPr/>
+          <w:p>
+            <w:pPr>
+              <w:pStyle w:val="Compact"/>
+            </w:pPr>
+            <w:r>
+              <w:t xml:space="preserve">Vogel-ID’s, tabellen, berekeningen en scherminhoud gelijk houden; niet alleen controleren of een pagina opent.</w:t>
+            </w:r>
+          </w:p>
+        </w:tc>
+      </w:tr>
+    </w:tbl>
+    <w:p>
+      <w:pPr>
+        <w:pStyle w:val="FirstParagraph"/>
+      </w:pPr>
+      <w:r>
+        <w:t xml:space="preserve">Een betrouwbare urenraming volgt pas uit een proef op een databasekopie. Het aantal nieuwe tabellen staat evenmin vast: sommige structuren worden hernoemd, andere verdeeld, en gedeelde ondersteuning blijft bijeen. De oude rekensom van 149 hernoemingen en veertien behouden namen geldt dus niet meer.</w:t>
+      </w:r>
+    </w:p>
+    <w:p>
+      <w:pPr>
+        <w:pStyle w:val="BodyText"/>
+      </w:pPr>
+      <w:r>
+        <w:t xml:space="preserve">Taxonvertaling is noodzakelijk.</w:t>
+      </w:r>
+      <w:r>
+        <w:t xml:space="preserve"> </w:t>
+      </w:r>
+      <w:r>
+        <w:rPr>
+          <w:rStyle w:val="VerbatimChar"/>
+        </w:rPr>
+        <w:t xml:space="preserve">ndff_soorten</w:t>
+      </w:r>
+      <w:r>
+        <w:t xml:space="preserve"> </w:t>
+      </w:r>
+      <w:r>
+        <w:t xml:space="preserve">heeft 9.828 bronreferenties, Vangblik 275 bij de reeks 1953–1960, PQ 714 bij 1981–2025 en AVIMAP 35 bij 2009–2026. Externe ecologie heeft 2.894 verschillende opgeslagen wetenschappelijke naamwaarden bij de 98.916 resultaten uit 1875–2025, zonder gemeenschappelijke taxon-foreign-key. Behoud bronnamen, rang en versie en leg gecontroleerde overeenkomsten naast de bronidentiteit vast. De vogelgerichte tabel</w:t>
+      </w:r>
+      <w:r>
+        <w:t xml:space="preserve"> </w:t>
+      </w:r>
+      <w:r>
+        <w:rPr>
+          <w:rStyle w:val="VerbatimChar"/>
+        </w:rPr>
+        <w:t xml:space="preserve">soorten</w:t>
+      </w:r>
+      <w:r>
+        <w:t xml:space="preserve"> </w:t>
+      </w:r>
+      <w:r>
+        <w:t xml:space="preserve">blijft onaangetast.</w:t>
+      </w:r>
+    </w:p>
+    <w:p>
+      <w:pPr>
+        <w:pStyle w:val="Heading2"/>
+      </w:pPr>
+      <w:bookmarkStart w:id="22" w:name="_d275c12976b6db7ca538f1cc96154c39857110d"/>
+      <w:r>
+        <w:t xml:space="preserve">Bronvast werkzaamhedenmodel</w:t>
+      </w:r>
+      <w:bookmarkEnd w:id="22"/>
+    </w:p>
+    <w:p>
+      <w:pPr>
+        <w:pStyle w:val="FirstParagraph"/>
+      </w:pPr>
+      <w:r>
+        <w:t xml:space="preserve">De levende lokale database bevat naast de bestaande classificatie een afzonderlijke laag voor projecten, feitelijke of geplande uitvoeringen, expliciete jaarstatussen en bewijsbronnen. Op 14 oktober 2026 is deze laag aangevuld na controle van alle 807 actieve Zotero-bijlagen. De bestaande tabellen</w:t>
+      </w:r>
+      <w:r>
+        <w:t xml:space="preserve"> </w:t>
+      </w:r>
+      <w:r>
+        <w:rPr>
+          <w:rStyle w:val="VerbatimChar"/>
+        </w:rPr>
+        <w:t xml:space="preserve">maatregelen</w:t>
+      </w:r>
+      <w:r>
+        <w:t xml:space="preserve">,</w:t>
+      </w:r>
+      <w:r>
+        <w:t xml:space="preserve"> </w:t>
+      </w:r>
+      <w:r>
+        <w:rPr>
+          <w:rStyle w:val="VerbatimChar"/>
+        </w:rPr>
+        <w:t xml:space="preserve">maatregelen_kernwoorden</w:t>
+      </w:r>
+      <w:r>
+        <w:t xml:space="preserve"> </w:t>
+      </w:r>
+      <w:r>
+        <w:t xml:space="preserve">en</w:t>
+      </w:r>
+      <w:r>
+        <w:t xml:space="preserve"> </w:t>
+      </w:r>
+      <w:r>
+        <w:rPr>
+          <w:rStyle w:val="VerbatimChar"/>
+        </w:rPr>
+        <w:t xml:space="preserve">plot_jaar_maatregel</w:t>
+      </w:r>
+      <w:r>
+        <w:t xml:space="preserve"> </w:t>
+      </w:r>
+      <w:r>
+        <w:t xml:space="preserve">blijven bestaan. De vier algemene kernwoorden voor recreatiebeheer zijn onder de nieuwe hoofdklasse</w:t>
+      </w:r>
+      <w:r>
+        <w:t xml:space="preserve"> </w:t>
+      </w:r>
+      <w:r>
+        <w:rPr>
+          <w:rStyle w:val="VerbatimChar"/>
+        </w:rPr>
+        <w:t xml:space="preserve">rust_en_recreatiebeheer</w:t>
+      </w:r>
+      <w:r>
+        <w:t xml:space="preserve"> </w:t>
+      </w:r>
+      <w:r>
+        <w:t xml:space="preserve">geplaatst;</w:t>
+      </w:r>
+      <w:r>
+        <w:t xml:space="preserve"> </w:t>
+      </w:r>
+      <w:r>
+        <w:rPr>
+          <w:rStyle w:val="VerbatimChar"/>
+        </w:rPr>
+        <w:t xml:space="preserve">strandreservaat</w:t>
+      </w:r>
+      <w:r>
+        <w:t xml:space="preserve"> </w:t>
+      </w:r>
+      <w:r>
+        <w:t xml:space="preserve">blijft als specifiek kernwoord onder</w:t>
+      </w:r>
+      <w:r>
+        <w:t xml:space="preserve"> </w:t>
+      </w:r>
+      <w:r>
+        <w:rPr>
+          <w:rStyle w:val="VerbatimChar"/>
+        </w:rPr>
+        <w:t xml:space="preserve">strandreservaten</w:t>
+      </w:r>
+      <w:r>
+        <w:t xml:space="preserve"> </w:t>
+      </w:r>
+      <w:r>
+        <w:t xml:space="preserve">herkenbaar.</w:t>
+      </w:r>
+    </w:p>
+    <w:tbl>
+      <w:tblPr>
+        <w:tblStyle w:val="Table"/>
+        <w:tblW w:type="pct" w:w="5000"/>
+        <w:tblLayout w:type="fixed"/>
+        <w:tblLook w:firstRow="1" w:lastRow="0" w:firstColumn="0" w:lastColumn="0" w:noHBand="0" w:noVBand="0" w:val="0020"/>
+      </w:tblPr>
+      <w:tblGrid>
+        <w:gridCol w:w="2376"/>
+        <w:gridCol w:w="3168"/>
+        <w:gridCol w:w="2376"/>
+      </w:tblGrid>
+      <w:tr>
+        <w:trPr>
+          <w:tblHeader w:val="on"/>
+        </w:trPr>
+        <w:tc>
+          <w:tcPr/>
+          <w:p>
+            <w:pPr>
+              <w:pStyle w:val="Compact"/>
+            </w:pPr>
+            <w:r>
+              <w:t xml:space="preserve">Tabel of view</w:t>
+            </w:r>
+          </w:p>
+        </w:tc>
+        <w:tc>
+          <w:tcPr/>
+          <w:p>
+            <w:pPr>
+              <w:pStyle w:val="Compact"/>
+              <w:jc w:val="right"/>
+            </w:pPr>
+            <w:r>
+              <w:t xml:space="preserve">Records</w:t>
+            </w:r>
+          </w:p>
+        </w:tc>
+        <w:tc>
+          <w:tcPr/>
+          <w:p>
+            <w:pPr>
+              <w:pStyle w:val="Compact"/>
+            </w:pPr>
+            <w:r>
+              <w:t xml:space="preserve">Betekenis</w:t>
+            </w:r>
+          </w:p>
+        </w:tc>
+      </w:tr>
+      <w:tr>
+        <w:tc>
+          <w:tcPr/>
+          <w:p>
+            <w:pPr>
+              <w:pStyle w:val="Compact"/>
+            </w:pPr>
+            <w:r>
+              <w:rPr>
+                <w:rStyle w:val="VerbatimChar"/>
+              </w:rPr>
+              <w:t xml:space="preserve">maatregel_project</w:t>
+            </w:r>
+          </w:p>
+        </w:tc>
+        <w:tc>
+          <w:tcPr/>
+          <w:p>
+            <w:pPr>
+              <w:pStyle w:val="Compact"/>
+              <w:jc w:val="right"/>
+            </w:pPr>
+            <w:r>
+              <w:t xml:space="preserve">18</w:t>
+            </w:r>
+          </w:p>
+        </w:tc>
+        <w:tc>
+          <w:tcPr/>
+          <w:p>
+            <w:pPr>
+              <w:pStyle w:val="Compact"/>
+            </w:pPr>
+            <w:r>
+              <w:t xml:space="preserve">Samenhangend project of programma; een project kan meerdere uitvoeringen bevatten.</w:t>
+            </w:r>
+          </w:p>
+        </w:tc>
+      </w:tr>
+      <w:tr>
+        <w:tc>
+          <w:tcPr/>
+          <w:p>
+            <w:pPr>
+              <w:pStyle w:val="Compact"/>
+            </w:pPr>
+            <w:r>
+              <w:rPr>
+                <w:rStyle w:val="VerbatimChar"/>
+              </w:rPr>
+              <w:t xml:space="preserve">maatregel_bron</w:t>
+            </w:r>
+          </w:p>
+        </w:tc>
+        <w:tc>
+          <w:tcPr/>
+          <w:p>
+            <w:pPr>
+              <w:pStyle w:val="Compact"/>
+              <w:jc w:val="right"/>
+            </w:pPr>
+            <w:r>
+              <w:t xml:space="preserve">30</w:t>
+            </w:r>
+          </w:p>
+        </w:tc>
+        <w:tc>
+          <w:tcPr/>
+          <w:p>
+            <w:pPr>
+              <w:pStyle w:val="Compact"/>
+            </w:pPr>
+            <w:r>
+              <w:t xml:space="preserve">22 lokaal geraadpleegde Zotero-bronnen en acht officiële webbronnen, ieder met type, datum, status en raadpleegdatum.</w:t>
+            </w:r>
+          </w:p>
+        </w:tc>
+      </w:tr>
+      <w:tr>
+        <w:tc>
+          <w:tcPr/>
+          <w:p>
+            <w:pPr>
+              <w:pStyle w:val="Compact"/>
+            </w:pPr>
+            <w:r>
+              <w:rPr>
+                <w:rStyle w:val="VerbatimChar"/>
+              </w:rPr>
+              <w:t xml:space="preserve">maatregel_uitvoering</w:t>
+            </w:r>
+          </w:p>
+        </w:tc>
+        <w:tc>
+          <w:tcPr/>
+          <w:p>
+            <w:pPr>
+              <w:pStyle w:val="Compact"/>
+              <w:jc w:val="right"/>
+            </w:pPr>
+            <w:r>
+              <w:t xml:space="preserve">61</w:t>
+            </w:r>
+          </w:p>
+        </w:tc>
+        <w:tc>
+          <w:tcPr/>
+          <w:p>
+            <w:pPr>
+              <w:pStyle w:val="Compact"/>
+            </w:pPr>
+            <w:r>
+              <w:t xml:space="preserve">Afzonderlijke werkzaamheden of expliciet niet-uitgevoerde, onbekende of geplande activiteiten.</w:t>
+            </w:r>
+          </w:p>
+        </w:tc>
+      </w:tr>
+      <w:tr>
+        <w:tc>
+          <w:tcPr/>
+          <w:p>
+            <w:pPr>
+              <w:pStyle w:val="Compact"/>
+            </w:pPr>
+            <w:r>
+              <w:rPr>
+                <w:rStyle w:val="VerbatimChar"/>
+              </w:rPr>
+              <w:t xml:space="preserve">maatregel_uitvoering_jaar</w:t>
+            </w:r>
+          </w:p>
+        </w:tc>
+        <w:tc>
+          <w:tcPr/>
+          <w:p>
+            <w:pPr>
+              <w:pStyle w:val="Compact"/>
+              <w:jc w:val="right"/>
+            </w:pPr>
+            <w:r>
+              <w:t xml:space="preserve">100</w:t>
+            </w:r>
+          </w:p>
+        </w:tc>
+        <w:tc>
+          <w:tcPr/>
+          <w:p>
+            <w:pPr>
+              <w:pStyle w:val="Compact"/>
+            </w:pPr>
+            <w:r>
+              <w:t xml:space="preserve">Letterlijk onderbouwde jaarstatussen uit 1967–2025: 84 uitgevoerd, 9 niet uitgevoerd en 7 onbekend.</w:t>
+            </w:r>
+          </w:p>
+        </w:tc>
+      </w:tr>
+      <w:tr>
+        <w:tc>
+          <w:tcPr/>
+          <w:p>
+            <w:pPr>
+              <w:pStyle w:val="Compact"/>
+            </w:pPr>
+            <w:r>
+              <w:rPr>
+                <w:rStyle w:val="VerbatimChar"/>
+              </w:rPr>
+              <w:t xml:space="preserve">maatregel_uitvoering_bron</w:t>
+            </w:r>
+          </w:p>
+        </w:tc>
+        <w:tc>
+          <w:tcPr/>
+          <w:p>
+            <w:pPr>
+              <w:pStyle w:val="Compact"/>
+              <w:jc w:val="right"/>
+            </w:pPr>
+            <w:r>
+              <w:t xml:space="preserve">83</w:t>
+            </w:r>
+          </w:p>
+        </w:tc>
+        <w:tc>
+          <w:tcPr/>
+          <w:p>
+            <w:pPr>
+              <w:pStyle w:val="Compact"/>
+            </w:pPr>
+            <w:r>
+              <w:t xml:space="preserve">Relaties tussen uitvoering en bewijsbron, met bronrol en bewijsnotitie.</w:t>
+            </w:r>
+          </w:p>
+        </w:tc>
+      </w:tr>
+      <w:tr>
+        <w:tc>
+          <w:tcPr/>
+          <w:p>
+            <w:pPr>
+              <w:pStyle w:val="Compact"/>
+            </w:pPr>
+            <w:r>
+              <w:rPr>
+                <w:rStyle w:val="VerbatimChar"/>
+              </w:rPr>
+              <w:t xml:space="preserve">maatregel_geometrie</w:t>
+            </w:r>
+          </w:p>
+        </w:tc>
+        <w:tc>
+          <w:tcPr/>
+          <w:p>
+            <w:pPr>
+              <w:pStyle w:val="Compact"/>
+              <w:jc w:val="right"/>
+            </w:pPr>
+            <w:r>
+              <w:t xml:space="preserve">0</w:t>
+            </w:r>
+          </w:p>
+        </w:tc>
+        <w:tc>
+          <w:tcPr/>
+          <w:p>
+            <w:pPr>
+              <w:pStyle w:val="Compact"/>
+            </w:pPr>
+            <w:r>
+              <w:t xml:space="preserve">Alleen voor later verkregen, bronvaste geometrieën in RD New.</w:t>
+            </w:r>
+          </w:p>
+        </w:tc>
+      </w:tr>
+      <w:tr>
+        <w:tc>
+          <w:tcPr/>
+          <w:p>
+            <w:pPr>
+              <w:pStyle w:val="Compact"/>
+            </w:pPr>
+            <w:r>
+              <w:rPr>
+                <w:rStyle w:val="VerbatimChar"/>
+              </w:rPr>
+              <w:t xml:space="preserve">plot_gebied</w:t>
+            </w:r>
+          </w:p>
+        </w:tc>
+        <w:tc>
+          <w:tcPr/>
+          <w:p>
+            <w:pPr>
+              <w:pStyle w:val="Compact"/>
+              <w:jc w:val="right"/>
+            </w:pPr>
+            <w:r>
+              <w:t xml:space="preserve">8</w:t>
+            </w:r>
+          </w:p>
+        </w:tc>
+        <w:tc>
+          <w:tcPr/>
+          <w:p>
+            <w:pPr>
+              <w:pStyle w:val="Compact"/>
+            </w:pPr>
+            <w:r>
+              <w:t xml:space="preserve">Vijf Meijendel-deelgebieden en drie speciale gebieden.</w:t>
+            </w:r>
+          </w:p>
+        </w:tc>
+      </w:tr>
+      <w:tr>
+        <w:tc>
+          <w:tcPr/>
+          <w:p>
+            <w:pPr>
+              <w:pStyle w:val="Compact"/>
+            </w:pPr>
+            <w:r>
+              <w:rPr>
+                <w:rStyle w:val="VerbatimChar"/>
+              </w:rPr>
+              <w:t xml:space="preserve">plot_gebiedsindeling</w:t>
+            </w:r>
+          </w:p>
+        </w:tc>
+        <w:tc>
+          <w:tcPr/>
+          <w:p>
+            <w:pPr>
+              <w:pStyle w:val="Compact"/>
+              <w:jc w:val="right"/>
+            </w:pPr>
+            <w:r>
+              <w:t xml:space="preserve">1</w:t>
+            </w:r>
+          </w:p>
+        </w:tc>
+        <w:tc>
+          <w:tcPr/>
+          <w:p>
+            <w:pPr>
+              <w:pStyle w:val="Compact"/>
+            </w:pPr>
+            <w:r>
+              <w:t xml:space="preserve">Vastgestelde indeling</w:t>
+            </w:r>
+            <w:r>
+              <w:t xml:space="preserve"> </w:t>
+            </w:r>
+            <w:r>
+              <w:rPr>
+                <w:rStyle w:val="VerbatimChar"/>
+              </w:rPr>
+              <w:t xml:space="preserve">vogelplot-gebiedsindeling-v1</w:t>
+            </w:r>
+            <w:r>
+              <w:t xml:space="preserve">, gekoppeld aan SOVON-plotversie 2025.</w:t>
+            </w:r>
+          </w:p>
+        </w:tc>
+      </w:tr>
+      <w:tr>
+        <w:tc>
+          <w:tcPr/>
+          <w:p>
+            <w:pPr>
+              <w:pStyle w:val="Compact"/>
+            </w:pPr>
+            <w:r>
+              <w:rPr>
+                <w:rStyle w:val="VerbatimChar"/>
+              </w:rPr>
+              <w:t xml:space="preserve">plot_gebied_lidmaatschap</w:t>
+            </w:r>
+          </w:p>
+        </w:tc>
+        <w:tc>
+          <w:tcPr/>
+          <w:p>
+            <w:pPr>
+              <w:pStyle w:val="Compact"/>
+              <w:jc w:val="right"/>
+            </w:pPr>
+            <w:r>
+              <w:t xml:space="preserve">69</w:t>
+            </w:r>
+          </w:p>
+        </w:tc>
+        <w:tc>
+          <w:tcPr/>
+          <w:p>
+            <w:pPr>
+              <w:pStyle w:val="Compact"/>
+            </w:pPr>
+            <w:r>
+              <w:t xml:space="preserve">Alle 55 actuele en 14 historische plots hebben precies één gebied.</w:t>
+            </w:r>
+          </w:p>
+        </w:tc>
+      </w:tr>
+      <w:tr>
+        <w:tc>
+          <w:tcPr/>
+          <w:p>
+            <w:pPr>
+              <w:pStyle w:val="Compact"/>
+            </w:pPr>
+            <w:r>
+              <w:rPr>
+                <w:rStyle w:val="VerbatimChar"/>
+              </w:rPr>
+              <w:t xml:space="preserve">plot_gebied_geometrie</w:t>
+            </w:r>
+          </w:p>
+        </w:tc>
+        <w:tc>
+          <w:tcPr/>
+          <w:p>
+            <w:pPr>
+              <w:pStyle w:val="Compact"/>
+              <w:jc w:val="right"/>
+            </w:pPr>
+            <w:r>
+              <w:t xml:space="preserve">8</w:t>
+            </w:r>
+          </w:p>
+        </w:tc>
+        <w:tc>
+          <w:tcPr/>
+          <w:p>
+            <w:pPr>
+              <w:pStyle w:val="Compact"/>
+            </w:pPr>
+            <w:r>
+              <w:t xml:space="preserve">Topologisch samengevoegde actuele kavelgeometrieën in RD New; samen afgeleid uit 55 plots.</w:t>
+            </w:r>
+          </w:p>
+        </w:tc>
+      </w:tr>
+      <w:tr>
+        <w:tc>
+          <w:tcPr/>
+          <w:p>
+            <w:pPr>
+              <w:pStyle w:val="Compact"/>
+            </w:pPr>
+            <w:r>
+              <w:rPr>
+                <w:rStyle w:val="VerbatimChar"/>
+              </w:rPr>
+              <w:t xml:space="preserve">maatregel_uitvoering_gebied</w:t>
+            </w:r>
+          </w:p>
+        </w:tc>
+        <w:tc>
+          <w:tcPr/>
+          <w:p>
+            <w:pPr>
+              <w:pStyle w:val="Compact"/>
+              <w:jc w:val="right"/>
+            </w:pPr>
+            <w:r>
+              <w:t xml:space="preserve">2</w:t>
+            </w:r>
+          </w:p>
+        </w:tc>
+        <w:tc>
+          <w:tcPr/>
+          <w:p>
+            <w:pPr>
+              <w:pStyle w:val="Compact"/>
+            </w:pPr>
+            <w:r>
+              <w:t xml:space="preserve">Voorlinden als locatie binnen M91 en begrazing vanaf 1990 voor Kijfhoek en Bierlap als volledig benoemd gebied.</w:t>
+            </w:r>
+          </w:p>
+        </w:tc>
+      </w:tr>
+      <w:tr>
+        <w:tc>
+          <w:tcPr/>
+          <w:p>
+            <w:pPr>
+              <w:pStyle w:val="Compact"/>
+            </w:pPr>
+            <w:r>
+              <w:rPr>
+                <w:rStyle w:val="VerbatimChar"/>
+              </w:rPr>
+              <w:t xml:space="preserve">maatregel_plot_koppeling</w:t>
+            </w:r>
+          </w:p>
+        </w:tc>
+        <w:tc>
+          <w:tcPr/>
+          <w:p>
+            <w:pPr>
+              <w:pStyle w:val="Compact"/>
+              <w:jc w:val="right"/>
+            </w:pPr>
+            <w:r>
+              <w:t xml:space="preserve">101</w:t>
+            </w:r>
+          </w:p>
+        </w:tc>
+        <w:tc>
+          <w:tcPr/>
+          <w:p>
+            <w:pPr>
+              <w:pStyle w:val="Compact"/>
+            </w:pPr>
+            <w:r>
+              <w:t xml:space="preserve">36 eerder onderbouwde relaties; 32 relaties via de nameninventaris; 11 voor Pan 13 en Plas 20; telkens 3 voor Helmduinen, Kikkervalleienbegrazing, bodemherstel, infrastructuur en Watercrassula; telkens 1 voor Parnassiapad 1, Parnassiapad 2 en Plas 8.4.2; 2 voor Waalsdorp; en 2 voor de konijnenbijplaatsingsproef. De exacte werkoppervlakken per kavel blijven onbekend.</w:t>
+            </w:r>
+          </w:p>
+        </w:tc>
+      </w:tr>
+      <w:tr>
+        <w:tc>
+          <w:tcPr/>
+          <w:p>
+            <w:pPr>
+              <w:pStyle w:val="Compact"/>
+            </w:pPr>
+            <w:r>
+              <w:rPr>
+                <w:rStyle w:val="VerbatimChar"/>
+              </w:rPr>
+              <w:t xml:space="preserve">v_plot_gebied_actueel</w:t>
+            </w:r>
+          </w:p>
+        </w:tc>
+        <w:tc>
+          <w:tcPr/>
+          <w:p>
+            <w:pPr>
+              <w:pStyle w:val="Compact"/>
+              <w:jc w:val="right"/>
+            </w:pPr>
+            <w:r>
+              <w:t xml:space="preserve">69</w:t>
+            </w:r>
+          </w:p>
+        </w:tc>
+        <w:tc>
+          <w:tcPr/>
+          <w:p>
+            <w:pPr>
+              <w:pStyle w:val="Compact"/>
+            </w:pPr>
+            <w:r>
+              <w:t xml:space="preserve">Actuele leeslaag van de volledige vastgestelde gebiedsindeling.</w:t>
+            </w:r>
+          </w:p>
+        </w:tc>
+      </w:tr>
+      <w:tr>
+        <w:tc>
+          <w:tcPr/>
+          <w:p>
+            <w:pPr>
+              <w:pStyle w:val="Compact"/>
+            </w:pPr>
+            <w:r>
+              <w:rPr>
+                <w:rStyle w:val="VerbatimChar"/>
+              </w:rPr>
+              <w:t xml:space="preserve">v_plot_gebied_geometrie_actueel</w:t>
+            </w:r>
+          </w:p>
+        </w:tc>
+        <w:tc>
+          <w:tcPr/>
+          <w:p>
+            <w:pPr>
+              <w:pStyle w:val="Compact"/>
+              <w:jc w:val="right"/>
+            </w:pPr>
+            <w:r>
+              <w:t xml:space="preserve">8</w:t>
+            </w:r>
+          </w:p>
+        </w:tc>
+        <w:tc>
+          <w:tcPr/>
+          <w:p>
+            <w:pPr>
+              <w:pStyle w:val="Compact"/>
+            </w:pPr>
+            <w:r>
+              <w:t xml:space="preserve">Actuele leeslaag van de afgeleide gebiedsgeometrieën.</w:t>
+            </w:r>
+          </w:p>
+        </w:tc>
+      </w:tr>
+      <w:tr>
+        <w:tc>
+          <w:tcPr/>
+          <w:p>
+            <w:pPr>
+              <w:pStyle w:val="Compact"/>
+            </w:pPr>
+            <w:r>
+              <w:rPr>
+                <w:rStyle w:val="VerbatimChar"/>
+              </w:rPr>
+              <w:t xml:space="preserve">v_plot_jaar_maatregel_bronvast</w:t>
+            </w:r>
+          </w:p>
+        </w:tc>
+        <w:tc>
+          <w:tcPr/>
+          <w:p>
+            <w:pPr>
+              <w:pStyle w:val="Compact"/>
+              <w:jc w:val="right"/>
+            </w:pPr>
+            <w:r>
+              <w:t xml:space="preserve">157</w:t>
+            </w:r>
+          </w:p>
+        </w:tc>
+        <w:tc>
+          <w:tcPr/>
+          <w:p>
+            <w:pPr>
+              <w:pStyle w:val="Compact"/>
+            </w:pPr>
+            <w:r>
+              <w:t xml:space="preserve">Bronvaste plot-jaarregels voor 1967–1969, 1972–1975, 1988–1991, 1993, 1997, 2002, 2005–2006 en 2017–2025. Hieronder vallen Waalsdorp in M84 en M43 in 2016–2019, Parnassiapad 1 in M15 rond 1997, de konijnenbijplaatsingsproef in M8 en M41 in 2024 en de slibverwijdering in Plas 8.4.2 in M32 in 2002.</w:t>
+            </w:r>
+          </w:p>
+        </w:tc>
+      </w:tr>
+    </w:tbl>
+    <w:p>
+      <w:pPr>
+        <w:pStyle w:val="FirstParagraph"/>
+      </w:pPr>
+      <w:r>
+        <w:t xml:space="preserve">De referentietabellen</w:t>
+      </w:r>
+      <w:r>
+        <w:t xml:space="preserve"> </w:t>
+      </w:r>
+      <w:r>
+        <w:rPr>
+          <w:rStyle w:val="VerbatimChar"/>
+        </w:rPr>
+        <w:t xml:space="preserve">maatregel_werkcategorie</w:t>
+      </w:r>
+      <w:r>
+        <w:t xml:space="preserve">,</w:t>
+      </w:r>
+      <w:r>
+        <w:t xml:space="preserve"> </w:t>
+      </w:r>
+      <w:r>
+        <w:rPr>
+          <w:rStyle w:val="VerbatimChar"/>
+        </w:rPr>
+        <w:t xml:space="preserve">maatregel_type</w:t>
+      </w:r>
+      <w:r>
+        <w:t xml:space="preserve">,</w:t>
+      </w:r>
+      <w:r>
+        <w:t xml:space="preserve"> </w:t>
+      </w:r>
+      <w:r>
+        <w:rPr>
+          <w:rStyle w:val="VerbatimChar"/>
+        </w:rPr>
+        <w:t xml:space="preserve">maatregel_activiteit_type</w:t>
+      </w:r>
+      <w:r>
+        <w:t xml:space="preserve">,</w:t>
+      </w:r>
+      <w:r>
+        <w:t xml:space="preserve"> </w:t>
+      </w:r>
+      <w:r>
+        <w:rPr>
+          <w:rStyle w:val="VerbatimChar"/>
+        </w:rPr>
+        <w:t xml:space="preserve">maatregel_uitvoering_status</w:t>
+      </w:r>
+      <w:r>
+        <w:t xml:space="preserve"> </w:t>
+      </w:r>
+      <w:r>
+        <w:t xml:space="preserve">en</w:t>
+      </w:r>
+      <w:r>
+        <w:t xml:space="preserve"> </w:t>
+      </w:r>
+      <w:r>
+        <w:rPr>
+          <w:rStyle w:val="VerbatimChar"/>
+        </w:rPr>
+        <w:t xml:space="preserve">maatregel_brontype</w:t>
+      </w:r>
+      <w:r>
+        <w:t xml:space="preserve"> </w:t>
+      </w:r>
+      <w:r>
+        <w:t xml:space="preserve">scheiden categorie, activiteit, feitelijke status en brontype. Waar passend zijn de Natura 2000-codes MT01–MT07 en activiteitcodes A–G gebruikt; lokale aanvullingen hebben een eigen code. Een subsidie-openstelling, ontwerpplan of actuele werkzaamhedenpagina wordt niet als uitvoering behandeld zolang de feitelijke uitvoering niet is bevestigd.</w:t>
+      </w:r>
+    </w:p>
+    <w:p>
+      <w:pPr>
+        <w:pStyle w:val="BodyText"/>
+      </w:pPr>
+      <w:r>
+        <w:t xml:space="preserve">De 144 bestaande regels in</w:t>
+      </w:r>
+      <w:r>
+        <w:t xml:space="preserve"> </w:t>
+      </w:r>
+      <w:r>
+        <w:rPr>
+          <w:rStyle w:val="VerbatimChar"/>
+        </w:rPr>
+        <w:t xml:space="preserve">plot_jaar_maatregel</w:t>
+      </w:r>
+      <w:r>
+        <w:t xml:space="preserve"> </w:t>
+      </w:r>
+      <w:r>
+        <w:t xml:space="preserve">blijven de historische dashboardlaag voor begrazing in 16 plots uit 1991–1999. Hun aantal en checksum</w:t>
+      </w:r>
+      <w:r>
+        <w:t xml:space="preserve"> </w:t>
+      </w:r>
+      <w:r>
+        <w:rPr>
+          <w:rStyle w:val="VerbatimChar"/>
+        </w:rPr>
+        <w:t xml:space="preserve">306480715648</w:t>
+      </w:r>
+      <w:r>
+        <w:t xml:space="preserve"> </w:t>
+      </w:r>
+      <w:r>
+        <w:t xml:space="preserve">zijn bij de actualisering tot en met 15 oktober 2026 gelijk gebleven. Zij worden niet achteraf als bronvaste projectuitvoering geïnterpreteerd. Nieuwe werkzaamheden gaan pas naar een plot-jaarselectie nadat locatie, jaar en bron voldoende precies zijn vastgesteld.</w:t>
+      </w:r>
+    </w:p>
+    <w:p>
+      <w:pPr>
+        <w:pStyle w:val="BodyText"/>
+      </w:pPr>
+      <w:r>
+        <w:t xml:space="preserve">De gebiedsindeling gebruikt de 55 geldige SOVON-kavelpolygonen uit plotversie 2025, in EPSG:28992. Daaruit zijn vijf geometrieën voor Buitenduin Noord, Buitenduin Zuid, Kijfhoek en Bierlap, Vallei Meijendel en Zuid-oosthoek en drie geometrieën voor Haagsche Golfclub, Voorlinden en Hertenkamp afgeleid. Interne overlap van telplots wordt bij de topologische samenvoeging niet dubbel als gebiedsoppervlak geteld. De 14 historische plots zijn inhoudelijk ingedeeld, maar hebben in plotversie 2025 geen afzonderlijke historische geometrie en worden daarom niet als geometriebron gebruikt.</w:t>
+      </w:r>
+    </w:p>
+    <w:p>
+      <w:pPr>
+        <w:pStyle w:val="BodyText"/>
+      </w:pPr>
+      <w:r>
+        <w:t xml:space="preserve">De actuele aantallen bronplots per geometrie zijn respectievelijk 9, 7, 16, 9 en 11 voor de vijf Meijendel-deelgebieden en 1 voor ieder speciaal gebied. De indeling normaliseert de aangeleverde aanduiding M54q naar het bestaande plot M54a. Historisch M17 volgt M17a en ligt in Buitenduin Noord; M8/11, M8/9, M9 en M11 liggen in Kijfhoek en Bierlap.</w:t>
+      </w:r>
+    </w:p>
+    <w:p>
+      <w:pPr>
+        <w:pStyle w:val="Heading2"/>
+      </w:pPr>
+      <w:bookmarkStart w:id="23" w:name="_1658618e44232e196644eac3525cdf2369e59da"/>
+      <w:r>
+        <w:t xml:space="preserve">Nameninventaris en plotgeometrie</w:t>
+      </w:r>
+      <w:bookmarkEnd w:id="23"/>
+    </w:p>
+    <w:p>
+      <w:pPr>
+        <w:pStyle w:val="FirstParagraph"/>
+      </w:pPr>
+      <w:r>
+        <w:t xml:space="preserve">Versie</w:t>
+      </w:r>
+      <w:r>
+        <w:t xml:space="preserve"> </w:t>
+      </w:r>
+      <w:r>
+        <w:rPr>
+          <w:rStyle w:val="VerbatimChar"/>
+        </w:rPr>
+        <w:t xml:space="preserve">meijendel_nameninventaris_2026-10-14</w:t>
+      </w:r>
+      <w:r>
+        <w:t xml:space="preserve"> </w:t>
+      </w:r>
+      <w:r>
+        <w:t xml:space="preserve">is op 14 oktober 2026 in de levende lokale database opgenomen. De korrel is één naamobject, één bronvermelding of één brongeometrie; naamgeometrie bewijst niet automatisch de exacte grens van een uitgevoerde maatregel.</w:t>
+      </w:r>
+    </w:p>
+    <w:tbl>
+      <w:tblPr>
+        <w:tblStyle w:val="Table"/>
+        <w:tblW w:type="pct" w:w="5000"/>
+        <w:tblLayout w:type="fixed"/>
+        <w:tblLook w:firstRow="1" w:lastRow="0" w:firstColumn="0" w:lastColumn="0" w:noHBand="0" w:noVBand="0" w:val="0020"/>
+      </w:tblPr>
+      <w:tblGrid>
+        <w:gridCol w:w="2376"/>
+        <w:gridCol w:w="3168"/>
+        <w:gridCol w:w="2376"/>
+      </w:tblGrid>
+      <w:tr>
+        <w:trPr>
+          <w:tblHeader w:val="on"/>
+        </w:trPr>
+        <w:tc>
+          <w:tcPr/>
+          <w:p>
+            <w:pPr>
+              <w:pStyle w:val="Compact"/>
+            </w:pPr>
+            <w:r>
+              <w:t xml:space="preserve">Tabel of view</w:t>
+            </w:r>
+          </w:p>
+        </w:tc>
+        <w:tc>
+          <w:tcPr/>
+          <w:p>
+            <w:pPr>
+              <w:pStyle w:val="Compact"/>
+              <w:jc w:val="right"/>
+            </w:pPr>
+            <w:r>
+              <w:t xml:space="preserve">Records</w:t>
+            </w:r>
+          </w:p>
+        </w:tc>
+        <w:tc>
+          <w:tcPr/>
+          <w:p>
+            <w:pPr>
+              <w:pStyle w:val="Compact"/>
+            </w:pPr>
+            <w:r>
+              <w:t xml:space="preserve">Betekenis</w:t>
+            </w:r>
+          </w:p>
+        </w:tc>
+      </w:tr>
+      <w:tr>
+        <w:tc>
+          <w:tcPr/>
+          <w:p>
+            <w:pPr>
+              <w:pStyle w:val="Compact"/>
+            </w:pPr>
+            <w:r>
+              <w:rPr>
+                <w:rStyle w:val="VerbatimChar"/>
+              </w:rPr>
+              <w:t xml:space="preserve">nameninventaris_import</w:t>
+            </w:r>
+          </w:p>
+        </w:tc>
+        <w:tc>
+          <w:tcPr/>
+          <w:p>
+            <w:pPr>
+              <w:pStyle w:val="Compact"/>
+              <w:jc w:val="right"/>
+            </w:pPr>
+            <w:r>
+              <w:t xml:space="preserve">1</w:t>
+            </w:r>
+          </w:p>
+        </w:tc>
+        <w:tc>
+          <w:tcPr/>
+          <w:p>
+            <w:pPr>
+              <w:pStyle w:val="Compact"/>
+            </w:pPr>
+            <w:r>
+              <w:t xml:space="preserve">Herkomst, hash, regelversie en verwachte aantallen van de levering.</w:t>
+            </w:r>
+          </w:p>
+        </w:tc>
+      </w:tr>
+      <w:tr>
+        <w:tc>
+          <w:tcPr/>
+          <w:p>
+            <w:pPr>
+              <w:pStyle w:val="Compact"/>
+            </w:pPr>
+            <w:r>
+              <w:rPr>
+                <w:rStyle w:val="VerbatimChar"/>
+              </w:rPr>
+              <w:t xml:space="preserve">nameninventaris_bron</w:t>
+            </w:r>
+          </w:p>
+        </w:tc>
+        <w:tc>
+          <w:tcPr/>
+          <w:p>
+            <w:pPr>
+              <w:pStyle w:val="Compact"/>
+              <w:jc w:val="right"/>
+            </w:pPr>
+            <w:r>
+              <w:t xml:space="preserve">8</w:t>
+            </w:r>
+          </w:p>
+        </w:tc>
+        <w:tc>
+          <w:tcPr/>
+          <w:p>
+            <w:pPr>
+              <w:pStyle w:val="Compact"/>
+            </w:pPr>
+            <w:r>
+              <w:t xml:space="preserve">Beekman 2021, twee historische artikelen, Neefjes 2010, TOP10NL, OSM en twee Dunea-bronnen.</w:t>
+            </w:r>
+          </w:p>
+        </w:tc>
+      </w:tr>
+      <w:tr>
+        <w:tc>
+          <w:tcPr/>
+          <w:p>
+            <w:pPr>
+              <w:pStyle w:val="Compact"/>
+            </w:pPr>
+            <w:r>
+              <w:rPr>
+                <w:rStyle w:val="VerbatimChar"/>
+              </w:rPr>
+              <w:t xml:space="preserve">nameninventaris_object</w:t>
+            </w:r>
+          </w:p>
+        </w:tc>
+        <w:tc>
+          <w:tcPr/>
+          <w:p>
+            <w:pPr>
+              <w:pStyle w:val="Compact"/>
+              <w:jc w:val="right"/>
+            </w:pPr>
+            <w:r>
+              <w:t xml:space="preserve">182</w:t>
+            </w:r>
+          </w:p>
+        </w:tc>
+        <w:tc>
+          <w:tcPr/>
+          <w:p>
+            <w:pPr>
+              <w:pStyle w:val="Compact"/>
+            </w:pPr>
+            <w:r>
+              <w:t xml:space="preserve">Onderscheiden gebieds-, functionele, pad-, weg- en routeobjecten.</w:t>
+            </w:r>
+          </w:p>
+        </w:tc>
+      </w:tr>
+      <w:tr>
+        <w:tc>
+          <w:tcPr/>
+          <w:p>
+            <w:pPr>
+              <w:pStyle w:val="Compact"/>
+            </w:pPr>
+            <w:r>
+              <w:rPr>
+                <w:rStyle w:val="VerbatimChar"/>
+              </w:rPr>
+              <w:t xml:space="preserve">nameninventaris_vermelding</w:t>
+            </w:r>
+          </w:p>
+        </w:tc>
+        <w:tc>
+          <w:tcPr/>
+          <w:p>
+            <w:pPr>
+              <w:pStyle w:val="Compact"/>
+              <w:jc w:val="right"/>
+            </w:pPr>
+            <w:r>
+              <w:t xml:space="preserve">299</w:t>
+            </w:r>
+          </w:p>
+        </w:tc>
+        <w:tc>
+          <w:tcPr/>
+          <w:p>
+            <w:pPr>
+              <w:pStyle w:val="Compact"/>
+            </w:pPr>
+            <w:r>
+              <w:t xml:space="preserve">Gedateerde naamvermeldingen uit 1602–2026.</w:t>
+            </w:r>
+          </w:p>
+        </w:tc>
+      </w:tr>
+      <w:tr>
+        <w:tc>
+          <w:tcPr/>
+          <w:p>
+            <w:pPr>
+              <w:pStyle w:val="Compact"/>
+            </w:pPr>
+            <w:r>
+              <w:rPr>
+                <w:rStyle w:val="VerbatimChar"/>
+              </w:rPr>
+              <w:t xml:space="preserve">nameninventaris_geometrie</w:t>
+            </w:r>
+          </w:p>
+        </w:tc>
+        <w:tc>
+          <w:tcPr/>
+          <w:p>
+            <w:pPr>
+              <w:pStyle w:val="Compact"/>
+              <w:jc w:val="right"/>
+            </w:pPr>
+            <w:r>
+              <w:t xml:space="preserve">71</w:t>
+            </w:r>
+          </w:p>
+        </w:tc>
+        <w:tc>
+          <w:tcPr/>
+          <w:p>
+            <w:pPr>
+              <w:pStyle w:val="Compact"/>
+            </w:pPr>
+            <w:r>
+              <w:t xml:space="preserve">Brongeometrieën in EPSG:28992 voor 71 objecten.</w:t>
+            </w:r>
+          </w:p>
+        </w:tc>
+      </w:tr>
+      <w:tr>
+        <w:tc>
+          <w:tcPr/>
+          <w:p>
+            <w:pPr>
+              <w:pStyle w:val="Compact"/>
+            </w:pPr>
+            <w:r>
+              <w:rPr>
+                <w:rStyle w:val="VerbatimChar"/>
+              </w:rPr>
+              <w:t xml:space="preserve">nameninventaris_geometrie_bronobject</w:t>
+            </w:r>
+          </w:p>
+        </w:tc>
+        <w:tc>
+          <w:tcPr/>
+          <w:p>
+            <w:pPr>
+              <w:pStyle w:val="Compact"/>
+              <w:jc w:val="right"/>
+            </w:pPr>
+            <w:r>
+              <w:t xml:space="preserve">107</w:t>
+            </w:r>
+          </w:p>
+        </w:tc>
+        <w:tc>
+          <w:tcPr/>
+          <w:p>
+            <w:pPr>
+              <w:pStyle w:val="Compact"/>
+            </w:pPr>
+            <w:r>
+              <w:t xml:space="preserve">Herleidbaarheid van samengevoegde geometrieën naar afzonderlijke bronobjecten.</w:t>
+            </w:r>
+          </w:p>
+        </w:tc>
+      </w:tr>
+      <w:tr>
+        <w:tc>
+          <w:tcPr/>
+          <w:p>
+            <w:pPr>
+              <w:pStyle w:val="Compact"/>
+            </w:pPr>
+            <w:r>
+              <w:rPr>
+                <w:rStyle w:val="VerbatimChar"/>
+              </w:rPr>
+              <w:t xml:space="preserve">nameninventaris_beoordeling</w:t>
+            </w:r>
+          </w:p>
+        </w:tc>
+        <w:tc>
+          <w:tcPr/>
+          <w:p>
+            <w:pPr>
+              <w:pStyle w:val="Compact"/>
+              <w:jc w:val="right"/>
+            </w:pPr>
+            <w:r>
+              <w:t xml:space="preserve">111</w:t>
+            </w:r>
+          </w:p>
+        </w:tc>
+        <w:tc>
+          <w:tcPr/>
+          <w:p>
+            <w:pPr>
+              <w:pStyle w:val="Compact"/>
+            </w:pPr>
+            <w:r>
+              <w:t xml:space="preserve">Actuele, expliciete geometrieleemten; deze namen worden niet ruimtelijk afgeleid.</w:t>
+            </w:r>
+          </w:p>
+        </w:tc>
+      </w:tr>
+      <w:tr>
+        <w:tc>
+          <w:tcPr/>
+          <w:p>
+            <w:pPr>
+              <w:pStyle w:val="Compact"/>
+            </w:pPr>
+            <w:r>
+              <w:rPr>
+                <w:rStyle w:val="VerbatimChar"/>
+              </w:rPr>
+              <w:t xml:space="preserve">plot_geometrie_import</w:t>
+            </w:r>
+          </w:p>
+        </w:tc>
+        <w:tc>
+          <w:tcPr/>
+          <w:p>
+            <w:pPr>
+              <w:pStyle w:val="Compact"/>
+              <w:jc w:val="right"/>
+            </w:pPr>
+            <w:r>
+              <w:t xml:space="preserve">1</w:t>
+            </w:r>
+          </w:p>
+        </w:tc>
+        <w:tc>
+          <w:tcPr/>
+          <w:p>
+            <w:pPr>
+              <w:pStyle w:val="Compact"/>
+            </w:pPr>
+            <w:r>
+              <w:t xml:space="preserve">Actuele SOVON-kavelgeometrie van 55 plots, versie</w:t>
+            </w:r>
+            <w:r>
+              <w:t xml:space="preserve"> </w:t>
+            </w:r>
+            <w:r>
+              <w:rPr>
+                <w:rStyle w:val="VerbatimChar"/>
+              </w:rPr>
+              <w:t xml:space="preserve">sovon-avimap-2025-download-2026-10-02</w:t>
+            </w:r>
+            <w:r>
+              <w:t xml:space="preserve">.</w:t>
+            </w:r>
+          </w:p>
+        </w:tc>
+      </w:tr>
+      <w:tr>
+        <w:tc>
+          <w:tcPr/>
+          <w:p>
+            <w:pPr>
+              <w:pStyle w:val="Compact"/>
+            </w:pPr>
+            <w:r>
+              <w:rPr>
+                <w:rStyle w:val="VerbatimChar"/>
+              </w:rPr>
+              <w:t xml:space="preserve">nameninventaris_plot_koppeling</w:t>
+            </w:r>
+          </w:p>
+        </w:tc>
+        <w:tc>
+          <w:tcPr/>
+          <w:p>
+            <w:pPr>
+              <w:pStyle w:val="Compact"/>
+              <w:jc w:val="right"/>
+            </w:pPr>
+            <w:r>
+              <w:t xml:space="preserve">377</w:t>
+            </w:r>
+          </w:p>
+        </w:tc>
+        <w:tc>
+          <w:tcPr/>
+          <w:p>
+            <w:pPr>
+              <w:pStyle w:val="Compact"/>
+            </w:pPr>
+            <w:r>
+              <w:t xml:space="preserve">Alle geometrische doorsnijdingen tussen 66 naamobjecten en 55 actuele kavels.</w:t>
+            </w:r>
+          </w:p>
+        </w:tc>
+      </w:tr>
+      <w:tr>
+        <w:tc>
+          <w:tcPr/>
+          <w:p>
+            <w:pPr>
+              <w:pStyle w:val="Compact"/>
+            </w:pPr>
+            <w:r>
+              <w:rPr>
+                <w:rStyle w:val="VerbatimChar"/>
+              </w:rPr>
+              <w:t xml:space="preserve">v_nameninventaris_plot_actueel</w:t>
+            </w:r>
+          </w:p>
+        </w:tc>
+        <w:tc>
+          <w:tcPr/>
+          <w:p>
+            <w:pPr>
+              <w:pStyle w:val="Compact"/>
+              <w:jc w:val="right"/>
+            </w:pPr>
+            <w:r>
+              <w:t xml:space="preserve">365</w:t>
+            </w:r>
+          </w:p>
+        </w:tc>
+        <w:tc>
+          <w:tcPr/>
+          <w:p>
+            <w:pPr>
+              <w:pStyle w:val="Compact"/>
+            </w:pPr>
+            <w:r>
+              <w:t xml:space="preserve">Actuele leeslaag voor 53 kavels binnen</w:t>
+            </w:r>
+            <w:r>
+              <w:t xml:space="preserve"> </w:t>
+            </w:r>
+            <w:r>
+              <w:rPr>
+                <w:rStyle w:val="VerbatimChar"/>
+              </w:rPr>
+              <w:t xml:space="preserve">meijendel_natura2000</w:t>
+            </w:r>
+            <w:r>
+              <w:t xml:space="preserve">; M66 en M91 zijn uitgesloten.</w:t>
+            </w:r>
+          </w:p>
+        </w:tc>
+      </w:tr>
+    </w:tbl>
+    <w:p>
+      <w:pPr>
+        <w:pStyle w:val="FirstParagraph"/>
+      </w:pPr>
+      <w:r>
+        <w:t xml:space="preserve">De maatregelactualisering gebruikt deze laag alleen wanneer de maatregellocatie volledig en letterlijk overeenkomt met één of meer geometriseerde naamobjecten. Daarmee zijn 32 relaties voor zes uitvoeringen toegevoegd. Uitvoeringen met een brede locatie, een niet-geometriseerde naam, een gedeeltelijk geometriseerde samengestelde locatie of een afwijkende naam blijven buiten de automatische koppeling.</w:t>
+      </w:r>
+    </w:p>
+    <w:p>
+      <w:pPr>
+        <w:pStyle w:val="Heading2"/>
+      </w:pPr>
+      <w:bookmarkStart w:id="24" w:name="_c4d8e63f8d951db14c31b0e8e0c5017e65b09fe"/>
+      <w:r>
+        <w:t xml:space="preserve">Website dashboard en Shiny beschermen</w:t>
+      </w:r>
+      <w:bookmarkEnd w:id="24"/>
+    </w:p>
+    <w:p>
+      <w:pPr>
+        <w:pStyle w:val="FirstParagraph"/>
+      </w:pPr>
+      <w:r>
+        <w:t xml:space="preserve">De eerdere inventarisatie vond geen rechtstreeks gebruik van de 146</w:t>
+      </w:r>
+      <w:r>
+        <w:t xml:space="preserve"> </w:t>
+      </w:r>
+      <w:r>
+        <w:rPr>
+          <w:rStyle w:val="VerbatimChar"/>
+        </w:rPr>
+        <w:t xml:space="preserve">ndff_*</w:t>
+      </w:r>
+      <w:r>
+        <w:t xml:space="preserve">-, vier</w:t>
+      </w:r>
+      <w:r>
+        <w:t xml:space="preserve"> </w:t>
+      </w:r>
+      <w:r>
+        <w:rPr>
+          <w:rStyle w:val="VerbatimChar"/>
+        </w:rPr>
+        <w:t xml:space="preserve">externe_ecologie_*</w:t>
+      </w:r>
+      <w:r>
+        <w:t xml:space="preserve">- en zes</w:t>
+      </w:r>
+      <w:r>
+        <w:t xml:space="preserve"> </w:t>
+      </w:r>
+      <w:r>
+        <w:rPr>
+          <w:rStyle w:val="VerbatimChar"/>
+        </w:rPr>
+        <w:t xml:space="preserve">vangblik*</w:t>
+      </w:r>
+      <w:r>
+        <w:t xml:space="preserve">-tabellen in de publieke website, reguliere Shiny-cache of openbare dashboardketen. Dat geeft ruimte, maar betekent niet dat die 156 tabellen losstaan. Imports, audits, ruimtelijke verwerking, bestaande views en exportvalidatie gebruiken ze wel. Voor deze herschrijving zijn de relevante cache- en exportcontracten opnieuw gecontroleerd; er is geen productieproef uitgevoerd.</w:t>
+      </w:r>
+    </w:p>
+    <w:p>
+      <w:pPr>
+        <w:pStyle w:val="BodyText"/>
+      </w:pPr>
+      <w:r>
+        <w:t xml:space="preserve">PQ is wel aangesloten. Shiny leest</w:t>
+      </w:r>
+      <w:r>
+        <w:t xml:space="preserve"> </w:t>
+      </w:r>
+      <w:r>
+        <w:rPr>
+          <w:rStyle w:val="VerbatimChar"/>
+        </w:rPr>
+        <w:t xml:space="preserve">pq_plot_jaar_vegetatie</w:t>
+      </w:r>
+      <w:r>
+        <w:t xml:space="preserve"> </w:t>
+      </w:r>
+      <w:r>
+        <w:t xml:space="preserve">en gebruikt soortenrijkdom, bedekkingssom en Shannon in model- en omgevingsgegevens. De website leest de bestaande</w:t>
+      </w:r>
+      <w:r>
+        <w:t xml:space="preserve"> </w:t>
+      </w:r>
+      <w:r>
+        <w:rPr>
+          <w:rStyle w:val="VerbatimChar"/>
+        </w:rPr>
+        <w:t xml:space="preserve">website_plot_vegetatie_jaar</w:t>
+      </w:r>
+      <w:r>
+        <w:t xml:space="preserve">, die naar dezelfde PQ-afleiding verwijst. Foutafhandeling kan een leeg vegetatieonderdeel opleveren terwijl de pagina gewoon opent. Vergelijk daarom de 513 plot-jaarregels uit 1981–2025, waarden, ontbrekende waarden en bronvermelding vóór en na de structurele migratie.</w:t>
+      </w:r>
+    </w:p>
+    <w:p>
+      <w:pPr>
+        <w:pStyle w:val="BodyText"/>
+      </w:pPr>
+      <w:r>
+        <w:t xml:space="preserve">Nieuwe PQ-opnamen mogen bij een afzonderlijk inhoudelijk besluit later doorwerken in de toepassingen. Het toevoegen van bronnen mag echter niet ongemerkt de provinciale controlebasis of bestaande vogelmodellen veranderen. Scheid structureel verplaatsen met gelijke uitkomsten van inhoudelijk verrijken met expliciet beoordeelde nieuwe uitkomsten.</w:t>
+      </w:r>
+    </w:p>
+    <w:p>
+      <w:pPr>
+        <w:pStyle w:val="BodyText"/>
+      </w:pPr>
+      <w:r>
+        <w:t xml:space="preserve">Verder moeten deze afhankelijkheden mee:</w:t>
+      </w:r>
+    </w:p>
+    <w:p>
+      <w:pPr>
+        <w:pStyle w:val="Compact"/>
+        <w:numPr>
+          <w:ilvl w:val="0"/>
+          <w:numId w:val="1002"/>
+        </w:numPr>
+      </w:pPr>
+      <w:r>
+        <w:t xml:space="preserve">foreign keys, indexes, rechten en eventuele routines of triggers;</w:t>
+      </w:r>
+    </w:p>
+    <w:p>
+      <w:pPr>
+        <w:pStyle w:val="Compact"/>
+        <w:numPr>
+          <w:ilvl w:val="0"/>
+          <w:numId w:val="1002"/>
+        </w:numPr>
+      </w:pPr>
+      <w:r>
+        <w:t xml:space="preserve">bestaande views en beveiligde onderzoeksviews die naar openbare NDFF-tabellen verwijzen, met behoud van de beveiligingsgrens;</w:t>
+      </w:r>
+    </w:p>
+    <w:p>
+      <w:pPr>
+        <w:pStyle w:val="Compact"/>
+        <w:numPr>
+          <w:ilvl w:val="0"/>
+          <w:numId w:val="1002"/>
+        </w:numPr>
+      </w:pPr>
+      <w:r>
+        <w:t xml:space="preserve">dynamische tabelnamen in imports en audits, naast letterlijk geschreven namen;</w:t>
+      </w:r>
+    </w:p>
+    <w:p>
+      <w:pPr>
+        <w:pStyle w:val="Compact"/>
+        <w:numPr>
+          <w:ilvl w:val="0"/>
+          <w:numId w:val="1002"/>
+        </w:numPr>
+      </w:pPr>
+      <w:r>
+        <w:t xml:space="preserve">tabelnamen die als gegevens zijn opgeslagen, waaronder</w:t>
+      </w:r>
+      <w:r>
+        <w:t xml:space="preserve"> </w:t>
+      </w:r>
+      <w:r>
+        <w:rPr>
+          <w:rStyle w:val="VerbatimChar"/>
+        </w:rPr>
+        <w:t xml:space="preserve">analyse_datareeks.bron_object</w:t>
+      </w:r>
+      <w:r>
+        <w:t xml:space="preserve"> </w:t>
+      </w:r>
+      <w:r>
+        <w:t xml:space="preserve">en ruimtelijke bronverwijzingen;</w:t>
+      </w:r>
+    </w:p>
+    <w:p>
+      <w:pPr>
+        <w:pStyle w:val="Compact"/>
+        <w:numPr>
+          <w:ilvl w:val="0"/>
+          <w:numId w:val="1002"/>
+        </w:numPr>
+      </w:pPr>
+      <w:r>
+        <w:t xml:space="preserve">de exportcontrole die nu expliciet</w:t>
+      </w:r>
+      <w:r>
+        <w:t xml:space="preserve"> </w:t>
+      </w:r>
+      <w:r>
+        <w:rPr>
+          <w:rStyle w:val="VerbatimChar"/>
+        </w:rPr>
+        <w:t xml:space="preserve">ndff_open_waarneming</w:t>
+      </w:r>
+      <w:r>
+        <w:t xml:space="preserve"> </w:t>
+      </w:r>
+      <w:r>
+        <w:t xml:space="preserve">verlangt, plus de dump- en Shiny-cachecontracten.</w:t>
+      </w:r>
+    </w:p>
+    <w:p>
+      <w:pPr>
+        <w:pStyle w:val="FirstParagraph"/>
+      </w:pPr>
+      <w:r>
+        <w:t xml:space="preserve">Bronbestanden, bron-ID’s, hashes en historische regelversies worden niet cosmetisch herschreven. Er komen geen nieuwe overzichts- of compatibiliteitsviews. Bestaande noodzakelijke views moeten bij een daadwerkelijke migratie correct blijven verwijzen.</w:t>
+      </w:r>
+    </w:p>
+    <w:p>
+      <w:pPr>
+        <w:pStyle w:val="Heading2"/>
+      </w:pPr>
+      <w:bookmarkStart w:id="25" w:name="_ea82a111b7c3651db8ff74dc66ba0e01efd62c3"/>
+      <w:r>
+        <w:t xml:space="preserve">Veilige uitvoervolgorde</w:t>
+      </w:r>
+      <w:bookmarkEnd w:id="25"/>
+    </w:p>
+    <w:p>
+      <w:pPr>
+        <w:pStyle w:val="FirstParagraph"/>
+      </w:pPr>
+      <w:r>
+        <w:t xml:space="preserve">Eerst werken we één volledige familie uit op een geïsoleerde databasekopie. Libellen is daarvoor geschikt: 32.325 bronwaarnemingen uit 1950–2025, plus de bestaande route-, geometrie-, bezoek- en taxonbereikstructuur. De proef omvat meer dan vier namen veranderen. Zij moet bewijzen dat de groepsfamilie ook een tweede bron kan ontvangen zonder dubbele metingen, verlies van herkomst of wijziging van nulbetekenis. Een technische testlevering wordt als test gemarkeerd en wordt geen nieuwe ecologische bron.</w:t>
+      </w:r>
+    </w:p>
+    <w:p>
+      <w:pPr>
+        <w:pStyle w:val="BodyText"/>
+      </w:pPr>
+      <w:r>
+        <w:t xml:space="preserve">Daarna volgt de PQ-uitwerking: brongebonden locatie- en opname-identiteit toevoegen en een afgebakende, reeds gekoppelde LVD-selectie vergelijken met de provinciale reeks. Begin met bevestigde overeenkomsten; behandel waarschijnlijke koppelingen afzonderlijk. Voor iedere kandidaat staat vast of deze verrijkt, toevoegt, dubbel is of conflicteert. De eerste acceptatie-eis is behoud van de bestaande 513 plot-jaaruitkomsten uit 1981–2025.</w:t>
+      </w:r>
+    </w:p>
+    <w:p>
+      <w:pPr>
+        <w:pStyle w:val="BodyText"/>
+      </w:pPr>
+      <w:r>
+        <w:t xml:space="preserve">Vervolgens volgen de overige soortenfamilies in samenhangende groepen. Kevers zijn een bruikbare tweede soortproef omdat NDFF, Naturalis en Vangblik daar samenkomen. Gemengde monsters en de algemene beslis- en bronlaag gaan pas over wanneer hun volledige verwijzingsketen is uitgewerkt.</w:t>
+      </w:r>
+    </w:p>
+    <w:p>
+      <w:pPr>
+        <w:pStyle w:val="BodyText"/>
+      </w:pPr>
+      <w:r>
+        <w:t xml:space="preserve">Iedere proef levert een concrete oude–nieuwe objectkaart, sleutelvertaling, importaanpassing en herstelprocedure op. Vergelijk volledige sleutelsets, aantallen, inhoudshashes, bronverwijzingen, nulstatussen en toegelaten selecties. Een verschil is verklaard of blokkeert de overgang. Controleer tevens herhaalde import: hetzelfde bestand mag geen extra metingen opleveren.</w:t>
+      </w:r>
+    </w:p>
+    <w:p>
+      <w:pPr>
+        <w:pStyle w:val="BodyText"/>
+      </w:pPr>
+      <w:r>
+        <w:t xml:space="preserve">Pas na goedkeuring volgt uitvoering in de levende lokale database, met gecontroleerde back-up en zonder gelijktijdige imports. Daarna volgt de normale gevalideerde dump-, cache- en releaseketen. Productie blijft afnemer van de lokale canonieke database. Herstel bestaat uit een geteste schema- en gegevensherstelroute met de bijpassende codeversie; een algemene transactie-rollback is onvoldoende voor DDL-wijzigingen.</w:t>
+      </w:r>
+    </w:p>
+    <w:p>
+      <w:pPr>
+        <w:pStyle w:val="BodyText"/>
+      </w:pPr>
+      <w:r>
+        <w:t xml:space="preserve">De aanbevolen eerstvolgende stap is een concreet libellenproefontwerp, inclusief fysieke tabellen en migratiecontroles. Geen brede live-hernoeming. PQ blijft een eigen, bronoverstijgende familie en wordt expliciet als volgende migratieproef uitgewerkt.</w:t>
+      </w:r>
+    </w:p>
+    <w:p>
+      <w:pPr>
+        <w:pStyle w:val="Heading2"/>
+      </w:pPr>
+      <w:bookmarkStart w:id="26" w:name="_b3cd443c91657a82ff5685c38edcf4074cc84d4"/>
+      <w:r>
+        <w:t xml:space="preserve">Onderbouwing en grenzen</w:t>
+      </w:r>
+      <w:bookmarkEnd w:id="26"/>
+    </w:p>
+    <w:p>
+      <w:pPr>
+        <w:pStyle w:val="FirstParagraph"/>
+      </w:pPr>
+      <w:r>
+        <w:t xml:space="preserve">Groepen, rijtellingen en bronverdelingen zijn read-only gecontroleerd in de levende lokale database op 26 september 2026. Van de 248 fysieke tabellen staan er 163 in de bijlage: 146 NDFF, vier externe ecologie, zes Vangblik en zeven PQ. Ook de niet-vogelgegevens in AVIMAP zijn onderzocht.</w:t>
+      </w:r>
+    </w:p>
+    <w:p>
+      <w:pPr>
+        <w:pStyle w:val="BodyText"/>
+      </w:pPr>
+      <w:r>
+        <w:t xml:space="preserve">De bijlage geeft bestemmingsrichtingen, geen uitvoerbare naamskaart. Rijtellingen stammen uit de nulmeting van dezelfde datum. Niet alle reconstructietabellen hebben een afzonderlijk gecontroleerde meetperiode; hun technische rijaantallen zijn geen zelfstandige meetreeks.</w:t>
+      </w:r>
+    </w:p>
+    <w:p>
+      <w:pPr>
+        <w:pStyle w:val="BodyText"/>
+      </w:pPr>
+      <w:r>
+        <w:t xml:space="preserve">Geraadpleegd zijn de projectinstructies, README, TODO, DECISIONS, architectuur, eerdere inventaris en</w:t>
+      </w:r>
+      <w:r>
+        <w:t xml:space="preserve"> </w:t>
+      </w:r>
+      <w:r>
+        <w:rPr>
+          <w:rStyle w:val="VerbatimChar"/>
+        </w:rPr>
+        <w:t xml:space="preserve">docs/MEIJENDEL_BRONREGISTER.md</w:t>
+      </w:r>
+      <w:r>
+        <w:t xml:space="preserve">; de openbare NDFF-, protocolkwaliteit- en externe-ecologieschema’s; import- en overlapdefinities; Shiny</w:t>
+      </w:r>
+      <w:r>
+        <w:t xml:space="preserve"> </w:t>
+      </w:r>
+      <w:r>
+        <w:rPr>
+          <w:rStyle w:val="VerbatimChar"/>
+        </w:rPr>
+        <w:t xml:space="preserve">helpers.R</w:t>
+      </w:r>
+      <w:r>
+        <w:t xml:space="preserve">, cachecontracttest, exportvalidator en websitequery voor plotvegetatie.</w:t>
+      </w:r>
+    </w:p>
+    <w:p>
+      <w:pPr>
+        <w:pStyle w:val="BodyText"/>
+      </w:pPr>
+      <w:r>
+        <w:t xml:space="preserve">Bronrechten, toelating en bruikbaarheid zijn niet opnieuw vastgesteld; het bronregister blijft leidend. Geen T7- of NAS-bestanden geopend, nieuwe bronnen aangevraagd of database, dump, cache en productie gewijzigd.</w:t>
+      </w:r>
+    </w:p>
+    <w:p>
+      <w:pPr>
+        <w:pStyle w:val="Heading2"/>
+      </w:pPr>
+      <w:bookmarkStart w:id="27" w:name="_3a68ce2518fa2826494f15f4a6805cb1b04675a"/>
+      <w:r>
+        <w:t xml:space="preserve">Bijlage huidige tabellen en bestemmingsrichting</w:t>
+      </w:r>
+      <w:bookmarkEnd w:id="27"/>
+    </w:p>
+    <w:p>
+      <w:pPr>
+        <w:pStyle w:val="FirstParagraph"/>
+      </w:pPr>
+      <w:r>
+        <w:t xml:space="preserve">Alle 163 tabelnamen blijven hier terugvindbaar. De aantallen zijn technische rijtellingen van 26 september 2026, geen optelbare onafhankelijke waarnemingen. Een richting met meerdere bestemmingen vereist gegevensverdeling; zij is geen RENAME-opdracht. Definitieve doelnamen en sleutelvertalingen worden in de migratieproef getoetst.</w:t>
+      </w:r>
+    </w:p>
+    <w:p>
+      <w:pPr>
+        <w:pStyle w:val="Heading3"/>
+      </w:pPr>
+      <w:bookmarkStart w:id="28" w:name="_soortgroepindexen"/>
+      <w:r>
+        <w:t xml:space="preserve">Soortgroepindexen</w:t>
+      </w:r>
+      <w:bookmarkEnd w:id="28"/>
+    </w:p>
+    <w:p>
+      <w:pPr>
+        <w:pStyle w:val="FirstParagraph"/>
+      </w:pPr>
+      <w:r>
+        <w:t xml:space="preserve">Voor elk van deze 26 indexen geldt: de bestemming wordt een volwaardige bronoverstijgende familie. Alleen de huidige enkelkolomsindex hernoemen is niet het eindbeeld.</w:t>
       </w:r>
     </w:p>
     <w:tbl>
@@ -3115,2074 +5188,6 @@
               <w:pStyle w:val="Compact"/>
             </w:pPr>
             <w:r>
-              <w:t xml:space="preserve">Onderdeel</w:t>
-            </w:r>
-          </w:p>
-        </w:tc>
-        <w:tc>
-          <w:tcPr/>
-          <w:p>
-            <w:pPr>
-              <w:pStyle w:val="Compact"/>
-            </w:pPr>
-            <w:r>
-              <w:t xml:space="preserve">Zwaarte</w:t>
-            </w:r>
-          </w:p>
-        </w:tc>
-        <w:tc>
-          <w:tcPr/>
-          <w:p>
-            <w:pPr>
-              <w:pStyle w:val="Compact"/>
-            </w:pPr>
-            <w:r>
-              <w:t xml:space="preserve">Wat het vergt</w:t>
-            </w:r>
-          </w:p>
-        </w:tc>
-      </w:tr>
-      <w:tr>
-        <w:tc>
-          <w:tcPr/>
-          <w:p>
-            <w:pPr>
-              <w:pStyle w:val="Compact"/>
-            </w:pPr>
-            <w:r>
-              <w:t xml:space="preserve">Een afgebakende meetfamilie hernoemen</w:t>
-            </w:r>
-          </w:p>
-        </w:tc>
-        <w:tc>
-          <w:tcPr/>
-          <w:p>
-            <w:pPr>
-              <w:pStyle w:val="Compact"/>
-            </w:pPr>
-            <w:r>
-              <w:t xml:space="preserve">Beperkt tot middelgroot</w:t>
-            </w:r>
-          </w:p>
-        </w:tc>
-        <w:tc>
-          <w:tcPr/>
-          <w:p>
-            <w:pPr>
-              <w:pStyle w:val="Compact"/>
-            </w:pPr>
-            <w:r>
-              <w:t xml:space="preserve">Schema, verwijzingen, import en tests samen aanpassen. De vier huidige</w:t>
-            </w:r>
-            <w:r>
-              <w:t xml:space="preserve"> </w:t>
-            </w:r>
-            <w:r>
-              <w:rPr>
-                <w:rStyle w:val="VerbatimChar"/>
-              </w:rPr>
-              <w:t xml:space="preserve">ndff_libel_*</w:t>
-            </w:r>
-            <w:r>
-              <w:t xml:space="preserve">-tabellen zijn een afgebakend voorbeeld.</w:t>
-            </w:r>
-          </w:p>
-        </w:tc>
-      </w:tr>
-      <w:tr>
-        <w:tc>
-          <w:tcPr/>
-          <w:p>
-            <w:pPr>
-              <w:pStyle w:val="Compact"/>
-            </w:pPr>
-            <w:r>
-              <w:t xml:space="preserve">NDFF-waarnemingen naar echte groepsfamilies verdelen</w:t>
-            </w:r>
-          </w:p>
-        </w:tc>
-        <w:tc>
-          <w:tcPr/>
-          <w:p>
-            <w:pPr>
-              <w:pStyle w:val="Compact"/>
-            </w:pPr>
-            <w:r>
-              <w:t xml:space="preserve">Groot</w:t>
-            </w:r>
-          </w:p>
-        </w:tc>
-        <w:tc>
-          <w:tcPr/>
-          <w:p>
-            <w:pPr>
-              <w:pStyle w:val="Compact"/>
-            </w:pPr>
-            <w:r>
-              <w:t xml:space="preserve">Stabiele ID's, ruimtelijke beoordeling, protocollen, analysebesluiten en de 233 dubbele lidmaatschappen correct meenemen.</w:t>
-            </w:r>
-          </w:p>
-        </w:tc>
-      </w:tr>
-      <w:tr>
-        <w:tc>
-          <w:tcPr/>
-          <w:p>
-            <w:pPr>
-              <w:pStyle w:val="Compact"/>
-            </w:pPr>
-            <w:r>
-              <w:t xml:space="preserve">De zes externe datasets aansluiten</w:t>
-            </w:r>
-          </w:p>
-        </w:tc>
-        <w:tc>
-          <w:tcPr/>
-          <w:p>
-            <w:pPr>
-              <w:pStyle w:val="Compact"/>
-            </w:pPr>
-            <w:r>
-              <w:t xml:space="preserve">Middelgroot tot groot</w:t>
-            </w:r>
-          </w:p>
-        </w:tc>
-        <w:tc>
-          <w:tcPr/>
-          <w:p>
-            <w:pPr>
-              <w:pStyle w:val="Compact"/>
-            </w:pPr>
-            <w:r>
-              <w:t xml:space="preserve">98.916 resultaten uit 1875–2025 per taxon en meetvorm toewijzen. Coleoptera is eenvoudiger af te bakenen dan STOWA.</w:t>
-            </w:r>
-          </w:p>
-        </w:tc>
-      </w:tr>
-      <w:tr>
-        <w:tc>
-          <w:tcPr/>
-          <w:p>
-            <w:pPr>
-              <w:pStyle w:val="Compact"/>
-            </w:pPr>
-            <w:r>
-              <w:t xml:space="preserve">Vangblik vanuit soortgroepen bereikbaar maken</w:t>
-            </w:r>
-          </w:p>
-        </w:tc>
-        <w:tc>
-          <w:tcPr/>
-          <w:p>
-            <w:pPr>
-              <w:pStyle w:val="Compact"/>
-            </w:pPr>
-            <w:r>
-              <w:t xml:space="preserve">Middelgroot</w:t>
-            </w:r>
-          </w:p>
-        </w:tc>
-        <w:tc>
-          <w:tcPr/>
-          <w:p>
-            <w:pPr>
-              <w:pStyle w:val="Compact"/>
-            </w:pPr>
-            <w:r>
-              <w:t xml:space="preserve">Taxonkoppelingen en gecontroleerde verwijzingen voor 60.560 resultaten uit 1953–1960, zonder dubbele telling.</w:t>
-            </w:r>
-          </w:p>
-        </w:tc>
-      </w:tr>
-      <w:tr>
-        <w:tc>
-          <w:tcPr/>
-          <w:p>
-            <w:pPr>
-              <w:pStyle w:val="Compact"/>
-            </w:pPr>
-            <w:r>
-              <w:t xml:space="preserve">Verspreide PQ-informatie samenbrengen</w:t>
-            </w:r>
-          </w:p>
-        </w:tc>
-        <w:tc>
-          <w:tcPr/>
-          <w:p>
-            <w:pPr>
-              <w:pStyle w:val="Compact"/>
-            </w:pPr>
-            <w:r>
-              <w:t xml:space="preserve">Groot</w:t>
-            </w:r>
-          </w:p>
-        </w:tc>
-        <w:tc>
-          <w:tcPr/>
-          <w:p>
-            <w:pPr>
-              <w:pStyle w:val="Compact"/>
-            </w:pPr>
-            <w:r>
-              <w:t xml:space="preserve">Bronsleutels, opnamen, lagen, bedekkingsschalen en overlap vergelijken. Bovendien leest Shiny de huidige PQ-afleiding al.</w:t>
-            </w:r>
-          </w:p>
-        </w:tc>
-      </w:tr>
-      <w:tr>
-        <w:tc>
-          <w:tcPr/>
-          <w:p>
-            <w:pPr>
-              <w:pStyle w:val="Compact"/>
-            </w:pPr>
-            <w:r>
-              <w:t xml:space="preserve">Vogels en bestaande toepassingen beschermen</w:t>
-            </w:r>
-          </w:p>
-        </w:tc>
-        <w:tc>
-          <w:tcPr/>
-          <w:p>
-            <w:pPr>
-              <w:pStyle w:val="Compact"/>
-            </w:pPr>
-            <w:r>
-              <w:t xml:space="preserve">Harde voorwaarde</w:t>
-            </w:r>
-          </w:p>
-        </w:tc>
-        <w:tc>
-          <w:tcPr/>
-          <w:p>
-            <w:pPr>
-              <w:pStyle w:val="Compact"/>
-            </w:pPr>
-            <w:r>
-              <w:t xml:space="preserve">Vogel-ID's, tabellen, berekeningen en scherminhoud gelijk houden; niet alleen controleren of een pagina opent.</w:t>
-            </w:r>
-          </w:p>
-        </w:tc>
-      </w:tr>
-    </w:tbl>
-    <w:p>
-      <w:pPr>
-        <w:pStyle w:val="FirstParagraph"/>
-      </w:pPr>
-      <w:r>
-        <w:t xml:space="preserve">Een betrouwbare urenraming volgt pas uit een proef op een databasekopie. Het aantal nieuwe tabellen staat evenmin vast: sommige structuren worden hernoemd, andere verdeeld, en gedeelde ondersteuning blijft bijeen. De oude rekensom van 149 hernoemingen en veertien behouden namen geldt dus niet meer.</w:t>
-      </w:r>
-    </w:p>
-    <w:p>
-      <w:pPr>
-        <w:pStyle w:val="BodyText"/>
-      </w:pPr>
-      <w:r>
-        <w:t xml:space="preserve">Taxonvertaling is noodzakelijk.</w:t>
-      </w:r>
-      <w:r>
-        <w:t xml:space="preserve"> </w:t>
-      </w:r>
-      <w:r>
-        <w:rPr>
-          <w:rStyle w:val="VerbatimChar"/>
-        </w:rPr>
-        <w:t xml:space="preserve">ndff_soorten</w:t>
-      </w:r>
-      <w:r>
-        <w:t xml:space="preserve"> </w:t>
-      </w:r>
-      <w:r>
-        <w:t xml:space="preserve">heeft 9.828 bronreferenties, Vangblik 275 bij de reeks 1953–1960, PQ 714 bij 1981–2025 en AVIMAP 35 bij 2009–2026. Externe ecologie heeft 2.894 verschillende opgeslagen wetenschappelijke naamwaarden bij de 98.916 resultaten uit 1875–2025, zonder gemeenschappelijke taxon-foreign-key. Behoud bronnamen, rang en versie en leg gecontroleerde overeenkomsten naast de bronidentiteit vast. De vogelgerichte tabel</w:t>
-      </w:r>
-      <w:r>
-        <w:t xml:space="preserve"> </w:t>
-      </w:r>
-      <w:r>
-        <w:rPr>
-          <w:rStyle w:val="VerbatimChar"/>
-        </w:rPr>
-        <w:t xml:space="preserve">soorten</w:t>
-      </w:r>
-      <w:r>
-        <w:t xml:space="preserve"> </w:t>
-      </w:r>
-      <w:r>
-        <w:t xml:space="preserve">blijft onaangetast.</w:t>
-      </w:r>
-    </w:p>
-    <w:p>
-      <w:pPr>
-        <w:pStyle w:val="Heading2"/>
-      </w:pPr>
-      <w:bookmarkStart w:id="22" w:name="_d275c12976b6db7ca538f1cc96154c39857110d"/>
-      <w:r>
-        <w:t xml:space="preserve">Bronvast werkzaamhedenmodel</w:t>
-      </w:r>
-      <w:bookmarkEnd w:id="22"/>
-    </w:p>
-    <w:p>
-      <w:pPr>
-        <w:pStyle w:val="FirstParagraph"/>
-      </w:pPr>
-      <w:r>
-        <w:t xml:space="preserve">De levende lokale database bevat naast de bestaande classificatie een afzonderlijke laag voor projecten, feitelijke of geplande uitvoeringen, expliciete jaarstatussen en bewijsbronnen. Op 14 oktober 2026 is deze laag aangevuld na controle van alle 807 actieve Zotero-bijlagen. De bestaande tabellen</w:t>
-      </w:r>
-      <w:r>
-        <w:t xml:space="preserve"> </w:t>
-      </w:r>
-      <w:r>
-        <w:rPr>
-          <w:rStyle w:val="VerbatimChar"/>
-        </w:rPr>
-        <w:t xml:space="preserve">maatregelen</w:t>
-      </w:r>
-      <w:r>
-        <w:t xml:space="preserve">,</w:t>
-      </w:r>
-      <w:r>
-        <w:t xml:space="preserve"> </w:t>
-      </w:r>
-      <w:r>
-        <w:rPr>
-          <w:rStyle w:val="VerbatimChar"/>
-        </w:rPr>
-        <w:t xml:space="preserve">maatregelen_kernwoorden</w:t>
-      </w:r>
-      <w:r>
-        <w:t xml:space="preserve"> </w:t>
-      </w:r>
-      <w:r>
-        <w:t xml:space="preserve">en</w:t>
-      </w:r>
-      <w:r>
-        <w:t xml:space="preserve"> </w:t>
-      </w:r>
-      <w:r>
-        <w:rPr>
-          <w:rStyle w:val="VerbatimChar"/>
-        </w:rPr>
-        <w:t xml:space="preserve">plot_jaar_maatregel</w:t>
-      </w:r>
-      <w:r>
-        <w:t xml:space="preserve"> </w:t>
-      </w:r>
-      <w:r>
-        <w:t xml:space="preserve">blijven bestaan. De vier algemene kernwoorden voor recreatiebeheer zijn onder de nieuwe hoofdklasse</w:t>
-      </w:r>
-      <w:r>
-        <w:t xml:space="preserve"> </w:t>
-      </w:r>
-      <w:r>
-        <w:rPr>
-          <w:rStyle w:val="VerbatimChar"/>
-        </w:rPr>
-        <w:t xml:space="preserve">rust_en_recreatiebeheer</w:t>
-      </w:r>
-      <w:r>
-        <w:t xml:space="preserve"> </w:t>
-      </w:r>
-      <w:r>
-        <w:t xml:space="preserve">geplaatst;</w:t>
-      </w:r>
-      <w:r>
-        <w:t xml:space="preserve"> </w:t>
-      </w:r>
-      <w:r>
-        <w:rPr>
-          <w:rStyle w:val="VerbatimChar"/>
-        </w:rPr>
-        <w:t xml:space="preserve">strandreservaat</w:t>
-      </w:r>
-      <w:r>
-        <w:t xml:space="preserve"> </w:t>
-      </w:r>
-      <w:r>
-        <w:t xml:space="preserve">blijft als specifiek kernwoord onder</w:t>
-      </w:r>
-      <w:r>
-        <w:t xml:space="preserve"> </w:t>
-      </w:r>
-      <w:r>
-        <w:rPr>
-          <w:rStyle w:val="VerbatimChar"/>
-        </w:rPr>
-        <w:t xml:space="preserve">strandreservaten</w:t>
-      </w:r>
-      <w:r>
-        <w:t xml:space="preserve"> </w:t>
-      </w:r>
-      <w:r>
-        <w:t xml:space="preserve">herkenbaar.</w:t>
-      </w:r>
-    </w:p>
-    <w:tbl>
-      <w:tblPr>
-        <w:tblStyle w:val="Table"/>
-        <w:tblW w:type="auto" w:w="0"/>
-        <w:tblLook w:firstRow="1" w:lastRow="0" w:firstColumn="0" w:lastColumn="0" w:noHBand="0" w:noVBand="0" w:val="0020"/>
-      </w:tblPr>
-      <w:tblGrid>
-        <w:gridCol w:w="2640"/>
-        <w:gridCol w:w="2640"/>
-        <w:gridCol w:w="2640"/>
-      </w:tblGrid>
-      <w:tr>
-        <w:trPr>
-          <w:tblHeader w:val="on"/>
-        </w:trPr>
-        <w:tc>
-          <w:tcPr/>
-          <w:p>
-            <w:pPr>
-              <w:pStyle w:val="Compact"/>
-            </w:pPr>
-            <w:r>
-              <w:t xml:space="preserve">Tabel of view</w:t>
-            </w:r>
-          </w:p>
-        </w:tc>
-        <w:tc>
-          <w:tcPr/>
-          <w:p>
-            <w:pPr>
-              <w:pStyle w:val="Compact"/>
-              <w:jc w:val="right"/>
-            </w:pPr>
-            <w:r>
-              <w:t xml:space="preserve">Records</w:t>
-            </w:r>
-          </w:p>
-        </w:tc>
-        <w:tc>
-          <w:tcPr/>
-          <w:p>
-            <w:pPr>
-              <w:pStyle w:val="Compact"/>
-            </w:pPr>
-            <w:r>
-              <w:t xml:space="preserve">Betekenis</w:t>
-            </w:r>
-          </w:p>
-        </w:tc>
-      </w:tr>
-      <w:tr>
-        <w:tc>
-          <w:tcPr/>
-          <w:p>
-            <w:pPr>
-              <w:pStyle w:val="Compact"/>
-            </w:pPr>
-            <w:r>
-              <w:rPr>
-                <w:rStyle w:val="VerbatimChar"/>
-              </w:rPr>
-              <w:t xml:space="preserve">maatregel_project</w:t>
-            </w:r>
-          </w:p>
-        </w:tc>
-        <w:tc>
-          <w:tcPr/>
-          <w:p>
-            <w:pPr>
-              <w:pStyle w:val="Compact"/>
-              <w:jc w:val="right"/>
-            </w:pPr>
-            <w:r>
-              <w:t xml:space="preserve">18</w:t>
-            </w:r>
-          </w:p>
-        </w:tc>
-        <w:tc>
-          <w:tcPr/>
-          <w:p>
-            <w:pPr>
-              <w:pStyle w:val="Compact"/>
-            </w:pPr>
-            <w:r>
-              <w:t xml:space="preserve">Samenhangend project of programma; een project kan meerdere uitvoeringen bevatten.</w:t>
-            </w:r>
-          </w:p>
-        </w:tc>
-      </w:tr>
-      <w:tr>
-        <w:tc>
-          <w:tcPr/>
-          <w:p>
-            <w:pPr>
-              <w:pStyle w:val="Compact"/>
-            </w:pPr>
-            <w:r>
-              <w:rPr>
-                <w:rStyle w:val="VerbatimChar"/>
-              </w:rPr>
-              <w:t xml:space="preserve">maatregel_bron</w:t>
-            </w:r>
-          </w:p>
-        </w:tc>
-        <w:tc>
-          <w:tcPr/>
-          <w:p>
-            <w:pPr>
-              <w:pStyle w:val="Compact"/>
-              <w:jc w:val="right"/>
-            </w:pPr>
-            <w:r>
-              <w:t xml:space="preserve">30</w:t>
-            </w:r>
-          </w:p>
-        </w:tc>
-        <w:tc>
-          <w:tcPr/>
-          <w:p>
-            <w:pPr>
-              <w:pStyle w:val="Compact"/>
-            </w:pPr>
-            <w:r>
-              <w:t xml:space="preserve">22 lokaal geraadpleegde Zotero-bronnen en acht officiële webbronnen, ieder met type, datum, status en raadpleegdatum.</w:t>
-            </w:r>
-          </w:p>
-        </w:tc>
-      </w:tr>
-      <w:tr>
-        <w:tc>
-          <w:tcPr/>
-          <w:p>
-            <w:pPr>
-              <w:pStyle w:val="Compact"/>
-            </w:pPr>
-            <w:r>
-              <w:rPr>
-                <w:rStyle w:val="VerbatimChar"/>
-              </w:rPr>
-              <w:t xml:space="preserve">maatregel_uitvoering</w:t>
-            </w:r>
-          </w:p>
-        </w:tc>
-        <w:tc>
-          <w:tcPr/>
-          <w:p>
-            <w:pPr>
-              <w:pStyle w:val="Compact"/>
-              <w:jc w:val="right"/>
-            </w:pPr>
-            <w:r>
-              <w:t xml:space="preserve">61</w:t>
-            </w:r>
-          </w:p>
-        </w:tc>
-        <w:tc>
-          <w:tcPr/>
-          <w:p>
-            <w:pPr>
-              <w:pStyle w:val="Compact"/>
-            </w:pPr>
-            <w:r>
-              <w:t xml:space="preserve">Afzonderlijke werkzaamheden of expliciet niet-uitgevoerde, onbekende of geplande activiteiten.</w:t>
-            </w:r>
-          </w:p>
-        </w:tc>
-      </w:tr>
-      <w:tr>
-        <w:tc>
-          <w:tcPr/>
-          <w:p>
-            <w:pPr>
-              <w:pStyle w:val="Compact"/>
-            </w:pPr>
-            <w:r>
-              <w:rPr>
-                <w:rStyle w:val="VerbatimChar"/>
-              </w:rPr>
-              <w:t xml:space="preserve">maatregel_uitvoering_jaar</w:t>
-            </w:r>
-          </w:p>
-        </w:tc>
-        <w:tc>
-          <w:tcPr/>
-          <w:p>
-            <w:pPr>
-              <w:pStyle w:val="Compact"/>
-              <w:jc w:val="right"/>
-            </w:pPr>
-            <w:r>
-              <w:t xml:space="preserve">100</w:t>
-            </w:r>
-          </w:p>
-        </w:tc>
-        <w:tc>
-          <w:tcPr/>
-          <w:p>
-            <w:pPr>
-              <w:pStyle w:val="Compact"/>
-            </w:pPr>
-            <w:r>
-              <w:t xml:space="preserve">Letterlijk onderbouwde jaarstatussen uit 1967–2025: 84 uitgevoerd, 9 niet uitgevoerd en 7 onbekend.</w:t>
-            </w:r>
-          </w:p>
-        </w:tc>
-      </w:tr>
-      <w:tr>
-        <w:tc>
-          <w:tcPr/>
-          <w:p>
-            <w:pPr>
-              <w:pStyle w:val="Compact"/>
-            </w:pPr>
-            <w:r>
-              <w:rPr>
-                <w:rStyle w:val="VerbatimChar"/>
-              </w:rPr>
-              <w:t xml:space="preserve">maatregel_uitvoering_bron</w:t>
-            </w:r>
-          </w:p>
-        </w:tc>
-        <w:tc>
-          <w:tcPr/>
-          <w:p>
-            <w:pPr>
-              <w:pStyle w:val="Compact"/>
-              <w:jc w:val="right"/>
-            </w:pPr>
-            <w:r>
-              <w:t xml:space="preserve">83</w:t>
-            </w:r>
-          </w:p>
-        </w:tc>
-        <w:tc>
-          <w:tcPr/>
-          <w:p>
-            <w:pPr>
-              <w:pStyle w:val="Compact"/>
-            </w:pPr>
-            <w:r>
-              <w:t xml:space="preserve">Relaties tussen uitvoering en bewijsbron, met bronrol en bewijsnotitie.</w:t>
-            </w:r>
-          </w:p>
-        </w:tc>
-      </w:tr>
-      <w:tr>
-        <w:tc>
-          <w:tcPr/>
-          <w:p>
-            <w:pPr>
-              <w:pStyle w:val="Compact"/>
-            </w:pPr>
-            <w:r>
-              <w:rPr>
-                <w:rStyle w:val="VerbatimChar"/>
-              </w:rPr>
-              <w:t xml:space="preserve">maatregel_geometrie</w:t>
-            </w:r>
-          </w:p>
-        </w:tc>
-        <w:tc>
-          <w:tcPr/>
-          <w:p>
-            <w:pPr>
-              <w:pStyle w:val="Compact"/>
-              <w:jc w:val="right"/>
-            </w:pPr>
-            <w:r>
-              <w:t xml:space="preserve">0</w:t>
-            </w:r>
-          </w:p>
-        </w:tc>
-        <w:tc>
-          <w:tcPr/>
-          <w:p>
-            <w:pPr>
-              <w:pStyle w:val="Compact"/>
-            </w:pPr>
-            <w:r>
-              <w:t xml:space="preserve">Alleen voor later verkregen, bronvaste geometrieën in RD New.</w:t>
-            </w:r>
-          </w:p>
-        </w:tc>
-      </w:tr>
-      <w:tr>
-        <w:tc>
-          <w:tcPr/>
-          <w:p>
-            <w:pPr>
-              <w:pStyle w:val="Compact"/>
-            </w:pPr>
-            <w:r>
-              <w:rPr>
-                <w:rStyle w:val="VerbatimChar"/>
-              </w:rPr>
-              <w:t xml:space="preserve">plot_gebied</w:t>
-            </w:r>
-          </w:p>
-        </w:tc>
-        <w:tc>
-          <w:tcPr/>
-          <w:p>
-            <w:pPr>
-              <w:pStyle w:val="Compact"/>
-              <w:jc w:val="right"/>
-            </w:pPr>
-            <w:r>
-              <w:t xml:space="preserve">8</w:t>
-            </w:r>
-          </w:p>
-        </w:tc>
-        <w:tc>
-          <w:tcPr/>
-          <w:p>
-            <w:pPr>
-              <w:pStyle w:val="Compact"/>
-            </w:pPr>
-            <w:r>
-              <w:t xml:space="preserve">Vijf Meijendel-deelgebieden en drie speciale gebieden.</w:t>
-            </w:r>
-          </w:p>
-        </w:tc>
-      </w:tr>
-      <w:tr>
-        <w:tc>
-          <w:tcPr/>
-          <w:p>
-            <w:pPr>
-              <w:pStyle w:val="Compact"/>
-            </w:pPr>
-            <w:r>
-              <w:rPr>
-                <w:rStyle w:val="VerbatimChar"/>
-              </w:rPr>
-              <w:t xml:space="preserve">plot_gebiedsindeling</w:t>
-            </w:r>
-          </w:p>
-        </w:tc>
-        <w:tc>
-          <w:tcPr/>
-          <w:p>
-            <w:pPr>
-              <w:pStyle w:val="Compact"/>
-              <w:jc w:val="right"/>
-            </w:pPr>
-            <w:r>
-              <w:t xml:space="preserve">1</w:t>
-            </w:r>
-          </w:p>
-        </w:tc>
-        <w:tc>
-          <w:tcPr/>
-          <w:p>
-            <w:pPr>
-              <w:pStyle w:val="Compact"/>
-            </w:pPr>
-            <w:r>
-              <w:t xml:space="preserve">Vastgestelde indeling</w:t>
-            </w:r>
-            <w:r>
-              <w:t xml:space="preserve"> </w:t>
-            </w:r>
-            <w:r>
-              <w:rPr>
-                <w:rStyle w:val="VerbatimChar"/>
-              </w:rPr>
-              <w:t xml:space="preserve">vogelplot-gebiedsindeling-v1</w:t>
-            </w:r>
-            <w:r>
-              <w:t xml:space="preserve">, gekoppeld aan SOVON-plotversie 2025.</w:t>
-            </w:r>
-          </w:p>
-        </w:tc>
-      </w:tr>
-      <w:tr>
-        <w:tc>
-          <w:tcPr/>
-          <w:p>
-            <w:pPr>
-              <w:pStyle w:val="Compact"/>
-            </w:pPr>
-            <w:r>
-              <w:rPr>
-                <w:rStyle w:val="VerbatimChar"/>
-              </w:rPr>
-              <w:t xml:space="preserve">plot_gebied_lidmaatschap</w:t>
-            </w:r>
-          </w:p>
-        </w:tc>
-        <w:tc>
-          <w:tcPr/>
-          <w:p>
-            <w:pPr>
-              <w:pStyle w:val="Compact"/>
-              <w:jc w:val="right"/>
-            </w:pPr>
-            <w:r>
-              <w:t xml:space="preserve">69</w:t>
-            </w:r>
-          </w:p>
-        </w:tc>
-        <w:tc>
-          <w:tcPr/>
-          <w:p>
-            <w:pPr>
-              <w:pStyle w:val="Compact"/>
-            </w:pPr>
-            <w:r>
-              <w:t xml:space="preserve">Alle 55 actuele en 14 historische plots hebben precies één gebied.</w:t>
-            </w:r>
-          </w:p>
-        </w:tc>
-      </w:tr>
-      <w:tr>
-        <w:tc>
-          <w:tcPr/>
-          <w:p>
-            <w:pPr>
-              <w:pStyle w:val="Compact"/>
-            </w:pPr>
-            <w:r>
-              <w:rPr>
-                <w:rStyle w:val="VerbatimChar"/>
-              </w:rPr>
-              <w:t xml:space="preserve">plot_gebied_geometrie</w:t>
-            </w:r>
-          </w:p>
-        </w:tc>
-        <w:tc>
-          <w:tcPr/>
-          <w:p>
-            <w:pPr>
-              <w:pStyle w:val="Compact"/>
-              <w:jc w:val="right"/>
-            </w:pPr>
-            <w:r>
-              <w:t xml:space="preserve">8</w:t>
-            </w:r>
-          </w:p>
-        </w:tc>
-        <w:tc>
-          <w:tcPr/>
-          <w:p>
-            <w:pPr>
-              <w:pStyle w:val="Compact"/>
-            </w:pPr>
-            <w:r>
-              <w:t xml:space="preserve">Topologisch samengevoegde actuele kavelgeometrieën in RD New; samen afgeleid uit 55 plots.</w:t>
-            </w:r>
-          </w:p>
-        </w:tc>
-      </w:tr>
-      <w:tr>
-        <w:tc>
-          <w:tcPr/>
-          <w:p>
-            <w:pPr>
-              <w:pStyle w:val="Compact"/>
-            </w:pPr>
-            <w:r>
-              <w:rPr>
-                <w:rStyle w:val="VerbatimChar"/>
-              </w:rPr>
-              <w:t xml:space="preserve">maatregel_uitvoering_gebied</w:t>
-            </w:r>
-          </w:p>
-        </w:tc>
-        <w:tc>
-          <w:tcPr/>
-          <w:p>
-            <w:pPr>
-              <w:pStyle w:val="Compact"/>
-              <w:jc w:val="right"/>
-            </w:pPr>
-            <w:r>
-              <w:t xml:space="preserve">2</w:t>
-            </w:r>
-          </w:p>
-        </w:tc>
-        <w:tc>
-          <w:tcPr/>
-          <w:p>
-            <w:pPr>
-              <w:pStyle w:val="Compact"/>
-            </w:pPr>
-            <w:r>
-              <w:t xml:space="preserve">Voorlinden als locatie binnen M91 en begrazing vanaf 1990 voor Kijfhoek en Bierlap als volledig benoemd gebied.</w:t>
-            </w:r>
-          </w:p>
-        </w:tc>
-      </w:tr>
-      <w:tr>
-        <w:tc>
-          <w:tcPr/>
-          <w:p>
-            <w:pPr>
-              <w:pStyle w:val="Compact"/>
-            </w:pPr>
-            <w:r>
-              <w:rPr>
-                <w:rStyle w:val="VerbatimChar"/>
-              </w:rPr>
-              <w:t xml:space="preserve">maatregel_plot_koppeling</w:t>
-            </w:r>
-          </w:p>
-        </w:tc>
-        <w:tc>
-          <w:tcPr/>
-          <w:p>
-            <w:pPr>
-              <w:pStyle w:val="Compact"/>
-              <w:jc w:val="right"/>
-            </w:pPr>
-            <w:r>
-              <w:t xml:space="preserve">99</w:t>
-            </w:r>
-          </w:p>
-        </w:tc>
-        <w:tc>
-          <w:tcPr/>
-          <w:p>
-            <w:pPr>
-              <w:pStyle w:val="Compact"/>
-            </w:pPr>
-            <w:r>
-              <w:t xml:space="preserve">36 eerder onderbouwde relaties; 32 relaties via de nameninventaris; 11 voor Pan 13 en Plas 20; telkens 3 voor Helmduinen, Kikkervalleienbegrazing, bodemherstel, infrastructuur en Watercrassula; telkens 1 voor Parnassiapad 1, Parnassiapad 2 en Plas 8.4.2; en 2 voor de konijnenbijplaatsingsproef. De exacte werkoppervlakken per kavel blijven onbekend.</w:t>
-            </w:r>
-          </w:p>
-        </w:tc>
-      </w:tr>
-      <w:tr>
-        <w:tc>
-          <w:tcPr/>
-          <w:p>
-            <w:pPr>
-              <w:pStyle w:val="Compact"/>
-            </w:pPr>
-            <w:r>
-              <w:rPr>
-                <w:rStyle w:val="VerbatimChar"/>
-              </w:rPr>
-              <w:t xml:space="preserve">v_plot_gebied_actueel</w:t>
-            </w:r>
-          </w:p>
-        </w:tc>
-        <w:tc>
-          <w:tcPr/>
-          <w:p>
-            <w:pPr>
-              <w:pStyle w:val="Compact"/>
-              <w:jc w:val="right"/>
-            </w:pPr>
-            <w:r>
-              <w:t xml:space="preserve">69</w:t>
-            </w:r>
-          </w:p>
-        </w:tc>
-        <w:tc>
-          <w:tcPr/>
-          <w:p>
-            <w:pPr>
-              <w:pStyle w:val="Compact"/>
-            </w:pPr>
-            <w:r>
-              <w:t xml:space="preserve">Actuele leeslaag van de volledige vastgestelde gebiedsindeling.</w:t>
-            </w:r>
-          </w:p>
-        </w:tc>
-      </w:tr>
-      <w:tr>
-        <w:tc>
-          <w:tcPr/>
-          <w:p>
-            <w:pPr>
-              <w:pStyle w:val="Compact"/>
-            </w:pPr>
-            <w:r>
-              <w:rPr>
-                <w:rStyle w:val="VerbatimChar"/>
-              </w:rPr>
-              <w:t xml:space="preserve">v_plot_gebied_geometrie_actueel</w:t>
-            </w:r>
-          </w:p>
-        </w:tc>
-        <w:tc>
-          <w:tcPr/>
-          <w:p>
-            <w:pPr>
-              <w:pStyle w:val="Compact"/>
-              <w:jc w:val="right"/>
-            </w:pPr>
-            <w:r>
-              <w:t xml:space="preserve">8</w:t>
-            </w:r>
-          </w:p>
-        </w:tc>
-        <w:tc>
-          <w:tcPr/>
-          <w:p>
-            <w:pPr>
-              <w:pStyle w:val="Compact"/>
-            </w:pPr>
-            <w:r>
-              <w:t xml:space="preserve">Actuele leeslaag van de afgeleide gebiedsgeometrieën.</w:t>
-            </w:r>
-          </w:p>
-        </w:tc>
-      </w:tr>
-      <w:tr>
-        <w:tc>
-          <w:tcPr/>
-          <w:p>
-            <w:pPr>
-              <w:pStyle w:val="Compact"/>
-            </w:pPr>
-            <w:r>
-              <w:rPr>
-                <w:rStyle w:val="VerbatimChar"/>
-              </w:rPr>
-              <w:t xml:space="preserve">v_plot_jaar_maatregel_bronvast</w:t>
-            </w:r>
-          </w:p>
-        </w:tc>
-        <w:tc>
-          <w:tcPr/>
-          <w:p>
-            <w:pPr>
-              <w:pStyle w:val="Compact"/>
-              <w:jc w:val="right"/>
-            </w:pPr>
-            <w:r>
-              <w:t xml:space="preserve">149</w:t>
-            </w:r>
-          </w:p>
-        </w:tc>
-        <w:tc>
-          <w:tcPr/>
-          <w:p>
-            <w:pPr>
-              <w:pStyle w:val="Compact"/>
-            </w:pPr>
-            <w:r>
-              <w:t xml:space="preserve">Bronvaste plot-jaarregels voor 1967–1969, 1972–1975, 1988–1991, 1993, 1997, 2002, 2005–2006 en 2017–2025. Hieronder vallen Parnassiapad 1 in M15 rond 1997, de konijnenbijplaatsingsproef in M8 en M41 in 2024 en de slibverwijdering in Plas 8.4.2 in M32 in 2002.</w:t>
-            </w:r>
-          </w:p>
-        </w:tc>
-      </w:tr>
-    </w:tbl>
-    <w:p>
-      <w:pPr>
-        <w:pStyle w:val="FirstParagraph"/>
-      </w:pPr>
-      <w:r>
-        <w:t xml:space="preserve">De referentietabellen</w:t>
-      </w:r>
-      <w:r>
-        <w:t xml:space="preserve"> </w:t>
-      </w:r>
-      <w:r>
-        <w:rPr>
-          <w:rStyle w:val="VerbatimChar"/>
-        </w:rPr>
-        <w:t xml:space="preserve">maatregel_werkcategorie</w:t>
-      </w:r>
-      <w:r>
-        <w:t xml:space="preserve">,</w:t>
-      </w:r>
-      <w:r>
-        <w:t xml:space="preserve"> </w:t>
-      </w:r>
-      <w:r>
-        <w:rPr>
-          <w:rStyle w:val="VerbatimChar"/>
-        </w:rPr>
-        <w:t xml:space="preserve">maatregel_type</w:t>
-      </w:r>
-      <w:r>
-        <w:t xml:space="preserve">,</w:t>
-      </w:r>
-      <w:r>
-        <w:t xml:space="preserve"> </w:t>
-      </w:r>
-      <w:r>
-        <w:rPr>
-          <w:rStyle w:val="VerbatimChar"/>
-        </w:rPr>
-        <w:t xml:space="preserve">maatregel_activiteit_type</w:t>
-      </w:r>
-      <w:r>
-        <w:t xml:space="preserve">,</w:t>
-      </w:r>
-      <w:r>
-        <w:t xml:space="preserve"> </w:t>
-      </w:r>
-      <w:r>
-        <w:rPr>
-          <w:rStyle w:val="VerbatimChar"/>
-        </w:rPr>
-        <w:t xml:space="preserve">maatregel_uitvoering_status</w:t>
-      </w:r>
-      <w:r>
-        <w:t xml:space="preserve"> </w:t>
-      </w:r>
-      <w:r>
-        <w:t xml:space="preserve">en</w:t>
-      </w:r>
-      <w:r>
-        <w:t xml:space="preserve"> </w:t>
-      </w:r>
-      <w:r>
-        <w:rPr>
-          <w:rStyle w:val="VerbatimChar"/>
-        </w:rPr>
-        <w:t xml:space="preserve">maatregel_brontype</w:t>
-      </w:r>
-      <w:r>
-        <w:t xml:space="preserve"> </w:t>
-      </w:r>
-      <w:r>
-        <w:t xml:space="preserve">scheiden categorie, activiteit, feitelijke status en brontype. Waar passend zijn de Natura 2000-codes MT01–MT07 en activiteitcodes A–G gebruikt; lokale aanvullingen hebben een eigen code. Een subsidie-openstelling, ontwerpplan of actuele werkzaamhedenpagina wordt niet als uitvoering behandeld zolang de feitelijke uitvoering niet is bevestigd.</w:t>
-      </w:r>
-    </w:p>
-    <w:p>
-      <w:pPr>
-        <w:pStyle w:val="BodyText"/>
-      </w:pPr>
-      <w:r>
-        <w:t xml:space="preserve">De 144 bestaande regels in</w:t>
-      </w:r>
-      <w:r>
-        <w:t xml:space="preserve"> </w:t>
-      </w:r>
-      <w:r>
-        <w:rPr>
-          <w:rStyle w:val="VerbatimChar"/>
-        </w:rPr>
-        <w:t xml:space="preserve">plot_jaar_maatregel</w:t>
-      </w:r>
-      <w:r>
-        <w:t xml:space="preserve"> </w:t>
-      </w:r>
-      <w:r>
-        <w:t xml:space="preserve">blijven de historische dashboardlaag voor begrazing in 16 plots uit 1991–1999. Hun aantal en checksum</w:t>
-      </w:r>
-      <w:r>
-        <w:t xml:space="preserve"> </w:t>
-      </w:r>
-      <w:r>
-        <w:rPr>
-          <w:rStyle w:val="VerbatimChar"/>
-        </w:rPr>
-        <w:t xml:space="preserve">306480715648</w:t>
-      </w:r>
-      <w:r>
-        <w:t xml:space="preserve"> </w:t>
-      </w:r>
-      <w:r>
-        <w:t xml:space="preserve">zijn bij de actualisering tot en met 15 oktober 2026 gelijk gebleven. Zij worden niet achteraf als bronvaste projectuitvoering geïnterpreteerd. Nieuwe werkzaamheden gaan pas naar een plot-jaarselectie nadat locatie, jaar en bron voldoende precies zijn vastgesteld.</w:t>
-      </w:r>
-    </w:p>
-    <w:p>
-      <w:pPr>
-        <w:pStyle w:val="BodyText"/>
-      </w:pPr>
-      <w:r>
-        <w:t xml:space="preserve">De gebiedsindeling gebruikt de 55 geldige SOVON-kavelpolygonen uit plotversie 2025, in EPSG:28992. Daaruit zijn vijf geometrieën voor Buitenduin Noord, Buitenduin Zuid, Kijfhoek en Bierlap, Vallei Meijendel en Zuid-oosthoek en drie geometrieën voor Haagsche Golfclub, Voorlinden en Hertenkamp afgeleid. Interne overlap van telplots wordt bij de topologische samenvoeging niet dubbel als gebiedsoppervlak geteld. De 14 historische plots zijn inhoudelijk ingedeeld, maar hebben in plotversie 2025 geen afzonderlijke historische geometrie en worden daarom niet als geometriebron gebruikt.</w:t>
-      </w:r>
-    </w:p>
-    <w:p>
-      <w:pPr>
-        <w:pStyle w:val="BodyText"/>
-      </w:pPr>
-      <w:r>
-        <w:t xml:space="preserve">De actuele aantallen bronplots per geometrie zijn respectievelijk 9, 7, 16, 9 en 11 voor de vijf Meijendel-deelgebieden en 1 voor ieder speciaal gebied. De indeling normaliseert de aangeleverde aanduiding M54q naar het bestaande plot M54a. Historisch M17 volgt M17a en ligt in Buitenduin Noord; M8/11, M8/9, M9 en M11 liggen in Kijfhoek en Bierlap.</w:t>
-      </w:r>
-    </w:p>
-    <w:p>
-      <w:pPr>
-        <w:pStyle w:val="Heading2"/>
-      </w:pPr>
-      <w:bookmarkStart w:id="23" w:name="_1658618e44232e196644eac3525cdf2369e59da"/>
-      <w:r>
-        <w:t xml:space="preserve">Nameninventaris en plotgeometrie</w:t>
-      </w:r>
-      <w:bookmarkEnd w:id="23"/>
-    </w:p>
-    <w:p>
-      <w:pPr>
-        <w:pStyle w:val="FirstParagraph"/>
-      </w:pPr>
-      <w:r>
-        <w:t xml:space="preserve">Versie</w:t>
-      </w:r>
-      <w:r>
-        <w:t xml:space="preserve"> </w:t>
-      </w:r>
-      <w:r>
-        <w:rPr>
-          <w:rStyle w:val="VerbatimChar"/>
-        </w:rPr>
-        <w:t xml:space="preserve">meijendel_nameninventaris_2026-10-14</w:t>
-      </w:r>
-      <w:r>
-        <w:t xml:space="preserve"> </w:t>
-      </w:r>
-      <w:r>
-        <w:t xml:space="preserve">is op 14 oktober 2026 in de levende lokale database opgenomen. De korrel is één naamobject, één bronvermelding of één brongeometrie; naamgeometrie bewijst niet automatisch de exacte grens van een uitgevoerde maatregel.</w:t>
-      </w:r>
-    </w:p>
-    <w:tbl>
-      <w:tblPr>
-        <w:tblStyle w:val="Table"/>
-        <w:tblW w:type="auto" w:w="0"/>
-        <w:tblLook w:firstRow="1" w:lastRow="0" w:firstColumn="0" w:lastColumn="0" w:noHBand="0" w:noVBand="0" w:val="0020"/>
-      </w:tblPr>
-      <w:tblGrid>
-        <w:gridCol w:w="2640"/>
-        <w:gridCol w:w="2640"/>
-        <w:gridCol w:w="2640"/>
-      </w:tblGrid>
-      <w:tr>
-        <w:trPr>
-          <w:tblHeader w:val="on"/>
-        </w:trPr>
-        <w:tc>
-          <w:tcPr/>
-          <w:p>
-            <w:pPr>
-              <w:pStyle w:val="Compact"/>
-            </w:pPr>
-            <w:r>
-              <w:t xml:space="preserve">Tabel of view</w:t>
-            </w:r>
-          </w:p>
-        </w:tc>
-        <w:tc>
-          <w:tcPr/>
-          <w:p>
-            <w:pPr>
-              <w:pStyle w:val="Compact"/>
-              <w:jc w:val="right"/>
-            </w:pPr>
-            <w:r>
-              <w:t xml:space="preserve">Records</w:t>
-            </w:r>
-          </w:p>
-        </w:tc>
-        <w:tc>
-          <w:tcPr/>
-          <w:p>
-            <w:pPr>
-              <w:pStyle w:val="Compact"/>
-            </w:pPr>
-            <w:r>
-              <w:t xml:space="preserve">Betekenis</w:t>
-            </w:r>
-          </w:p>
-        </w:tc>
-      </w:tr>
-      <w:tr>
-        <w:tc>
-          <w:tcPr/>
-          <w:p>
-            <w:pPr>
-              <w:pStyle w:val="Compact"/>
-            </w:pPr>
-            <w:r>
-              <w:rPr>
-                <w:rStyle w:val="VerbatimChar"/>
-              </w:rPr>
-              <w:t xml:space="preserve">nameninventaris_import</w:t>
-            </w:r>
-          </w:p>
-        </w:tc>
-        <w:tc>
-          <w:tcPr/>
-          <w:p>
-            <w:pPr>
-              <w:pStyle w:val="Compact"/>
-              <w:jc w:val="right"/>
-            </w:pPr>
-            <w:r>
-              <w:t xml:space="preserve">1</w:t>
-            </w:r>
-          </w:p>
-        </w:tc>
-        <w:tc>
-          <w:tcPr/>
-          <w:p>
-            <w:pPr>
-              <w:pStyle w:val="Compact"/>
-            </w:pPr>
-            <w:r>
-              <w:t xml:space="preserve">Herkomst, hash, regelversie en verwachte aantallen van de levering.</w:t>
-            </w:r>
-          </w:p>
-        </w:tc>
-      </w:tr>
-      <w:tr>
-        <w:tc>
-          <w:tcPr/>
-          <w:p>
-            <w:pPr>
-              <w:pStyle w:val="Compact"/>
-            </w:pPr>
-            <w:r>
-              <w:rPr>
-                <w:rStyle w:val="VerbatimChar"/>
-              </w:rPr>
-              <w:t xml:space="preserve">nameninventaris_bron</w:t>
-            </w:r>
-          </w:p>
-        </w:tc>
-        <w:tc>
-          <w:tcPr/>
-          <w:p>
-            <w:pPr>
-              <w:pStyle w:val="Compact"/>
-              <w:jc w:val="right"/>
-            </w:pPr>
-            <w:r>
-              <w:t xml:space="preserve">8</w:t>
-            </w:r>
-          </w:p>
-        </w:tc>
-        <w:tc>
-          <w:tcPr/>
-          <w:p>
-            <w:pPr>
-              <w:pStyle w:val="Compact"/>
-            </w:pPr>
-            <w:r>
-              <w:t xml:space="preserve">Beekman 2021, twee historische artikelen, Neefjes 2010, TOP10NL, OSM en twee Dunea-bronnen.</w:t>
-            </w:r>
-          </w:p>
-        </w:tc>
-      </w:tr>
-      <w:tr>
-        <w:tc>
-          <w:tcPr/>
-          <w:p>
-            <w:pPr>
-              <w:pStyle w:val="Compact"/>
-            </w:pPr>
-            <w:r>
-              <w:rPr>
-                <w:rStyle w:val="VerbatimChar"/>
-              </w:rPr>
-              <w:t xml:space="preserve">nameninventaris_object</w:t>
-            </w:r>
-          </w:p>
-        </w:tc>
-        <w:tc>
-          <w:tcPr/>
-          <w:p>
-            <w:pPr>
-              <w:pStyle w:val="Compact"/>
-              <w:jc w:val="right"/>
-            </w:pPr>
-            <w:r>
-              <w:t xml:space="preserve">182</w:t>
-            </w:r>
-          </w:p>
-        </w:tc>
-        <w:tc>
-          <w:tcPr/>
-          <w:p>
-            <w:pPr>
-              <w:pStyle w:val="Compact"/>
-            </w:pPr>
-            <w:r>
-              <w:t xml:space="preserve">Onderscheiden gebieds-, functionele, pad-, weg- en routeobjecten.</w:t>
-            </w:r>
-          </w:p>
-        </w:tc>
-      </w:tr>
-      <w:tr>
-        <w:tc>
-          <w:tcPr/>
-          <w:p>
-            <w:pPr>
-              <w:pStyle w:val="Compact"/>
-            </w:pPr>
-            <w:r>
-              <w:rPr>
-                <w:rStyle w:val="VerbatimChar"/>
-              </w:rPr>
-              <w:t xml:space="preserve">nameninventaris_vermelding</w:t>
-            </w:r>
-          </w:p>
-        </w:tc>
-        <w:tc>
-          <w:tcPr/>
-          <w:p>
-            <w:pPr>
-              <w:pStyle w:val="Compact"/>
-              <w:jc w:val="right"/>
-            </w:pPr>
-            <w:r>
-              <w:t xml:space="preserve">299</w:t>
-            </w:r>
-          </w:p>
-        </w:tc>
-        <w:tc>
-          <w:tcPr/>
-          <w:p>
-            <w:pPr>
-              <w:pStyle w:val="Compact"/>
-            </w:pPr>
-            <w:r>
-              <w:t xml:space="preserve">Gedateerde naamvermeldingen uit 1602–2026.</w:t>
-            </w:r>
-          </w:p>
-        </w:tc>
-      </w:tr>
-      <w:tr>
-        <w:tc>
-          <w:tcPr/>
-          <w:p>
-            <w:pPr>
-              <w:pStyle w:val="Compact"/>
-            </w:pPr>
-            <w:r>
-              <w:rPr>
-                <w:rStyle w:val="VerbatimChar"/>
-              </w:rPr>
-              <w:t xml:space="preserve">nameninventaris_geometrie</w:t>
-            </w:r>
-          </w:p>
-        </w:tc>
-        <w:tc>
-          <w:tcPr/>
-          <w:p>
-            <w:pPr>
-              <w:pStyle w:val="Compact"/>
-              <w:jc w:val="right"/>
-            </w:pPr>
-            <w:r>
-              <w:t xml:space="preserve">71</w:t>
-            </w:r>
-          </w:p>
-        </w:tc>
-        <w:tc>
-          <w:tcPr/>
-          <w:p>
-            <w:pPr>
-              <w:pStyle w:val="Compact"/>
-            </w:pPr>
-            <w:r>
-              <w:t xml:space="preserve">Brongeometrieën in EPSG:28992 voor 71 objecten.</w:t>
-            </w:r>
-          </w:p>
-        </w:tc>
-      </w:tr>
-      <w:tr>
-        <w:tc>
-          <w:tcPr/>
-          <w:p>
-            <w:pPr>
-              <w:pStyle w:val="Compact"/>
-            </w:pPr>
-            <w:r>
-              <w:rPr>
-                <w:rStyle w:val="VerbatimChar"/>
-              </w:rPr>
-              <w:t xml:space="preserve">nameninventaris_geometrie_bronobject</w:t>
-            </w:r>
-          </w:p>
-        </w:tc>
-        <w:tc>
-          <w:tcPr/>
-          <w:p>
-            <w:pPr>
-              <w:pStyle w:val="Compact"/>
-              <w:jc w:val="right"/>
-            </w:pPr>
-            <w:r>
-              <w:t xml:space="preserve">107</w:t>
-            </w:r>
-          </w:p>
-        </w:tc>
-        <w:tc>
-          <w:tcPr/>
-          <w:p>
-            <w:pPr>
-              <w:pStyle w:val="Compact"/>
-            </w:pPr>
-            <w:r>
-              <w:t xml:space="preserve">Herleidbaarheid van samengevoegde geometrieën naar afzonderlijke bronobjecten.</w:t>
-            </w:r>
-          </w:p>
-        </w:tc>
-      </w:tr>
-      <w:tr>
-        <w:tc>
-          <w:tcPr/>
-          <w:p>
-            <w:pPr>
-              <w:pStyle w:val="Compact"/>
-            </w:pPr>
-            <w:r>
-              <w:rPr>
-                <w:rStyle w:val="VerbatimChar"/>
-              </w:rPr>
-              <w:t xml:space="preserve">nameninventaris_beoordeling</w:t>
-            </w:r>
-          </w:p>
-        </w:tc>
-        <w:tc>
-          <w:tcPr/>
-          <w:p>
-            <w:pPr>
-              <w:pStyle w:val="Compact"/>
-              <w:jc w:val="right"/>
-            </w:pPr>
-            <w:r>
-              <w:t xml:space="preserve">111</w:t>
-            </w:r>
-          </w:p>
-        </w:tc>
-        <w:tc>
-          <w:tcPr/>
-          <w:p>
-            <w:pPr>
-              <w:pStyle w:val="Compact"/>
-            </w:pPr>
-            <w:r>
-              <w:t xml:space="preserve">Actuele, expliciete geometrieleemten; deze namen worden niet ruimtelijk afgeleid.</w:t>
-            </w:r>
-          </w:p>
-        </w:tc>
-      </w:tr>
-      <w:tr>
-        <w:tc>
-          <w:tcPr/>
-          <w:p>
-            <w:pPr>
-              <w:pStyle w:val="Compact"/>
-            </w:pPr>
-            <w:r>
-              <w:rPr>
-                <w:rStyle w:val="VerbatimChar"/>
-              </w:rPr>
-              <w:t xml:space="preserve">plot_geometrie_import</w:t>
-            </w:r>
-          </w:p>
-        </w:tc>
-        <w:tc>
-          <w:tcPr/>
-          <w:p>
-            <w:pPr>
-              <w:pStyle w:val="Compact"/>
-              <w:jc w:val="right"/>
-            </w:pPr>
-            <w:r>
-              <w:t xml:space="preserve">1</w:t>
-            </w:r>
-          </w:p>
-        </w:tc>
-        <w:tc>
-          <w:tcPr/>
-          <w:p>
-            <w:pPr>
-              <w:pStyle w:val="Compact"/>
-            </w:pPr>
-            <w:r>
-              <w:t xml:space="preserve">Actuele SOVON-kavelgeometrie van 55 plots, versie</w:t>
-            </w:r>
-            <w:r>
-              <w:t xml:space="preserve"> </w:t>
-            </w:r>
-            <w:r>
-              <w:rPr>
-                <w:rStyle w:val="VerbatimChar"/>
-              </w:rPr>
-              <w:t xml:space="preserve">sovon-avimap-2025-download-2026-10-02</w:t>
-            </w:r>
-            <w:r>
-              <w:t xml:space="preserve">.</w:t>
-            </w:r>
-          </w:p>
-        </w:tc>
-      </w:tr>
-      <w:tr>
-        <w:tc>
-          <w:tcPr/>
-          <w:p>
-            <w:pPr>
-              <w:pStyle w:val="Compact"/>
-            </w:pPr>
-            <w:r>
-              <w:rPr>
-                <w:rStyle w:val="VerbatimChar"/>
-              </w:rPr>
-              <w:t xml:space="preserve">nameninventaris_plot_koppeling</w:t>
-            </w:r>
-          </w:p>
-        </w:tc>
-        <w:tc>
-          <w:tcPr/>
-          <w:p>
-            <w:pPr>
-              <w:pStyle w:val="Compact"/>
-              <w:jc w:val="right"/>
-            </w:pPr>
-            <w:r>
-              <w:t xml:space="preserve">377</w:t>
-            </w:r>
-          </w:p>
-        </w:tc>
-        <w:tc>
-          <w:tcPr/>
-          <w:p>
-            <w:pPr>
-              <w:pStyle w:val="Compact"/>
-            </w:pPr>
-            <w:r>
-              <w:t xml:space="preserve">Alle geometrische doorsnijdingen tussen 66 naamobjecten en 55 actuele kavels.</w:t>
-            </w:r>
-          </w:p>
-        </w:tc>
-      </w:tr>
-      <w:tr>
-        <w:tc>
-          <w:tcPr/>
-          <w:p>
-            <w:pPr>
-              <w:pStyle w:val="Compact"/>
-            </w:pPr>
-            <w:r>
-              <w:rPr>
-                <w:rStyle w:val="VerbatimChar"/>
-              </w:rPr>
-              <w:t xml:space="preserve">v_nameninventaris_plot_actueel</w:t>
-            </w:r>
-          </w:p>
-        </w:tc>
-        <w:tc>
-          <w:tcPr/>
-          <w:p>
-            <w:pPr>
-              <w:pStyle w:val="Compact"/>
-              <w:jc w:val="right"/>
-            </w:pPr>
-            <w:r>
-              <w:t xml:space="preserve">365</w:t>
-            </w:r>
-          </w:p>
-        </w:tc>
-        <w:tc>
-          <w:tcPr/>
-          <w:p>
-            <w:pPr>
-              <w:pStyle w:val="Compact"/>
-            </w:pPr>
-            <w:r>
-              <w:t xml:space="preserve">Actuele leeslaag voor 53 kavels binnen</w:t>
-            </w:r>
-            <w:r>
-              <w:t xml:space="preserve"> </w:t>
-            </w:r>
-            <w:r>
-              <w:rPr>
-                <w:rStyle w:val="VerbatimChar"/>
-              </w:rPr>
-              <w:t xml:space="preserve">meijendel_natura2000</w:t>
-            </w:r>
-            <w:r>
-              <w:t xml:space="preserve">; M66 en M91 zijn uitgesloten.</w:t>
-            </w:r>
-          </w:p>
-        </w:tc>
-      </w:tr>
-    </w:tbl>
-    <w:p>
-      <w:pPr>
-        <w:pStyle w:val="FirstParagraph"/>
-      </w:pPr>
-      <w:r>
-        <w:t xml:space="preserve">De maatregelactualisering gebruikt deze laag alleen wanneer de maatregellocatie volledig en letterlijk overeenkomt met één of meer geometriseerde naamobjecten. Daarmee zijn 32 relaties voor zes uitvoeringen toegevoegd. Uitvoeringen met een brede locatie, een niet-geometriseerde naam, een gedeeltelijk geometriseerde samengestelde locatie of een afwijkende naam blijven buiten de automatische koppeling.</w:t>
-      </w:r>
-    </w:p>
-    <w:p>
-      <w:pPr>
-        <w:pStyle w:val="Heading2"/>
-      </w:pPr>
-      <w:bookmarkStart w:id="24" w:name="_c4d8e63f8d951db14c31b0e8e0c5017e65b09fe"/>
-      <w:r>
-        <w:t xml:space="preserve">Website dashboard en Shiny beschermen</w:t>
-      </w:r>
-      <w:bookmarkEnd w:id="24"/>
-    </w:p>
-    <w:p>
-      <w:pPr>
-        <w:pStyle w:val="FirstParagraph"/>
-      </w:pPr>
-      <w:r>
-        <w:t xml:space="preserve">De eerdere inventarisatie vond geen rechtstreeks gebruik van de 146</w:t>
-      </w:r>
-      <w:r>
-        <w:t xml:space="preserve"> </w:t>
-      </w:r>
-      <w:r>
-        <w:rPr>
-          <w:rStyle w:val="VerbatimChar"/>
-        </w:rPr>
-        <w:t xml:space="preserve">ndff_*</w:t>
-      </w:r>
-      <w:r>
-        <w:t xml:space="preserve">-, vier</w:t>
-      </w:r>
-      <w:r>
-        <w:t xml:space="preserve"> </w:t>
-      </w:r>
-      <w:r>
-        <w:rPr>
-          <w:rStyle w:val="VerbatimChar"/>
-        </w:rPr>
-        <w:t xml:space="preserve">externe_ecologie_*</w:t>
-      </w:r>
-      <w:r>
-        <w:t xml:space="preserve">- en zes</w:t>
-      </w:r>
-      <w:r>
-        <w:t xml:space="preserve"> </w:t>
-      </w:r>
-      <w:r>
-        <w:rPr>
-          <w:rStyle w:val="VerbatimChar"/>
-        </w:rPr>
-        <w:t xml:space="preserve">vangblik*</w:t>
-      </w:r>
-      <w:r>
-        <w:t xml:space="preserve">-tabellen in de publieke website, reguliere Shiny-cache of openbare dashboardketen. Dat geeft ruimte, maar betekent niet dat die 156 tabellen losstaan. Imports, audits, ruimtelijke verwerking, bestaande views en exportvalidatie gebruiken ze wel. Voor deze herschrijving zijn de relevante cache- en exportcontracten opnieuw gecontroleerd; er is geen productieproef uitgevoerd.</w:t>
-      </w:r>
-    </w:p>
-    <w:p>
-      <w:pPr>
-        <w:pStyle w:val="BodyText"/>
-      </w:pPr>
-      <w:r>
-        <w:t xml:space="preserve">PQ is wel aangesloten. Shiny leest</w:t>
-      </w:r>
-      <w:r>
-        <w:t xml:space="preserve"> </w:t>
-      </w:r>
-      <w:r>
-        <w:rPr>
-          <w:rStyle w:val="VerbatimChar"/>
-        </w:rPr>
-        <w:t xml:space="preserve">pq_plot_jaar_vegetatie</w:t>
-      </w:r>
-      <w:r>
-        <w:t xml:space="preserve"> </w:t>
-      </w:r>
-      <w:r>
-        <w:t xml:space="preserve">en gebruikt soortenrijkdom, bedekkingssom en Shannon in model- en omgevingsgegevens. De website leest de bestaande</w:t>
-      </w:r>
-      <w:r>
-        <w:t xml:space="preserve"> </w:t>
-      </w:r>
-      <w:r>
-        <w:rPr>
-          <w:rStyle w:val="VerbatimChar"/>
-        </w:rPr>
-        <w:t xml:space="preserve">website_plot_vegetatie_jaar</w:t>
-      </w:r>
-      <w:r>
-        <w:t xml:space="preserve">, die naar dezelfde PQ-afleiding verwijst. Foutafhandeling kan een leeg vegetatieonderdeel opleveren terwijl de pagina gewoon opent. Vergelijk daarom de 513 plot-jaarregels uit 1981–2025, waarden, ontbrekende waarden en bronvermelding vóór en na de structurele migratie.</w:t>
-      </w:r>
-    </w:p>
-    <w:p>
-      <w:pPr>
-        <w:pStyle w:val="BodyText"/>
-      </w:pPr>
-      <w:r>
-        <w:t xml:space="preserve">Nieuwe PQ-opnamen mogen bij een afzonderlijk inhoudelijk besluit later doorwerken in de toepassingen. Het toevoegen van bronnen mag echter niet ongemerkt de provinciale controlebasis of bestaande vogelmodellen veranderen. Scheid structureel verplaatsen met gelijke uitkomsten van inhoudelijk verrijken met expliciet beoordeelde nieuwe uitkomsten.</w:t>
-      </w:r>
-    </w:p>
-    <w:p>
-      <w:pPr>
-        <w:pStyle w:val="BodyText"/>
-      </w:pPr>
-      <w:r>
-        <w:t xml:space="preserve">Verder moeten deze afhankelijkheden mee:</w:t>
-      </w:r>
-    </w:p>
-    <w:p>
-      <w:pPr>
-        <w:pStyle w:val="Compact"/>
-        <w:numPr>
-          <w:ilvl w:val="0"/>
-          <w:numId w:val="1002"/>
-        </w:numPr>
-      </w:pPr>
-      <w:r>
-        <w:t xml:space="preserve">foreign keys, indexes, rechten en eventuele routines of triggers;</w:t>
-      </w:r>
-    </w:p>
-    <w:p>
-      <w:pPr>
-        <w:pStyle w:val="Compact"/>
-        <w:numPr>
-          <w:ilvl w:val="0"/>
-          <w:numId w:val="1002"/>
-        </w:numPr>
-      </w:pPr>
-      <w:r>
-        <w:t xml:space="preserve">bestaande views en beveiligde onderzoeksviews die naar openbare NDFF-tabellen verwijzen, met behoud van de beveiligingsgrens;</w:t>
-      </w:r>
-    </w:p>
-    <w:p>
-      <w:pPr>
-        <w:pStyle w:val="Compact"/>
-        <w:numPr>
-          <w:ilvl w:val="0"/>
-          <w:numId w:val="1002"/>
-        </w:numPr>
-      </w:pPr>
-      <w:r>
-        <w:t xml:space="preserve">dynamische tabelnamen in imports en audits, naast letterlijk geschreven namen;</w:t>
-      </w:r>
-    </w:p>
-    <w:p>
-      <w:pPr>
-        <w:pStyle w:val="Compact"/>
-        <w:numPr>
-          <w:ilvl w:val="0"/>
-          <w:numId w:val="1002"/>
-        </w:numPr>
-      </w:pPr>
-      <w:r>
-        <w:t xml:space="preserve">tabelnamen die als gegevens zijn opgeslagen, waaronder</w:t>
-      </w:r>
-      <w:r>
-        <w:t xml:space="preserve"> </w:t>
-      </w:r>
-      <w:r>
-        <w:rPr>
-          <w:rStyle w:val="VerbatimChar"/>
-        </w:rPr>
-        <w:t xml:space="preserve">analyse_datareeks.bron_object</w:t>
-      </w:r>
-      <w:r>
-        <w:t xml:space="preserve"> </w:t>
-      </w:r>
-      <w:r>
-        <w:t xml:space="preserve">en ruimtelijke bronverwijzingen;</w:t>
-      </w:r>
-    </w:p>
-    <w:p>
-      <w:pPr>
-        <w:pStyle w:val="Compact"/>
-        <w:numPr>
-          <w:ilvl w:val="0"/>
-          <w:numId w:val="1002"/>
-        </w:numPr>
-      </w:pPr>
-      <w:r>
-        <w:t xml:space="preserve">de exportcontrole die nu expliciet</w:t>
-      </w:r>
-      <w:r>
-        <w:t xml:space="preserve"> </w:t>
-      </w:r>
-      <w:r>
-        <w:rPr>
-          <w:rStyle w:val="VerbatimChar"/>
-        </w:rPr>
-        <w:t xml:space="preserve">ndff_open_waarneming</w:t>
-      </w:r>
-      <w:r>
-        <w:t xml:space="preserve"> </w:t>
-      </w:r>
-      <w:r>
-        <w:t xml:space="preserve">verlangt, plus de dump- en Shiny-cachecontracten.</w:t>
-      </w:r>
-    </w:p>
-    <w:p>
-      <w:pPr>
-        <w:pStyle w:val="FirstParagraph"/>
-      </w:pPr>
-      <w:r>
-        <w:t xml:space="preserve">Bronbestanden, bron-ID's, hashes en historische regelversies worden niet cosmetisch herschreven. Er komen geen nieuwe overzichts- of compatibiliteitsviews. Bestaande noodzakelijke views moeten bij een daadwerkelijke migratie correct blijven verwijzen.</w:t>
-      </w:r>
-    </w:p>
-    <w:p>
-      <w:pPr>
-        <w:pStyle w:val="Heading2"/>
-      </w:pPr>
-      <w:bookmarkStart w:id="25" w:name="_ea82a111b7c3651db8ff74dc66ba0e01efd62c3"/>
-      <w:r>
-        <w:t xml:space="preserve">Veilige uitvoervolgorde</w:t>
-      </w:r>
-      <w:bookmarkEnd w:id="25"/>
-    </w:p>
-    <w:p>
-      <w:pPr>
-        <w:pStyle w:val="FirstParagraph"/>
-      </w:pPr>
-      <w:r>
-        <w:t xml:space="preserve">Eerst werken we één volledige familie uit op een geïsoleerde databasekopie. Libellen is daarvoor geschikt: 32.325 bronwaarnemingen uit 1950–2025, plus de bestaande route-, geometrie-, bezoek- en taxonbereikstructuur. De proef omvat meer dan vier namen veranderen. Zij moet bewijzen dat de groepsfamilie ook een tweede bron kan ontvangen zonder dubbele metingen, verlies van herkomst of wijziging van nulbetekenis. Een technische testlevering wordt als test gemarkeerd en wordt geen nieuwe ecologische bron.</w:t>
-      </w:r>
-    </w:p>
-    <w:p>
-      <w:pPr>
-        <w:pStyle w:val="BodyText"/>
-      </w:pPr>
-      <w:r>
-        <w:t xml:space="preserve">Daarna volgt de PQ-uitwerking: brongebonden locatie- en opname-identiteit toevoegen en een afgebakende, reeds gekoppelde LVD-selectie vergelijken met de provinciale reeks. Begin met bevestigde overeenkomsten; behandel waarschijnlijke koppelingen afzonderlijk. Voor iedere kandidaat staat vast of deze verrijkt, toevoegt, dubbel is of conflicteert. De eerste acceptatie-eis is behoud van de bestaande 513 plot-jaaruitkomsten uit 1981–2025.</w:t>
-      </w:r>
-    </w:p>
-    <w:p>
-      <w:pPr>
-        <w:pStyle w:val="BodyText"/>
-      </w:pPr>
-      <w:r>
-        <w:t xml:space="preserve">Vervolgens volgen de overige soortenfamilies in samenhangende groepen. Kevers zijn een bruikbare tweede soortproef omdat NDFF, Naturalis en Vangblik daar samenkomen. Gemengde monsters en de algemene beslis- en bronlaag gaan pas over wanneer hun volledige verwijzingsketen is uitgewerkt.</w:t>
-      </w:r>
-    </w:p>
-    <w:p>
-      <w:pPr>
-        <w:pStyle w:val="BodyText"/>
-      </w:pPr>
-      <w:r>
-        <w:t xml:space="preserve">Iedere proef levert een concrete oude–nieuwe objectkaart, sleutelvertaling, importaanpassing en herstelprocedure op. Vergelijk volledige sleutelsets, aantallen, inhoudshashes, bronverwijzingen, nulstatussen en toegelaten selecties. Een verschil is verklaard of blokkeert de overgang. Controleer tevens herhaalde import: hetzelfde bestand mag geen extra metingen opleveren.</w:t>
-      </w:r>
-    </w:p>
-    <w:p>
-      <w:pPr>
-        <w:pStyle w:val="BodyText"/>
-      </w:pPr>
-      <w:r>
-        <w:t xml:space="preserve">Pas na goedkeuring volgt uitvoering in de levende lokale database, met gecontroleerde back-up en zonder gelijktijdige imports. Daarna volgt de normale gevalideerde dump-, cache- en releaseketen. Productie blijft afnemer van de lokale canonieke database. Herstel bestaat uit een geteste schema- en gegevensherstelroute met de bijpassende codeversie; een algemene transactie-rollback is onvoldoende voor DDL-wijzigingen.</w:t>
-      </w:r>
-    </w:p>
-    <w:p>
-      <w:pPr>
-        <w:pStyle w:val="BodyText"/>
-      </w:pPr>
-      <w:r>
-        <w:t xml:space="preserve">De aanbevolen eerstvolgende stap is een concreet libellenproefontwerp, inclusief fysieke tabellen en migratiecontroles. Geen brede live-hernoeming. PQ blijft een eigen, bronoverstijgende familie en wordt expliciet als volgende migratieproef uitgewerkt.</w:t>
-      </w:r>
-    </w:p>
-    <w:p>
-      <w:pPr>
-        <w:pStyle w:val="Heading2"/>
-      </w:pPr>
-      <w:bookmarkStart w:id="26" w:name="_b3cd443c91657a82ff5685c38edcf4074cc84d4"/>
-      <w:r>
-        <w:t xml:space="preserve">Onderbouwing en grenzen</w:t>
-      </w:r>
-      <w:bookmarkEnd w:id="26"/>
-    </w:p>
-    <w:p>
-      <w:pPr>
-        <w:pStyle w:val="FirstParagraph"/>
-      </w:pPr>
-      <w:r>
-        <w:t xml:space="preserve">Groepen, rijtellingen en bronverdelingen zijn read-only gecontroleerd in de levende lokale database op 26 september 2026. Van de 248 fysieke tabellen staan er 163 in de bijlage: 146 NDFF, vier externe ecologie, zes Vangblik en zeven PQ. Ook de niet-vogelgegevens in AVIMAP zijn onderzocht.</w:t>
-      </w:r>
-    </w:p>
-    <w:p>
-      <w:pPr>
-        <w:pStyle w:val="BodyText"/>
-      </w:pPr>
-      <w:r>
-        <w:t xml:space="preserve">De bijlage geeft bestemmingsrichtingen, geen uitvoerbare naamskaart. Rijtellingen stammen uit de nulmeting van dezelfde datum. Niet alle reconstructietabellen hebben een afzonderlijk gecontroleerde meetperiode; hun technische rijaantallen zijn geen zelfstandige meetreeks.</w:t>
-      </w:r>
-    </w:p>
-    <w:p>
-      <w:pPr>
-        <w:pStyle w:val="BodyText"/>
-      </w:pPr>
-      <w:r>
-        <w:t xml:space="preserve">Geraadpleegd zijn de projectinstructies, README, TODO, DECISIONS, architectuur, eerdere inventaris en</w:t>
-      </w:r>
-      <w:r>
-        <w:t xml:space="preserve"> </w:t>
-      </w:r>
-      <w:r>
-        <w:rPr>
-          <w:rStyle w:val="VerbatimChar"/>
-        </w:rPr>
-        <w:t xml:space="preserve">docs/MEIJENDEL_BRONREGISTER.md</w:t>
-      </w:r>
-      <w:r>
-        <w:t xml:space="preserve">; de openbare NDFF-, protocolkwaliteit- en externe-ecologieschema's; import- en overlapdefinities; Shiny</w:t>
-      </w:r>
-      <w:r>
-        <w:t xml:space="preserve"> </w:t>
-      </w:r>
-      <w:r>
-        <w:rPr>
-          <w:rStyle w:val="VerbatimChar"/>
-        </w:rPr>
-        <w:t xml:space="preserve">helpers.R</w:t>
-      </w:r>
-      <w:r>
-        <w:t xml:space="preserve">, cachecontracttest, exportvalidator en websitequery voor plotvegetatie.</w:t>
-      </w:r>
-    </w:p>
-    <w:p>
-      <w:pPr>
-        <w:pStyle w:val="BodyText"/>
-      </w:pPr>
-      <w:r>
-        <w:t xml:space="preserve">Bronrechten, toelating en bruikbaarheid zijn niet opnieuw vastgesteld; het bronregister blijft leidend. Geen T7- of NAS-bestanden geopend, nieuwe bronnen aangevraagd of database, dump, cache en productie gewijzigd.</w:t>
-      </w:r>
-    </w:p>
-    <w:p>
-      <w:pPr>
-        <w:pStyle w:val="Heading2"/>
-      </w:pPr>
-      <w:bookmarkStart w:id="27" w:name="_3a68ce2518fa2826494f15f4a6805cb1b04675a"/>
-      <w:r>
-        <w:t xml:space="preserve">Bijlage huidige tabellen en bestemmingsrichting</w:t>
-      </w:r>
-      <w:bookmarkEnd w:id="27"/>
-    </w:p>
-    <w:p>
-      <w:pPr>
-        <w:pStyle w:val="FirstParagraph"/>
-      </w:pPr>
-      <w:r>
-        <w:t xml:space="preserve">Alle 163 tabelnamen blijven hier terugvindbaar. De aantallen zijn technische rijtellingen van 26 september 2026, geen optelbare onafhankelijke waarnemingen. Een richting met meerdere bestemmingen vereist gegevensverdeling; zij is geen RENAME-opdracht. Definitieve doelnamen en sleutelvertalingen worden in de migratieproef getoetst.</w:t>
-      </w:r>
-    </w:p>
-    <w:p>
-      <w:pPr>
-        <w:pStyle w:val="Heading3"/>
-      </w:pPr>
-      <w:bookmarkStart w:id="28" w:name="_soortgroepindexen"/>
-      <w:r>
-        <w:t xml:space="preserve">Soortgroepindexen</w:t>
-      </w:r>
-      <w:bookmarkEnd w:id="28"/>
-    </w:p>
-    <w:p>
-      <w:pPr>
-        <w:pStyle w:val="FirstParagraph"/>
-      </w:pPr>
-      <w:r>
-        <w:t xml:space="preserve">Voor elk van deze 26 indexen geldt: de bestemming wordt een volwaardige bronoverstijgende familie. Alleen de huidige enkelkolomsindex hernoemen is niet het eindbeeld.</w:t>
-      </w:r>
-    </w:p>
-    <w:tbl>
-      <w:tblPr>
-        <w:tblStyle w:val="Table"/>
-        <w:tblW w:type="auto" w:w="0"/>
-        <w:tblLook w:firstRow="1" w:lastRow="0" w:firstColumn="0" w:lastColumn="0" w:noHBand="0" w:noVBand="0" w:val="0020"/>
-      </w:tblPr>
-      <w:tblGrid>
-        <w:gridCol w:w="2640"/>
-        <w:gridCol w:w="2640"/>
-        <w:gridCol w:w="2640"/>
-      </w:tblGrid>
-      <w:tr>
-        <w:trPr>
-          <w:tblHeader w:val="on"/>
-        </w:trPr>
-        <w:tc>
-          <w:tcPr/>
-          <w:p>
-            <w:pPr>
-              <w:pStyle w:val="Compact"/>
-            </w:pPr>
-            <w:r>
               <w:t xml:space="preserve">Huidige tabel</w:t>
             </w:r>
           </w:p>
@@ -6317,13 +6322,14 @@
     <w:tbl>
       <w:tblPr>
         <w:tblStyle w:val="Table"/>
-        <w:tblW w:type="auto" w:w="0"/>
+        <w:tblW w:type="pct" w:w="5000"/>
+        <w:tblLayout w:type="fixed"/>
         <w:tblLook w:firstRow="1" w:lastRow="0" w:firstColumn="0" w:lastColumn="0" w:noHBand="0" w:noVBand="0" w:val="0020"/>
       </w:tblPr>
       <w:tblGrid>
-        <w:gridCol w:w="2640"/>
-        <w:gridCol w:w="2640"/>
-        <w:gridCol w:w="2640"/>
+        <w:gridCol w:w="2376"/>
+        <w:gridCol w:w="3168"/>
+        <w:gridCol w:w="2376"/>
       </w:tblGrid>
       <w:tr>
         <w:trPr>
@@ -9864,13 +9870,14 @@
     <w:tbl>
       <w:tblPr>
         <w:tblStyle w:val="Table"/>
-        <w:tblW w:type="auto" w:w="0"/>
+        <w:tblW w:type="pct" w:w="5000"/>
+        <w:tblLayout w:type="fixed"/>
         <w:tblLook w:firstRow="1" w:lastRow="0" w:firstColumn="0" w:lastColumn="0" w:noHBand="0" w:noVBand="0" w:val="0020"/>
       </w:tblPr>
       <w:tblGrid>
-        <w:gridCol w:w="2640"/>
-        <w:gridCol w:w="2640"/>
-        <w:gridCol w:w="2640"/>
+        <w:gridCol w:w="2376"/>
+        <w:gridCol w:w="3168"/>
+        <w:gridCol w:w="2376"/>
       </w:tblGrid>
       <w:tr>
         <w:trPr>
@@ -10705,13 +10712,14 @@
     <w:tbl>
       <w:tblPr>
         <w:tblStyle w:val="Table"/>
-        <w:tblW w:type="auto" w:w="0"/>
+        <w:tblW w:type="pct" w:w="5000"/>
+        <w:tblLayout w:type="fixed"/>
         <w:tblLook w:firstRow="1" w:lastRow="0" w:firstColumn="0" w:lastColumn="0" w:noHBand="0" w:noVBand="0" w:val="0020"/>
       </w:tblPr>
       <w:tblGrid>
-        <w:gridCol w:w="2640"/>
-        <w:gridCol w:w="2640"/>
-        <w:gridCol w:w="2640"/>
+        <w:gridCol w:w="2376"/>
+        <w:gridCol w:w="3168"/>
+        <w:gridCol w:w="2376"/>
       </w:tblGrid>
       <w:tr>
         <w:trPr>
@@ -11429,13 +11437,14 @@
     <w:tbl>
       <w:tblPr>
         <w:tblStyle w:val="Table"/>
-        <w:tblW w:type="auto" w:w="0"/>
+        <w:tblW w:type="pct" w:w="5000"/>
+        <w:tblLayout w:type="fixed"/>
         <w:tblLook w:firstRow="1" w:lastRow="0" w:firstColumn="0" w:lastColumn="0" w:noHBand="0" w:noVBand="0" w:val="0020"/>
       </w:tblPr>
       <w:tblGrid>
-        <w:gridCol w:w="2640"/>
-        <w:gridCol w:w="2640"/>
-        <w:gridCol w:w="2640"/>
+        <w:gridCol w:w="2376"/>
+        <w:gridCol w:w="3168"/>
+        <w:gridCol w:w="2376"/>
       </w:tblGrid>
       <w:tr>
         <w:trPr>
@@ -11646,13 +11655,14 @@
     <w:tbl>
       <w:tblPr>
         <w:tblStyle w:val="Table"/>
-        <w:tblW w:type="auto" w:w="0"/>
+        <w:tblW w:type="pct" w:w="5000"/>
+        <w:tblLayout w:type="fixed"/>
         <w:tblLook w:firstRow="1" w:lastRow="0" w:firstColumn="0" w:lastColumn="0" w:noHBand="0" w:noVBand="0" w:val="0020"/>
       </w:tblPr>
       <w:tblGrid>
-        <w:gridCol w:w="2640"/>
-        <w:gridCol w:w="2640"/>
-        <w:gridCol w:w="2640"/>
+        <w:gridCol w:w="2376"/>
+        <w:gridCol w:w="3168"/>
+        <w:gridCol w:w="2376"/>
       </w:tblGrid>
       <w:tr>
         <w:trPr>
@@ -11941,13 +11951,14 @@
     <w:tbl>
       <w:tblPr>
         <w:tblStyle w:val="Table"/>
-        <w:tblW w:type="auto" w:w="0"/>
+        <w:tblW w:type="pct" w:w="5000"/>
+        <w:tblLayout w:type="fixed"/>
         <w:tblLook w:firstRow="1" w:lastRow="0" w:firstColumn="0" w:lastColumn="0" w:noHBand="0" w:noVBand="0" w:val="0020"/>
       </w:tblPr>
       <w:tblGrid>
-        <w:gridCol w:w="2640"/>
-        <w:gridCol w:w="2640"/>
-        <w:gridCol w:w="2640"/>
+        <w:gridCol w:w="2376"/>
+        <w:gridCol w:w="3168"/>
+        <w:gridCol w:w="2376"/>
       </w:tblGrid>
       <w:tr>
         <w:trPr>

--- a/docs/database/MEIJENDEL_TABELINVENTARIS.docx
+++ b/docs/database/MEIJENDEL_TABELINVENTARIS.docx
@@ -3671,18 +3671,18 @@
               <w:jc w:val="right"/>
             </w:pPr>
             <w:r>
-              <w:t xml:space="preserve">61</w:t>
-            </w:r>
-          </w:p>
-        </w:tc>
-        <w:tc>
-          <w:tcPr/>
-          <w:p>
-            <w:pPr>
-              <w:pStyle w:val="Compact"/>
-            </w:pPr>
-            <w:r>
-              <w:t xml:space="preserve">Afzonderlijke werkzaamheden of expliciet niet-uitgevoerde, onbekende of geplande activiteiten.</w:t>
+              <w:t xml:space="preserve">62</w:t>
+            </w:r>
+          </w:p>
+        </w:tc>
+        <w:tc>
+          <w:tcPr/>
+          <w:p>
+            <w:pPr>
+              <w:pStyle w:val="Compact"/>
+            </w:pPr>
+            <w:r>
+              <w:t xml:space="preserve">Afzonderlijke werkzaamheden of expliciet niet-uitgevoerde, onbekende of geplande activiteiten. Het werk in Meeuwenduin en Prinsenduin is voor 2023 en 2024 ruimtelijk gesplitst.</w:t>
             </w:r>
           </w:p>
         </w:tc>
@@ -4034,18 +4034,18 @@
               <w:jc w:val="right"/>
             </w:pPr>
             <w:r>
-              <w:t xml:space="preserve">101</w:t>
-            </w:r>
-          </w:p>
-        </w:tc>
-        <w:tc>
-          <w:tcPr/>
-          <w:p>
-            <w:pPr>
-              <w:pStyle w:val="Compact"/>
-            </w:pPr>
-            <w:r>
-              <w:t xml:space="preserve">36 eerder onderbouwde relaties; 32 relaties via de nameninventaris; 11 voor Pan 13 en Plas 20; telkens 3 voor Helmduinen, Kikkervalleienbegrazing, bodemherstel, infrastructuur en Watercrassula; telkens 1 voor Parnassiapad 1, Parnassiapad 2 en Plas 8.4.2; 2 voor Waalsdorp; en 2 voor de konijnenbijplaatsingsproef. De exacte werkoppervlakken per kavel blijven onbekend.</w:t>
+              <w:t xml:space="preserve">114</w:t>
+            </w:r>
+          </w:p>
+        </w:tc>
+        <w:tc>
+          <w:tcPr/>
+          <w:p>
+            <w:pPr>
+              <w:pStyle w:val="Compact"/>
+            </w:pPr>
+            <w:r>
+              <w:t xml:space="preserve">36 eerder onderbouwde relaties; 32 relaties via de nameninventaris; 11 voor Pan 13 en Plas 20; telkens 3 voor Helmduinen, Kikkervalleienbegrazing, bodemherstel, infrastructuur en Watercrassula; telkens 1 voor Parnassiapad 1, Parnassiapad 2 en Plas 8.4.2; 2 voor Waalsdorp; 13 voor Meeuwenduin en Prinsenduin; en 2 voor de konijnenbijplaatsingsproef. De exacte werkoppervlakken per kavel blijven onbekend.</w:t>
             </w:r>
           </w:p>
         </w:tc>
@@ -4151,18 +4151,18 @@
               <w:jc w:val="right"/>
             </w:pPr>
             <w:r>
-              <w:t xml:space="preserve">157</w:t>
-            </w:r>
-          </w:p>
-        </w:tc>
-        <w:tc>
-          <w:tcPr/>
-          <w:p>
-            <w:pPr>
-              <w:pStyle w:val="Compact"/>
-            </w:pPr>
-            <w:r>
-              <w:t xml:space="preserve">Bronvaste plot-jaarregels voor 1967–1969, 1972–1975, 1988–1991, 1993, 1997, 2002, 2005–2006 en 2017–2025. Hieronder vallen Waalsdorp in M84 en M43 in 2016–2019, Parnassiapad 1 in M15 rond 1997, de konijnenbijplaatsingsproef in M8 en M41 in 2024 en de slibverwijdering in Plas 8.4.2 in M32 in 2002.</w:t>
+              <w:t xml:space="preserve">170</w:t>
+            </w:r>
+          </w:p>
+        </w:tc>
+        <w:tc>
+          <w:tcPr/>
+          <w:p>
+            <w:pPr>
+              <w:pStyle w:val="Compact"/>
+            </w:pPr>
+            <w:r>
+              <w:t xml:space="preserve">Bronvaste plot-jaarregels voor 1967–1969, 1972–1975, 1988–1991, 1993, 1997, 2002, 2005–2006 en 2017–2025. Hieronder vallen Meeuwenduin en Prinsenduin in negen kavels in 2023, alleen Prinsenduin in M2, M3, M35 en M36 in 2024, Waalsdorp in M84 en M43 in 2016–2019, Parnassiapad 1 in M15 rond 1997, de konijnenbijplaatsingsproef in M8 en M41 in 2024 en de slibverwijdering in Plas 8.4.2 in M32 in 2002.</w:t>
             </w:r>
           </w:p>
         </w:tc>

--- a/docs/database/MEIJENDEL_TABELINVENTARIS.docx
+++ b/docs/database/MEIJENDEL_TABELINVENTARIS.docx
@@ -4034,18 +4034,18 @@
               <w:jc w:val="right"/>
             </w:pPr>
             <w:r>
-              <w:t xml:space="preserve">114</w:t>
-            </w:r>
-          </w:p>
-        </w:tc>
-        <w:tc>
-          <w:tcPr/>
-          <w:p>
-            <w:pPr>
-              <w:pStyle w:val="Compact"/>
-            </w:pPr>
-            <w:r>
-              <w:t xml:space="preserve">36 eerder onderbouwde relaties; 32 relaties via de nameninventaris; 11 voor Pan 13 en Plas 20; telkens 3 voor Helmduinen, Kikkervalleienbegrazing, bodemherstel, infrastructuur en Watercrassula; telkens 1 voor Parnassiapad 1, Parnassiapad 2 en Plas 8.4.2; 2 voor Waalsdorp; 13 voor Meeuwenduin en Prinsenduin; en 2 voor de konijnenbijplaatsingsproef. De exacte werkoppervlakken per kavel blijven onbekend.</w:t>
+              <w:t xml:space="preserve">115</w:t>
+            </w:r>
+          </w:p>
+        </w:tc>
+        <w:tc>
+          <w:tcPr/>
+          <w:p>
+            <w:pPr>
+              <w:pStyle w:val="Compact"/>
+            </w:pPr>
+            <w:r>
+              <w:t xml:space="preserve">36 eerder onderbouwde relaties; 32 relaties via de nameninventaris; 11 voor Pan 13 en Plas 20; telkens 3 voor Helmduinen, Kikkervalleienbegrazing, bodemherstel, infrastructuur en Watercrassula; telkens 1 voor Parnassiapad 1, Parnassiapad 2, Plas 8.4.2 en het elektriciteitswerk in M51; 2 voor Waalsdorp; 13 voor Meeuwenduin en Prinsenduin; en 2 voor de konijnenbijplaatsingsproef. De exacte werkoppervlakken per kavel blijven onbekend.</w:t>
             </w:r>
           </w:p>
         </w:tc>

--- a/docs/database/MEIJENDEL_TABELINVENTARIS.docx
+++ b/docs/database/MEIJENDEL_TABELINVENTARIS.docx
@@ -3632,18 +3632,18 @@
               <w:jc w:val="right"/>
             </w:pPr>
             <w:r>
-              <w:t xml:space="preserve">30</w:t>
-            </w:r>
-          </w:p>
-        </w:tc>
-        <w:tc>
-          <w:tcPr/>
-          <w:p>
-            <w:pPr>
-              <w:pStyle w:val="Compact"/>
-            </w:pPr>
-            <w:r>
-              <w:t xml:space="preserve">22 lokaal geraadpleegde Zotero-bronnen en acht officiële webbronnen, ieder met type, datum, status en raadpleegdatum.</w:t>
+              <w:t xml:space="preserve">31</w:t>
+            </w:r>
+          </w:p>
+        </w:tc>
+        <w:tc>
+          <w:tcPr/>
+          <w:p>
+            <w:pPr>
+              <w:pStyle w:val="Compact"/>
+            </w:pPr>
+            <w:r>
+              <w:t xml:space="preserve">22 lokaal geraadpleegde Zotero-bronnen en negen officiële webbronnen, ieder met type, datum, status en raadpleegdatum.</w:t>
             </w:r>
           </w:p>
         </w:tc>
@@ -3749,7 +3749,7 @@
               <w:jc w:val="right"/>
             </w:pPr>
             <w:r>
-              <w:t xml:space="preserve">83</w:t>
+              <w:t xml:space="preserve">84</w:t>
             </w:r>
           </w:p>
         </w:tc>
@@ -4034,18 +4034,18 @@
               <w:jc w:val="right"/>
             </w:pPr>
             <w:r>
-              <w:t xml:space="preserve">115</w:t>
-            </w:r>
-          </w:p>
-        </w:tc>
-        <w:tc>
-          <w:tcPr/>
-          <w:p>
-            <w:pPr>
-              <w:pStyle w:val="Compact"/>
-            </w:pPr>
-            <w:r>
-              <w:t xml:space="preserve">36 eerder onderbouwde relaties; 32 relaties via de nameninventaris; 11 voor Pan 13 en Plas 20; telkens 3 voor Helmduinen, Kikkervalleienbegrazing, bodemherstel, infrastructuur en Watercrassula; telkens 1 voor Parnassiapad 1, Parnassiapad 2, Plas 8.4.2 en het elektriciteitswerk in M51; 2 voor Waalsdorp; 13 voor Meeuwenduin en Prinsenduin; en 2 voor de konijnenbijplaatsingsproef. De exacte werkoppervlakken per kavel blijven onbekend.</w:t>
+              <w:t xml:space="preserve">116</w:t>
+            </w:r>
+          </w:p>
+        </w:tc>
+        <w:tc>
+          <w:tcPr/>
+          <w:p>
+            <w:pPr>
+              <w:pStyle w:val="Compact"/>
+            </w:pPr>
+            <w:r>
+              <w:t xml:space="preserve">36 eerder onderbouwde relaties; 32 relaties via de nameninventaris; 11 voor Pan 13 en Plas 20; telkens 3 voor Helmduinen, Kikkervalleienbegrazing, bodemherstel, infrastructuur en Watercrassula; telkens 1 voor Parnassiapad 1, Parnassiapad 2, Plas 8.4.2, het elektriciteitswerk in M51 en de Paardenstal in M51; 2 voor Waalsdorp; 13 voor Meeuwenduin en Prinsenduin; en 2 voor de konijnenbijplaatsingsproef. De exacte werkoppervlakken per kavel blijven onbekend.</w:t>
             </w:r>
           </w:p>
         </w:tc>

--- a/docs/database/MEIJENDEL_TABELINVENTARIS.docx
+++ b/docs/database/MEIJENDEL_TABELINVENTARIS.docx
@@ -3632,18 +3632,18 @@
               <w:jc w:val="right"/>
             </w:pPr>
             <w:r>
-              <w:t xml:space="preserve">31</w:t>
-            </w:r>
-          </w:p>
-        </w:tc>
-        <w:tc>
-          <w:tcPr/>
-          <w:p>
-            <w:pPr>
-              <w:pStyle w:val="Compact"/>
-            </w:pPr>
-            <w:r>
-              <w:t xml:space="preserve">22 lokaal geraadpleegde Zotero-bronnen en negen officiële webbronnen, ieder met type, datum, status en raadpleegdatum.</w:t>
+              <w:t xml:space="preserve">33</w:t>
+            </w:r>
+          </w:p>
+        </w:tc>
+        <w:tc>
+          <w:tcPr/>
+          <w:p>
+            <w:pPr>
+              <w:pStyle w:val="Compact"/>
+            </w:pPr>
+            <w:r>
+              <w:t xml:space="preserve">23 lokaal geraadpleegde Zotero-bronnen en tien officiële webbronnen, ieder met type, datum, status en raadpleegdatum.</w:t>
             </w:r>
           </w:p>
         </w:tc>
@@ -3671,18 +3671,18 @@
               <w:jc w:val="right"/>
             </w:pPr>
             <w:r>
-              <w:t xml:space="preserve">62</w:t>
-            </w:r>
-          </w:p>
-        </w:tc>
-        <w:tc>
-          <w:tcPr/>
-          <w:p>
-            <w:pPr>
-              <w:pStyle w:val="Compact"/>
-            </w:pPr>
-            <w:r>
-              <w:t xml:space="preserve">Afzonderlijke werkzaamheden of expliciet niet-uitgevoerde, onbekende of geplande activiteiten. Het werk in Meeuwenduin en Prinsenduin is voor 2023 en 2024 ruimtelijk gesplitst.</w:t>
+              <w:t xml:space="preserve">63</w:t>
+            </w:r>
+          </w:p>
+        </w:tc>
+        <w:tc>
+          <w:tcPr/>
+          <w:p>
+            <w:pPr>
+              <w:pStyle w:val="Compact"/>
+            </w:pPr>
+            <w:r>
+              <w:t xml:space="preserve">Afzonderlijke werkzaamheden of expliciet niet-uitgevoerde, onbekende of geplande activiteiten. Het werk in Meeuwenduin en Prinsenduin is voor 2023 en 2024 ruimtelijk gesplitst; de afgeronde Bendel-herinrichting en het geplande nabeheer zijn afzonderlijke uitvoeringen.</w:t>
             </w:r>
           </w:p>
         </w:tc>
@@ -3710,18 +3710,18 @@
               <w:jc w:val="right"/>
             </w:pPr>
             <w:r>
-              <w:t xml:space="preserve">100</w:t>
-            </w:r>
-          </w:p>
-        </w:tc>
-        <w:tc>
-          <w:tcPr/>
-          <w:p>
-            <w:pPr>
-              <w:pStyle w:val="Compact"/>
-            </w:pPr>
-            <w:r>
-              <w:t xml:space="preserve">Letterlijk onderbouwde jaarstatussen uit 1967–2025: 84 uitgevoerd, 9 niet uitgevoerd en 7 onbekend.</w:t>
+              <w:t xml:space="preserve">102</w:t>
+            </w:r>
+          </w:p>
+        </w:tc>
+        <w:tc>
+          <w:tcPr/>
+          <w:p>
+            <w:pPr>
+              <w:pStyle w:val="Compact"/>
+            </w:pPr>
+            <w:r>
+              <w:t xml:space="preserve">Letterlijk onderbouwde jaarstatussen uit 1967–2026: 86 uitgevoerd, 9 niet uitgevoerd en 7 onbekend.</w:t>
             </w:r>
           </w:p>
         </w:tc>
@@ -3749,7 +3749,7 @@
               <w:jc w:val="right"/>
             </w:pPr>
             <w:r>
-              <w:t xml:space="preserve">84</w:t>
+              <w:t xml:space="preserve">86</w:t>
             </w:r>
           </w:p>
         </w:tc>
@@ -3761,6 +3761,57 @@
             </w:pPr>
             <w:r>
               <w:t xml:space="preserve">Relaties tussen uitvoering en bewijsbron, met bronrol en bewijsnotitie.</w:t>
+            </w:r>
+          </w:p>
+        </w:tc>
+      </w:tr>
+      <w:tr>
+        <w:tc>
+          <w:tcPr/>
+          <w:p>
+            <w:pPr>
+              <w:pStyle w:val="Compact"/>
+            </w:pPr>
+            <w:r>
+              <w:rPr>
+                <w:rStyle w:val="VerbatimChar"/>
+              </w:rPr>
+              <w:t xml:space="preserve">maatregel_uitvoering_plotscope</w:t>
+            </w:r>
+          </w:p>
+        </w:tc>
+        <w:tc>
+          <w:tcPr/>
+          <w:p>
+            <w:pPr>
+              <w:pStyle w:val="Compact"/>
+              <w:jc w:val="right"/>
+            </w:pPr>
+            <w:r>
+              <w:t xml:space="preserve">2</w:t>
+            </w:r>
+          </w:p>
+        </w:tc>
+        <w:tc>
+          <w:tcPr/>
+          <w:p>
+            <w:pPr>
+              <w:pStyle w:val="Compact"/>
+            </w:pPr>
+            <w:r>
+              <w:t xml:space="preserve">Expliciete beoordeling of een uitvoering binnen de 55 Meijendel-plots valt. De Bendel-herinrichting en het Bendel-nabeheer zijn beide geverifieerd als</w:t>
+            </w:r>
+            <w:r>
+              <w:t xml:space="preserve"> </w:t>
+            </w:r>
+            <w:r>
+              <w:rPr>
+                <w:rStyle w:val="VerbatimChar"/>
+              </w:rPr>
+              <w:t xml:space="preserve">buiten_meijendel_plotgebied</w:t>
+            </w:r>
+            <w:r>
+              <w:t xml:space="preserve">.</w:t>
             </w:r>
           </w:p>
         </w:tc>

--- a/docs/database/MEIJENDEL_TABELINVENTARIS.docx
+++ b/docs/database/MEIJENDEL_TABELINVENTARIS.docx
@@ -4085,18 +4085,18 @@
               <w:jc w:val="right"/>
             </w:pPr>
             <w:r>
-              <w:t xml:space="preserve">116</w:t>
-            </w:r>
-          </w:p>
-        </w:tc>
-        <w:tc>
-          <w:tcPr/>
-          <w:p>
-            <w:pPr>
-              <w:pStyle w:val="Compact"/>
-            </w:pPr>
-            <w:r>
-              <w:t xml:space="preserve">36 eerder onderbouwde relaties; 32 relaties via de nameninventaris; 11 voor Pan 13 en Plas 20; telkens 3 voor Helmduinen, Kikkervalleienbegrazing, bodemherstel, infrastructuur en Watercrassula; telkens 1 voor Parnassiapad 1, Parnassiapad 2, Plas 8.4.2, het elektriciteitswerk in M51 en de Paardenstal in M51; 2 voor Waalsdorp; 13 voor Meeuwenduin en Prinsenduin; en 2 voor de konijnenbijplaatsingsproef. De exacte werkoppervlakken per kavel blijven onbekend.</w:t>
+              <w:t xml:space="preserve">119</w:t>
+            </w:r>
+          </w:p>
+        </w:tc>
+        <w:tc>
+          <w:tcPr/>
+          <w:p>
+            <w:pPr>
+              <w:pStyle w:val="Compact"/>
+            </w:pPr>
+            <w:r>
+              <w:t xml:space="preserve">36 eerder onderbouwde relaties; 32 relaties via de nameninventaris; 11 voor Pan 13 en Plas 20; telkens 3 voor Helmduinen, Kikkervalleienbegrazing, bodemherstel, infrastructuur, Watercrassula en Duindoornbeheer; telkens 1 voor Parnassiapad 1, Parnassiapad 2, Plas 8.4.2, het elektriciteitswerk in M51 en de Paardenstal in M51; 2 voor Waalsdorp; 13 voor Meeuwenduin en Prinsenduin; en 2 voor de konijnenbijplaatsingsproef. De exacte werkoppervlakken per kavel blijven onbekend.</w:t>
             </w:r>
           </w:p>
         </w:tc>

--- a/docs/database/MEIJENDEL_TABELINVENTARIS.docx
+++ b/docs/database/MEIJENDEL_TABELINVENTARIS.docx
@@ -4085,18 +4085,18 @@
               <w:jc w:val="right"/>
             </w:pPr>
             <w:r>
-              <w:t xml:space="preserve">119</w:t>
-            </w:r>
-          </w:p>
-        </w:tc>
-        <w:tc>
-          <w:tcPr/>
-          <w:p>
-            <w:pPr>
-              <w:pStyle w:val="Compact"/>
-            </w:pPr>
-            <w:r>
-              <w:t xml:space="preserve">36 eerder onderbouwde relaties; 32 relaties via de nameninventaris; 11 voor Pan 13 en Plas 20; telkens 3 voor Helmduinen, Kikkervalleienbegrazing, bodemherstel, infrastructuur, Watercrassula en Duindoornbeheer; telkens 1 voor Parnassiapad 1, Parnassiapad 2, Plas 8.4.2, het elektriciteitswerk in M51 en de Paardenstal in M51; 2 voor Waalsdorp; 13 voor Meeuwenduin en Prinsenduin; en 2 voor de konijnenbijplaatsingsproef. De exacte werkoppervlakken per kavel blijven onbekend.</w:t>
+              <w:t xml:space="preserve">121</w:t>
+            </w:r>
+          </w:p>
+        </w:tc>
+        <w:tc>
+          <w:tcPr/>
+          <w:p>
+            <w:pPr>
+              <w:pStyle w:val="Compact"/>
+            </w:pPr>
+            <w:r>
+              <w:t xml:space="preserve">36 eerder onderbouwde relaties; 32 relaties via de nameninventaris; 11 voor Pan 13 en Plas 20; telkens 3 voor Helmduinen, Kikkervalleienbegrazing, bodemherstel, infrastructuur, Watercrassula en Duindoornbeheer; telkens 1 voor Parnassiapad 1, Parnassiapad 2, Plas 8.4.2, het elektriciteitswerk in M51 en de Paardenstal in M51; 2 voor Waalsdorp; 13 voor Meeuwenduin en Prinsenduin; 2 voor de konijnenbijplaatsingsproef; en 2 voor de Ganzenhoekbosdunning van 2017. Die laatste zijn M77 en M78/79; M13s is op gebruikersbesluit uitgesloten. De exacte werkoppervlakken per kavel blijven onbekend.</w:t>
             </w:r>
           </w:p>
         </w:tc>
@@ -4202,18 +4202,18 @@
               <w:jc w:val="right"/>
             </w:pPr>
             <w:r>
-              <w:t xml:space="preserve">170</w:t>
-            </w:r>
-          </w:p>
-        </w:tc>
-        <w:tc>
-          <w:tcPr/>
-          <w:p>
-            <w:pPr>
-              <w:pStyle w:val="Compact"/>
-            </w:pPr>
-            <w:r>
-              <w:t xml:space="preserve">Bronvaste plot-jaarregels voor 1967–1969, 1972–1975, 1988–1991, 1993, 1997, 2002, 2005–2006 en 2017–2025. Hieronder vallen Meeuwenduin en Prinsenduin in negen kavels in 2023, alleen Prinsenduin in M2, M3, M35 en M36 in 2024, Waalsdorp in M84 en M43 in 2016–2019, Parnassiapad 1 in M15 rond 1997, de konijnenbijplaatsingsproef in M8 en M41 in 2024 en de slibverwijdering in Plas 8.4.2 in M32 in 2002.</w:t>
+              <w:t xml:space="preserve">172</w:t>
+            </w:r>
+          </w:p>
+        </w:tc>
+        <w:tc>
+          <w:tcPr/>
+          <w:p>
+            <w:pPr>
+              <w:pStyle w:val="Compact"/>
+            </w:pPr>
+            <w:r>
+              <w:t xml:space="preserve">Bronvaste plot-jaarregels voor 1967–1969, 1972–1975, 1988–1991, 1993, 1997, 2002, 2005–2006 en 2017–2025. Hieronder vallen Meeuwenduin en Prinsenduin in negen kavels in 2023, alleen Prinsenduin in M2, M3, M35 en M36 in 2024, Waalsdorp in M84 en M43 in 2016–2019, de Ganzenhoekbosdunning in M77 en M78/79 in 2017, Parnassiapad 1 in M15 rond 1997, de konijnenbijplaatsingsproef in M8 en M41 in 2024 en de slibverwijdering in Plas 8.4.2 in M32 in 2002.</w:t>
             </w:r>
           </w:p>
         </w:tc>

--- a/docs/database/MEIJENDEL_TABELINVENTARIS.docx
+++ b/docs/database/MEIJENDEL_TABELINVENTARIS.docx
@@ -4085,18 +4085,18 @@
               <w:jc w:val="right"/>
             </w:pPr>
             <w:r>
-              <w:t xml:space="preserve">121</w:t>
-            </w:r>
-          </w:p>
-        </w:tc>
-        <w:tc>
-          <w:tcPr/>
-          <w:p>
-            <w:pPr>
-              <w:pStyle w:val="Compact"/>
-            </w:pPr>
-            <w:r>
-              <w:t xml:space="preserve">36 eerder onderbouwde relaties; 32 relaties via de nameninventaris; 11 voor Pan 13 en Plas 20; telkens 3 voor Helmduinen, Kikkervalleienbegrazing, bodemherstel, infrastructuur, Watercrassula en Duindoornbeheer; telkens 1 voor Parnassiapad 1, Parnassiapad 2, Plas 8.4.2, het elektriciteitswerk in M51 en de Paardenstal in M51; 2 voor Waalsdorp; 13 voor Meeuwenduin en Prinsenduin; 2 voor de konijnenbijplaatsingsproef; en 2 voor de Ganzenhoekbosdunning van 2017. Die laatste zijn M77 en M78/79; M13s is op gebruikersbesluit uitgesloten. De exacte werkoppervlakken per kavel blijven onbekend.</w:t>
+              <w:t xml:space="preserve">124</w:t>
+            </w:r>
+          </w:p>
+        </w:tc>
+        <w:tc>
+          <w:tcPr/>
+          <w:p>
+            <w:pPr>
+              <w:pStyle w:val="Compact"/>
+            </w:pPr>
+            <w:r>
+              <w:t xml:space="preserve">36 eerder onderbouwde relaties; 32 relaties via de nameninventaris; 11 voor Pan 13 en Plas 20; telkens 3 voor Helmduinen, Kikkervalleienbegrazing, bodemherstel, infrastructuur, Watercrassula en Duindoornbeheer; telkens 1 voor Parnassiapad 1, Parnassiapad 2, Plas 8.4.2, het elektriciteitswerk in M51 en de Paardenstal in M51; 2 voor Waalsdorp; 13 voor Meeuwenduin en Prinsenduin; 2 voor de konijnenbijplaatsingsproef; 2 voor de Ganzenhoekbosdunning van 2017; en 3 voor het maaibeheer in Ruygenhoek en De Loopert. De Ganzenhoekbosdunning is gekoppeld aan M77 en M78/79; M13s is op gebruikersbesluit uitgesloten. Ruygenhoek is M32; De Loopert raakt M45 en M83; Langestrook blijft niet gelokaliseerd. De exacte werkoppervlakken per kavel blijven onbekend.</w:t>
             </w:r>
           </w:p>
         </w:tc>

--- a/docs/database/MEIJENDEL_TABELINVENTARIS.docx
+++ b/docs/database/MEIJENDEL_TABELINVENTARIS.docx
@@ -3632,18 +3632,18 @@
               <w:jc w:val="right"/>
             </w:pPr>
             <w:r>
-              <w:t xml:space="preserve">33</w:t>
-            </w:r>
-          </w:p>
-        </w:tc>
-        <w:tc>
-          <w:tcPr/>
-          <w:p>
-            <w:pPr>
-              <w:pStyle w:val="Compact"/>
-            </w:pPr>
-            <w:r>
-              <w:t xml:space="preserve">23 lokaal geraadpleegde Zotero-bronnen en tien officiële webbronnen, ieder met type, datum, status en raadpleegdatum.</w:t>
+              <w:t xml:space="preserve">34</w:t>
+            </w:r>
+          </w:p>
+        </w:tc>
+        <w:tc>
+          <w:tcPr/>
+          <w:p>
+            <w:pPr>
+              <w:pStyle w:val="Compact"/>
+            </w:pPr>
+            <w:r>
+              <w:t xml:space="preserve">24 lokaal geraadpleegde Zotero-bronnen en tien officiële webbronnen, ieder met type, datum, status en raadpleegdatum. Van der Hagen et al. (2020) is als ruimtelijke plancontext voor Prinsenduin toegevoegd.</w:t>
             </w:r>
           </w:p>
         </w:tc>
@@ -3749,18 +3749,18 @@
               <w:jc w:val="right"/>
             </w:pPr>
             <w:r>
-              <w:t xml:space="preserve">86</w:t>
-            </w:r>
-          </w:p>
-        </w:tc>
-        <w:tc>
-          <w:tcPr/>
-          <w:p>
-            <w:pPr>
-              <w:pStyle w:val="Compact"/>
-            </w:pPr>
-            <w:r>
-              <w:t xml:space="preserve">Relaties tussen uitvoering en bewijsbron, met bronrol en bewijsnotitie.</w:t>
+              <w:t xml:space="preserve">88</w:t>
+            </w:r>
+          </w:p>
+        </w:tc>
+        <w:tc>
+          <w:tcPr/>
+          <w:p>
+            <w:pPr>
+              <w:pStyle w:val="Compact"/>
+            </w:pPr>
+            <w:r>
+              <w:t xml:space="preserve">Relaties tussen uitvoering en bewijsbron, met bronrol en bewijsnotitie. De twee Prinsenduin-uitvoeringen verwijzen aanvullend naar figuur 1 van Van der Hagen et al. (2020).</w:t>
             </w:r>
           </w:p>
         </w:tc>
@@ -4085,18 +4085,18 @@
               <w:jc w:val="right"/>
             </w:pPr>
             <w:r>
-              <w:t xml:space="preserve">124</w:t>
-            </w:r>
-          </w:p>
-        </w:tc>
-        <w:tc>
-          <w:tcPr/>
-          <w:p>
-            <w:pPr>
-              <w:pStyle w:val="Compact"/>
-            </w:pPr>
-            <w:r>
-              <w:t xml:space="preserve">36 eerder onderbouwde relaties; 32 relaties via de nameninventaris; 11 voor Pan 13 en Plas 20; telkens 3 voor Helmduinen, Kikkervalleienbegrazing, bodemherstel, infrastructuur, Watercrassula en Duindoornbeheer; telkens 1 voor Parnassiapad 1, Parnassiapad 2, Plas 8.4.2, het elektriciteitswerk in M51 en de Paardenstal in M51; 2 voor Waalsdorp; 13 voor Meeuwenduin en Prinsenduin; 2 voor de konijnenbijplaatsingsproef; 2 voor de Ganzenhoekbosdunning van 2017; en 3 voor het maaibeheer in Ruygenhoek en De Loopert. De Ganzenhoekbosdunning is gekoppeld aan M77 en M78/79; M13s is op gebruikersbesluit uitgesloten. Ruygenhoek is M32; De Loopert raakt M45 en M83; Langestrook blijft niet gelokaliseerd. De exacte werkoppervlakken per kavel blijven onbekend.</w:t>
+              <w:t xml:space="preserve">125</w:t>
+            </w:r>
+          </w:p>
+        </w:tc>
+        <w:tc>
+          <w:tcPr/>
+          <w:p>
+            <w:pPr>
+              <w:pStyle w:val="Compact"/>
+            </w:pPr>
+            <w:r>
+              <w:t xml:space="preserve">Helmduinen is gekoppeld aan M15 en M16; M17a is retroactief verwijderd. Meeuwenduin en Prinsenduin hebben samen zeven relaties: vijf voor Meeuwenhoek plus M17a in 2023, en M17a in 2024. Het maaibeheer in Ruygenhoek, Lange Strook en De Loopert heeft vijf relaties: M1a, M1b, M32, M45 en M83. Maatregel 22h heeft zes relaties: M13s, M15, M16, M17a, M77 en M78/79. Eerdere Prinsenduin-relaties met M2, M3, M35 en M36 zijn verwijderd. De exacte werkoppervlakken per kavel blijven onbekend.</w:t>
             </w:r>
           </w:p>
         </w:tc>
@@ -4202,18 +4202,18 @@
               <w:jc w:val="right"/>
             </w:pPr>
             <w:r>
-              <w:t xml:space="preserve">172</w:t>
-            </w:r>
-          </w:p>
-        </w:tc>
-        <w:tc>
-          <w:tcPr/>
-          <w:p>
-            <w:pPr>
-              <w:pStyle w:val="Compact"/>
-            </w:pPr>
-            <w:r>
-              <w:t xml:space="preserve">Bronvaste plot-jaarregels voor 1967–1969, 1972–1975, 1988–1991, 1993, 1997, 2002, 2005–2006 en 2017–2025. Hieronder vallen Meeuwenduin en Prinsenduin in negen kavels in 2023, alleen Prinsenduin in M2, M3, M35 en M36 in 2024, Waalsdorp in M84 en M43 in 2016–2019, de Ganzenhoekbosdunning in M77 en M78/79 in 2017, Parnassiapad 1 in M15 rond 1997, de konijnenbijplaatsingsproef in M8 en M41 in 2024 en de slibverwijdering in Plas 8.4.2 in M32 in 2002.</w:t>
+              <w:t xml:space="preserve">177</w:t>
+            </w:r>
+          </w:p>
+        </w:tc>
+        <w:tc>
+          <w:tcPr/>
+          <w:p>
+            <w:pPr>
+              <w:pStyle w:val="Compact"/>
+            </w:pPr>
+            <w:r>
+              <w:t xml:space="preserve">Bronvaste plot-jaarregels voor 1967–1969, 1972–1975, 1988–1991, 1993, 1997, 2002, 2005–2006 en 2016–2025. Meeuwenduin en Prinsenduin leveren zes regels in 2023 en één voor M17a in 2024. Maatregel 22h levert twaalf scoperegels voor zes kavels in 2016 en 2017; de bron verdeelt de werkzaamheden niet per kavel.</w:t>
             </w:r>
           </w:p>
         </w:tc>

--- a/docs/database/MEIJENDEL_TABELINVENTARIS.docx
+++ b/docs/database/MEIJENDEL_TABELINVENTARIS.docx
@@ -1590,7 +1590,7 @@
         <w:t xml:space="preserve"> </w:t>
       </w:r>
       <w:r>
-        <w:t xml:space="preserve">voor oorspronkelijke bron-ID’s en hun relatie met de gemeenschappelijke objecten.</w:t>
+        <w:t xml:space="preserve">voor oorspronkelijke bron-ID's en hun relatie met de gemeenschappelijke objecten.</w:t>
       </w:r>
     </w:p>
     <w:p>
@@ -1788,8 +1788,7 @@
     <w:tbl>
       <w:tblPr>
         <w:tblStyle w:val="Table"/>
-        <w:tblW w:type="pct" w:w="5000"/>
-        <w:tblLayout w:type="fixed"/>
+        <w:tblW w:type="auto" w:w="0"/>
         <w:tblLook w:firstRow="1" w:lastRow="0" w:firstColumn="0" w:lastColumn="0" w:noHBand="0" w:noVBand="0" w:val="0020"/>
       </w:tblPr>
       <w:tblGrid>
@@ -2486,14 +2485,13 @@
         <w:t xml:space="preserve"> </w:t>
       </w:r>
       <w:r>
-        <w:t xml:space="preserve">is een importverzameling, geen inhoudelijke hoofdcategorie. De zes datasets omvatten 98.916 resultaten uit 1875–2025 in 10.994 events. Verdeel de resultaten naar de juiste groep of naar PQ; behoud dataset, event, bron-ID’s, eenheden, rechten en overlapbesluiten.</w:t>
+        <w:t xml:space="preserve">is een importverzameling, geen inhoudelijke hoofdcategorie. De zes datasets omvatten 98.916 resultaten uit 1875–2025 in 10.994 events. Verdeel de resultaten naar de juiste groep of naar PQ; behoud dataset, event, bron-ID's, eenheden, rechten en overlapbesluiten.</w:t>
       </w:r>
     </w:p>
     <w:tbl>
       <w:tblPr>
         <w:tblStyle w:val="Table"/>
-        <w:tblW w:type="pct" w:w="5000"/>
-        <w:tblLayout w:type="fixed"/>
+        <w:tblW w:type="auto" w:w="0"/>
         <w:tblLook w:firstRow="1" w:lastRow="0" w:firstColumn="0" w:lastColumn="0" w:noHBand="0" w:noVBand="0" w:val="0020"/>
       </w:tblPr>
       <w:tblGrid>
@@ -2546,7 +2544,7 @@
               <w:pStyle w:val="Compact"/>
             </w:pPr>
             <w:r>
-              <w:t xml:space="preserve">Naar passende watergebonden flora- en faunagroepen; gezamenlijk monster behouden. Alle 1.036 resultaat-JSON’s missen kingdom, phylum, class en order en hebben geen exacte naamovereenkomst met de huidige NDFF-taxonnamen. Eerst aanwezige bronmetadata en taxoncodes vertalen; niet alles als insecten behandelen.</w:t>
+              <w:t xml:space="preserve">Naar passende watergebonden flora- en faunagroepen; gezamenlijk monster behouden. Alle 1.036 resultaat-JSON's missen kingdom, phylum, class en order en hebben geen exacte naamovereenkomst met de huidige NDFF-taxonnamen. Eerst aanwezige bronmetadata en taxoncodes vertalen; niet alles als insecten behandelen.</w:t>
             </w:r>
           </w:p>
         </w:tc>
@@ -2766,7 +2764,7 @@
         <w:t xml:space="preserve">zoogdieren_overig_*</w:t>
       </w:r>
       <w:r>
-        <w:t xml:space="preserve">, op taxon- en vangstniveau. Die verwijzen naar de bestaande vangst-ID’s en mogen niet als een tweede verzameling vangsten worden opgeteld.</w:t>
+        <w:t xml:space="preserve">, op taxon- en vangstniveau. Die verwijzen naar de bestaande vangst-ID's en mogen niet als een tweede verzameling vangsten worden opgeteld.</w:t>
       </w:r>
     </w:p>
     <w:p>
@@ -2819,7 +2817,7 @@
         <w:t xml:space="preserve"> </w:t>
       </w:r>
       <w:r>
-        <w:t xml:space="preserve">blijft behouden en wordt bronoverstijgend gemaakt. De provinciale basis bevat 254 PQ-locaties, 2.007 opnamen en 53.122 taxonresultaten uit 1981–2025. De afleiding naar vogelplots bevat 513 plot-jaarregels uit dezelfde periode. Deze bestaande ID’s en uitkomsten vormen de controlebasis.</w:t>
+        <w:t xml:space="preserve">blijft behouden en wordt bronoverstijgend gemaakt. De provinciale basis bevat 254 PQ-locaties, 2.007 opnamen en 53.122 taxonresultaten uit 1981–2025. De afleiding naar vogelplots bevat 513 plot-jaarregels uit dezelfde periode. Deze bestaande ID's en uitkomsten vormen de controlebasis.</w:t>
       </w:r>
     </w:p>
     <w:p>
@@ -2982,7 +2980,7 @@
         <w:t xml:space="preserve"> </w:t>
       </w:r>
       <w:r>
-        <w:t xml:space="preserve">is onvoldoende wanneer verschillende organisaties hetzelfde nummer gebruiken. Behoud bestaande interne ID’s en voeg brongebonden identificaties toe, bijvoorbeeld in</w:t>
+        <w:t xml:space="preserve">is onvoldoende wanneer verschillende organisaties hetzelfde nummer gebruiken. Behoud bestaande interne ID's en voeg brongebonden identificaties toe, bijvoorbeeld in</w:t>
       </w:r>
       <w:r>
         <w:t xml:space="preserve"> </w:t>
@@ -3029,7 +3027,7 @@
         <w:pStyle w:val="BodyText"/>
       </w:pPr>
       <w:r>
-        <w:t xml:space="preserve">Leg bron, versie, oorspronkelijk locatie- of opname-ID, intern ID, koppelmethode en bewijs vast. Meerdere broncodes mogen naar dezelfde PQ verwijzen wanneer die gelijkheid is vastgesteld. Nieuwe PQ’s krijgen een eigen interne identiteit. Nieuwe broncodes worden nooit blind als bestaande provinciale nummers geïnterpreteerd.</w:t>
+        <w:t xml:space="preserve">Leg bron, versie, oorspronkelijk locatie- of opname-ID, intern ID, koppelmethode en bewijs vast. Meerdere broncodes mogen naar dezelfde PQ verwijzen wanneer die gelijkheid is vastgesteld. Nieuwe PQ's krijgen een eigen interne identiteit. Nieuwe broncodes worden nooit blind als bestaande provinciale nummers geïnterpreteerd.</w:t>
       </w:r>
     </w:p>
     <w:p>
@@ -3093,2128 +3091,6 @@
       </w:pPr>
       <w:r>
         <w:t xml:space="preserve">Het volledige voorstel is een gegevensmigratie. De complexiteit zit vooral in identiteit, gemengde meetstructuren en behoud van de bestaande betekenis.</w:t>
-      </w:r>
-    </w:p>
-    <w:tbl>
-      <w:tblPr>
-        <w:tblStyle w:val="Table"/>
-        <w:tblW w:type="pct" w:w="5000"/>
-        <w:tblLayout w:type="fixed"/>
-        <w:tblLook w:firstRow="1" w:lastRow="0" w:firstColumn="0" w:lastColumn="0" w:noHBand="0" w:noVBand="0" w:val="0020"/>
-      </w:tblPr>
-      <w:tblGrid>
-        <w:gridCol w:w="2640"/>
-        <w:gridCol w:w="2640"/>
-        <w:gridCol w:w="2640"/>
-      </w:tblGrid>
-      <w:tr>
-        <w:trPr>
-          <w:tblHeader w:val="on"/>
-        </w:trPr>
-        <w:tc>
-          <w:tcPr/>
-          <w:p>
-            <w:pPr>
-              <w:pStyle w:val="Compact"/>
-            </w:pPr>
-            <w:r>
-              <w:t xml:space="preserve">Onderdeel</w:t>
-            </w:r>
-          </w:p>
-        </w:tc>
-        <w:tc>
-          <w:tcPr/>
-          <w:p>
-            <w:pPr>
-              <w:pStyle w:val="Compact"/>
-            </w:pPr>
-            <w:r>
-              <w:t xml:space="preserve">Zwaarte</w:t>
-            </w:r>
-          </w:p>
-        </w:tc>
-        <w:tc>
-          <w:tcPr/>
-          <w:p>
-            <w:pPr>
-              <w:pStyle w:val="Compact"/>
-            </w:pPr>
-            <w:r>
-              <w:t xml:space="preserve">Wat het vergt</w:t>
-            </w:r>
-          </w:p>
-        </w:tc>
-      </w:tr>
-      <w:tr>
-        <w:tc>
-          <w:tcPr/>
-          <w:p>
-            <w:pPr>
-              <w:pStyle w:val="Compact"/>
-            </w:pPr>
-            <w:r>
-              <w:t xml:space="preserve">Een afgebakende meetfamilie hernoemen</w:t>
-            </w:r>
-          </w:p>
-        </w:tc>
-        <w:tc>
-          <w:tcPr/>
-          <w:p>
-            <w:pPr>
-              <w:pStyle w:val="Compact"/>
-            </w:pPr>
-            <w:r>
-              <w:t xml:space="preserve">Beperkt tot middelgroot</w:t>
-            </w:r>
-          </w:p>
-        </w:tc>
-        <w:tc>
-          <w:tcPr/>
-          <w:p>
-            <w:pPr>
-              <w:pStyle w:val="Compact"/>
-            </w:pPr>
-            <w:r>
-              <w:t xml:space="preserve">Schema, verwijzingen, import en tests samen aanpassen. De vier huidige</w:t>
-            </w:r>
-            <w:r>
-              <w:t xml:space="preserve"> </w:t>
-            </w:r>
-            <w:r>
-              <w:rPr>
-                <w:rStyle w:val="VerbatimChar"/>
-              </w:rPr>
-              <w:t xml:space="preserve">ndff_libel_*</w:t>
-            </w:r>
-            <w:r>
-              <w:t xml:space="preserve">-tabellen zijn een afgebakend voorbeeld.</w:t>
-            </w:r>
-          </w:p>
-        </w:tc>
-      </w:tr>
-      <w:tr>
-        <w:tc>
-          <w:tcPr/>
-          <w:p>
-            <w:pPr>
-              <w:pStyle w:val="Compact"/>
-            </w:pPr>
-            <w:r>
-              <w:t xml:space="preserve">NDFF-waarnemingen naar echte groepsfamilies verdelen</w:t>
-            </w:r>
-          </w:p>
-        </w:tc>
-        <w:tc>
-          <w:tcPr/>
-          <w:p>
-            <w:pPr>
-              <w:pStyle w:val="Compact"/>
-            </w:pPr>
-            <w:r>
-              <w:t xml:space="preserve">Groot</w:t>
-            </w:r>
-          </w:p>
-        </w:tc>
-        <w:tc>
-          <w:tcPr/>
-          <w:p>
-            <w:pPr>
-              <w:pStyle w:val="Compact"/>
-            </w:pPr>
-            <w:r>
-              <w:t xml:space="preserve">Stabiele ID’s, ruimtelijke beoordeling, protocollen, analysebesluiten en de 233 dubbele lidmaatschappen correct meenemen.</w:t>
-            </w:r>
-          </w:p>
-        </w:tc>
-      </w:tr>
-      <w:tr>
-        <w:tc>
-          <w:tcPr/>
-          <w:p>
-            <w:pPr>
-              <w:pStyle w:val="Compact"/>
-            </w:pPr>
-            <w:r>
-              <w:t xml:space="preserve">De zes externe datasets aansluiten</w:t>
-            </w:r>
-          </w:p>
-        </w:tc>
-        <w:tc>
-          <w:tcPr/>
-          <w:p>
-            <w:pPr>
-              <w:pStyle w:val="Compact"/>
-            </w:pPr>
-            <w:r>
-              <w:t xml:space="preserve">Middelgroot tot groot</w:t>
-            </w:r>
-          </w:p>
-        </w:tc>
-        <w:tc>
-          <w:tcPr/>
-          <w:p>
-            <w:pPr>
-              <w:pStyle w:val="Compact"/>
-            </w:pPr>
-            <w:r>
-              <w:t xml:space="preserve">98.916 resultaten uit 1875–2025 per taxon en meetvorm toewijzen. Coleoptera is eenvoudiger af te bakenen dan STOWA.</w:t>
-            </w:r>
-          </w:p>
-        </w:tc>
-      </w:tr>
-      <w:tr>
-        <w:tc>
-          <w:tcPr/>
-          <w:p>
-            <w:pPr>
-              <w:pStyle w:val="Compact"/>
-            </w:pPr>
-            <w:r>
-              <w:t xml:space="preserve">Vangblik vanuit soortgroepen bereikbaar maken</w:t>
-            </w:r>
-          </w:p>
-        </w:tc>
-        <w:tc>
-          <w:tcPr/>
-          <w:p>
-            <w:pPr>
-              <w:pStyle w:val="Compact"/>
-            </w:pPr>
-            <w:r>
-              <w:t xml:space="preserve">Middelgroot</w:t>
-            </w:r>
-          </w:p>
-        </w:tc>
-        <w:tc>
-          <w:tcPr/>
-          <w:p>
-            <w:pPr>
-              <w:pStyle w:val="Compact"/>
-            </w:pPr>
-            <w:r>
-              <w:t xml:space="preserve">Taxonkoppelingen en gecontroleerde verwijzingen voor 60.560 resultaten uit 1953–1960, zonder dubbele telling.</w:t>
-            </w:r>
-          </w:p>
-        </w:tc>
-      </w:tr>
-      <w:tr>
-        <w:tc>
-          <w:tcPr/>
-          <w:p>
-            <w:pPr>
-              <w:pStyle w:val="Compact"/>
-            </w:pPr>
-            <w:r>
-              <w:t xml:space="preserve">Verspreide PQ-informatie samenbrengen</w:t>
-            </w:r>
-          </w:p>
-        </w:tc>
-        <w:tc>
-          <w:tcPr/>
-          <w:p>
-            <w:pPr>
-              <w:pStyle w:val="Compact"/>
-            </w:pPr>
-            <w:r>
-              <w:t xml:space="preserve">Groot</w:t>
-            </w:r>
-          </w:p>
-        </w:tc>
-        <w:tc>
-          <w:tcPr/>
-          <w:p>
-            <w:pPr>
-              <w:pStyle w:val="Compact"/>
-            </w:pPr>
-            <w:r>
-              <w:t xml:space="preserve">Bronsleutels, opnamen, lagen, bedekkingsschalen en overlap vergelijken. Bovendien leest Shiny de huidige PQ-afleiding al.</w:t>
-            </w:r>
-          </w:p>
-        </w:tc>
-      </w:tr>
-      <w:tr>
-        <w:tc>
-          <w:tcPr/>
-          <w:p>
-            <w:pPr>
-              <w:pStyle w:val="Compact"/>
-            </w:pPr>
-            <w:r>
-              <w:t xml:space="preserve">Vogels en bestaande toepassingen beschermen</w:t>
-            </w:r>
-          </w:p>
-        </w:tc>
-        <w:tc>
-          <w:tcPr/>
-          <w:p>
-            <w:pPr>
-              <w:pStyle w:val="Compact"/>
-            </w:pPr>
-            <w:r>
-              <w:t xml:space="preserve">Harde voorwaarde</w:t>
-            </w:r>
-          </w:p>
-        </w:tc>
-        <w:tc>
-          <w:tcPr/>
-          <w:p>
-            <w:pPr>
-              <w:pStyle w:val="Compact"/>
-            </w:pPr>
-            <w:r>
-              <w:t xml:space="preserve">Vogel-ID’s, tabellen, berekeningen en scherminhoud gelijk houden; niet alleen controleren of een pagina opent.</w:t>
-            </w:r>
-          </w:p>
-        </w:tc>
-      </w:tr>
-    </w:tbl>
-    <w:p>
-      <w:pPr>
-        <w:pStyle w:val="FirstParagraph"/>
-      </w:pPr>
-      <w:r>
-        <w:t xml:space="preserve">Een betrouwbare urenraming volgt pas uit een proef op een databasekopie. Het aantal nieuwe tabellen staat evenmin vast: sommige structuren worden hernoemd, andere verdeeld, en gedeelde ondersteuning blijft bijeen. De oude rekensom van 149 hernoemingen en veertien behouden namen geldt dus niet meer.</w:t>
-      </w:r>
-    </w:p>
-    <w:p>
-      <w:pPr>
-        <w:pStyle w:val="BodyText"/>
-      </w:pPr>
-      <w:r>
-        <w:t xml:space="preserve">Taxonvertaling is noodzakelijk.</w:t>
-      </w:r>
-      <w:r>
-        <w:t xml:space="preserve"> </w:t>
-      </w:r>
-      <w:r>
-        <w:rPr>
-          <w:rStyle w:val="VerbatimChar"/>
-        </w:rPr>
-        <w:t xml:space="preserve">ndff_soorten</w:t>
-      </w:r>
-      <w:r>
-        <w:t xml:space="preserve"> </w:t>
-      </w:r>
-      <w:r>
-        <w:t xml:space="preserve">heeft 9.828 bronreferenties, Vangblik 275 bij de reeks 1953–1960, PQ 714 bij 1981–2025 en AVIMAP 35 bij 2009–2026. Externe ecologie heeft 2.894 verschillende opgeslagen wetenschappelijke naamwaarden bij de 98.916 resultaten uit 1875–2025, zonder gemeenschappelijke taxon-foreign-key. Behoud bronnamen, rang en versie en leg gecontroleerde overeenkomsten naast de bronidentiteit vast. De vogelgerichte tabel</w:t>
-      </w:r>
-      <w:r>
-        <w:t xml:space="preserve"> </w:t>
-      </w:r>
-      <w:r>
-        <w:rPr>
-          <w:rStyle w:val="VerbatimChar"/>
-        </w:rPr>
-        <w:t xml:space="preserve">soorten</w:t>
-      </w:r>
-      <w:r>
-        <w:t xml:space="preserve"> </w:t>
-      </w:r>
-      <w:r>
-        <w:t xml:space="preserve">blijft onaangetast.</w:t>
-      </w:r>
-    </w:p>
-    <w:p>
-      <w:pPr>
-        <w:pStyle w:val="Heading2"/>
-      </w:pPr>
-      <w:bookmarkStart w:id="22" w:name="_d275c12976b6db7ca538f1cc96154c39857110d"/>
-      <w:r>
-        <w:t xml:space="preserve">Bronvast werkzaamhedenmodel</w:t>
-      </w:r>
-      <w:bookmarkEnd w:id="22"/>
-    </w:p>
-    <w:p>
-      <w:pPr>
-        <w:pStyle w:val="FirstParagraph"/>
-      </w:pPr>
-      <w:r>
-        <w:t xml:space="preserve">De levende lokale database bevat naast de bestaande classificatie een afzonderlijke laag voor projecten, feitelijke of geplande uitvoeringen, expliciete jaarstatussen en bewijsbronnen. Op 14 oktober 2026 is deze laag aangevuld na controle van alle 807 actieve Zotero-bijlagen. De bestaande tabellen</w:t>
-      </w:r>
-      <w:r>
-        <w:t xml:space="preserve"> </w:t>
-      </w:r>
-      <w:r>
-        <w:rPr>
-          <w:rStyle w:val="VerbatimChar"/>
-        </w:rPr>
-        <w:t xml:space="preserve">maatregelen</w:t>
-      </w:r>
-      <w:r>
-        <w:t xml:space="preserve">,</w:t>
-      </w:r>
-      <w:r>
-        <w:t xml:space="preserve"> </w:t>
-      </w:r>
-      <w:r>
-        <w:rPr>
-          <w:rStyle w:val="VerbatimChar"/>
-        </w:rPr>
-        <w:t xml:space="preserve">maatregelen_kernwoorden</w:t>
-      </w:r>
-      <w:r>
-        <w:t xml:space="preserve"> </w:t>
-      </w:r>
-      <w:r>
-        <w:t xml:space="preserve">en</w:t>
-      </w:r>
-      <w:r>
-        <w:t xml:space="preserve"> </w:t>
-      </w:r>
-      <w:r>
-        <w:rPr>
-          <w:rStyle w:val="VerbatimChar"/>
-        </w:rPr>
-        <w:t xml:space="preserve">plot_jaar_maatregel</w:t>
-      </w:r>
-      <w:r>
-        <w:t xml:space="preserve"> </w:t>
-      </w:r>
-      <w:r>
-        <w:t xml:space="preserve">blijven bestaan. De vier algemene kernwoorden voor recreatiebeheer zijn onder de nieuwe hoofdklasse</w:t>
-      </w:r>
-      <w:r>
-        <w:t xml:space="preserve"> </w:t>
-      </w:r>
-      <w:r>
-        <w:rPr>
-          <w:rStyle w:val="VerbatimChar"/>
-        </w:rPr>
-        <w:t xml:space="preserve">rust_en_recreatiebeheer</w:t>
-      </w:r>
-      <w:r>
-        <w:t xml:space="preserve"> </w:t>
-      </w:r>
-      <w:r>
-        <w:t xml:space="preserve">geplaatst;</w:t>
-      </w:r>
-      <w:r>
-        <w:t xml:space="preserve"> </w:t>
-      </w:r>
-      <w:r>
-        <w:rPr>
-          <w:rStyle w:val="VerbatimChar"/>
-        </w:rPr>
-        <w:t xml:space="preserve">strandreservaat</w:t>
-      </w:r>
-      <w:r>
-        <w:t xml:space="preserve"> </w:t>
-      </w:r>
-      <w:r>
-        <w:t xml:space="preserve">blijft als specifiek kernwoord onder</w:t>
-      </w:r>
-      <w:r>
-        <w:t xml:space="preserve"> </w:t>
-      </w:r>
-      <w:r>
-        <w:rPr>
-          <w:rStyle w:val="VerbatimChar"/>
-        </w:rPr>
-        <w:t xml:space="preserve">strandreservaten</w:t>
-      </w:r>
-      <w:r>
-        <w:t xml:space="preserve"> </w:t>
-      </w:r>
-      <w:r>
-        <w:t xml:space="preserve">herkenbaar.</w:t>
-      </w:r>
-    </w:p>
-    <w:tbl>
-      <w:tblPr>
-        <w:tblStyle w:val="Table"/>
-        <w:tblW w:type="pct" w:w="5000"/>
-        <w:tblLayout w:type="fixed"/>
-        <w:tblLook w:firstRow="1" w:lastRow="0" w:firstColumn="0" w:lastColumn="0" w:noHBand="0" w:noVBand="0" w:val="0020"/>
-      </w:tblPr>
-      <w:tblGrid>
-        <w:gridCol w:w="2376"/>
-        <w:gridCol w:w="3168"/>
-        <w:gridCol w:w="2376"/>
-      </w:tblGrid>
-      <w:tr>
-        <w:trPr>
-          <w:tblHeader w:val="on"/>
-        </w:trPr>
-        <w:tc>
-          <w:tcPr/>
-          <w:p>
-            <w:pPr>
-              <w:pStyle w:val="Compact"/>
-            </w:pPr>
-            <w:r>
-              <w:t xml:space="preserve">Tabel of view</w:t>
-            </w:r>
-          </w:p>
-        </w:tc>
-        <w:tc>
-          <w:tcPr/>
-          <w:p>
-            <w:pPr>
-              <w:pStyle w:val="Compact"/>
-              <w:jc w:val="right"/>
-            </w:pPr>
-            <w:r>
-              <w:t xml:space="preserve">Records</w:t>
-            </w:r>
-          </w:p>
-        </w:tc>
-        <w:tc>
-          <w:tcPr/>
-          <w:p>
-            <w:pPr>
-              <w:pStyle w:val="Compact"/>
-            </w:pPr>
-            <w:r>
-              <w:t xml:space="preserve">Betekenis</w:t>
-            </w:r>
-          </w:p>
-        </w:tc>
-      </w:tr>
-      <w:tr>
-        <w:tc>
-          <w:tcPr/>
-          <w:p>
-            <w:pPr>
-              <w:pStyle w:val="Compact"/>
-            </w:pPr>
-            <w:r>
-              <w:rPr>
-                <w:rStyle w:val="VerbatimChar"/>
-              </w:rPr>
-              <w:t xml:space="preserve">maatregel_project</w:t>
-            </w:r>
-          </w:p>
-        </w:tc>
-        <w:tc>
-          <w:tcPr/>
-          <w:p>
-            <w:pPr>
-              <w:pStyle w:val="Compact"/>
-              <w:jc w:val="right"/>
-            </w:pPr>
-            <w:r>
-              <w:t xml:space="preserve">18</w:t>
-            </w:r>
-          </w:p>
-        </w:tc>
-        <w:tc>
-          <w:tcPr/>
-          <w:p>
-            <w:pPr>
-              <w:pStyle w:val="Compact"/>
-            </w:pPr>
-            <w:r>
-              <w:t xml:space="preserve">Samenhangend project of programma; een project kan meerdere uitvoeringen bevatten.</w:t>
-            </w:r>
-          </w:p>
-        </w:tc>
-      </w:tr>
-      <w:tr>
-        <w:tc>
-          <w:tcPr/>
-          <w:p>
-            <w:pPr>
-              <w:pStyle w:val="Compact"/>
-            </w:pPr>
-            <w:r>
-              <w:rPr>
-                <w:rStyle w:val="VerbatimChar"/>
-              </w:rPr>
-              <w:t xml:space="preserve">maatregel_bron</w:t>
-            </w:r>
-          </w:p>
-        </w:tc>
-        <w:tc>
-          <w:tcPr/>
-          <w:p>
-            <w:pPr>
-              <w:pStyle w:val="Compact"/>
-              <w:jc w:val="right"/>
-            </w:pPr>
-            <w:r>
-              <w:t xml:space="preserve">34</w:t>
-            </w:r>
-          </w:p>
-        </w:tc>
-        <w:tc>
-          <w:tcPr/>
-          <w:p>
-            <w:pPr>
-              <w:pStyle w:val="Compact"/>
-            </w:pPr>
-            <w:r>
-              <w:t xml:space="preserve">24 lokaal geraadpleegde Zotero-bronnen en tien officiële webbronnen, ieder met type, datum, status en raadpleegdatum. Van der Hagen et al. (2020) is als ruimtelijke plancontext voor Prinsenduin toegevoegd.</w:t>
-            </w:r>
-          </w:p>
-        </w:tc>
-      </w:tr>
-      <w:tr>
-        <w:tc>
-          <w:tcPr/>
-          <w:p>
-            <w:pPr>
-              <w:pStyle w:val="Compact"/>
-            </w:pPr>
-            <w:r>
-              <w:rPr>
-                <w:rStyle w:val="VerbatimChar"/>
-              </w:rPr>
-              <w:t xml:space="preserve">maatregel_uitvoering</w:t>
-            </w:r>
-          </w:p>
-        </w:tc>
-        <w:tc>
-          <w:tcPr/>
-          <w:p>
-            <w:pPr>
-              <w:pStyle w:val="Compact"/>
-              <w:jc w:val="right"/>
-            </w:pPr>
-            <w:r>
-              <w:t xml:space="preserve">63</w:t>
-            </w:r>
-          </w:p>
-        </w:tc>
-        <w:tc>
-          <w:tcPr/>
-          <w:p>
-            <w:pPr>
-              <w:pStyle w:val="Compact"/>
-            </w:pPr>
-            <w:r>
-              <w:t xml:space="preserve">Afzonderlijke werkzaamheden of expliciet niet-uitgevoerde, onbekende of geplande activiteiten. Het werk in Meeuwenduin en Prinsenduin is voor 2023 en 2024 ruimtelijk gesplitst; de afgeronde Bendel-herinrichting en het geplande nabeheer zijn afzonderlijke uitvoeringen.</w:t>
-            </w:r>
-          </w:p>
-        </w:tc>
-      </w:tr>
-      <w:tr>
-        <w:tc>
-          <w:tcPr/>
-          <w:p>
-            <w:pPr>
-              <w:pStyle w:val="Compact"/>
-            </w:pPr>
-            <w:r>
-              <w:rPr>
-                <w:rStyle w:val="VerbatimChar"/>
-              </w:rPr>
-              <w:t xml:space="preserve">maatregel_uitvoering_jaar</w:t>
-            </w:r>
-          </w:p>
-        </w:tc>
-        <w:tc>
-          <w:tcPr/>
-          <w:p>
-            <w:pPr>
-              <w:pStyle w:val="Compact"/>
-              <w:jc w:val="right"/>
-            </w:pPr>
-            <w:r>
-              <w:t xml:space="preserve">102</w:t>
-            </w:r>
-          </w:p>
-        </w:tc>
-        <w:tc>
-          <w:tcPr/>
-          <w:p>
-            <w:pPr>
-              <w:pStyle w:val="Compact"/>
-            </w:pPr>
-            <w:r>
-              <w:t xml:space="preserve">Letterlijk onderbouwde jaarstatussen uit 1967–2026: 86 uitgevoerd, 9 niet uitgevoerd en 7 onbekend.</w:t>
-            </w:r>
-          </w:p>
-        </w:tc>
-      </w:tr>
-      <w:tr>
-        <w:tc>
-          <w:tcPr/>
-          <w:p>
-            <w:pPr>
-              <w:pStyle w:val="Compact"/>
-            </w:pPr>
-            <w:r>
-              <w:rPr>
-                <w:rStyle w:val="VerbatimChar"/>
-              </w:rPr>
-              <w:t xml:space="preserve">maatregel_uitvoering_bron</w:t>
-            </w:r>
-          </w:p>
-        </w:tc>
-        <w:tc>
-          <w:tcPr/>
-          <w:p>
-            <w:pPr>
-              <w:pStyle w:val="Compact"/>
-              <w:jc w:val="right"/>
-            </w:pPr>
-            <w:r>
-              <w:t xml:space="preserve">88</w:t>
-            </w:r>
-          </w:p>
-        </w:tc>
-        <w:tc>
-          <w:tcPr/>
-          <w:p>
-            <w:pPr>
-              <w:pStyle w:val="Compact"/>
-            </w:pPr>
-            <w:r>
-              <w:t xml:space="preserve">Relaties tussen uitvoering en bewijsbron, met bronrol en bewijsnotitie. De twee Prinsenduin-uitvoeringen verwijzen aanvullend naar figuur 1 van Van der Hagen et al. (2020).</w:t>
-            </w:r>
-          </w:p>
-        </w:tc>
-      </w:tr>
-      <w:tr>
-        <w:tc>
-          <w:tcPr/>
-          <w:p>
-            <w:pPr>
-              <w:pStyle w:val="Compact"/>
-            </w:pPr>
-            <w:r>
-              <w:rPr>
-                <w:rStyle w:val="VerbatimChar"/>
-              </w:rPr>
-              <w:t xml:space="preserve">maatregel_uitvoering_plotscope</w:t>
-            </w:r>
-          </w:p>
-        </w:tc>
-        <w:tc>
-          <w:tcPr/>
-          <w:p>
-            <w:pPr>
-              <w:pStyle w:val="Compact"/>
-              <w:jc w:val="right"/>
-            </w:pPr>
-            <w:r>
-              <w:t xml:space="preserve">2</w:t>
-            </w:r>
-          </w:p>
-        </w:tc>
-        <w:tc>
-          <w:tcPr/>
-          <w:p>
-            <w:pPr>
-              <w:pStyle w:val="Compact"/>
-            </w:pPr>
-            <w:r>
-              <w:t xml:space="preserve">Expliciete beoordeling of een uitvoering binnen de 55 Meijendel-plots valt. De Bendel-herinrichting en het Bendel-nabeheer zijn beide geverifieerd als</w:t>
-            </w:r>
-            <w:r>
-              <w:t xml:space="preserve"> </w:t>
-            </w:r>
-            <w:r>
-              <w:rPr>
-                <w:rStyle w:val="VerbatimChar"/>
-              </w:rPr>
-              <w:t xml:space="preserve">buiten_meijendel_plotgebied</w:t>
-            </w:r>
-            <w:r>
-              <w:t xml:space="preserve">.</w:t>
-            </w:r>
-          </w:p>
-        </w:tc>
-      </w:tr>
-      <w:tr>
-        <w:tc>
-          <w:tcPr/>
-          <w:p>
-            <w:pPr>
-              <w:pStyle w:val="Compact"/>
-            </w:pPr>
-            <w:r>
-              <w:rPr>
-                <w:rStyle w:val="VerbatimChar"/>
-              </w:rPr>
-              <w:t xml:space="preserve">maatregel_geometrie</w:t>
-            </w:r>
-          </w:p>
-        </w:tc>
-        <w:tc>
-          <w:tcPr/>
-          <w:p>
-            <w:pPr>
-              <w:pStyle w:val="Compact"/>
-              <w:jc w:val="right"/>
-            </w:pPr>
-            <w:r>
-              <w:t xml:space="preserve">0</w:t>
-            </w:r>
-          </w:p>
-        </w:tc>
-        <w:tc>
-          <w:tcPr/>
-          <w:p>
-            <w:pPr>
-              <w:pStyle w:val="Compact"/>
-            </w:pPr>
-            <w:r>
-              <w:t xml:space="preserve">Alleen voor later verkregen, bronvaste geometrieën in RD New.</w:t>
-            </w:r>
-          </w:p>
-        </w:tc>
-      </w:tr>
-      <w:tr>
-        <w:tc>
-          <w:tcPr/>
-          <w:p>
-            <w:pPr>
-              <w:pStyle w:val="Compact"/>
-            </w:pPr>
-            <w:r>
-              <w:rPr>
-                <w:rStyle w:val="VerbatimChar"/>
-              </w:rPr>
-              <w:t xml:space="preserve">plot_gebied</w:t>
-            </w:r>
-          </w:p>
-        </w:tc>
-        <w:tc>
-          <w:tcPr/>
-          <w:p>
-            <w:pPr>
-              <w:pStyle w:val="Compact"/>
-              <w:jc w:val="right"/>
-            </w:pPr>
-            <w:r>
-              <w:t xml:space="preserve">8</w:t>
-            </w:r>
-          </w:p>
-        </w:tc>
-        <w:tc>
-          <w:tcPr/>
-          <w:p>
-            <w:pPr>
-              <w:pStyle w:val="Compact"/>
-            </w:pPr>
-            <w:r>
-              <w:t xml:space="preserve">Vijf Meijendel-deelgebieden en drie speciale gebieden.</w:t>
-            </w:r>
-          </w:p>
-        </w:tc>
-      </w:tr>
-      <w:tr>
-        <w:tc>
-          <w:tcPr/>
-          <w:p>
-            <w:pPr>
-              <w:pStyle w:val="Compact"/>
-            </w:pPr>
-            <w:r>
-              <w:rPr>
-                <w:rStyle w:val="VerbatimChar"/>
-              </w:rPr>
-              <w:t xml:space="preserve">plot_gebiedsindeling</w:t>
-            </w:r>
-          </w:p>
-        </w:tc>
-        <w:tc>
-          <w:tcPr/>
-          <w:p>
-            <w:pPr>
-              <w:pStyle w:val="Compact"/>
-              <w:jc w:val="right"/>
-            </w:pPr>
-            <w:r>
-              <w:t xml:space="preserve">1</w:t>
-            </w:r>
-          </w:p>
-        </w:tc>
-        <w:tc>
-          <w:tcPr/>
-          <w:p>
-            <w:pPr>
-              <w:pStyle w:val="Compact"/>
-            </w:pPr>
-            <w:r>
-              <w:t xml:space="preserve">Vastgestelde indeling</w:t>
-            </w:r>
-            <w:r>
-              <w:t xml:space="preserve"> </w:t>
-            </w:r>
-            <w:r>
-              <w:rPr>
-                <w:rStyle w:val="VerbatimChar"/>
-              </w:rPr>
-              <w:t xml:space="preserve">vogelplot-gebiedsindeling-v1</w:t>
-            </w:r>
-            <w:r>
-              <w:t xml:space="preserve">, gekoppeld aan SOVON-plotversie 2025.</w:t>
-            </w:r>
-          </w:p>
-        </w:tc>
-      </w:tr>
-      <w:tr>
-        <w:tc>
-          <w:tcPr/>
-          <w:p>
-            <w:pPr>
-              <w:pStyle w:val="Compact"/>
-            </w:pPr>
-            <w:r>
-              <w:rPr>
-                <w:rStyle w:val="VerbatimChar"/>
-              </w:rPr>
-              <w:t xml:space="preserve">plot_gebied_lidmaatschap</w:t>
-            </w:r>
-          </w:p>
-        </w:tc>
-        <w:tc>
-          <w:tcPr/>
-          <w:p>
-            <w:pPr>
-              <w:pStyle w:val="Compact"/>
-              <w:jc w:val="right"/>
-            </w:pPr>
-            <w:r>
-              <w:t xml:space="preserve">69</w:t>
-            </w:r>
-          </w:p>
-        </w:tc>
-        <w:tc>
-          <w:tcPr/>
-          <w:p>
-            <w:pPr>
-              <w:pStyle w:val="Compact"/>
-            </w:pPr>
-            <w:r>
-              <w:t xml:space="preserve">Alle 55 actuele en 14 historische plots hebben precies één gebied.</w:t>
-            </w:r>
-          </w:p>
-        </w:tc>
-      </w:tr>
-      <w:tr>
-        <w:tc>
-          <w:tcPr/>
-          <w:p>
-            <w:pPr>
-              <w:pStyle w:val="Compact"/>
-            </w:pPr>
-            <w:r>
-              <w:rPr>
-                <w:rStyle w:val="VerbatimChar"/>
-              </w:rPr>
-              <w:t xml:space="preserve">plot_gebied_geometrie</w:t>
-            </w:r>
-          </w:p>
-        </w:tc>
-        <w:tc>
-          <w:tcPr/>
-          <w:p>
-            <w:pPr>
-              <w:pStyle w:val="Compact"/>
-              <w:jc w:val="right"/>
-            </w:pPr>
-            <w:r>
-              <w:t xml:space="preserve">8</w:t>
-            </w:r>
-          </w:p>
-        </w:tc>
-        <w:tc>
-          <w:tcPr/>
-          <w:p>
-            <w:pPr>
-              <w:pStyle w:val="Compact"/>
-            </w:pPr>
-            <w:r>
-              <w:t xml:space="preserve">Topologisch samengevoegde actuele kavelgeometrieën in RD New; samen afgeleid uit 55 plots.</w:t>
-            </w:r>
-          </w:p>
-        </w:tc>
-      </w:tr>
-      <w:tr>
-        <w:tc>
-          <w:tcPr/>
-          <w:p>
-            <w:pPr>
-              <w:pStyle w:val="Compact"/>
-            </w:pPr>
-            <w:r>
-              <w:rPr>
-                <w:rStyle w:val="VerbatimChar"/>
-              </w:rPr>
-              <w:t xml:space="preserve">maatregel_uitvoering_gebied</w:t>
-            </w:r>
-          </w:p>
-        </w:tc>
-        <w:tc>
-          <w:tcPr/>
-          <w:p>
-            <w:pPr>
-              <w:pStyle w:val="Compact"/>
-              <w:jc w:val="right"/>
-            </w:pPr>
-            <w:r>
-              <w:t xml:space="preserve">2</w:t>
-            </w:r>
-          </w:p>
-        </w:tc>
-        <w:tc>
-          <w:tcPr/>
-          <w:p>
-            <w:pPr>
-              <w:pStyle w:val="Compact"/>
-            </w:pPr>
-            <w:r>
-              <w:t xml:space="preserve">Voorlinden als locatie binnen M91 en begrazing vanaf 1990 voor Kijfhoek en Bierlap als volledig benoemd gebied.</w:t>
-            </w:r>
-          </w:p>
-        </w:tc>
-      </w:tr>
-      <w:tr>
-        <w:tc>
-          <w:tcPr/>
-          <w:p>
-            <w:pPr>
-              <w:pStyle w:val="Compact"/>
-            </w:pPr>
-            <w:r>
-              <w:rPr>
-                <w:rStyle w:val="VerbatimChar"/>
-              </w:rPr>
-              <w:t xml:space="preserve">maatregel_plot_koppeling</w:t>
-            </w:r>
-          </w:p>
-        </w:tc>
-        <w:tc>
-          <w:tcPr/>
-          <w:p>
-            <w:pPr>
-              <w:pStyle w:val="Compact"/>
-              <w:jc w:val="right"/>
-            </w:pPr>
-            <w:r>
-              <w:t xml:space="preserve">125</w:t>
-            </w:r>
-          </w:p>
-        </w:tc>
-        <w:tc>
-          <w:tcPr/>
-          <w:p>
-            <w:pPr>
-              <w:pStyle w:val="Compact"/>
-            </w:pPr>
-            <w:r>
-              <w:t xml:space="preserve">Helmduinen is gekoppeld aan M15 en M16; M17a is retroactief verwijderd. Meeuwenduin en Prinsenduin hebben samen zeven relaties: vijf voor Meeuwenhoek plus M17a in 2023, en M17a in 2024. Het maaibeheer in Ruygenhoek, Lange Strook en De Loopert heeft vijf relaties: M1a, M1b, M32, M45 en M83. Maatregel 22h heeft zes relaties: M13s, M15, M16, M17a, M77 en M78/79. Eerdere Prinsenduin-relaties met M2, M3, M35 en M36 zijn verwijderd. De exacte werkoppervlakken per kavel blijven onbekend.</w:t>
-            </w:r>
-          </w:p>
-        </w:tc>
-      </w:tr>
-      <w:tr>
-        <w:tc>
-          <w:tcPr/>
-          <w:p>
-            <w:pPr>
-              <w:pStyle w:val="Compact"/>
-            </w:pPr>
-            <w:r>
-              <w:rPr>
-                <w:rStyle w:val="VerbatimChar"/>
-              </w:rPr>
-              <w:t xml:space="preserve">v_plot_gebied_actueel</w:t>
-            </w:r>
-          </w:p>
-        </w:tc>
-        <w:tc>
-          <w:tcPr/>
-          <w:p>
-            <w:pPr>
-              <w:pStyle w:val="Compact"/>
-              <w:jc w:val="right"/>
-            </w:pPr>
-            <w:r>
-              <w:t xml:space="preserve">69</w:t>
-            </w:r>
-          </w:p>
-        </w:tc>
-        <w:tc>
-          <w:tcPr/>
-          <w:p>
-            <w:pPr>
-              <w:pStyle w:val="Compact"/>
-            </w:pPr>
-            <w:r>
-              <w:t xml:space="preserve">Actuele leeslaag van de volledige vastgestelde gebiedsindeling.</w:t>
-            </w:r>
-          </w:p>
-        </w:tc>
-      </w:tr>
-      <w:tr>
-        <w:tc>
-          <w:tcPr/>
-          <w:p>
-            <w:pPr>
-              <w:pStyle w:val="Compact"/>
-            </w:pPr>
-            <w:r>
-              <w:rPr>
-                <w:rStyle w:val="VerbatimChar"/>
-              </w:rPr>
-              <w:t xml:space="preserve">v_plot_gebied_geometrie_actueel</w:t>
-            </w:r>
-          </w:p>
-        </w:tc>
-        <w:tc>
-          <w:tcPr/>
-          <w:p>
-            <w:pPr>
-              <w:pStyle w:val="Compact"/>
-              <w:jc w:val="right"/>
-            </w:pPr>
-            <w:r>
-              <w:t xml:space="preserve">8</w:t>
-            </w:r>
-          </w:p>
-        </w:tc>
-        <w:tc>
-          <w:tcPr/>
-          <w:p>
-            <w:pPr>
-              <w:pStyle w:val="Compact"/>
-            </w:pPr>
-            <w:r>
-              <w:t xml:space="preserve">Actuele leeslaag van de afgeleide gebiedsgeometrieën.</w:t>
-            </w:r>
-          </w:p>
-        </w:tc>
-      </w:tr>
-      <w:tr>
-        <w:tc>
-          <w:tcPr/>
-          <w:p>
-            <w:pPr>
-              <w:pStyle w:val="Compact"/>
-            </w:pPr>
-            <w:r>
-              <w:rPr>
-                <w:rStyle w:val="VerbatimChar"/>
-              </w:rPr>
-              <w:t xml:space="preserve">v_plot_jaar_maatregel_bronvast</w:t>
-            </w:r>
-          </w:p>
-        </w:tc>
-        <w:tc>
-          <w:tcPr/>
-          <w:p>
-            <w:pPr>
-              <w:pStyle w:val="Compact"/>
-              <w:jc w:val="right"/>
-            </w:pPr>
-            <w:r>
-              <w:t xml:space="preserve">177</w:t>
-            </w:r>
-          </w:p>
-        </w:tc>
-        <w:tc>
-          <w:tcPr/>
-          <w:p>
-            <w:pPr>
-              <w:pStyle w:val="Compact"/>
-            </w:pPr>
-            <w:r>
-              <w:t xml:space="preserve">Bronvaste plot-jaarregels voor 1967–1969, 1972–1975, 1988–1991, 1993, 1997, 2002, 2005–2006 en 2016–2025. Meeuwenduin en Prinsenduin leveren zes regels in 2023 en één voor M17a in 2024. Maatregel 22h levert twaalf scoperegels voor zes kavels in 2016 en 2017; de bron verdeelt de werkzaamheden niet per kavel.</w:t>
-            </w:r>
-          </w:p>
-        </w:tc>
-      </w:tr>
-    </w:tbl>
-    <w:p>
-      <w:pPr>
-        <w:pStyle w:val="FirstParagraph"/>
-      </w:pPr>
-      <w:r>
-        <w:t xml:space="preserve">De referentietabellen</w:t>
-      </w:r>
-      <w:r>
-        <w:t xml:space="preserve"> </w:t>
-      </w:r>
-      <w:r>
-        <w:rPr>
-          <w:rStyle w:val="VerbatimChar"/>
-        </w:rPr>
-        <w:t xml:space="preserve">maatregel_werkcategorie</w:t>
-      </w:r>
-      <w:r>
-        <w:t xml:space="preserve">,</w:t>
-      </w:r>
-      <w:r>
-        <w:t xml:space="preserve"> </w:t>
-      </w:r>
-      <w:r>
-        <w:rPr>
-          <w:rStyle w:val="VerbatimChar"/>
-        </w:rPr>
-        <w:t xml:space="preserve">maatregel_type</w:t>
-      </w:r>
-      <w:r>
-        <w:t xml:space="preserve">,</w:t>
-      </w:r>
-      <w:r>
-        <w:t xml:space="preserve"> </w:t>
-      </w:r>
-      <w:r>
-        <w:rPr>
-          <w:rStyle w:val="VerbatimChar"/>
-        </w:rPr>
-        <w:t xml:space="preserve">maatregel_activiteit_type</w:t>
-      </w:r>
-      <w:r>
-        <w:t xml:space="preserve">,</w:t>
-      </w:r>
-      <w:r>
-        <w:t xml:space="preserve"> </w:t>
-      </w:r>
-      <w:r>
-        <w:rPr>
-          <w:rStyle w:val="VerbatimChar"/>
-        </w:rPr>
-        <w:t xml:space="preserve">maatregel_uitvoering_status</w:t>
-      </w:r>
-      <w:r>
-        <w:t xml:space="preserve"> </w:t>
-      </w:r>
-      <w:r>
-        <w:t xml:space="preserve">en</w:t>
-      </w:r>
-      <w:r>
-        <w:t xml:space="preserve"> </w:t>
-      </w:r>
-      <w:r>
-        <w:rPr>
-          <w:rStyle w:val="VerbatimChar"/>
-        </w:rPr>
-        <w:t xml:space="preserve">maatregel_brontype</w:t>
-      </w:r>
-      <w:r>
-        <w:t xml:space="preserve"> </w:t>
-      </w:r>
-      <w:r>
-        <w:t xml:space="preserve">scheiden categorie, activiteit, feitelijke status en brontype. Waar passend zijn de Natura 2000-codes MT01–MT07 en activiteitcodes A–G gebruikt; lokale aanvullingen hebben een eigen code. Een subsidie-openstelling, ontwerpplan of actuele werkzaamhedenpagina wordt niet als uitvoering behandeld zolang de feitelijke uitvoering niet is bevestigd.</w:t>
-      </w:r>
-    </w:p>
-    <w:p>
-      <w:pPr>
-        <w:pStyle w:val="BodyText"/>
-      </w:pPr>
-      <w:r>
-        <w:t xml:space="preserve">De 144 bestaande regels in</w:t>
-      </w:r>
-      <w:r>
-        <w:t xml:space="preserve"> </w:t>
-      </w:r>
-      <w:r>
-        <w:rPr>
-          <w:rStyle w:val="VerbatimChar"/>
-        </w:rPr>
-        <w:t xml:space="preserve">plot_jaar_maatregel</w:t>
-      </w:r>
-      <w:r>
-        <w:t xml:space="preserve"> </w:t>
-      </w:r>
-      <w:r>
-        <w:t xml:space="preserve">blijven de historische dashboardlaag voor begrazing in 16 plots uit 1991–1999. Hun aantal en checksum</w:t>
-      </w:r>
-      <w:r>
-        <w:t xml:space="preserve"> </w:t>
-      </w:r>
-      <w:r>
-        <w:rPr>
-          <w:rStyle w:val="VerbatimChar"/>
-        </w:rPr>
-        <w:t xml:space="preserve">306480715648</w:t>
-      </w:r>
-      <w:r>
-        <w:t xml:space="preserve"> </w:t>
-      </w:r>
-      <w:r>
-        <w:t xml:space="preserve">zijn bij de actualisering tot en met 15 oktober 2026 gelijk gebleven. Zij worden niet achteraf als bronvaste projectuitvoering geïnterpreteerd. Nieuwe werkzaamheden gaan pas naar een plot-jaarselectie nadat locatie, jaar en bron voldoende precies zijn vastgesteld.</w:t>
-      </w:r>
-    </w:p>
-    <w:p>
-      <w:pPr>
-        <w:pStyle w:val="BodyText"/>
-      </w:pPr>
-      <w:r>
-        <w:t xml:space="preserve">De gebiedsindeling gebruikt de 55 geldige SOVON-kavelpolygonen uit plotversie 2025, in EPSG:28992. Daaruit zijn vijf geometrieën voor Buitenduin Noord, Buitenduin Zuid, Kijfhoek en Bierlap, Vallei Meijendel en Zuid-oosthoek en drie geometrieën voor Haagsche Golfclub, Voorlinden en Hertenkamp afgeleid. Interne overlap van telplots wordt bij de topologische samenvoeging niet dubbel als gebiedsoppervlak geteld. De 14 historische plots zijn inhoudelijk ingedeeld, maar hebben in plotversie 2025 geen afzonderlijke historische geometrie en worden daarom niet als geometriebron gebruikt.</w:t>
-      </w:r>
-    </w:p>
-    <w:p>
-      <w:pPr>
-        <w:pStyle w:val="BodyText"/>
-      </w:pPr>
-      <w:r>
-        <w:t xml:space="preserve">De actuele aantallen bronplots per geometrie zijn respectievelijk 9, 7, 16, 9 en 11 voor de vijf Meijendel-deelgebieden en 1 voor ieder speciaal gebied. De indeling normaliseert de aangeleverde aanduiding M54q naar het bestaande plot M54a. Historisch M17 volgt M17a en ligt in Buitenduin Noord; M8/11, M8/9, M9 en M11 liggen in Kijfhoek en Bierlap.</w:t>
-      </w:r>
-    </w:p>
-    <w:p>
-      <w:pPr>
-        <w:pStyle w:val="Heading2"/>
-      </w:pPr>
-      <w:bookmarkStart w:id="23" w:name="_1658618e44232e196644eac3525cdf2369e59da"/>
-      <w:r>
-        <w:t xml:space="preserve">Nameninventaris en plotgeometrie</w:t>
-      </w:r>
-      <w:bookmarkEnd w:id="23"/>
-    </w:p>
-    <w:p>
-      <w:pPr>
-        <w:pStyle w:val="FirstParagraph"/>
-      </w:pPr>
-      <w:r>
-        <w:t xml:space="preserve">Versie</w:t>
-      </w:r>
-      <w:r>
-        <w:t xml:space="preserve"> </w:t>
-      </w:r>
-      <w:r>
-        <w:rPr>
-          <w:rStyle w:val="VerbatimChar"/>
-        </w:rPr>
-        <w:t xml:space="preserve">meijendel_nameninventaris_2026-10-14</w:t>
-      </w:r>
-      <w:r>
-        <w:t xml:space="preserve"> </w:t>
-      </w:r>
-      <w:r>
-        <w:t xml:space="preserve">is op 14 oktober 2026 in de levende lokale database opgenomen. De korrel is één naamobject, één bronvermelding of één brongeometrie; naamgeometrie bewijst niet automatisch de exacte grens van een uitgevoerde maatregel.</w:t>
-      </w:r>
-    </w:p>
-    <w:tbl>
-      <w:tblPr>
-        <w:tblStyle w:val="Table"/>
-        <w:tblW w:type="pct" w:w="5000"/>
-        <w:tblLayout w:type="fixed"/>
-        <w:tblLook w:firstRow="1" w:lastRow="0" w:firstColumn="0" w:lastColumn="0" w:noHBand="0" w:noVBand="0" w:val="0020"/>
-      </w:tblPr>
-      <w:tblGrid>
-        <w:gridCol w:w="2376"/>
-        <w:gridCol w:w="3168"/>
-        <w:gridCol w:w="2376"/>
-      </w:tblGrid>
-      <w:tr>
-        <w:trPr>
-          <w:tblHeader w:val="on"/>
-        </w:trPr>
-        <w:tc>
-          <w:tcPr/>
-          <w:p>
-            <w:pPr>
-              <w:pStyle w:val="Compact"/>
-            </w:pPr>
-            <w:r>
-              <w:t xml:space="preserve">Tabel of view</w:t>
-            </w:r>
-          </w:p>
-        </w:tc>
-        <w:tc>
-          <w:tcPr/>
-          <w:p>
-            <w:pPr>
-              <w:pStyle w:val="Compact"/>
-              <w:jc w:val="right"/>
-            </w:pPr>
-            <w:r>
-              <w:t xml:space="preserve">Records</w:t>
-            </w:r>
-          </w:p>
-        </w:tc>
-        <w:tc>
-          <w:tcPr/>
-          <w:p>
-            <w:pPr>
-              <w:pStyle w:val="Compact"/>
-            </w:pPr>
-            <w:r>
-              <w:t xml:space="preserve">Betekenis</w:t>
-            </w:r>
-          </w:p>
-        </w:tc>
-      </w:tr>
-      <w:tr>
-        <w:tc>
-          <w:tcPr/>
-          <w:p>
-            <w:pPr>
-              <w:pStyle w:val="Compact"/>
-            </w:pPr>
-            <w:r>
-              <w:rPr>
-                <w:rStyle w:val="VerbatimChar"/>
-              </w:rPr>
-              <w:t xml:space="preserve">nameninventaris_import</w:t>
-            </w:r>
-          </w:p>
-        </w:tc>
-        <w:tc>
-          <w:tcPr/>
-          <w:p>
-            <w:pPr>
-              <w:pStyle w:val="Compact"/>
-              <w:jc w:val="right"/>
-            </w:pPr>
-            <w:r>
-              <w:t xml:space="preserve">1</w:t>
-            </w:r>
-          </w:p>
-        </w:tc>
-        <w:tc>
-          <w:tcPr/>
-          <w:p>
-            <w:pPr>
-              <w:pStyle w:val="Compact"/>
-            </w:pPr>
-            <w:r>
-              <w:t xml:space="preserve">Herkomst, hash, regelversie en verwachte aantallen van de levering.</w:t>
-            </w:r>
-          </w:p>
-        </w:tc>
-      </w:tr>
-      <w:tr>
-        <w:tc>
-          <w:tcPr/>
-          <w:p>
-            <w:pPr>
-              <w:pStyle w:val="Compact"/>
-            </w:pPr>
-            <w:r>
-              <w:rPr>
-                <w:rStyle w:val="VerbatimChar"/>
-              </w:rPr>
-              <w:t xml:space="preserve">nameninventaris_bron</w:t>
-            </w:r>
-          </w:p>
-        </w:tc>
-        <w:tc>
-          <w:tcPr/>
-          <w:p>
-            <w:pPr>
-              <w:pStyle w:val="Compact"/>
-              <w:jc w:val="right"/>
-            </w:pPr>
-            <w:r>
-              <w:t xml:space="preserve">8</w:t>
-            </w:r>
-          </w:p>
-        </w:tc>
-        <w:tc>
-          <w:tcPr/>
-          <w:p>
-            <w:pPr>
-              <w:pStyle w:val="Compact"/>
-            </w:pPr>
-            <w:r>
-              <w:t xml:space="preserve">Beekman 2021, twee historische artikelen, Neefjes 2010, TOP10NL, OSM en twee Dunea-bronnen.</w:t>
-            </w:r>
-          </w:p>
-        </w:tc>
-      </w:tr>
-      <w:tr>
-        <w:tc>
-          <w:tcPr/>
-          <w:p>
-            <w:pPr>
-              <w:pStyle w:val="Compact"/>
-            </w:pPr>
-            <w:r>
-              <w:rPr>
-                <w:rStyle w:val="VerbatimChar"/>
-              </w:rPr>
-              <w:t xml:space="preserve">nameninventaris_object</w:t>
-            </w:r>
-          </w:p>
-        </w:tc>
-        <w:tc>
-          <w:tcPr/>
-          <w:p>
-            <w:pPr>
-              <w:pStyle w:val="Compact"/>
-              <w:jc w:val="right"/>
-            </w:pPr>
-            <w:r>
-              <w:t xml:space="preserve">182</w:t>
-            </w:r>
-          </w:p>
-        </w:tc>
-        <w:tc>
-          <w:tcPr/>
-          <w:p>
-            <w:pPr>
-              <w:pStyle w:val="Compact"/>
-            </w:pPr>
-            <w:r>
-              <w:t xml:space="preserve">Onderscheiden gebieds-, functionele, pad-, weg- en routeobjecten.</w:t>
-            </w:r>
-          </w:p>
-        </w:tc>
-      </w:tr>
-      <w:tr>
-        <w:tc>
-          <w:tcPr/>
-          <w:p>
-            <w:pPr>
-              <w:pStyle w:val="Compact"/>
-            </w:pPr>
-            <w:r>
-              <w:rPr>
-                <w:rStyle w:val="VerbatimChar"/>
-              </w:rPr>
-              <w:t xml:space="preserve">nameninventaris_vermelding</w:t>
-            </w:r>
-          </w:p>
-        </w:tc>
-        <w:tc>
-          <w:tcPr/>
-          <w:p>
-            <w:pPr>
-              <w:pStyle w:val="Compact"/>
-              <w:jc w:val="right"/>
-            </w:pPr>
-            <w:r>
-              <w:t xml:space="preserve">299</w:t>
-            </w:r>
-          </w:p>
-        </w:tc>
-        <w:tc>
-          <w:tcPr/>
-          <w:p>
-            <w:pPr>
-              <w:pStyle w:val="Compact"/>
-            </w:pPr>
-            <w:r>
-              <w:t xml:space="preserve">Gedateerde naamvermeldingen uit 1602–2026.</w:t>
-            </w:r>
-          </w:p>
-        </w:tc>
-      </w:tr>
-      <w:tr>
-        <w:tc>
-          <w:tcPr/>
-          <w:p>
-            <w:pPr>
-              <w:pStyle w:val="Compact"/>
-            </w:pPr>
-            <w:r>
-              <w:rPr>
-                <w:rStyle w:val="VerbatimChar"/>
-              </w:rPr>
-              <w:t xml:space="preserve">nameninventaris_geometrie</w:t>
-            </w:r>
-          </w:p>
-        </w:tc>
-        <w:tc>
-          <w:tcPr/>
-          <w:p>
-            <w:pPr>
-              <w:pStyle w:val="Compact"/>
-              <w:jc w:val="right"/>
-            </w:pPr>
-            <w:r>
-              <w:t xml:space="preserve">71</w:t>
-            </w:r>
-          </w:p>
-        </w:tc>
-        <w:tc>
-          <w:tcPr/>
-          <w:p>
-            <w:pPr>
-              <w:pStyle w:val="Compact"/>
-            </w:pPr>
-            <w:r>
-              <w:t xml:space="preserve">Brongeometrieën in EPSG:28992 voor 71 objecten.</w:t>
-            </w:r>
-          </w:p>
-        </w:tc>
-      </w:tr>
-      <w:tr>
-        <w:tc>
-          <w:tcPr/>
-          <w:p>
-            <w:pPr>
-              <w:pStyle w:val="Compact"/>
-            </w:pPr>
-            <w:r>
-              <w:rPr>
-                <w:rStyle w:val="VerbatimChar"/>
-              </w:rPr>
-              <w:t xml:space="preserve">nameninventaris_geometrie_bronobject</w:t>
-            </w:r>
-          </w:p>
-        </w:tc>
-        <w:tc>
-          <w:tcPr/>
-          <w:p>
-            <w:pPr>
-              <w:pStyle w:val="Compact"/>
-              <w:jc w:val="right"/>
-            </w:pPr>
-            <w:r>
-              <w:t xml:space="preserve">107</w:t>
-            </w:r>
-          </w:p>
-        </w:tc>
-        <w:tc>
-          <w:tcPr/>
-          <w:p>
-            <w:pPr>
-              <w:pStyle w:val="Compact"/>
-            </w:pPr>
-            <w:r>
-              <w:t xml:space="preserve">Herleidbaarheid van samengevoegde geometrieën naar afzonderlijke bronobjecten.</w:t>
-            </w:r>
-          </w:p>
-        </w:tc>
-      </w:tr>
-      <w:tr>
-        <w:tc>
-          <w:tcPr/>
-          <w:p>
-            <w:pPr>
-              <w:pStyle w:val="Compact"/>
-            </w:pPr>
-            <w:r>
-              <w:rPr>
-                <w:rStyle w:val="VerbatimChar"/>
-              </w:rPr>
-              <w:t xml:space="preserve">nameninventaris_beoordeling</w:t>
-            </w:r>
-          </w:p>
-        </w:tc>
-        <w:tc>
-          <w:tcPr/>
-          <w:p>
-            <w:pPr>
-              <w:pStyle w:val="Compact"/>
-              <w:jc w:val="right"/>
-            </w:pPr>
-            <w:r>
-              <w:t xml:space="preserve">111</w:t>
-            </w:r>
-          </w:p>
-        </w:tc>
-        <w:tc>
-          <w:tcPr/>
-          <w:p>
-            <w:pPr>
-              <w:pStyle w:val="Compact"/>
-            </w:pPr>
-            <w:r>
-              <w:t xml:space="preserve">Actuele, expliciete geometrieleemten; deze namen worden niet ruimtelijk afgeleid.</w:t>
-            </w:r>
-          </w:p>
-        </w:tc>
-      </w:tr>
-      <w:tr>
-        <w:tc>
-          <w:tcPr/>
-          <w:p>
-            <w:pPr>
-              <w:pStyle w:val="Compact"/>
-            </w:pPr>
-            <w:r>
-              <w:rPr>
-                <w:rStyle w:val="VerbatimChar"/>
-              </w:rPr>
-              <w:t xml:space="preserve">plot_geometrie_import</w:t>
-            </w:r>
-          </w:p>
-        </w:tc>
-        <w:tc>
-          <w:tcPr/>
-          <w:p>
-            <w:pPr>
-              <w:pStyle w:val="Compact"/>
-              <w:jc w:val="right"/>
-            </w:pPr>
-            <w:r>
-              <w:t xml:space="preserve">1</w:t>
-            </w:r>
-          </w:p>
-        </w:tc>
-        <w:tc>
-          <w:tcPr/>
-          <w:p>
-            <w:pPr>
-              <w:pStyle w:val="Compact"/>
-            </w:pPr>
-            <w:r>
-              <w:t xml:space="preserve">Actuele SOVON-kavelgeometrie van 55 plots, versie</w:t>
-            </w:r>
-            <w:r>
-              <w:t xml:space="preserve"> </w:t>
-            </w:r>
-            <w:r>
-              <w:rPr>
-                <w:rStyle w:val="VerbatimChar"/>
-              </w:rPr>
-              <w:t xml:space="preserve">sovon-avimap-2025-download-2026-10-02</w:t>
-            </w:r>
-            <w:r>
-              <w:t xml:space="preserve">.</w:t>
-            </w:r>
-          </w:p>
-        </w:tc>
-      </w:tr>
-      <w:tr>
-        <w:tc>
-          <w:tcPr/>
-          <w:p>
-            <w:pPr>
-              <w:pStyle w:val="Compact"/>
-            </w:pPr>
-            <w:r>
-              <w:rPr>
-                <w:rStyle w:val="VerbatimChar"/>
-              </w:rPr>
-              <w:t xml:space="preserve">nameninventaris_plot_koppeling</w:t>
-            </w:r>
-          </w:p>
-        </w:tc>
-        <w:tc>
-          <w:tcPr/>
-          <w:p>
-            <w:pPr>
-              <w:pStyle w:val="Compact"/>
-              <w:jc w:val="right"/>
-            </w:pPr>
-            <w:r>
-              <w:t xml:space="preserve">377</w:t>
-            </w:r>
-          </w:p>
-        </w:tc>
-        <w:tc>
-          <w:tcPr/>
-          <w:p>
-            <w:pPr>
-              <w:pStyle w:val="Compact"/>
-            </w:pPr>
-            <w:r>
-              <w:t xml:space="preserve">Alle geometrische doorsnijdingen tussen 66 naamobjecten en 55 actuele kavels.</w:t>
-            </w:r>
-          </w:p>
-        </w:tc>
-      </w:tr>
-      <w:tr>
-        <w:tc>
-          <w:tcPr/>
-          <w:p>
-            <w:pPr>
-              <w:pStyle w:val="Compact"/>
-            </w:pPr>
-            <w:r>
-              <w:rPr>
-                <w:rStyle w:val="VerbatimChar"/>
-              </w:rPr>
-              <w:t xml:space="preserve">v_nameninventaris_plot_actueel</w:t>
-            </w:r>
-          </w:p>
-        </w:tc>
-        <w:tc>
-          <w:tcPr/>
-          <w:p>
-            <w:pPr>
-              <w:pStyle w:val="Compact"/>
-              <w:jc w:val="right"/>
-            </w:pPr>
-            <w:r>
-              <w:t xml:space="preserve">365</w:t>
-            </w:r>
-          </w:p>
-        </w:tc>
-        <w:tc>
-          <w:tcPr/>
-          <w:p>
-            <w:pPr>
-              <w:pStyle w:val="Compact"/>
-            </w:pPr>
-            <w:r>
-              <w:t xml:space="preserve">Actuele leeslaag voor 53 kavels binnen</w:t>
-            </w:r>
-            <w:r>
-              <w:t xml:space="preserve"> </w:t>
-            </w:r>
-            <w:r>
-              <w:rPr>
-                <w:rStyle w:val="VerbatimChar"/>
-              </w:rPr>
-              <w:t xml:space="preserve">meijendel_natura2000</w:t>
-            </w:r>
-            <w:r>
-              <w:t xml:space="preserve">; M66 en M91 zijn uitgesloten.</w:t>
-            </w:r>
-          </w:p>
-        </w:tc>
-      </w:tr>
-    </w:tbl>
-    <w:p>
-      <w:pPr>
-        <w:pStyle w:val="FirstParagraph"/>
-      </w:pPr>
-      <w:r>
-        <w:t xml:space="preserve">De maatregelactualisering gebruikt deze laag alleen wanneer de maatregellocatie volledig en letterlijk overeenkomt met één of meer geometriseerde naamobjecten. Daarmee zijn 32 relaties voor zes uitvoeringen toegevoegd. Uitvoeringen met een brede locatie, een niet-geometriseerde naam, een gedeeltelijk geometriseerde samengestelde locatie of een afwijkende naam blijven buiten de automatische koppeling.</w:t>
-      </w:r>
-    </w:p>
-    <w:p>
-      <w:pPr>
-        <w:pStyle w:val="Heading2"/>
-      </w:pPr>
-      <w:bookmarkStart w:id="24" w:name="_c4d8e63f8d951db14c31b0e8e0c5017e65b09fe"/>
-      <w:r>
-        <w:t xml:space="preserve">Website dashboard en Shiny beschermen</w:t>
-      </w:r>
-      <w:bookmarkEnd w:id="24"/>
-    </w:p>
-    <w:p>
-      <w:pPr>
-        <w:pStyle w:val="FirstParagraph"/>
-      </w:pPr>
-      <w:r>
-        <w:t xml:space="preserve">De eerdere inventarisatie vond geen rechtstreeks gebruik van de 146</w:t>
-      </w:r>
-      <w:r>
-        <w:t xml:space="preserve"> </w:t>
-      </w:r>
-      <w:r>
-        <w:rPr>
-          <w:rStyle w:val="VerbatimChar"/>
-        </w:rPr>
-        <w:t xml:space="preserve">ndff_*</w:t>
-      </w:r>
-      <w:r>
-        <w:t xml:space="preserve">-, vier</w:t>
-      </w:r>
-      <w:r>
-        <w:t xml:space="preserve"> </w:t>
-      </w:r>
-      <w:r>
-        <w:rPr>
-          <w:rStyle w:val="VerbatimChar"/>
-        </w:rPr>
-        <w:t xml:space="preserve">externe_ecologie_*</w:t>
-      </w:r>
-      <w:r>
-        <w:t xml:space="preserve">- en zes</w:t>
-      </w:r>
-      <w:r>
-        <w:t xml:space="preserve"> </w:t>
-      </w:r>
-      <w:r>
-        <w:rPr>
-          <w:rStyle w:val="VerbatimChar"/>
-        </w:rPr>
-        <w:t xml:space="preserve">vangblik*</w:t>
-      </w:r>
-      <w:r>
-        <w:t xml:space="preserve">-tabellen in de publieke website, reguliere Shiny-cache of openbare dashboardketen. Dat geeft ruimte, maar betekent niet dat die 156 tabellen losstaan. Imports, audits, ruimtelijke verwerking, bestaande views en exportvalidatie gebruiken ze wel. Voor deze herschrijving zijn de relevante cache- en exportcontracten opnieuw gecontroleerd; er is geen productieproef uitgevoerd.</w:t>
-      </w:r>
-    </w:p>
-    <w:p>
-      <w:pPr>
-        <w:pStyle w:val="BodyText"/>
-      </w:pPr>
-      <w:r>
-        <w:t xml:space="preserve">PQ is wel aangesloten. Shiny leest</w:t>
-      </w:r>
-      <w:r>
-        <w:t xml:space="preserve"> </w:t>
-      </w:r>
-      <w:r>
-        <w:rPr>
-          <w:rStyle w:val="VerbatimChar"/>
-        </w:rPr>
-        <w:t xml:space="preserve">pq_plot_jaar_vegetatie</w:t>
-      </w:r>
-      <w:r>
-        <w:t xml:space="preserve"> </w:t>
-      </w:r>
-      <w:r>
-        <w:t xml:space="preserve">en gebruikt soortenrijkdom, bedekkingssom en Shannon in model- en omgevingsgegevens. De website leest de bestaande</w:t>
-      </w:r>
-      <w:r>
-        <w:t xml:space="preserve"> </w:t>
-      </w:r>
-      <w:r>
-        <w:rPr>
-          <w:rStyle w:val="VerbatimChar"/>
-        </w:rPr>
-        <w:t xml:space="preserve">website_plot_vegetatie_jaar</w:t>
-      </w:r>
-      <w:r>
-        <w:t xml:space="preserve">, die naar dezelfde PQ-afleiding verwijst. Foutafhandeling kan een leeg vegetatieonderdeel opleveren terwijl de pagina gewoon opent. Vergelijk daarom de 513 plot-jaarregels uit 1981–2025, waarden, ontbrekende waarden en bronvermelding vóór en na de structurele migratie.</w:t>
-      </w:r>
-    </w:p>
-    <w:p>
-      <w:pPr>
-        <w:pStyle w:val="BodyText"/>
-      </w:pPr>
-      <w:r>
-        <w:t xml:space="preserve">Nieuwe PQ-opnamen mogen bij een afzonderlijk inhoudelijk besluit later doorwerken in de toepassingen. Het toevoegen van bronnen mag echter niet ongemerkt de provinciale controlebasis of bestaande vogelmodellen veranderen. Scheid structureel verplaatsen met gelijke uitkomsten van inhoudelijk verrijken met expliciet beoordeelde nieuwe uitkomsten.</w:t>
-      </w:r>
-    </w:p>
-    <w:p>
-      <w:pPr>
-        <w:pStyle w:val="BodyText"/>
-      </w:pPr>
-      <w:r>
-        <w:t xml:space="preserve">Verder moeten deze afhankelijkheden mee:</w:t>
-      </w:r>
-    </w:p>
-    <w:p>
-      <w:pPr>
-        <w:pStyle w:val="Compact"/>
-        <w:numPr>
-          <w:ilvl w:val="0"/>
-          <w:numId w:val="1002"/>
-        </w:numPr>
-      </w:pPr>
-      <w:r>
-        <w:t xml:space="preserve">foreign keys, indexes, rechten en eventuele routines of triggers;</w:t>
-      </w:r>
-    </w:p>
-    <w:p>
-      <w:pPr>
-        <w:pStyle w:val="Compact"/>
-        <w:numPr>
-          <w:ilvl w:val="0"/>
-          <w:numId w:val="1002"/>
-        </w:numPr>
-      </w:pPr>
-      <w:r>
-        <w:t xml:space="preserve">bestaande views en beveiligde onderzoeksviews die naar openbare NDFF-tabellen verwijzen, met behoud van de beveiligingsgrens;</w:t>
-      </w:r>
-    </w:p>
-    <w:p>
-      <w:pPr>
-        <w:pStyle w:val="Compact"/>
-        <w:numPr>
-          <w:ilvl w:val="0"/>
-          <w:numId w:val="1002"/>
-        </w:numPr>
-      </w:pPr>
-      <w:r>
-        <w:t xml:space="preserve">dynamische tabelnamen in imports en audits, naast letterlijk geschreven namen;</w:t>
-      </w:r>
-    </w:p>
-    <w:p>
-      <w:pPr>
-        <w:pStyle w:val="Compact"/>
-        <w:numPr>
-          <w:ilvl w:val="0"/>
-          <w:numId w:val="1002"/>
-        </w:numPr>
-      </w:pPr>
-      <w:r>
-        <w:t xml:space="preserve">tabelnamen die als gegevens zijn opgeslagen, waaronder</w:t>
-      </w:r>
-      <w:r>
-        <w:t xml:space="preserve"> </w:t>
-      </w:r>
-      <w:r>
-        <w:rPr>
-          <w:rStyle w:val="VerbatimChar"/>
-        </w:rPr>
-        <w:t xml:space="preserve">analyse_datareeks.bron_object</w:t>
-      </w:r>
-      <w:r>
-        <w:t xml:space="preserve"> </w:t>
-      </w:r>
-      <w:r>
-        <w:t xml:space="preserve">en ruimtelijke bronverwijzingen;</w:t>
-      </w:r>
-    </w:p>
-    <w:p>
-      <w:pPr>
-        <w:pStyle w:val="Compact"/>
-        <w:numPr>
-          <w:ilvl w:val="0"/>
-          <w:numId w:val="1002"/>
-        </w:numPr>
-      </w:pPr>
-      <w:r>
-        <w:t xml:space="preserve">de exportcontrole die nu expliciet</w:t>
-      </w:r>
-      <w:r>
-        <w:t xml:space="preserve"> </w:t>
-      </w:r>
-      <w:r>
-        <w:rPr>
-          <w:rStyle w:val="VerbatimChar"/>
-        </w:rPr>
-        <w:t xml:space="preserve">ndff_open_waarneming</w:t>
-      </w:r>
-      <w:r>
-        <w:t xml:space="preserve"> </w:t>
-      </w:r>
-      <w:r>
-        <w:t xml:space="preserve">verlangt, plus de dump- en Shiny-cachecontracten.</w:t>
-      </w:r>
-    </w:p>
-    <w:p>
-      <w:pPr>
-        <w:pStyle w:val="FirstParagraph"/>
-      </w:pPr>
-      <w:r>
-        <w:t xml:space="preserve">Bronbestanden, bron-ID’s, hashes en historische regelversies worden niet cosmetisch herschreven. Er komen geen nieuwe overzichts- of compatibiliteitsviews. Bestaande noodzakelijke views moeten bij een daadwerkelijke migratie correct blijven verwijzen.</w:t>
-      </w:r>
-    </w:p>
-    <w:p>
-      <w:pPr>
-        <w:pStyle w:val="Heading2"/>
-      </w:pPr>
-      <w:bookmarkStart w:id="25" w:name="_ea82a111b7c3651db8ff74dc66ba0e01efd62c3"/>
-      <w:r>
-        <w:t xml:space="preserve">Veilige uitvoervolgorde</w:t>
-      </w:r>
-      <w:bookmarkEnd w:id="25"/>
-    </w:p>
-    <w:p>
-      <w:pPr>
-        <w:pStyle w:val="FirstParagraph"/>
-      </w:pPr>
-      <w:r>
-        <w:t xml:space="preserve">Eerst werken we één volledige familie uit op een geïsoleerde databasekopie. Libellen is daarvoor geschikt: 32.325 bronwaarnemingen uit 1950–2025, plus de bestaande route-, geometrie-, bezoek- en taxonbereikstructuur. De proef omvat meer dan vier namen veranderen. Zij moet bewijzen dat de groepsfamilie ook een tweede bron kan ontvangen zonder dubbele metingen, verlies van herkomst of wijziging van nulbetekenis. Een technische testlevering wordt als test gemarkeerd en wordt geen nieuwe ecologische bron.</w:t>
-      </w:r>
-    </w:p>
-    <w:p>
-      <w:pPr>
-        <w:pStyle w:val="BodyText"/>
-      </w:pPr>
-      <w:r>
-        <w:t xml:space="preserve">Daarna volgt de PQ-uitwerking: brongebonden locatie- en opname-identiteit toevoegen en een afgebakende, reeds gekoppelde LVD-selectie vergelijken met de provinciale reeks. Begin met bevestigde overeenkomsten; behandel waarschijnlijke koppelingen afzonderlijk. Voor iedere kandidaat staat vast of deze verrijkt, toevoegt, dubbel is of conflicteert. De eerste acceptatie-eis is behoud van de bestaande 513 plot-jaaruitkomsten uit 1981–2025.</w:t>
-      </w:r>
-    </w:p>
-    <w:p>
-      <w:pPr>
-        <w:pStyle w:val="BodyText"/>
-      </w:pPr>
-      <w:r>
-        <w:t xml:space="preserve">Vervolgens volgen de overige soortenfamilies in samenhangende groepen. Kevers zijn een bruikbare tweede soortproef omdat NDFF, Naturalis en Vangblik daar samenkomen. Gemengde monsters en de algemene beslis- en bronlaag gaan pas over wanneer hun volledige verwijzingsketen is uitgewerkt.</w:t>
-      </w:r>
-    </w:p>
-    <w:p>
-      <w:pPr>
-        <w:pStyle w:val="BodyText"/>
-      </w:pPr>
-      <w:r>
-        <w:t xml:space="preserve">Iedere proef levert een concrete oude–nieuwe objectkaart, sleutelvertaling, importaanpassing en herstelprocedure op. Vergelijk volledige sleutelsets, aantallen, inhoudshashes, bronverwijzingen, nulstatussen en toegelaten selecties. Een verschil is verklaard of blokkeert de overgang. Controleer tevens herhaalde import: hetzelfde bestand mag geen extra metingen opleveren.</w:t>
-      </w:r>
-    </w:p>
-    <w:p>
-      <w:pPr>
-        <w:pStyle w:val="BodyText"/>
-      </w:pPr>
-      <w:r>
-        <w:t xml:space="preserve">Pas na goedkeuring volgt uitvoering in de levende lokale database, met gecontroleerde back-up en zonder gelijktijdige imports. Daarna volgt de normale gevalideerde dump-, cache- en releaseketen. Productie blijft afnemer van de lokale canonieke database. Herstel bestaat uit een geteste schema- en gegevensherstelroute met de bijpassende codeversie; een algemene transactie-rollback is onvoldoende voor DDL-wijzigingen.</w:t>
-      </w:r>
-    </w:p>
-    <w:p>
-      <w:pPr>
-        <w:pStyle w:val="BodyText"/>
-      </w:pPr>
-      <w:r>
-        <w:t xml:space="preserve">De aanbevolen eerstvolgende stap is een concreet libellenproefontwerp, inclusief fysieke tabellen en migratiecontroles. Geen brede live-hernoeming. PQ blijft een eigen, bronoverstijgende familie en wordt expliciet als volgende migratieproef uitgewerkt.</w:t>
-      </w:r>
-    </w:p>
-    <w:p>
-      <w:pPr>
-        <w:pStyle w:val="Heading2"/>
-      </w:pPr>
-      <w:bookmarkStart w:id="26" w:name="_b3cd443c91657a82ff5685c38edcf4074cc84d4"/>
-      <w:r>
-        <w:t xml:space="preserve">Onderbouwing en grenzen</w:t>
-      </w:r>
-      <w:bookmarkEnd w:id="26"/>
-    </w:p>
-    <w:p>
-      <w:pPr>
-        <w:pStyle w:val="FirstParagraph"/>
-      </w:pPr>
-      <w:r>
-        <w:t xml:space="preserve">Groepen, rijtellingen en bronverdelingen zijn read-only gecontroleerd in de levende lokale database op 26 september 2026. Van de 248 fysieke tabellen staan er 163 in de bijlage: 146 NDFF, vier externe ecologie, zes Vangblik en zeven PQ. Ook de niet-vogelgegevens in AVIMAP zijn onderzocht.</w:t>
-      </w:r>
-    </w:p>
-    <w:p>
-      <w:pPr>
-        <w:pStyle w:val="BodyText"/>
-      </w:pPr>
-      <w:r>
-        <w:t xml:space="preserve">De bijlage geeft bestemmingsrichtingen, geen uitvoerbare naamskaart. Rijtellingen stammen uit de nulmeting van dezelfde datum. Niet alle reconstructietabellen hebben een afzonderlijk gecontroleerde meetperiode; hun technische rijaantallen zijn geen zelfstandige meetreeks.</w:t>
-      </w:r>
-    </w:p>
-    <w:p>
-      <w:pPr>
-        <w:pStyle w:val="BodyText"/>
-      </w:pPr>
-      <w:r>
-        <w:t xml:space="preserve">Geraadpleegd zijn de projectinstructies, README, TODO, DECISIONS, architectuur, eerdere inventaris en</w:t>
-      </w:r>
-      <w:r>
-        <w:t xml:space="preserve"> </w:t>
-      </w:r>
-      <w:r>
-        <w:rPr>
-          <w:rStyle w:val="VerbatimChar"/>
-        </w:rPr>
-        <w:t xml:space="preserve">docs/MEIJENDEL_BRONREGISTER.md</w:t>
-      </w:r>
-      <w:r>
-        <w:t xml:space="preserve">; de openbare NDFF-, protocolkwaliteit- en externe-ecologieschema’s; import- en overlapdefinities; Shiny</w:t>
-      </w:r>
-      <w:r>
-        <w:t xml:space="preserve"> </w:t>
-      </w:r>
-      <w:r>
-        <w:rPr>
-          <w:rStyle w:val="VerbatimChar"/>
-        </w:rPr>
-        <w:t xml:space="preserve">helpers.R</w:t>
-      </w:r>
-      <w:r>
-        <w:t xml:space="preserve">, cachecontracttest, exportvalidator en websitequery voor plotvegetatie.</w:t>
-      </w:r>
-    </w:p>
-    <w:p>
-      <w:pPr>
-        <w:pStyle w:val="BodyText"/>
-      </w:pPr>
-      <w:r>
-        <w:t xml:space="preserve">Bronrechten, toelating en bruikbaarheid zijn niet opnieuw vastgesteld; het bronregister blijft leidend. Geen T7- of NAS-bestanden geopend, nieuwe bronnen aangevraagd of database, dump, cache en productie gewijzigd.</w:t>
-      </w:r>
-    </w:p>
-    <w:p>
-      <w:pPr>
-        <w:pStyle w:val="Heading2"/>
-      </w:pPr>
-      <w:bookmarkStart w:id="27" w:name="_3a68ce2518fa2826494f15f4a6805cb1b04675a"/>
-      <w:r>
-        <w:t xml:space="preserve">Bijlage huidige tabellen en bestemmingsrichting</w:t>
-      </w:r>
-      <w:bookmarkEnd w:id="27"/>
-    </w:p>
-    <w:p>
-      <w:pPr>
-        <w:pStyle w:val="FirstParagraph"/>
-      </w:pPr>
-      <w:r>
-        <w:t xml:space="preserve">Alle 163 tabelnamen blijven hier terugvindbaar. De aantallen zijn technische rijtellingen van 26 september 2026, geen optelbare onafhankelijke waarnemingen. Een richting met meerdere bestemmingen vereist gegevensverdeling; zij is geen RENAME-opdracht. Definitieve doelnamen en sleutelvertalingen worden in de migratieproef getoetst.</w:t>
-      </w:r>
-    </w:p>
-    <w:p>
-      <w:pPr>
-        <w:pStyle w:val="Heading3"/>
-      </w:pPr>
-      <w:bookmarkStart w:id="28" w:name="_soortgroepindexen"/>
-      <w:r>
-        <w:t xml:space="preserve">Soortgroepindexen</w:t>
-      </w:r>
-      <w:bookmarkEnd w:id="28"/>
-    </w:p>
-    <w:p>
-      <w:pPr>
-        <w:pStyle w:val="FirstParagraph"/>
-      </w:pPr>
-      <w:r>
-        <w:t xml:space="preserve">Voor elk van deze 26 indexen geldt: de bestemming wordt een volwaardige bronoverstijgende familie. Alleen de huidige enkelkolomsindex hernoemen is niet het eindbeeld.</w:t>
       </w:r>
     </w:p>
     <w:tbl>
@@ -5239,6 +3115,2125 @@
               <w:pStyle w:val="Compact"/>
             </w:pPr>
             <w:r>
+              <w:t xml:space="preserve">Onderdeel</w:t>
+            </w:r>
+          </w:p>
+        </w:tc>
+        <w:tc>
+          <w:tcPr/>
+          <w:p>
+            <w:pPr>
+              <w:pStyle w:val="Compact"/>
+            </w:pPr>
+            <w:r>
+              <w:t xml:space="preserve">Zwaarte</w:t>
+            </w:r>
+          </w:p>
+        </w:tc>
+        <w:tc>
+          <w:tcPr/>
+          <w:p>
+            <w:pPr>
+              <w:pStyle w:val="Compact"/>
+            </w:pPr>
+            <w:r>
+              <w:t xml:space="preserve">Wat het vergt</w:t>
+            </w:r>
+          </w:p>
+        </w:tc>
+      </w:tr>
+      <w:tr>
+        <w:tc>
+          <w:tcPr/>
+          <w:p>
+            <w:pPr>
+              <w:pStyle w:val="Compact"/>
+            </w:pPr>
+            <w:r>
+              <w:t xml:space="preserve">Een afgebakende meetfamilie hernoemen</w:t>
+            </w:r>
+          </w:p>
+        </w:tc>
+        <w:tc>
+          <w:tcPr/>
+          <w:p>
+            <w:pPr>
+              <w:pStyle w:val="Compact"/>
+            </w:pPr>
+            <w:r>
+              <w:t xml:space="preserve">Beperkt tot middelgroot</w:t>
+            </w:r>
+          </w:p>
+        </w:tc>
+        <w:tc>
+          <w:tcPr/>
+          <w:p>
+            <w:pPr>
+              <w:pStyle w:val="Compact"/>
+            </w:pPr>
+            <w:r>
+              <w:t xml:space="preserve">Schema, verwijzingen, import en tests samen aanpassen. De vier huidige</w:t>
+            </w:r>
+            <w:r>
+              <w:t xml:space="preserve"> </w:t>
+            </w:r>
+            <w:r>
+              <w:rPr>
+                <w:rStyle w:val="VerbatimChar"/>
+              </w:rPr>
+              <w:t xml:space="preserve">ndff_libel_*</w:t>
+            </w:r>
+            <w:r>
+              <w:t xml:space="preserve">-tabellen zijn een afgebakend voorbeeld.</w:t>
+            </w:r>
+          </w:p>
+        </w:tc>
+      </w:tr>
+      <w:tr>
+        <w:tc>
+          <w:tcPr/>
+          <w:p>
+            <w:pPr>
+              <w:pStyle w:val="Compact"/>
+            </w:pPr>
+            <w:r>
+              <w:t xml:space="preserve">NDFF-waarnemingen naar echte groepsfamilies verdelen</w:t>
+            </w:r>
+          </w:p>
+        </w:tc>
+        <w:tc>
+          <w:tcPr/>
+          <w:p>
+            <w:pPr>
+              <w:pStyle w:val="Compact"/>
+            </w:pPr>
+            <w:r>
+              <w:t xml:space="preserve">Groot</w:t>
+            </w:r>
+          </w:p>
+        </w:tc>
+        <w:tc>
+          <w:tcPr/>
+          <w:p>
+            <w:pPr>
+              <w:pStyle w:val="Compact"/>
+            </w:pPr>
+            <w:r>
+              <w:t xml:space="preserve">Stabiele ID's, ruimtelijke beoordeling, protocollen, analysebesluiten en de 233 dubbele lidmaatschappen correct meenemen.</w:t>
+            </w:r>
+          </w:p>
+        </w:tc>
+      </w:tr>
+      <w:tr>
+        <w:tc>
+          <w:tcPr/>
+          <w:p>
+            <w:pPr>
+              <w:pStyle w:val="Compact"/>
+            </w:pPr>
+            <w:r>
+              <w:t xml:space="preserve">De zes externe datasets aansluiten</w:t>
+            </w:r>
+          </w:p>
+        </w:tc>
+        <w:tc>
+          <w:tcPr/>
+          <w:p>
+            <w:pPr>
+              <w:pStyle w:val="Compact"/>
+            </w:pPr>
+            <w:r>
+              <w:t xml:space="preserve">Middelgroot tot groot</w:t>
+            </w:r>
+          </w:p>
+        </w:tc>
+        <w:tc>
+          <w:tcPr/>
+          <w:p>
+            <w:pPr>
+              <w:pStyle w:val="Compact"/>
+            </w:pPr>
+            <w:r>
+              <w:t xml:space="preserve">98.916 resultaten uit 1875–2025 per taxon en meetvorm toewijzen. Coleoptera is eenvoudiger af te bakenen dan STOWA.</w:t>
+            </w:r>
+          </w:p>
+        </w:tc>
+      </w:tr>
+      <w:tr>
+        <w:tc>
+          <w:tcPr/>
+          <w:p>
+            <w:pPr>
+              <w:pStyle w:val="Compact"/>
+            </w:pPr>
+            <w:r>
+              <w:t xml:space="preserve">Vangblik vanuit soortgroepen bereikbaar maken</w:t>
+            </w:r>
+          </w:p>
+        </w:tc>
+        <w:tc>
+          <w:tcPr/>
+          <w:p>
+            <w:pPr>
+              <w:pStyle w:val="Compact"/>
+            </w:pPr>
+            <w:r>
+              <w:t xml:space="preserve">Middelgroot</w:t>
+            </w:r>
+          </w:p>
+        </w:tc>
+        <w:tc>
+          <w:tcPr/>
+          <w:p>
+            <w:pPr>
+              <w:pStyle w:val="Compact"/>
+            </w:pPr>
+            <w:r>
+              <w:t xml:space="preserve">Taxonkoppelingen en gecontroleerde verwijzingen voor 60.560 resultaten uit 1953–1960, zonder dubbele telling.</w:t>
+            </w:r>
+          </w:p>
+        </w:tc>
+      </w:tr>
+      <w:tr>
+        <w:tc>
+          <w:tcPr/>
+          <w:p>
+            <w:pPr>
+              <w:pStyle w:val="Compact"/>
+            </w:pPr>
+            <w:r>
+              <w:t xml:space="preserve">Verspreide PQ-informatie samenbrengen</w:t>
+            </w:r>
+          </w:p>
+        </w:tc>
+        <w:tc>
+          <w:tcPr/>
+          <w:p>
+            <w:pPr>
+              <w:pStyle w:val="Compact"/>
+            </w:pPr>
+            <w:r>
+              <w:t xml:space="preserve">Groot</w:t>
+            </w:r>
+          </w:p>
+        </w:tc>
+        <w:tc>
+          <w:tcPr/>
+          <w:p>
+            <w:pPr>
+              <w:pStyle w:val="Compact"/>
+            </w:pPr>
+            <w:r>
+              <w:t xml:space="preserve">Bronsleutels, opnamen, lagen, bedekkingsschalen en overlap vergelijken. Bovendien leest Shiny de huidige PQ-afleiding al.</w:t>
+            </w:r>
+          </w:p>
+        </w:tc>
+      </w:tr>
+      <w:tr>
+        <w:tc>
+          <w:tcPr/>
+          <w:p>
+            <w:pPr>
+              <w:pStyle w:val="Compact"/>
+            </w:pPr>
+            <w:r>
+              <w:t xml:space="preserve">Vogels en bestaande toepassingen beschermen</w:t>
+            </w:r>
+          </w:p>
+        </w:tc>
+        <w:tc>
+          <w:tcPr/>
+          <w:p>
+            <w:pPr>
+              <w:pStyle w:val="Compact"/>
+            </w:pPr>
+            <w:r>
+              <w:t xml:space="preserve">Harde voorwaarde</w:t>
+            </w:r>
+          </w:p>
+        </w:tc>
+        <w:tc>
+          <w:tcPr/>
+          <w:p>
+            <w:pPr>
+              <w:pStyle w:val="Compact"/>
+            </w:pPr>
+            <w:r>
+              <w:t xml:space="preserve">Vogel-ID's, tabellen, berekeningen en scherminhoud gelijk houden; niet alleen controleren of een pagina opent.</w:t>
+            </w:r>
+          </w:p>
+        </w:tc>
+      </w:tr>
+    </w:tbl>
+    <w:p>
+      <w:pPr>
+        <w:pStyle w:val="FirstParagraph"/>
+      </w:pPr>
+      <w:r>
+        <w:t xml:space="preserve">Een betrouwbare urenraming volgt pas uit een proef op een databasekopie. Het aantal nieuwe tabellen staat evenmin vast: sommige structuren worden hernoemd, andere verdeeld, en gedeelde ondersteuning blijft bijeen. De oude rekensom van 149 hernoemingen en veertien behouden namen geldt dus niet meer.</w:t>
+      </w:r>
+    </w:p>
+    <w:p>
+      <w:pPr>
+        <w:pStyle w:val="BodyText"/>
+      </w:pPr>
+      <w:r>
+        <w:t xml:space="preserve">Taxonvertaling is noodzakelijk.</w:t>
+      </w:r>
+      <w:r>
+        <w:t xml:space="preserve"> </w:t>
+      </w:r>
+      <w:r>
+        <w:rPr>
+          <w:rStyle w:val="VerbatimChar"/>
+        </w:rPr>
+        <w:t xml:space="preserve">ndff_soorten</w:t>
+      </w:r>
+      <w:r>
+        <w:t xml:space="preserve"> </w:t>
+      </w:r>
+      <w:r>
+        <w:t xml:space="preserve">heeft 9.828 bronreferenties, Vangblik 275 bij de reeks 1953–1960, PQ 714 bij 1981–2025 en AVIMAP 35 bij 2009–2026. Externe ecologie heeft 2.894 verschillende opgeslagen wetenschappelijke naamwaarden bij de 98.916 resultaten uit 1875–2025, zonder gemeenschappelijke taxon-foreign-key. Behoud bronnamen, rang en versie en leg gecontroleerde overeenkomsten naast de bronidentiteit vast. De vogelgerichte tabel</w:t>
+      </w:r>
+      <w:r>
+        <w:t xml:space="preserve"> </w:t>
+      </w:r>
+      <w:r>
+        <w:rPr>
+          <w:rStyle w:val="VerbatimChar"/>
+        </w:rPr>
+        <w:t xml:space="preserve">soorten</w:t>
+      </w:r>
+      <w:r>
+        <w:t xml:space="preserve"> </w:t>
+      </w:r>
+      <w:r>
+        <w:t xml:space="preserve">blijft onaangetast.</w:t>
+      </w:r>
+    </w:p>
+    <w:p>
+      <w:pPr>
+        <w:pStyle w:val="Heading2"/>
+      </w:pPr>
+      <w:bookmarkStart w:id="22" w:name="_d275c12976b6db7ca538f1cc96154c39857110d"/>
+      <w:r>
+        <w:t xml:space="preserve">Bronvast werkzaamhedenmodel</w:t>
+      </w:r>
+      <w:bookmarkEnd w:id="22"/>
+    </w:p>
+    <w:p>
+      <w:pPr>
+        <w:pStyle w:val="FirstParagraph"/>
+      </w:pPr>
+      <w:r>
+        <w:t xml:space="preserve">De levende lokale database bevat naast de bestaande classificatie een afzonderlijke laag voor projecten, feitelijke of geplande uitvoeringen, expliciete jaarstatussen en bewijsbronnen. Op 14 oktober 2026 is deze laag aangevuld na controle van alle 807 actieve Zotero-bijlagen. De bestaande tabellen</w:t>
+      </w:r>
+      <w:r>
+        <w:t xml:space="preserve"> </w:t>
+      </w:r>
+      <w:r>
+        <w:rPr>
+          <w:rStyle w:val="VerbatimChar"/>
+        </w:rPr>
+        <w:t xml:space="preserve">maatregelen</w:t>
+      </w:r>
+      <w:r>
+        <w:t xml:space="preserve">,</w:t>
+      </w:r>
+      <w:r>
+        <w:t xml:space="preserve"> </w:t>
+      </w:r>
+      <w:r>
+        <w:rPr>
+          <w:rStyle w:val="VerbatimChar"/>
+        </w:rPr>
+        <w:t xml:space="preserve">maatregelen_kernwoorden</w:t>
+      </w:r>
+      <w:r>
+        <w:t xml:space="preserve"> </w:t>
+      </w:r>
+      <w:r>
+        <w:t xml:space="preserve">en</w:t>
+      </w:r>
+      <w:r>
+        <w:t xml:space="preserve"> </w:t>
+      </w:r>
+      <w:r>
+        <w:rPr>
+          <w:rStyle w:val="VerbatimChar"/>
+        </w:rPr>
+        <w:t xml:space="preserve">plot_jaar_maatregel</w:t>
+      </w:r>
+      <w:r>
+        <w:t xml:space="preserve"> </w:t>
+      </w:r>
+      <w:r>
+        <w:t xml:space="preserve">blijven bestaan. De vier algemene kernwoorden voor recreatiebeheer zijn onder de nieuwe hoofdklasse</w:t>
+      </w:r>
+      <w:r>
+        <w:t xml:space="preserve"> </w:t>
+      </w:r>
+      <w:r>
+        <w:rPr>
+          <w:rStyle w:val="VerbatimChar"/>
+        </w:rPr>
+        <w:t xml:space="preserve">rust_en_recreatiebeheer</w:t>
+      </w:r>
+      <w:r>
+        <w:t xml:space="preserve"> </w:t>
+      </w:r>
+      <w:r>
+        <w:t xml:space="preserve">geplaatst;</w:t>
+      </w:r>
+      <w:r>
+        <w:t xml:space="preserve"> </w:t>
+      </w:r>
+      <w:r>
+        <w:rPr>
+          <w:rStyle w:val="VerbatimChar"/>
+        </w:rPr>
+        <w:t xml:space="preserve">strandreservaat</w:t>
+      </w:r>
+      <w:r>
+        <w:t xml:space="preserve"> </w:t>
+      </w:r>
+      <w:r>
+        <w:t xml:space="preserve">blijft als specifiek kernwoord onder</w:t>
+      </w:r>
+      <w:r>
+        <w:t xml:space="preserve"> </w:t>
+      </w:r>
+      <w:r>
+        <w:rPr>
+          <w:rStyle w:val="VerbatimChar"/>
+        </w:rPr>
+        <w:t xml:space="preserve">strandreservaten</w:t>
+      </w:r>
+      <w:r>
+        <w:t xml:space="preserve"> </w:t>
+      </w:r>
+      <w:r>
+        <w:t xml:space="preserve">herkenbaar.</w:t>
+      </w:r>
+    </w:p>
+    <w:tbl>
+      <w:tblPr>
+        <w:tblStyle w:val="Table"/>
+        <w:tblW w:type="auto" w:w="0"/>
+        <w:tblLook w:firstRow="1" w:lastRow="0" w:firstColumn="0" w:lastColumn="0" w:noHBand="0" w:noVBand="0" w:val="0020"/>
+      </w:tblPr>
+      <w:tblGrid>
+        <w:gridCol w:w="2640"/>
+        <w:gridCol w:w="2640"/>
+        <w:gridCol w:w="2640"/>
+      </w:tblGrid>
+      <w:tr>
+        <w:trPr>
+          <w:tblHeader w:val="on"/>
+        </w:trPr>
+        <w:tc>
+          <w:tcPr/>
+          <w:p>
+            <w:pPr>
+              <w:pStyle w:val="Compact"/>
+            </w:pPr>
+            <w:r>
+              <w:t xml:space="preserve">Tabel of view</w:t>
+            </w:r>
+          </w:p>
+        </w:tc>
+        <w:tc>
+          <w:tcPr/>
+          <w:p>
+            <w:pPr>
+              <w:pStyle w:val="Compact"/>
+              <w:jc w:val="right"/>
+            </w:pPr>
+            <w:r>
+              <w:t xml:space="preserve">Records</w:t>
+            </w:r>
+          </w:p>
+        </w:tc>
+        <w:tc>
+          <w:tcPr/>
+          <w:p>
+            <w:pPr>
+              <w:pStyle w:val="Compact"/>
+            </w:pPr>
+            <w:r>
+              <w:t xml:space="preserve">Betekenis</w:t>
+            </w:r>
+          </w:p>
+        </w:tc>
+      </w:tr>
+      <w:tr>
+        <w:tc>
+          <w:tcPr/>
+          <w:p>
+            <w:pPr>
+              <w:pStyle w:val="Compact"/>
+            </w:pPr>
+            <w:r>
+              <w:rPr>
+                <w:rStyle w:val="VerbatimChar"/>
+              </w:rPr>
+              <w:t xml:space="preserve">maatregel_project</w:t>
+            </w:r>
+          </w:p>
+        </w:tc>
+        <w:tc>
+          <w:tcPr/>
+          <w:p>
+            <w:pPr>
+              <w:pStyle w:val="Compact"/>
+              <w:jc w:val="right"/>
+            </w:pPr>
+            <w:r>
+              <w:t xml:space="preserve">18</w:t>
+            </w:r>
+          </w:p>
+        </w:tc>
+        <w:tc>
+          <w:tcPr/>
+          <w:p>
+            <w:pPr>
+              <w:pStyle w:val="Compact"/>
+            </w:pPr>
+            <w:r>
+              <w:t xml:space="preserve">Samenhangend project of programma; een project kan meerdere uitvoeringen bevatten.</w:t>
+            </w:r>
+          </w:p>
+        </w:tc>
+      </w:tr>
+      <w:tr>
+        <w:tc>
+          <w:tcPr/>
+          <w:p>
+            <w:pPr>
+              <w:pStyle w:val="Compact"/>
+            </w:pPr>
+            <w:r>
+              <w:rPr>
+                <w:rStyle w:val="VerbatimChar"/>
+              </w:rPr>
+              <w:t xml:space="preserve">maatregel_bron</w:t>
+            </w:r>
+          </w:p>
+        </w:tc>
+        <w:tc>
+          <w:tcPr/>
+          <w:p>
+            <w:pPr>
+              <w:pStyle w:val="Compact"/>
+              <w:jc w:val="right"/>
+            </w:pPr>
+            <w:r>
+              <w:t xml:space="preserve">35</w:t>
+            </w:r>
+          </w:p>
+        </w:tc>
+        <w:tc>
+          <w:tcPr/>
+          <w:p>
+            <w:pPr>
+              <w:pStyle w:val="Compact"/>
+            </w:pPr>
+            <w:r>
+              <w:t xml:space="preserve">24 lokaal geraadpleegde Zotero-bronnen en elf officiële of institutionele internetbronnen, ieder met type, datum, status en raadpleegdatum. Van der Hagen et al. (2020) is als ruimtelijke plancontext voor Prinsenduin toegevoegd; Haagse Archeologische Rapportage 1306 onderbouwt het PIM-leidingwerk.</w:t>
+            </w:r>
+          </w:p>
+        </w:tc>
+      </w:tr>
+      <w:tr>
+        <w:tc>
+          <w:tcPr/>
+          <w:p>
+            <w:pPr>
+              <w:pStyle w:val="Compact"/>
+            </w:pPr>
+            <w:r>
+              <w:rPr>
+                <w:rStyle w:val="VerbatimChar"/>
+              </w:rPr>
+              <w:t xml:space="preserve">maatregel_uitvoering</w:t>
+            </w:r>
+          </w:p>
+        </w:tc>
+        <w:tc>
+          <w:tcPr/>
+          <w:p>
+            <w:pPr>
+              <w:pStyle w:val="Compact"/>
+              <w:jc w:val="right"/>
+            </w:pPr>
+            <w:r>
+              <w:t xml:space="preserve">63</w:t>
+            </w:r>
+          </w:p>
+        </w:tc>
+        <w:tc>
+          <w:tcPr/>
+          <w:p>
+            <w:pPr>
+              <w:pStyle w:val="Compact"/>
+            </w:pPr>
+            <w:r>
+              <w:t xml:space="preserve">Afzonderlijke werkzaamheden of expliciet niet-uitgevoerde, onbekende of geplande activiteiten. Het werk in Meeuwenduin en Prinsenduin is voor 2023 en 2024 ruimtelijk gesplitst; de afgeronde Bendel-herinrichting en het geplande nabeheer zijn afzonderlijke uitvoeringen.</w:t>
+            </w:r>
+          </w:p>
+        </w:tc>
+      </w:tr>
+      <w:tr>
+        <w:tc>
+          <w:tcPr/>
+          <w:p>
+            <w:pPr>
+              <w:pStyle w:val="Compact"/>
+            </w:pPr>
+            <w:r>
+              <w:rPr>
+                <w:rStyle w:val="VerbatimChar"/>
+              </w:rPr>
+              <w:t xml:space="preserve">maatregel_uitvoering_jaar</w:t>
+            </w:r>
+          </w:p>
+        </w:tc>
+        <w:tc>
+          <w:tcPr/>
+          <w:p>
+            <w:pPr>
+              <w:pStyle w:val="Compact"/>
+              <w:jc w:val="right"/>
+            </w:pPr>
+            <w:r>
+              <w:t xml:space="preserve">102</w:t>
+            </w:r>
+          </w:p>
+        </w:tc>
+        <w:tc>
+          <w:tcPr/>
+          <w:p>
+            <w:pPr>
+              <w:pStyle w:val="Compact"/>
+            </w:pPr>
+            <w:r>
+              <w:t xml:space="preserve">Letterlijk onderbouwde jaarstatussen uit 1967–2026: 86 uitgevoerd, 9 niet uitgevoerd en 7 onbekend.</w:t>
+            </w:r>
+          </w:p>
+        </w:tc>
+      </w:tr>
+      <w:tr>
+        <w:tc>
+          <w:tcPr/>
+          <w:p>
+            <w:pPr>
+              <w:pStyle w:val="Compact"/>
+            </w:pPr>
+            <w:r>
+              <w:rPr>
+                <w:rStyle w:val="VerbatimChar"/>
+              </w:rPr>
+              <w:t xml:space="preserve">maatregel_uitvoering_bron</w:t>
+            </w:r>
+          </w:p>
+        </w:tc>
+        <w:tc>
+          <w:tcPr/>
+          <w:p>
+            <w:pPr>
+              <w:pStyle w:val="Compact"/>
+              <w:jc w:val="right"/>
+            </w:pPr>
+            <w:r>
+              <w:t xml:space="preserve">89</w:t>
+            </w:r>
+          </w:p>
+        </w:tc>
+        <w:tc>
+          <w:tcPr/>
+          <w:p>
+            <w:pPr>
+              <w:pStyle w:val="Compact"/>
+            </w:pPr>
+            <w:r>
+              <w:t xml:space="preserve">Relaties tussen uitvoering en bewijsbron, met bronrol en bewijsnotitie. De twee Prinsenduin-uitvoeringen verwijzen aanvullend naar figuur 1 van Van der Hagen et al. (2020); het PIM-leidingwerk verwijst aanvullend naar afbeelding 1 en bijlage 2 van Haagse Archeologische Rapportage 1306.</w:t>
+            </w:r>
+          </w:p>
+        </w:tc>
+      </w:tr>
+      <w:tr>
+        <w:tc>
+          <w:tcPr/>
+          <w:p>
+            <w:pPr>
+              <w:pStyle w:val="Compact"/>
+            </w:pPr>
+            <w:r>
+              <w:rPr>
+                <w:rStyle w:val="VerbatimChar"/>
+              </w:rPr>
+              <w:t xml:space="preserve">maatregel_uitvoering_plotscope</w:t>
+            </w:r>
+          </w:p>
+        </w:tc>
+        <w:tc>
+          <w:tcPr/>
+          <w:p>
+            <w:pPr>
+              <w:pStyle w:val="Compact"/>
+              <w:jc w:val="right"/>
+            </w:pPr>
+            <w:r>
+              <w:t xml:space="preserve">2</w:t>
+            </w:r>
+          </w:p>
+        </w:tc>
+        <w:tc>
+          <w:tcPr/>
+          <w:p>
+            <w:pPr>
+              <w:pStyle w:val="Compact"/>
+            </w:pPr>
+            <w:r>
+              <w:t xml:space="preserve">Expliciete beoordeling of een uitvoering binnen de 55 Meijendel-plots valt. De Bendel-herinrichting en het Bendel-nabeheer zijn beide geverifieerd als</w:t>
+            </w:r>
+            <w:r>
+              <w:t xml:space="preserve"> </w:t>
+            </w:r>
+            <w:r>
+              <w:rPr>
+                <w:rStyle w:val="VerbatimChar"/>
+              </w:rPr>
+              <w:t xml:space="preserve">buiten_meijendel_plotgebied</w:t>
+            </w:r>
+            <w:r>
+              <w:t xml:space="preserve">.</w:t>
+            </w:r>
+          </w:p>
+        </w:tc>
+      </w:tr>
+      <w:tr>
+        <w:tc>
+          <w:tcPr/>
+          <w:p>
+            <w:pPr>
+              <w:pStyle w:val="Compact"/>
+            </w:pPr>
+            <w:r>
+              <w:rPr>
+                <w:rStyle w:val="VerbatimChar"/>
+              </w:rPr>
+              <w:t xml:space="preserve">maatregel_geometrie</w:t>
+            </w:r>
+          </w:p>
+        </w:tc>
+        <w:tc>
+          <w:tcPr/>
+          <w:p>
+            <w:pPr>
+              <w:pStyle w:val="Compact"/>
+              <w:jc w:val="right"/>
+            </w:pPr>
+            <w:r>
+              <w:t xml:space="preserve">0</w:t>
+            </w:r>
+          </w:p>
+        </w:tc>
+        <w:tc>
+          <w:tcPr/>
+          <w:p>
+            <w:pPr>
+              <w:pStyle w:val="Compact"/>
+            </w:pPr>
+            <w:r>
+              <w:t xml:space="preserve">Alleen voor later verkregen, bronvaste geometrieën in RD New.</w:t>
+            </w:r>
+          </w:p>
+        </w:tc>
+      </w:tr>
+      <w:tr>
+        <w:tc>
+          <w:tcPr/>
+          <w:p>
+            <w:pPr>
+              <w:pStyle w:val="Compact"/>
+            </w:pPr>
+            <w:r>
+              <w:rPr>
+                <w:rStyle w:val="VerbatimChar"/>
+              </w:rPr>
+              <w:t xml:space="preserve">plot_gebied</w:t>
+            </w:r>
+          </w:p>
+        </w:tc>
+        <w:tc>
+          <w:tcPr/>
+          <w:p>
+            <w:pPr>
+              <w:pStyle w:val="Compact"/>
+              <w:jc w:val="right"/>
+            </w:pPr>
+            <w:r>
+              <w:t xml:space="preserve">8</w:t>
+            </w:r>
+          </w:p>
+        </w:tc>
+        <w:tc>
+          <w:tcPr/>
+          <w:p>
+            <w:pPr>
+              <w:pStyle w:val="Compact"/>
+            </w:pPr>
+            <w:r>
+              <w:t xml:space="preserve">Vijf Meijendel-deelgebieden en drie speciale gebieden.</w:t>
+            </w:r>
+          </w:p>
+        </w:tc>
+      </w:tr>
+      <w:tr>
+        <w:tc>
+          <w:tcPr/>
+          <w:p>
+            <w:pPr>
+              <w:pStyle w:val="Compact"/>
+            </w:pPr>
+            <w:r>
+              <w:rPr>
+                <w:rStyle w:val="VerbatimChar"/>
+              </w:rPr>
+              <w:t xml:space="preserve">plot_gebiedsindeling</w:t>
+            </w:r>
+          </w:p>
+        </w:tc>
+        <w:tc>
+          <w:tcPr/>
+          <w:p>
+            <w:pPr>
+              <w:pStyle w:val="Compact"/>
+              <w:jc w:val="right"/>
+            </w:pPr>
+            <w:r>
+              <w:t xml:space="preserve">1</w:t>
+            </w:r>
+          </w:p>
+        </w:tc>
+        <w:tc>
+          <w:tcPr/>
+          <w:p>
+            <w:pPr>
+              <w:pStyle w:val="Compact"/>
+            </w:pPr>
+            <w:r>
+              <w:t xml:space="preserve">Vastgestelde indeling</w:t>
+            </w:r>
+            <w:r>
+              <w:t xml:space="preserve"> </w:t>
+            </w:r>
+            <w:r>
+              <w:rPr>
+                <w:rStyle w:val="VerbatimChar"/>
+              </w:rPr>
+              <w:t xml:space="preserve">vogelplot-gebiedsindeling-v1</w:t>
+            </w:r>
+            <w:r>
+              <w:t xml:space="preserve">, gekoppeld aan SOVON-plotversie 2025.</w:t>
+            </w:r>
+          </w:p>
+        </w:tc>
+      </w:tr>
+      <w:tr>
+        <w:tc>
+          <w:tcPr/>
+          <w:p>
+            <w:pPr>
+              <w:pStyle w:val="Compact"/>
+            </w:pPr>
+            <w:r>
+              <w:rPr>
+                <w:rStyle w:val="VerbatimChar"/>
+              </w:rPr>
+              <w:t xml:space="preserve">plot_gebied_lidmaatschap</w:t>
+            </w:r>
+          </w:p>
+        </w:tc>
+        <w:tc>
+          <w:tcPr/>
+          <w:p>
+            <w:pPr>
+              <w:pStyle w:val="Compact"/>
+              <w:jc w:val="right"/>
+            </w:pPr>
+            <w:r>
+              <w:t xml:space="preserve">69</w:t>
+            </w:r>
+          </w:p>
+        </w:tc>
+        <w:tc>
+          <w:tcPr/>
+          <w:p>
+            <w:pPr>
+              <w:pStyle w:val="Compact"/>
+            </w:pPr>
+            <w:r>
+              <w:t xml:space="preserve">Alle 55 actuele en 14 historische plots hebben precies één gebied.</w:t>
+            </w:r>
+          </w:p>
+        </w:tc>
+      </w:tr>
+      <w:tr>
+        <w:tc>
+          <w:tcPr/>
+          <w:p>
+            <w:pPr>
+              <w:pStyle w:val="Compact"/>
+            </w:pPr>
+            <w:r>
+              <w:rPr>
+                <w:rStyle w:val="VerbatimChar"/>
+              </w:rPr>
+              <w:t xml:space="preserve">plot_gebied_geometrie</w:t>
+            </w:r>
+          </w:p>
+        </w:tc>
+        <w:tc>
+          <w:tcPr/>
+          <w:p>
+            <w:pPr>
+              <w:pStyle w:val="Compact"/>
+              <w:jc w:val="right"/>
+            </w:pPr>
+            <w:r>
+              <w:t xml:space="preserve">8</w:t>
+            </w:r>
+          </w:p>
+        </w:tc>
+        <w:tc>
+          <w:tcPr/>
+          <w:p>
+            <w:pPr>
+              <w:pStyle w:val="Compact"/>
+            </w:pPr>
+            <w:r>
+              <w:t xml:space="preserve">Topologisch samengevoegde actuele kavelgeometrieën in RD New; samen afgeleid uit 55 plots.</w:t>
+            </w:r>
+          </w:p>
+        </w:tc>
+      </w:tr>
+      <w:tr>
+        <w:tc>
+          <w:tcPr/>
+          <w:p>
+            <w:pPr>
+              <w:pStyle w:val="Compact"/>
+            </w:pPr>
+            <w:r>
+              <w:rPr>
+                <w:rStyle w:val="VerbatimChar"/>
+              </w:rPr>
+              <w:t xml:space="preserve">maatregel_uitvoering_gebied</w:t>
+            </w:r>
+          </w:p>
+        </w:tc>
+        <w:tc>
+          <w:tcPr/>
+          <w:p>
+            <w:pPr>
+              <w:pStyle w:val="Compact"/>
+              <w:jc w:val="right"/>
+            </w:pPr>
+            <w:r>
+              <w:t xml:space="preserve">2</w:t>
+            </w:r>
+          </w:p>
+        </w:tc>
+        <w:tc>
+          <w:tcPr/>
+          <w:p>
+            <w:pPr>
+              <w:pStyle w:val="Compact"/>
+            </w:pPr>
+            <w:r>
+              <w:t xml:space="preserve">Voorlinden als locatie binnen M91 en begrazing vanaf 1990 voor Kijfhoek en Bierlap als volledig benoemd gebied.</w:t>
+            </w:r>
+          </w:p>
+        </w:tc>
+      </w:tr>
+      <w:tr>
+        <w:tc>
+          <w:tcPr/>
+          <w:p>
+            <w:pPr>
+              <w:pStyle w:val="Compact"/>
+            </w:pPr>
+            <w:r>
+              <w:rPr>
+                <w:rStyle w:val="VerbatimChar"/>
+              </w:rPr>
+              <w:t xml:space="preserve">maatregel_plot_koppeling</w:t>
+            </w:r>
+          </w:p>
+        </w:tc>
+        <w:tc>
+          <w:tcPr/>
+          <w:p>
+            <w:pPr>
+              <w:pStyle w:val="Compact"/>
+              <w:jc w:val="right"/>
+            </w:pPr>
+            <w:r>
+              <w:t xml:space="preserve">132</w:t>
+            </w:r>
+          </w:p>
+        </w:tc>
+        <w:tc>
+          <w:tcPr/>
+          <w:p>
+            <w:pPr>
+              <w:pStyle w:val="Compact"/>
+            </w:pPr>
+            <w:r>
+              <w:t xml:space="preserve">Helmduinen is gekoppeld aan M15 en M16; M17a is retroactief verwijderd. Meeuwenduin en Prinsenduin hebben samen zeven relaties. Het maaibeheer in Ruygenhoek, Lange Strook en De Loopert heeft vijf relaties. Maatregel 22h heeft zes relaties. Het PIM-leidingwerk heeft zeven relaties: M41, M42, M43, M45, M84, M84s en M85. De gepubliceerde 6,5 kilometer is niet per kavel verdeeld; alle doorsnijdingspercentages blijven leeg.</w:t>
+            </w:r>
+          </w:p>
+        </w:tc>
+      </w:tr>
+      <w:tr>
+        <w:tc>
+          <w:tcPr/>
+          <w:p>
+            <w:pPr>
+              <w:pStyle w:val="Compact"/>
+            </w:pPr>
+            <w:r>
+              <w:rPr>
+                <w:rStyle w:val="VerbatimChar"/>
+              </w:rPr>
+              <w:t xml:space="preserve">v_plot_gebied_actueel</w:t>
+            </w:r>
+          </w:p>
+        </w:tc>
+        <w:tc>
+          <w:tcPr/>
+          <w:p>
+            <w:pPr>
+              <w:pStyle w:val="Compact"/>
+              <w:jc w:val="right"/>
+            </w:pPr>
+            <w:r>
+              <w:t xml:space="preserve">69</w:t>
+            </w:r>
+          </w:p>
+        </w:tc>
+        <w:tc>
+          <w:tcPr/>
+          <w:p>
+            <w:pPr>
+              <w:pStyle w:val="Compact"/>
+            </w:pPr>
+            <w:r>
+              <w:t xml:space="preserve">Actuele leeslaag van de volledige vastgestelde gebiedsindeling.</w:t>
+            </w:r>
+          </w:p>
+        </w:tc>
+      </w:tr>
+      <w:tr>
+        <w:tc>
+          <w:tcPr/>
+          <w:p>
+            <w:pPr>
+              <w:pStyle w:val="Compact"/>
+            </w:pPr>
+            <w:r>
+              <w:rPr>
+                <w:rStyle w:val="VerbatimChar"/>
+              </w:rPr>
+              <w:t xml:space="preserve">v_plot_gebied_geometrie_actueel</w:t>
+            </w:r>
+          </w:p>
+        </w:tc>
+        <w:tc>
+          <w:tcPr/>
+          <w:p>
+            <w:pPr>
+              <w:pStyle w:val="Compact"/>
+              <w:jc w:val="right"/>
+            </w:pPr>
+            <w:r>
+              <w:t xml:space="preserve">8</w:t>
+            </w:r>
+          </w:p>
+        </w:tc>
+        <w:tc>
+          <w:tcPr/>
+          <w:p>
+            <w:pPr>
+              <w:pStyle w:val="Compact"/>
+            </w:pPr>
+            <w:r>
+              <w:t xml:space="preserve">Actuele leeslaag van de afgeleide gebiedsgeometrieën.</w:t>
+            </w:r>
+          </w:p>
+        </w:tc>
+      </w:tr>
+      <w:tr>
+        <w:tc>
+          <w:tcPr/>
+          <w:p>
+            <w:pPr>
+              <w:pStyle w:val="Compact"/>
+            </w:pPr>
+            <w:r>
+              <w:rPr>
+                <w:rStyle w:val="VerbatimChar"/>
+              </w:rPr>
+              <w:t xml:space="preserve">v_plot_jaar_maatregel_bronvast</w:t>
+            </w:r>
+          </w:p>
+        </w:tc>
+        <w:tc>
+          <w:tcPr/>
+          <w:p>
+            <w:pPr>
+              <w:pStyle w:val="Compact"/>
+              <w:jc w:val="right"/>
+            </w:pPr>
+            <w:r>
+              <w:t xml:space="preserve">184</w:t>
+            </w:r>
+          </w:p>
+        </w:tc>
+        <w:tc>
+          <w:tcPr/>
+          <w:p>
+            <w:pPr>
+              <w:pStyle w:val="Compact"/>
+            </w:pPr>
+            <w:r>
+              <w:t xml:space="preserve">Bronvaste plot-jaarregels voor 1967–1969, 1972–1975, 1988–1991, 1993, 1997, 2002, 2005–2006 en 2016–2025. Meeuwenduin en Prinsenduin leveren zes regels in 2023 en één voor M17a in 2024. Maatregel 22h levert twaalf scoperegels in 2016 en 2017. Het PIM-leidingwerk levert zeven scoperegels voor 2018; de bron verdeelt de lengte niet per kavel.</w:t>
+            </w:r>
+          </w:p>
+        </w:tc>
+      </w:tr>
+    </w:tbl>
+    <w:p>
+      <w:pPr>
+        <w:pStyle w:val="FirstParagraph"/>
+      </w:pPr>
+      <w:r>
+        <w:t xml:space="preserve">De referentietabellen</w:t>
+      </w:r>
+      <w:r>
+        <w:t xml:space="preserve"> </w:t>
+      </w:r>
+      <w:r>
+        <w:rPr>
+          <w:rStyle w:val="VerbatimChar"/>
+        </w:rPr>
+        <w:t xml:space="preserve">maatregel_werkcategorie</w:t>
+      </w:r>
+      <w:r>
+        <w:t xml:space="preserve">,</w:t>
+      </w:r>
+      <w:r>
+        <w:t xml:space="preserve"> </w:t>
+      </w:r>
+      <w:r>
+        <w:rPr>
+          <w:rStyle w:val="VerbatimChar"/>
+        </w:rPr>
+        <w:t xml:space="preserve">maatregel_type</w:t>
+      </w:r>
+      <w:r>
+        <w:t xml:space="preserve">,</w:t>
+      </w:r>
+      <w:r>
+        <w:t xml:space="preserve"> </w:t>
+      </w:r>
+      <w:r>
+        <w:rPr>
+          <w:rStyle w:val="VerbatimChar"/>
+        </w:rPr>
+        <w:t xml:space="preserve">maatregel_activiteit_type</w:t>
+      </w:r>
+      <w:r>
+        <w:t xml:space="preserve">,</w:t>
+      </w:r>
+      <w:r>
+        <w:t xml:space="preserve"> </w:t>
+      </w:r>
+      <w:r>
+        <w:rPr>
+          <w:rStyle w:val="VerbatimChar"/>
+        </w:rPr>
+        <w:t xml:space="preserve">maatregel_uitvoering_status</w:t>
+      </w:r>
+      <w:r>
+        <w:t xml:space="preserve"> </w:t>
+      </w:r>
+      <w:r>
+        <w:t xml:space="preserve">en</w:t>
+      </w:r>
+      <w:r>
+        <w:t xml:space="preserve"> </w:t>
+      </w:r>
+      <w:r>
+        <w:rPr>
+          <w:rStyle w:val="VerbatimChar"/>
+        </w:rPr>
+        <w:t xml:space="preserve">maatregel_brontype</w:t>
+      </w:r>
+      <w:r>
+        <w:t xml:space="preserve"> </w:t>
+      </w:r>
+      <w:r>
+        <w:t xml:space="preserve">scheiden categorie, activiteit, feitelijke status en brontype. Waar passend zijn de Natura 2000-codes MT01–MT07 en activiteitcodes A–G gebruikt; lokale aanvullingen hebben een eigen code. Een subsidie-openstelling, ontwerpplan of actuele werkzaamhedenpagina wordt niet als uitvoering behandeld zolang de feitelijke uitvoering niet is bevestigd.</w:t>
+      </w:r>
+    </w:p>
+    <w:p>
+      <w:pPr>
+        <w:pStyle w:val="BodyText"/>
+      </w:pPr>
+      <w:r>
+        <w:t xml:space="preserve">De 144 bestaande regels in</w:t>
+      </w:r>
+      <w:r>
+        <w:t xml:space="preserve"> </w:t>
+      </w:r>
+      <w:r>
+        <w:rPr>
+          <w:rStyle w:val="VerbatimChar"/>
+        </w:rPr>
+        <w:t xml:space="preserve">plot_jaar_maatregel</w:t>
+      </w:r>
+      <w:r>
+        <w:t xml:space="preserve"> </w:t>
+      </w:r>
+      <w:r>
+        <w:t xml:space="preserve">blijven de historische dashboardlaag voor begrazing in 16 plots uit 1991–1999. Hun aantal en checksum</w:t>
+      </w:r>
+      <w:r>
+        <w:t xml:space="preserve"> </w:t>
+      </w:r>
+      <w:r>
+        <w:rPr>
+          <w:rStyle w:val="VerbatimChar"/>
+        </w:rPr>
+        <w:t xml:space="preserve">306480715648</w:t>
+      </w:r>
+      <w:r>
+        <w:t xml:space="preserve"> </w:t>
+      </w:r>
+      <w:r>
+        <w:t xml:space="preserve">zijn bij de actualisering tot en met 15 oktober 2026 gelijk gebleven. Zij worden niet achteraf als bronvaste projectuitvoering geïnterpreteerd. Nieuwe werkzaamheden gaan pas naar een plot-jaarselectie nadat locatie, jaar en bron voldoende precies zijn vastgesteld.</w:t>
+      </w:r>
+    </w:p>
+    <w:p>
+      <w:pPr>
+        <w:pStyle w:val="BodyText"/>
+      </w:pPr>
+      <w:r>
+        <w:t xml:space="preserve">De gebiedsindeling gebruikt de 55 geldige SOVON-kavelpolygonen uit plotversie 2025, in EPSG:28992. Daaruit zijn vijf geometrieën voor Buitenduin Noord, Buitenduin Zuid, Kijfhoek en Bierlap, Vallei Meijendel en Zuid-oosthoek en drie geometrieën voor Haagsche Golfclub, Voorlinden en Hertenkamp afgeleid. Interne overlap van telplots wordt bij de topologische samenvoeging niet dubbel als gebiedsoppervlak geteld. De 14 historische plots zijn inhoudelijk ingedeeld, maar hebben in plotversie 2025 geen afzonderlijke historische geometrie en worden daarom niet als geometriebron gebruikt.</w:t>
+      </w:r>
+    </w:p>
+    <w:p>
+      <w:pPr>
+        <w:pStyle w:val="BodyText"/>
+      </w:pPr>
+      <w:r>
+        <w:t xml:space="preserve">De actuele aantallen bronplots per geometrie zijn respectievelijk 9, 7, 16, 9 en 11 voor de vijf Meijendel-deelgebieden en 1 voor ieder speciaal gebied. De indeling normaliseert de aangeleverde aanduiding M54q naar het bestaande plot M54a. Historisch M17 volgt M17a en ligt in Buitenduin Noord; M8/11, M8/9, M9 en M11 liggen in Kijfhoek en Bierlap.</w:t>
+      </w:r>
+    </w:p>
+    <w:p>
+      <w:pPr>
+        <w:pStyle w:val="Heading2"/>
+      </w:pPr>
+      <w:bookmarkStart w:id="23" w:name="_1658618e44232e196644eac3525cdf2369e59da"/>
+      <w:r>
+        <w:t xml:space="preserve">Nameninventaris en plotgeometrie</w:t>
+      </w:r>
+      <w:bookmarkEnd w:id="23"/>
+    </w:p>
+    <w:p>
+      <w:pPr>
+        <w:pStyle w:val="FirstParagraph"/>
+      </w:pPr>
+      <w:r>
+        <w:t xml:space="preserve">Versie</w:t>
+      </w:r>
+      <w:r>
+        <w:t xml:space="preserve"> </w:t>
+      </w:r>
+      <w:r>
+        <w:rPr>
+          <w:rStyle w:val="VerbatimChar"/>
+        </w:rPr>
+        <w:t xml:space="preserve">meijendel_nameninventaris_2026-10-14</w:t>
+      </w:r>
+      <w:r>
+        <w:t xml:space="preserve"> </w:t>
+      </w:r>
+      <w:r>
+        <w:t xml:space="preserve">is op 14 oktober 2026 in de levende lokale database opgenomen. De korrel is één naamobject, één bronvermelding of één brongeometrie; naamgeometrie bewijst niet automatisch de exacte grens van een uitgevoerde maatregel.</w:t>
+      </w:r>
+    </w:p>
+    <w:tbl>
+      <w:tblPr>
+        <w:tblStyle w:val="Table"/>
+        <w:tblW w:type="auto" w:w="0"/>
+        <w:tblLook w:firstRow="1" w:lastRow="0" w:firstColumn="0" w:lastColumn="0" w:noHBand="0" w:noVBand="0" w:val="0020"/>
+      </w:tblPr>
+      <w:tblGrid>
+        <w:gridCol w:w="2640"/>
+        <w:gridCol w:w="2640"/>
+        <w:gridCol w:w="2640"/>
+      </w:tblGrid>
+      <w:tr>
+        <w:trPr>
+          <w:tblHeader w:val="on"/>
+        </w:trPr>
+        <w:tc>
+          <w:tcPr/>
+          <w:p>
+            <w:pPr>
+              <w:pStyle w:val="Compact"/>
+            </w:pPr>
+            <w:r>
+              <w:t xml:space="preserve">Tabel of view</w:t>
+            </w:r>
+          </w:p>
+        </w:tc>
+        <w:tc>
+          <w:tcPr/>
+          <w:p>
+            <w:pPr>
+              <w:pStyle w:val="Compact"/>
+              <w:jc w:val="right"/>
+            </w:pPr>
+            <w:r>
+              <w:t xml:space="preserve">Records</w:t>
+            </w:r>
+          </w:p>
+        </w:tc>
+        <w:tc>
+          <w:tcPr/>
+          <w:p>
+            <w:pPr>
+              <w:pStyle w:val="Compact"/>
+            </w:pPr>
+            <w:r>
+              <w:t xml:space="preserve">Betekenis</w:t>
+            </w:r>
+          </w:p>
+        </w:tc>
+      </w:tr>
+      <w:tr>
+        <w:tc>
+          <w:tcPr/>
+          <w:p>
+            <w:pPr>
+              <w:pStyle w:val="Compact"/>
+            </w:pPr>
+            <w:r>
+              <w:rPr>
+                <w:rStyle w:val="VerbatimChar"/>
+              </w:rPr>
+              <w:t xml:space="preserve">nameninventaris_import</w:t>
+            </w:r>
+          </w:p>
+        </w:tc>
+        <w:tc>
+          <w:tcPr/>
+          <w:p>
+            <w:pPr>
+              <w:pStyle w:val="Compact"/>
+              <w:jc w:val="right"/>
+            </w:pPr>
+            <w:r>
+              <w:t xml:space="preserve">1</w:t>
+            </w:r>
+          </w:p>
+        </w:tc>
+        <w:tc>
+          <w:tcPr/>
+          <w:p>
+            <w:pPr>
+              <w:pStyle w:val="Compact"/>
+            </w:pPr>
+            <w:r>
+              <w:t xml:space="preserve">Herkomst, hash, regelversie en verwachte aantallen van de levering.</w:t>
+            </w:r>
+          </w:p>
+        </w:tc>
+      </w:tr>
+      <w:tr>
+        <w:tc>
+          <w:tcPr/>
+          <w:p>
+            <w:pPr>
+              <w:pStyle w:val="Compact"/>
+            </w:pPr>
+            <w:r>
+              <w:rPr>
+                <w:rStyle w:val="VerbatimChar"/>
+              </w:rPr>
+              <w:t xml:space="preserve">nameninventaris_bron</w:t>
+            </w:r>
+          </w:p>
+        </w:tc>
+        <w:tc>
+          <w:tcPr/>
+          <w:p>
+            <w:pPr>
+              <w:pStyle w:val="Compact"/>
+              <w:jc w:val="right"/>
+            </w:pPr>
+            <w:r>
+              <w:t xml:space="preserve">8</w:t>
+            </w:r>
+          </w:p>
+        </w:tc>
+        <w:tc>
+          <w:tcPr/>
+          <w:p>
+            <w:pPr>
+              <w:pStyle w:val="Compact"/>
+            </w:pPr>
+            <w:r>
+              <w:t xml:space="preserve">Beekman 2021, twee historische artikelen, Neefjes 2010, TOP10NL, OSM en twee Dunea-bronnen.</w:t>
+            </w:r>
+          </w:p>
+        </w:tc>
+      </w:tr>
+      <w:tr>
+        <w:tc>
+          <w:tcPr/>
+          <w:p>
+            <w:pPr>
+              <w:pStyle w:val="Compact"/>
+            </w:pPr>
+            <w:r>
+              <w:rPr>
+                <w:rStyle w:val="VerbatimChar"/>
+              </w:rPr>
+              <w:t xml:space="preserve">nameninventaris_object</w:t>
+            </w:r>
+          </w:p>
+        </w:tc>
+        <w:tc>
+          <w:tcPr/>
+          <w:p>
+            <w:pPr>
+              <w:pStyle w:val="Compact"/>
+              <w:jc w:val="right"/>
+            </w:pPr>
+            <w:r>
+              <w:t xml:space="preserve">182</w:t>
+            </w:r>
+          </w:p>
+        </w:tc>
+        <w:tc>
+          <w:tcPr/>
+          <w:p>
+            <w:pPr>
+              <w:pStyle w:val="Compact"/>
+            </w:pPr>
+            <w:r>
+              <w:t xml:space="preserve">Onderscheiden gebieds-, functionele, pad-, weg- en routeobjecten.</w:t>
+            </w:r>
+          </w:p>
+        </w:tc>
+      </w:tr>
+      <w:tr>
+        <w:tc>
+          <w:tcPr/>
+          <w:p>
+            <w:pPr>
+              <w:pStyle w:val="Compact"/>
+            </w:pPr>
+            <w:r>
+              <w:rPr>
+                <w:rStyle w:val="VerbatimChar"/>
+              </w:rPr>
+              <w:t xml:space="preserve">nameninventaris_vermelding</w:t>
+            </w:r>
+          </w:p>
+        </w:tc>
+        <w:tc>
+          <w:tcPr/>
+          <w:p>
+            <w:pPr>
+              <w:pStyle w:val="Compact"/>
+              <w:jc w:val="right"/>
+            </w:pPr>
+            <w:r>
+              <w:t xml:space="preserve">299</w:t>
+            </w:r>
+          </w:p>
+        </w:tc>
+        <w:tc>
+          <w:tcPr/>
+          <w:p>
+            <w:pPr>
+              <w:pStyle w:val="Compact"/>
+            </w:pPr>
+            <w:r>
+              <w:t xml:space="preserve">Gedateerde naamvermeldingen uit 1602–2026.</w:t>
+            </w:r>
+          </w:p>
+        </w:tc>
+      </w:tr>
+      <w:tr>
+        <w:tc>
+          <w:tcPr/>
+          <w:p>
+            <w:pPr>
+              <w:pStyle w:val="Compact"/>
+            </w:pPr>
+            <w:r>
+              <w:rPr>
+                <w:rStyle w:val="VerbatimChar"/>
+              </w:rPr>
+              <w:t xml:space="preserve">nameninventaris_geometrie</w:t>
+            </w:r>
+          </w:p>
+        </w:tc>
+        <w:tc>
+          <w:tcPr/>
+          <w:p>
+            <w:pPr>
+              <w:pStyle w:val="Compact"/>
+              <w:jc w:val="right"/>
+            </w:pPr>
+            <w:r>
+              <w:t xml:space="preserve">71</w:t>
+            </w:r>
+          </w:p>
+        </w:tc>
+        <w:tc>
+          <w:tcPr/>
+          <w:p>
+            <w:pPr>
+              <w:pStyle w:val="Compact"/>
+            </w:pPr>
+            <w:r>
+              <w:t xml:space="preserve">Brongeometrieën in EPSG:28992 voor 71 objecten.</w:t>
+            </w:r>
+          </w:p>
+        </w:tc>
+      </w:tr>
+      <w:tr>
+        <w:tc>
+          <w:tcPr/>
+          <w:p>
+            <w:pPr>
+              <w:pStyle w:val="Compact"/>
+            </w:pPr>
+            <w:r>
+              <w:rPr>
+                <w:rStyle w:val="VerbatimChar"/>
+              </w:rPr>
+              <w:t xml:space="preserve">nameninventaris_geometrie_bronobject</w:t>
+            </w:r>
+          </w:p>
+        </w:tc>
+        <w:tc>
+          <w:tcPr/>
+          <w:p>
+            <w:pPr>
+              <w:pStyle w:val="Compact"/>
+              <w:jc w:val="right"/>
+            </w:pPr>
+            <w:r>
+              <w:t xml:space="preserve">107</w:t>
+            </w:r>
+          </w:p>
+        </w:tc>
+        <w:tc>
+          <w:tcPr/>
+          <w:p>
+            <w:pPr>
+              <w:pStyle w:val="Compact"/>
+            </w:pPr>
+            <w:r>
+              <w:t xml:space="preserve">Herleidbaarheid van samengevoegde geometrieën naar afzonderlijke bronobjecten.</w:t>
+            </w:r>
+          </w:p>
+        </w:tc>
+      </w:tr>
+      <w:tr>
+        <w:tc>
+          <w:tcPr/>
+          <w:p>
+            <w:pPr>
+              <w:pStyle w:val="Compact"/>
+            </w:pPr>
+            <w:r>
+              <w:rPr>
+                <w:rStyle w:val="VerbatimChar"/>
+              </w:rPr>
+              <w:t xml:space="preserve">nameninventaris_beoordeling</w:t>
+            </w:r>
+          </w:p>
+        </w:tc>
+        <w:tc>
+          <w:tcPr/>
+          <w:p>
+            <w:pPr>
+              <w:pStyle w:val="Compact"/>
+              <w:jc w:val="right"/>
+            </w:pPr>
+            <w:r>
+              <w:t xml:space="preserve">111</w:t>
+            </w:r>
+          </w:p>
+        </w:tc>
+        <w:tc>
+          <w:tcPr/>
+          <w:p>
+            <w:pPr>
+              <w:pStyle w:val="Compact"/>
+            </w:pPr>
+            <w:r>
+              <w:t xml:space="preserve">Actuele, expliciete geometrieleemten; deze namen worden niet ruimtelijk afgeleid.</w:t>
+            </w:r>
+          </w:p>
+        </w:tc>
+      </w:tr>
+      <w:tr>
+        <w:tc>
+          <w:tcPr/>
+          <w:p>
+            <w:pPr>
+              <w:pStyle w:val="Compact"/>
+            </w:pPr>
+            <w:r>
+              <w:rPr>
+                <w:rStyle w:val="VerbatimChar"/>
+              </w:rPr>
+              <w:t xml:space="preserve">plot_geometrie_import</w:t>
+            </w:r>
+          </w:p>
+        </w:tc>
+        <w:tc>
+          <w:tcPr/>
+          <w:p>
+            <w:pPr>
+              <w:pStyle w:val="Compact"/>
+              <w:jc w:val="right"/>
+            </w:pPr>
+            <w:r>
+              <w:t xml:space="preserve">1</w:t>
+            </w:r>
+          </w:p>
+        </w:tc>
+        <w:tc>
+          <w:tcPr/>
+          <w:p>
+            <w:pPr>
+              <w:pStyle w:val="Compact"/>
+            </w:pPr>
+            <w:r>
+              <w:t xml:space="preserve">Actuele SOVON-kavelgeometrie van 55 plots, versie</w:t>
+            </w:r>
+            <w:r>
+              <w:t xml:space="preserve"> </w:t>
+            </w:r>
+            <w:r>
+              <w:rPr>
+                <w:rStyle w:val="VerbatimChar"/>
+              </w:rPr>
+              <w:t xml:space="preserve">sovon-avimap-2025-download-2026-10-02</w:t>
+            </w:r>
+            <w:r>
+              <w:t xml:space="preserve">.</w:t>
+            </w:r>
+          </w:p>
+        </w:tc>
+      </w:tr>
+      <w:tr>
+        <w:tc>
+          <w:tcPr/>
+          <w:p>
+            <w:pPr>
+              <w:pStyle w:val="Compact"/>
+            </w:pPr>
+            <w:r>
+              <w:rPr>
+                <w:rStyle w:val="VerbatimChar"/>
+              </w:rPr>
+              <w:t xml:space="preserve">nameninventaris_plot_koppeling</w:t>
+            </w:r>
+          </w:p>
+        </w:tc>
+        <w:tc>
+          <w:tcPr/>
+          <w:p>
+            <w:pPr>
+              <w:pStyle w:val="Compact"/>
+              <w:jc w:val="right"/>
+            </w:pPr>
+            <w:r>
+              <w:t xml:space="preserve">377</w:t>
+            </w:r>
+          </w:p>
+        </w:tc>
+        <w:tc>
+          <w:tcPr/>
+          <w:p>
+            <w:pPr>
+              <w:pStyle w:val="Compact"/>
+            </w:pPr>
+            <w:r>
+              <w:t xml:space="preserve">Alle geometrische doorsnijdingen tussen 66 naamobjecten en 55 actuele kavels.</w:t>
+            </w:r>
+          </w:p>
+        </w:tc>
+      </w:tr>
+      <w:tr>
+        <w:tc>
+          <w:tcPr/>
+          <w:p>
+            <w:pPr>
+              <w:pStyle w:val="Compact"/>
+            </w:pPr>
+            <w:r>
+              <w:rPr>
+                <w:rStyle w:val="VerbatimChar"/>
+              </w:rPr>
+              <w:t xml:space="preserve">v_nameninventaris_plot_actueel</w:t>
+            </w:r>
+          </w:p>
+        </w:tc>
+        <w:tc>
+          <w:tcPr/>
+          <w:p>
+            <w:pPr>
+              <w:pStyle w:val="Compact"/>
+              <w:jc w:val="right"/>
+            </w:pPr>
+            <w:r>
+              <w:t xml:space="preserve">365</w:t>
+            </w:r>
+          </w:p>
+        </w:tc>
+        <w:tc>
+          <w:tcPr/>
+          <w:p>
+            <w:pPr>
+              <w:pStyle w:val="Compact"/>
+            </w:pPr>
+            <w:r>
+              <w:t xml:space="preserve">Actuele leeslaag voor 53 kavels binnen</w:t>
+            </w:r>
+            <w:r>
+              <w:t xml:space="preserve"> </w:t>
+            </w:r>
+            <w:r>
+              <w:rPr>
+                <w:rStyle w:val="VerbatimChar"/>
+              </w:rPr>
+              <w:t xml:space="preserve">meijendel_natura2000</w:t>
+            </w:r>
+            <w:r>
+              <w:t xml:space="preserve">; M66 en M91 zijn uitgesloten.</w:t>
+            </w:r>
+          </w:p>
+        </w:tc>
+      </w:tr>
+    </w:tbl>
+    <w:p>
+      <w:pPr>
+        <w:pStyle w:val="FirstParagraph"/>
+      </w:pPr>
+      <w:r>
+        <w:t xml:space="preserve">De maatregelactualisering gebruikt deze laag alleen wanneer de maatregellocatie volledig en letterlijk overeenkomt met één of meer geometriseerde naamobjecten. Daarmee zijn 32 relaties voor zes uitvoeringen toegevoegd. Uitvoeringen met een brede locatie, een niet-geometriseerde naam, een gedeeltelijk geometriseerde samengestelde locatie of een afwijkende naam blijven buiten de automatische koppeling.</w:t>
+      </w:r>
+    </w:p>
+    <w:p>
+      <w:pPr>
+        <w:pStyle w:val="Heading2"/>
+      </w:pPr>
+      <w:bookmarkStart w:id="24" w:name="_c4d8e63f8d951db14c31b0e8e0c5017e65b09fe"/>
+      <w:r>
+        <w:t xml:space="preserve">Website dashboard en Shiny beschermen</w:t>
+      </w:r>
+      <w:bookmarkEnd w:id="24"/>
+    </w:p>
+    <w:p>
+      <w:pPr>
+        <w:pStyle w:val="FirstParagraph"/>
+      </w:pPr>
+      <w:r>
+        <w:t xml:space="preserve">De eerdere inventarisatie vond geen rechtstreeks gebruik van de 146</w:t>
+      </w:r>
+      <w:r>
+        <w:t xml:space="preserve"> </w:t>
+      </w:r>
+      <w:r>
+        <w:rPr>
+          <w:rStyle w:val="VerbatimChar"/>
+        </w:rPr>
+        <w:t xml:space="preserve">ndff_*</w:t>
+      </w:r>
+      <w:r>
+        <w:t xml:space="preserve">-, vier</w:t>
+      </w:r>
+      <w:r>
+        <w:t xml:space="preserve"> </w:t>
+      </w:r>
+      <w:r>
+        <w:rPr>
+          <w:rStyle w:val="VerbatimChar"/>
+        </w:rPr>
+        <w:t xml:space="preserve">externe_ecologie_*</w:t>
+      </w:r>
+      <w:r>
+        <w:t xml:space="preserve">- en zes</w:t>
+      </w:r>
+      <w:r>
+        <w:t xml:space="preserve"> </w:t>
+      </w:r>
+      <w:r>
+        <w:rPr>
+          <w:rStyle w:val="VerbatimChar"/>
+        </w:rPr>
+        <w:t xml:space="preserve">vangblik*</w:t>
+      </w:r>
+      <w:r>
+        <w:t xml:space="preserve">-tabellen in de publieke website, reguliere Shiny-cache of openbare dashboardketen. Dat geeft ruimte, maar betekent niet dat die 156 tabellen losstaan. Imports, audits, ruimtelijke verwerking, bestaande views en exportvalidatie gebruiken ze wel. Voor deze herschrijving zijn de relevante cache- en exportcontracten opnieuw gecontroleerd; er is geen productieproef uitgevoerd.</w:t>
+      </w:r>
+    </w:p>
+    <w:p>
+      <w:pPr>
+        <w:pStyle w:val="BodyText"/>
+      </w:pPr>
+      <w:r>
+        <w:t xml:space="preserve">PQ is wel aangesloten. Shiny leest</w:t>
+      </w:r>
+      <w:r>
+        <w:t xml:space="preserve"> </w:t>
+      </w:r>
+      <w:r>
+        <w:rPr>
+          <w:rStyle w:val="VerbatimChar"/>
+        </w:rPr>
+        <w:t xml:space="preserve">pq_plot_jaar_vegetatie</w:t>
+      </w:r>
+      <w:r>
+        <w:t xml:space="preserve"> </w:t>
+      </w:r>
+      <w:r>
+        <w:t xml:space="preserve">en gebruikt soortenrijkdom, bedekkingssom en Shannon in model- en omgevingsgegevens. De website leest de bestaande</w:t>
+      </w:r>
+      <w:r>
+        <w:t xml:space="preserve"> </w:t>
+      </w:r>
+      <w:r>
+        <w:rPr>
+          <w:rStyle w:val="VerbatimChar"/>
+        </w:rPr>
+        <w:t xml:space="preserve">website_plot_vegetatie_jaar</w:t>
+      </w:r>
+      <w:r>
+        <w:t xml:space="preserve">, die naar dezelfde PQ-afleiding verwijst. Foutafhandeling kan een leeg vegetatieonderdeel opleveren terwijl de pagina gewoon opent. Vergelijk daarom de 513 plot-jaarregels uit 1981–2025, waarden, ontbrekende waarden en bronvermelding vóór en na de structurele migratie.</w:t>
+      </w:r>
+    </w:p>
+    <w:p>
+      <w:pPr>
+        <w:pStyle w:val="BodyText"/>
+      </w:pPr>
+      <w:r>
+        <w:t xml:space="preserve">Nieuwe PQ-opnamen mogen bij een afzonderlijk inhoudelijk besluit later doorwerken in de toepassingen. Het toevoegen van bronnen mag echter niet ongemerkt de provinciale controlebasis of bestaande vogelmodellen veranderen. Scheid structureel verplaatsen met gelijke uitkomsten van inhoudelijk verrijken met expliciet beoordeelde nieuwe uitkomsten.</w:t>
+      </w:r>
+    </w:p>
+    <w:p>
+      <w:pPr>
+        <w:pStyle w:val="BodyText"/>
+      </w:pPr>
+      <w:r>
+        <w:t xml:space="preserve">Verder moeten deze afhankelijkheden mee:</w:t>
+      </w:r>
+    </w:p>
+    <w:p>
+      <w:pPr>
+        <w:pStyle w:val="Compact"/>
+        <w:numPr>
+          <w:ilvl w:val="0"/>
+          <w:numId w:val="1002"/>
+        </w:numPr>
+      </w:pPr>
+      <w:r>
+        <w:t xml:space="preserve">foreign keys, indexes, rechten en eventuele routines of triggers;</w:t>
+      </w:r>
+    </w:p>
+    <w:p>
+      <w:pPr>
+        <w:pStyle w:val="Compact"/>
+        <w:numPr>
+          <w:ilvl w:val="0"/>
+          <w:numId w:val="1002"/>
+        </w:numPr>
+      </w:pPr>
+      <w:r>
+        <w:t xml:space="preserve">bestaande views en beveiligde onderzoeksviews die naar openbare NDFF-tabellen verwijzen, met behoud van de beveiligingsgrens;</w:t>
+      </w:r>
+    </w:p>
+    <w:p>
+      <w:pPr>
+        <w:pStyle w:val="Compact"/>
+        <w:numPr>
+          <w:ilvl w:val="0"/>
+          <w:numId w:val="1002"/>
+        </w:numPr>
+      </w:pPr>
+      <w:r>
+        <w:t xml:space="preserve">dynamische tabelnamen in imports en audits, naast letterlijk geschreven namen;</w:t>
+      </w:r>
+    </w:p>
+    <w:p>
+      <w:pPr>
+        <w:pStyle w:val="Compact"/>
+        <w:numPr>
+          <w:ilvl w:val="0"/>
+          <w:numId w:val="1002"/>
+        </w:numPr>
+      </w:pPr>
+      <w:r>
+        <w:t xml:space="preserve">tabelnamen die als gegevens zijn opgeslagen, waaronder</w:t>
+      </w:r>
+      <w:r>
+        <w:t xml:space="preserve"> </w:t>
+      </w:r>
+      <w:r>
+        <w:rPr>
+          <w:rStyle w:val="VerbatimChar"/>
+        </w:rPr>
+        <w:t xml:space="preserve">analyse_datareeks.bron_object</w:t>
+      </w:r>
+      <w:r>
+        <w:t xml:space="preserve"> </w:t>
+      </w:r>
+      <w:r>
+        <w:t xml:space="preserve">en ruimtelijke bronverwijzingen;</w:t>
+      </w:r>
+    </w:p>
+    <w:p>
+      <w:pPr>
+        <w:pStyle w:val="Compact"/>
+        <w:numPr>
+          <w:ilvl w:val="0"/>
+          <w:numId w:val="1002"/>
+        </w:numPr>
+      </w:pPr>
+      <w:r>
+        <w:t xml:space="preserve">de exportcontrole die nu expliciet</w:t>
+      </w:r>
+      <w:r>
+        <w:t xml:space="preserve"> </w:t>
+      </w:r>
+      <w:r>
+        <w:rPr>
+          <w:rStyle w:val="VerbatimChar"/>
+        </w:rPr>
+        <w:t xml:space="preserve">ndff_open_waarneming</w:t>
+      </w:r>
+      <w:r>
+        <w:t xml:space="preserve"> </w:t>
+      </w:r>
+      <w:r>
+        <w:t xml:space="preserve">verlangt, plus de dump- en Shiny-cachecontracten.</w:t>
+      </w:r>
+    </w:p>
+    <w:p>
+      <w:pPr>
+        <w:pStyle w:val="FirstParagraph"/>
+      </w:pPr>
+      <w:r>
+        <w:t xml:space="preserve">Bronbestanden, bron-ID's, hashes en historische regelversies worden niet cosmetisch herschreven. Er komen geen nieuwe overzichts- of compatibiliteitsviews. Bestaande noodzakelijke views moeten bij een daadwerkelijke migratie correct blijven verwijzen.</w:t>
+      </w:r>
+    </w:p>
+    <w:p>
+      <w:pPr>
+        <w:pStyle w:val="Heading2"/>
+      </w:pPr>
+      <w:bookmarkStart w:id="25" w:name="_ea82a111b7c3651db8ff74dc66ba0e01efd62c3"/>
+      <w:r>
+        <w:t xml:space="preserve">Veilige uitvoervolgorde</w:t>
+      </w:r>
+      <w:bookmarkEnd w:id="25"/>
+    </w:p>
+    <w:p>
+      <w:pPr>
+        <w:pStyle w:val="FirstParagraph"/>
+      </w:pPr>
+      <w:r>
+        <w:t xml:space="preserve">Eerst werken we één volledige familie uit op een geïsoleerde databasekopie. Libellen is daarvoor geschikt: 32.325 bronwaarnemingen uit 1950–2025, plus de bestaande route-, geometrie-, bezoek- en taxonbereikstructuur. De proef omvat meer dan vier namen veranderen. Zij moet bewijzen dat de groepsfamilie ook een tweede bron kan ontvangen zonder dubbele metingen, verlies van herkomst of wijziging van nulbetekenis. Een technische testlevering wordt als test gemarkeerd en wordt geen nieuwe ecologische bron.</w:t>
+      </w:r>
+    </w:p>
+    <w:p>
+      <w:pPr>
+        <w:pStyle w:val="BodyText"/>
+      </w:pPr>
+      <w:r>
+        <w:t xml:space="preserve">Daarna volgt de PQ-uitwerking: brongebonden locatie- en opname-identiteit toevoegen en een afgebakende, reeds gekoppelde LVD-selectie vergelijken met de provinciale reeks. Begin met bevestigde overeenkomsten; behandel waarschijnlijke koppelingen afzonderlijk. Voor iedere kandidaat staat vast of deze verrijkt, toevoegt, dubbel is of conflicteert. De eerste acceptatie-eis is behoud van de bestaande 513 plot-jaaruitkomsten uit 1981–2025.</w:t>
+      </w:r>
+    </w:p>
+    <w:p>
+      <w:pPr>
+        <w:pStyle w:val="BodyText"/>
+      </w:pPr>
+      <w:r>
+        <w:t xml:space="preserve">Vervolgens volgen de overige soortenfamilies in samenhangende groepen. Kevers zijn een bruikbare tweede soortproef omdat NDFF, Naturalis en Vangblik daar samenkomen. Gemengde monsters en de algemene beslis- en bronlaag gaan pas over wanneer hun volledige verwijzingsketen is uitgewerkt.</w:t>
+      </w:r>
+    </w:p>
+    <w:p>
+      <w:pPr>
+        <w:pStyle w:val="BodyText"/>
+      </w:pPr>
+      <w:r>
+        <w:t xml:space="preserve">Iedere proef levert een concrete oude–nieuwe objectkaart, sleutelvertaling, importaanpassing en herstelprocedure op. Vergelijk volledige sleutelsets, aantallen, inhoudshashes, bronverwijzingen, nulstatussen en toegelaten selecties. Een verschil is verklaard of blokkeert de overgang. Controleer tevens herhaalde import: hetzelfde bestand mag geen extra metingen opleveren.</w:t>
+      </w:r>
+    </w:p>
+    <w:p>
+      <w:pPr>
+        <w:pStyle w:val="BodyText"/>
+      </w:pPr>
+      <w:r>
+        <w:t xml:space="preserve">Pas na goedkeuring volgt uitvoering in de levende lokale database, met gecontroleerde back-up en zonder gelijktijdige imports. Daarna volgt de normale gevalideerde dump-, cache- en releaseketen. Productie blijft afnemer van de lokale canonieke database. Herstel bestaat uit een geteste schema- en gegevensherstelroute met de bijpassende codeversie; een algemene transactie-rollback is onvoldoende voor DDL-wijzigingen.</w:t>
+      </w:r>
+    </w:p>
+    <w:p>
+      <w:pPr>
+        <w:pStyle w:val="BodyText"/>
+      </w:pPr>
+      <w:r>
+        <w:t xml:space="preserve">De aanbevolen eerstvolgende stap is een concreet libellenproefontwerp, inclusief fysieke tabellen en migratiecontroles. Geen brede live-hernoeming. PQ blijft een eigen, bronoverstijgende familie en wordt expliciet als volgende migratieproef uitgewerkt.</w:t>
+      </w:r>
+    </w:p>
+    <w:p>
+      <w:pPr>
+        <w:pStyle w:val="Heading2"/>
+      </w:pPr>
+      <w:bookmarkStart w:id="26" w:name="_b3cd443c91657a82ff5685c38edcf4074cc84d4"/>
+      <w:r>
+        <w:t xml:space="preserve">Onderbouwing en grenzen</w:t>
+      </w:r>
+      <w:bookmarkEnd w:id="26"/>
+    </w:p>
+    <w:p>
+      <w:pPr>
+        <w:pStyle w:val="FirstParagraph"/>
+      </w:pPr>
+      <w:r>
+        <w:t xml:space="preserve">Groepen, rijtellingen en bronverdelingen zijn read-only gecontroleerd in de levende lokale database op 26 september 2026. Van de 248 fysieke tabellen staan er 163 in de bijlage: 146 NDFF, vier externe ecologie, zes Vangblik en zeven PQ. Ook de niet-vogelgegevens in AVIMAP zijn onderzocht.</w:t>
+      </w:r>
+    </w:p>
+    <w:p>
+      <w:pPr>
+        <w:pStyle w:val="BodyText"/>
+      </w:pPr>
+      <w:r>
+        <w:t xml:space="preserve">De bijlage geeft bestemmingsrichtingen, geen uitvoerbare naamskaart. Rijtellingen stammen uit de nulmeting van dezelfde datum. Niet alle reconstructietabellen hebben een afzonderlijk gecontroleerde meetperiode; hun technische rijaantallen zijn geen zelfstandige meetreeks.</w:t>
+      </w:r>
+    </w:p>
+    <w:p>
+      <w:pPr>
+        <w:pStyle w:val="BodyText"/>
+      </w:pPr>
+      <w:r>
+        <w:t xml:space="preserve">Geraadpleegd zijn de projectinstructies, README, TODO, DECISIONS, architectuur, eerdere inventaris en</w:t>
+      </w:r>
+      <w:r>
+        <w:t xml:space="preserve"> </w:t>
+      </w:r>
+      <w:r>
+        <w:rPr>
+          <w:rStyle w:val="VerbatimChar"/>
+        </w:rPr>
+        <w:t xml:space="preserve">docs/MEIJENDEL_BRONREGISTER.md</w:t>
+      </w:r>
+      <w:r>
+        <w:t xml:space="preserve">; de openbare NDFF-, protocolkwaliteit- en externe-ecologieschema's; import- en overlapdefinities; Shiny</w:t>
+      </w:r>
+      <w:r>
+        <w:t xml:space="preserve"> </w:t>
+      </w:r>
+      <w:r>
+        <w:rPr>
+          <w:rStyle w:val="VerbatimChar"/>
+        </w:rPr>
+        <w:t xml:space="preserve">helpers.R</w:t>
+      </w:r>
+      <w:r>
+        <w:t xml:space="preserve">, cachecontracttest, exportvalidator en websitequery voor plotvegetatie.</w:t>
+      </w:r>
+    </w:p>
+    <w:p>
+      <w:pPr>
+        <w:pStyle w:val="BodyText"/>
+      </w:pPr>
+      <w:r>
+        <w:t xml:space="preserve">Bronrechten, toelating en bruikbaarheid zijn niet opnieuw vastgesteld; het bronregister blijft leidend. Geen T7- of NAS-bestanden geopend, nieuwe bronnen aangevraagd of database, dump, cache en productie gewijzigd.</w:t>
+      </w:r>
+    </w:p>
+    <w:p>
+      <w:pPr>
+        <w:pStyle w:val="Heading2"/>
+      </w:pPr>
+      <w:bookmarkStart w:id="27" w:name="_3a68ce2518fa2826494f15f4a6805cb1b04675a"/>
+      <w:r>
+        <w:t xml:space="preserve">Bijlage huidige tabellen en bestemmingsrichting</w:t>
+      </w:r>
+      <w:bookmarkEnd w:id="27"/>
+    </w:p>
+    <w:p>
+      <w:pPr>
+        <w:pStyle w:val="FirstParagraph"/>
+      </w:pPr>
+      <w:r>
+        <w:t xml:space="preserve">Alle 163 tabelnamen blijven hier terugvindbaar. De aantallen zijn technische rijtellingen van 26 september 2026, geen optelbare onafhankelijke waarnemingen. Een richting met meerdere bestemmingen vereist gegevensverdeling; zij is geen RENAME-opdracht. Definitieve doelnamen en sleutelvertalingen worden in de migratieproef getoetst.</w:t>
+      </w:r>
+    </w:p>
+    <w:p>
+      <w:pPr>
+        <w:pStyle w:val="Heading3"/>
+      </w:pPr>
+      <w:bookmarkStart w:id="28" w:name="_soortgroepindexen"/>
+      <w:r>
+        <w:t xml:space="preserve">Soortgroepindexen</w:t>
+      </w:r>
+      <w:bookmarkEnd w:id="28"/>
+    </w:p>
+    <w:p>
+      <w:pPr>
+        <w:pStyle w:val="FirstParagraph"/>
+      </w:pPr>
+      <w:r>
+        <w:t xml:space="preserve">Voor elk van deze 26 indexen geldt: de bestemming wordt een volwaardige bronoverstijgende familie. Alleen de huidige enkelkolomsindex hernoemen is niet het eindbeeld.</w:t>
+      </w:r>
+    </w:p>
+    <w:tbl>
+      <w:tblPr>
+        <w:tblStyle w:val="Table"/>
+        <w:tblW w:type="auto" w:w="0"/>
+        <w:tblLook w:firstRow="1" w:lastRow="0" w:firstColumn="0" w:lastColumn="0" w:noHBand="0" w:noVBand="0" w:val="0020"/>
+      </w:tblPr>
+      <w:tblGrid>
+        <w:gridCol w:w="2640"/>
+        <w:gridCol w:w="2640"/>
+        <w:gridCol w:w="2640"/>
+      </w:tblGrid>
+      <w:tr>
+        <w:trPr>
+          <w:tblHeader w:val="on"/>
+        </w:trPr>
+        <w:tc>
+          <w:tcPr/>
+          <w:p>
+            <w:pPr>
+              <w:pStyle w:val="Compact"/>
+            </w:pPr>
+            <w:r>
               <w:t xml:space="preserve">Huidige tabel</w:t>
             </w:r>
           </w:p>
@@ -6373,14 +6368,13 @@
     <w:tbl>
       <w:tblPr>
         <w:tblStyle w:val="Table"/>
-        <w:tblW w:type="pct" w:w="5000"/>
-        <w:tblLayout w:type="fixed"/>
+        <w:tblW w:type="auto" w:w="0"/>
         <w:tblLook w:firstRow="1" w:lastRow="0" w:firstColumn="0" w:lastColumn="0" w:noHBand="0" w:noVBand="0" w:val="0020"/>
       </w:tblPr>
       <w:tblGrid>
-        <w:gridCol w:w="2376"/>
-        <w:gridCol w:w="3168"/>
-        <w:gridCol w:w="2376"/>
+        <w:gridCol w:w="2640"/>
+        <w:gridCol w:w="2640"/>
+        <w:gridCol w:w="2640"/>
       </w:tblGrid>
       <w:tr>
         <w:trPr>
@@ -9921,14 +9915,13 @@
     <w:tbl>
       <w:tblPr>
         <w:tblStyle w:val="Table"/>
-        <w:tblW w:type="pct" w:w="5000"/>
-        <w:tblLayout w:type="fixed"/>
+        <w:tblW w:type="auto" w:w="0"/>
         <w:tblLook w:firstRow="1" w:lastRow="0" w:firstColumn="0" w:lastColumn="0" w:noHBand="0" w:noVBand="0" w:val="0020"/>
       </w:tblPr>
       <w:tblGrid>
-        <w:gridCol w:w="2376"/>
-        <w:gridCol w:w="3168"/>
-        <w:gridCol w:w="2376"/>
+        <w:gridCol w:w="2640"/>
+        <w:gridCol w:w="2640"/>
+        <w:gridCol w:w="2640"/>
       </w:tblGrid>
       <w:tr>
         <w:trPr>
@@ -10763,14 +10756,13 @@
     <w:tbl>
       <w:tblPr>
         <w:tblStyle w:val="Table"/>
-        <w:tblW w:type="pct" w:w="5000"/>
-        <w:tblLayout w:type="fixed"/>
+        <w:tblW w:type="auto" w:w="0"/>
         <w:tblLook w:firstRow="1" w:lastRow="0" w:firstColumn="0" w:lastColumn="0" w:noHBand="0" w:noVBand="0" w:val="0020"/>
       </w:tblPr>
       <w:tblGrid>
-        <w:gridCol w:w="2376"/>
-        <w:gridCol w:w="3168"/>
-        <w:gridCol w:w="2376"/>
+        <w:gridCol w:w="2640"/>
+        <w:gridCol w:w="2640"/>
+        <w:gridCol w:w="2640"/>
       </w:tblGrid>
       <w:tr>
         <w:trPr>
@@ -11488,14 +11480,13 @@
     <w:tbl>
       <w:tblPr>
         <w:tblStyle w:val="Table"/>
-        <w:tblW w:type="pct" w:w="5000"/>
-        <w:tblLayout w:type="fixed"/>
+        <w:tblW w:type="auto" w:w="0"/>
         <w:tblLook w:firstRow="1" w:lastRow="0" w:firstColumn="0" w:lastColumn="0" w:noHBand="0" w:noVBand="0" w:val="0020"/>
       </w:tblPr>
       <w:tblGrid>
-        <w:gridCol w:w="2376"/>
-        <w:gridCol w:w="3168"/>
-        <w:gridCol w:w="2376"/>
+        <w:gridCol w:w="2640"/>
+        <w:gridCol w:w="2640"/>
+        <w:gridCol w:w="2640"/>
       </w:tblGrid>
       <w:tr>
         <w:trPr>
@@ -11706,14 +11697,13 @@
     <w:tbl>
       <w:tblPr>
         <w:tblStyle w:val="Table"/>
-        <w:tblW w:type="pct" w:w="5000"/>
-        <w:tblLayout w:type="fixed"/>
+        <w:tblW w:type="auto" w:w="0"/>
         <w:tblLook w:firstRow="1" w:lastRow="0" w:firstColumn="0" w:lastColumn="0" w:noHBand="0" w:noVBand="0" w:val="0020"/>
       </w:tblPr>
       <w:tblGrid>
-        <w:gridCol w:w="2376"/>
-        <w:gridCol w:w="3168"/>
-        <w:gridCol w:w="2376"/>
+        <w:gridCol w:w="2640"/>
+        <w:gridCol w:w="2640"/>
+        <w:gridCol w:w="2640"/>
       </w:tblGrid>
       <w:tr>
         <w:trPr>
@@ -12002,14 +11992,13 @@
     <w:tbl>
       <w:tblPr>
         <w:tblStyle w:val="Table"/>
-        <w:tblW w:type="pct" w:w="5000"/>
-        <w:tblLayout w:type="fixed"/>
+        <w:tblW w:type="auto" w:w="0"/>
         <w:tblLook w:firstRow="1" w:lastRow="0" w:firstColumn="0" w:lastColumn="0" w:noHBand="0" w:noVBand="0" w:val="0020"/>
       </w:tblPr>
       <w:tblGrid>
-        <w:gridCol w:w="2376"/>
-        <w:gridCol w:w="3168"/>
-        <w:gridCol w:w="2376"/>
+        <w:gridCol w:w="2640"/>
+        <w:gridCol w:w="2640"/>
+        <w:gridCol w:w="2640"/>
       </w:tblGrid>
       <w:tr>
         <w:trPr>

--- a/docs/database/MEIJENDEL_TABELINVENTARIS.docx
+++ b/docs/database/MEIJENDEL_TABELINVENTARIS.docx
@@ -1590,7 +1590,7 @@
         <w:t xml:space="preserve"> </w:t>
       </w:r>
       <w:r>
-        <w:t xml:space="preserve">voor oorspronkelijke bron-ID's en hun relatie met de gemeenschappelijke objecten.</w:t>
+        <w:t xml:space="preserve">voor oorspronkelijke bron-ID’s en hun relatie met de gemeenschappelijke objecten.</w:t>
       </w:r>
     </w:p>
     <w:p>
@@ -1788,7 +1788,8 @@
     <w:tbl>
       <w:tblPr>
         <w:tblStyle w:val="Table"/>
-        <w:tblW w:type="auto" w:w="0"/>
+        <w:tblW w:type="pct" w:w="5000"/>
+        <w:tblLayout w:type="fixed"/>
         <w:tblLook w:firstRow="1" w:lastRow="0" w:firstColumn="0" w:lastColumn="0" w:noHBand="0" w:noVBand="0" w:val="0020"/>
       </w:tblPr>
       <w:tblGrid>
@@ -2485,13 +2486,14 @@
         <w:t xml:space="preserve"> </w:t>
       </w:r>
       <w:r>
-        <w:t xml:space="preserve">is een importverzameling, geen inhoudelijke hoofdcategorie. De zes datasets omvatten 98.916 resultaten uit 1875–2025 in 10.994 events. Verdeel de resultaten naar de juiste groep of naar PQ; behoud dataset, event, bron-ID's, eenheden, rechten en overlapbesluiten.</w:t>
+        <w:t xml:space="preserve">is een importverzameling, geen inhoudelijke hoofdcategorie. De zes datasets omvatten 98.916 resultaten uit 1875–2025 in 10.994 events. Verdeel de resultaten naar de juiste groep of naar PQ; behoud dataset, event, bron-ID’s, eenheden, rechten en overlapbesluiten.</w:t>
       </w:r>
     </w:p>
     <w:tbl>
       <w:tblPr>
         <w:tblStyle w:val="Table"/>
-        <w:tblW w:type="auto" w:w="0"/>
+        <w:tblW w:type="pct" w:w="5000"/>
+        <w:tblLayout w:type="fixed"/>
         <w:tblLook w:firstRow="1" w:lastRow="0" w:firstColumn="0" w:lastColumn="0" w:noHBand="0" w:noVBand="0" w:val="0020"/>
       </w:tblPr>
       <w:tblGrid>
@@ -2544,7 +2546,7 @@
               <w:pStyle w:val="Compact"/>
             </w:pPr>
             <w:r>
-              <w:t xml:space="preserve">Naar passende watergebonden flora- en faunagroepen; gezamenlijk monster behouden. Alle 1.036 resultaat-JSON's missen kingdom, phylum, class en order en hebben geen exacte naamovereenkomst met de huidige NDFF-taxonnamen. Eerst aanwezige bronmetadata en taxoncodes vertalen; niet alles als insecten behandelen.</w:t>
+              <w:t xml:space="preserve">Naar passende watergebonden flora- en faunagroepen; gezamenlijk monster behouden. Alle 1.036 resultaat-JSON’s missen kingdom, phylum, class en order en hebben geen exacte naamovereenkomst met de huidige NDFF-taxonnamen. Eerst aanwezige bronmetadata en taxoncodes vertalen; niet alles als insecten behandelen.</w:t>
             </w:r>
           </w:p>
         </w:tc>
@@ -2764,7 +2766,7 @@
         <w:t xml:space="preserve">zoogdieren_overig_*</w:t>
       </w:r>
       <w:r>
-        <w:t xml:space="preserve">, op taxon- en vangstniveau. Die verwijzen naar de bestaande vangst-ID's en mogen niet als een tweede verzameling vangsten worden opgeteld.</w:t>
+        <w:t xml:space="preserve">, op taxon- en vangstniveau. Die verwijzen naar de bestaande vangst-ID’s en mogen niet als een tweede verzameling vangsten worden opgeteld.</w:t>
       </w:r>
     </w:p>
     <w:p>
@@ -2817,7 +2819,7 @@
         <w:t xml:space="preserve"> </w:t>
       </w:r>
       <w:r>
-        <w:t xml:space="preserve">blijft behouden en wordt bronoverstijgend gemaakt. De provinciale basis bevat 254 PQ-locaties, 2.007 opnamen en 53.122 taxonresultaten uit 1981–2025. De afleiding naar vogelplots bevat 513 plot-jaarregels uit dezelfde periode. Deze bestaande ID's en uitkomsten vormen de controlebasis.</w:t>
+        <w:t xml:space="preserve">blijft behouden en wordt bronoverstijgend gemaakt. De provinciale basis bevat 254 PQ-locaties, 2.007 opnamen en 53.122 taxonresultaten uit 1981–2025. De afleiding naar vogelplots bevat 513 plot-jaarregels uit dezelfde periode. Deze bestaande ID’s en uitkomsten vormen de controlebasis.</w:t>
       </w:r>
     </w:p>
     <w:p>
@@ -2980,7 +2982,7 @@
         <w:t xml:space="preserve"> </w:t>
       </w:r>
       <w:r>
-        <w:t xml:space="preserve">is onvoldoende wanneer verschillende organisaties hetzelfde nummer gebruiken. Behoud bestaande interne ID's en voeg brongebonden identificaties toe, bijvoorbeeld in</w:t>
+        <w:t xml:space="preserve">is onvoldoende wanneer verschillende organisaties hetzelfde nummer gebruiken. Behoud bestaande interne ID’s en voeg brongebonden identificaties toe, bijvoorbeeld in</w:t>
       </w:r>
       <w:r>
         <w:t xml:space="preserve"> </w:t>
@@ -3027,7 +3029,7 @@
         <w:pStyle w:val="BodyText"/>
       </w:pPr>
       <w:r>
-        <w:t xml:space="preserve">Leg bron, versie, oorspronkelijk locatie- of opname-ID, intern ID, koppelmethode en bewijs vast. Meerdere broncodes mogen naar dezelfde PQ verwijzen wanneer die gelijkheid is vastgesteld. Nieuwe PQ's krijgen een eigen interne identiteit. Nieuwe broncodes worden nooit blind als bestaande provinciale nummers geïnterpreteerd.</w:t>
+        <w:t xml:space="preserve">Leg bron, versie, oorspronkelijk locatie- of opname-ID, intern ID, koppelmethode en bewijs vast. Meerdere broncodes mogen naar dezelfde PQ verwijzen wanneer die gelijkheid is vastgesteld. Nieuwe PQ’s krijgen een eigen interne identiteit. Nieuwe broncodes worden nooit blind als bestaande provinciale nummers geïnterpreteerd.</w:t>
       </w:r>
     </w:p>
     <w:p>
@@ -3091,6 +3093,2128 @@
       </w:pPr>
       <w:r>
         <w:t xml:space="preserve">Het volledige voorstel is een gegevensmigratie. De complexiteit zit vooral in identiteit, gemengde meetstructuren en behoud van de bestaande betekenis.</w:t>
+      </w:r>
+    </w:p>
+    <w:tbl>
+      <w:tblPr>
+        <w:tblStyle w:val="Table"/>
+        <w:tblW w:type="pct" w:w="5000"/>
+        <w:tblLayout w:type="fixed"/>
+        <w:tblLook w:firstRow="1" w:lastRow="0" w:firstColumn="0" w:lastColumn="0" w:noHBand="0" w:noVBand="0" w:val="0020"/>
+      </w:tblPr>
+      <w:tblGrid>
+        <w:gridCol w:w="2640"/>
+        <w:gridCol w:w="2640"/>
+        <w:gridCol w:w="2640"/>
+      </w:tblGrid>
+      <w:tr>
+        <w:trPr>
+          <w:tblHeader w:val="on"/>
+        </w:trPr>
+        <w:tc>
+          <w:tcPr/>
+          <w:p>
+            <w:pPr>
+              <w:pStyle w:val="Compact"/>
+            </w:pPr>
+            <w:r>
+              <w:t xml:space="preserve">Onderdeel</w:t>
+            </w:r>
+          </w:p>
+        </w:tc>
+        <w:tc>
+          <w:tcPr/>
+          <w:p>
+            <w:pPr>
+              <w:pStyle w:val="Compact"/>
+            </w:pPr>
+            <w:r>
+              <w:t xml:space="preserve">Zwaarte</w:t>
+            </w:r>
+          </w:p>
+        </w:tc>
+        <w:tc>
+          <w:tcPr/>
+          <w:p>
+            <w:pPr>
+              <w:pStyle w:val="Compact"/>
+            </w:pPr>
+            <w:r>
+              <w:t xml:space="preserve">Wat het vergt</w:t>
+            </w:r>
+          </w:p>
+        </w:tc>
+      </w:tr>
+      <w:tr>
+        <w:tc>
+          <w:tcPr/>
+          <w:p>
+            <w:pPr>
+              <w:pStyle w:val="Compact"/>
+            </w:pPr>
+            <w:r>
+              <w:t xml:space="preserve">Een afgebakende meetfamilie hernoemen</w:t>
+            </w:r>
+          </w:p>
+        </w:tc>
+        <w:tc>
+          <w:tcPr/>
+          <w:p>
+            <w:pPr>
+              <w:pStyle w:val="Compact"/>
+            </w:pPr>
+            <w:r>
+              <w:t xml:space="preserve">Beperkt tot middelgroot</w:t>
+            </w:r>
+          </w:p>
+        </w:tc>
+        <w:tc>
+          <w:tcPr/>
+          <w:p>
+            <w:pPr>
+              <w:pStyle w:val="Compact"/>
+            </w:pPr>
+            <w:r>
+              <w:t xml:space="preserve">Schema, verwijzingen, import en tests samen aanpassen. De vier huidige</w:t>
+            </w:r>
+            <w:r>
+              <w:t xml:space="preserve"> </w:t>
+            </w:r>
+            <w:r>
+              <w:rPr>
+                <w:rStyle w:val="VerbatimChar"/>
+              </w:rPr>
+              <w:t xml:space="preserve">ndff_libel_*</w:t>
+            </w:r>
+            <w:r>
+              <w:t xml:space="preserve">-tabellen zijn een afgebakend voorbeeld.</w:t>
+            </w:r>
+          </w:p>
+        </w:tc>
+      </w:tr>
+      <w:tr>
+        <w:tc>
+          <w:tcPr/>
+          <w:p>
+            <w:pPr>
+              <w:pStyle w:val="Compact"/>
+            </w:pPr>
+            <w:r>
+              <w:t xml:space="preserve">NDFF-waarnemingen naar echte groepsfamilies verdelen</w:t>
+            </w:r>
+          </w:p>
+        </w:tc>
+        <w:tc>
+          <w:tcPr/>
+          <w:p>
+            <w:pPr>
+              <w:pStyle w:val="Compact"/>
+            </w:pPr>
+            <w:r>
+              <w:t xml:space="preserve">Groot</w:t>
+            </w:r>
+          </w:p>
+        </w:tc>
+        <w:tc>
+          <w:tcPr/>
+          <w:p>
+            <w:pPr>
+              <w:pStyle w:val="Compact"/>
+            </w:pPr>
+            <w:r>
+              <w:t xml:space="preserve">Stabiele ID’s, ruimtelijke beoordeling, protocollen, analysebesluiten en de 233 dubbele lidmaatschappen correct meenemen.</w:t>
+            </w:r>
+          </w:p>
+        </w:tc>
+      </w:tr>
+      <w:tr>
+        <w:tc>
+          <w:tcPr/>
+          <w:p>
+            <w:pPr>
+              <w:pStyle w:val="Compact"/>
+            </w:pPr>
+            <w:r>
+              <w:t xml:space="preserve">De zes externe datasets aansluiten</w:t>
+            </w:r>
+          </w:p>
+        </w:tc>
+        <w:tc>
+          <w:tcPr/>
+          <w:p>
+            <w:pPr>
+              <w:pStyle w:val="Compact"/>
+            </w:pPr>
+            <w:r>
+              <w:t xml:space="preserve">Middelgroot tot groot</w:t>
+            </w:r>
+          </w:p>
+        </w:tc>
+        <w:tc>
+          <w:tcPr/>
+          <w:p>
+            <w:pPr>
+              <w:pStyle w:val="Compact"/>
+            </w:pPr>
+            <w:r>
+              <w:t xml:space="preserve">98.916 resultaten uit 1875–2025 per taxon en meetvorm toewijzen. Coleoptera is eenvoudiger af te bakenen dan STOWA.</w:t>
+            </w:r>
+          </w:p>
+        </w:tc>
+      </w:tr>
+      <w:tr>
+        <w:tc>
+          <w:tcPr/>
+          <w:p>
+            <w:pPr>
+              <w:pStyle w:val="Compact"/>
+            </w:pPr>
+            <w:r>
+              <w:t xml:space="preserve">Vangblik vanuit soortgroepen bereikbaar maken</w:t>
+            </w:r>
+          </w:p>
+        </w:tc>
+        <w:tc>
+          <w:tcPr/>
+          <w:p>
+            <w:pPr>
+              <w:pStyle w:val="Compact"/>
+            </w:pPr>
+            <w:r>
+              <w:t xml:space="preserve">Middelgroot</w:t>
+            </w:r>
+          </w:p>
+        </w:tc>
+        <w:tc>
+          <w:tcPr/>
+          <w:p>
+            <w:pPr>
+              <w:pStyle w:val="Compact"/>
+            </w:pPr>
+            <w:r>
+              <w:t xml:space="preserve">Taxonkoppelingen en gecontroleerde verwijzingen voor 60.560 resultaten uit 1953–1960, zonder dubbele telling.</w:t>
+            </w:r>
+          </w:p>
+        </w:tc>
+      </w:tr>
+      <w:tr>
+        <w:tc>
+          <w:tcPr/>
+          <w:p>
+            <w:pPr>
+              <w:pStyle w:val="Compact"/>
+            </w:pPr>
+            <w:r>
+              <w:t xml:space="preserve">Verspreide PQ-informatie samenbrengen</w:t>
+            </w:r>
+          </w:p>
+        </w:tc>
+        <w:tc>
+          <w:tcPr/>
+          <w:p>
+            <w:pPr>
+              <w:pStyle w:val="Compact"/>
+            </w:pPr>
+            <w:r>
+              <w:t xml:space="preserve">Groot</w:t>
+            </w:r>
+          </w:p>
+        </w:tc>
+        <w:tc>
+          <w:tcPr/>
+          <w:p>
+            <w:pPr>
+              <w:pStyle w:val="Compact"/>
+            </w:pPr>
+            <w:r>
+              <w:t xml:space="preserve">Bronsleutels, opnamen, lagen, bedekkingsschalen en overlap vergelijken. Bovendien leest Shiny de huidige PQ-afleiding al.</w:t>
+            </w:r>
+          </w:p>
+        </w:tc>
+      </w:tr>
+      <w:tr>
+        <w:tc>
+          <w:tcPr/>
+          <w:p>
+            <w:pPr>
+              <w:pStyle w:val="Compact"/>
+            </w:pPr>
+            <w:r>
+              <w:t xml:space="preserve">Vogels en bestaande toepassingen beschermen</w:t>
+            </w:r>
+          </w:p>
+        </w:tc>
+        <w:tc>
+          <w:tcPr/>
+          <w:p>
+            <w:pPr>
+              <w:pStyle w:val="Compact"/>
+            </w:pPr>
+            <w:r>
+              <w:t xml:space="preserve">Harde voorwaarde</w:t>
+            </w:r>
+          </w:p>
+        </w:tc>
+        <w:tc>
+          <w:tcPr/>
+          <w:p>
+            <w:pPr>
+              <w:pStyle w:val="Compact"/>
+            </w:pPr>
+            <w:r>
+              <w:t xml:space="preserve">Vogel-ID’s, tabellen, berekeningen en scherminhoud gelijk houden; niet alleen controleren of een pagina opent.</w:t>
+            </w:r>
+          </w:p>
+        </w:tc>
+      </w:tr>
+    </w:tbl>
+    <w:p>
+      <w:pPr>
+        <w:pStyle w:val="FirstParagraph"/>
+      </w:pPr>
+      <w:r>
+        <w:t xml:space="preserve">Een betrouwbare urenraming volgt pas uit een proef op een databasekopie. Het aantal nieuwe tabellen staat evenmin vast: sommige structuren worden hernoemd, andere verdeeld, en gedeelde ondersteuning blijft bijeen. De oude rekensom van 149 hernoemingen en veertien behouden namen geldt dus niet meer.</w:t>
+      </w:r>
+    </w:p>
+    <w:p>
+      <w:pPr>
+        <w:pStyle w:val="BodyText"/>
+      </w:pPr>
+      <w:r>
+        <w:t xml:space="preserve">Taxonvertaling is noodzakelijk.</w:t>
+      </w:r>
+      <w:r>
+        <w:t xml:space="preserve"> </w:t>
+      </w:r>
+      <w:r>
+        <w:rPr>
+          <w:rStyle w:val="VerbatimChar"/>
+        </w:rPr>
+        <w:t xml:space="preserve">ndff_soorten</w:t>
+      </w:r>
+      <w:r>
+        <w:t xml:space="preserve"> </w:t>
+      </w:r>
+      <w:r>
+        <w:t xml:space="preserve">heeft 9.828 bronreferenties, Vangblik 275 bij de reeks 1953–1960, PQ 714 bij 1981–2025 en AVIMAP 35 bij 2009–2026. Externe ecologie heeft 2.894 verschillende opgeslagen wetenschappelijke naamwaarden bij de 98.916 resultaten uit 1875–2025, zonder gemeenschappelijke taxon-foreign-key. Behoud bronnamen, rang en versie en leg gecontroleerde overeenkomsten naast de bronidentiteit vast. De vogelgerichte tabel</w:t>
+      </w:r>
+      <w:r>
+        <w:t xml:space="preserve"> </w:t>
+      </w:r>
+      <w:r>
+        <w:rPr>
+          <w:rStyle w:val="VerbatimChar"/>
+        </w:rPr>
+        <w:t xml:space="preserve">soorten</w:t>
+      </w:r>
+      <w:r>
+        <w:t xml:space="preserve"> </w:t>
+      </w:r>
+      <w:r>
+        <w:t xml:space="preserve">blijft onaangetast.</w:t>
+      </w:r>
+    </w:p>
+    <w:p>
+      <w:pPr>
+        <w:pStyle w:val="Heading2"/>
+      </w:pPr>
+      <w:bookmarkStart w:id="22" w:name="_d275c12976b6db7ca538f1cc96154c39857110d"/>
+      <w:r>
+        <w:t xml:space="preserve">Bronvast werkzaamhedenmodel</w:t>
+      </w:r>
+      <w:bookmarkEnd w:id="22"/>
+    </w:p>
+    <w:p>
+      <w:pPr>
+        <w:pStyle w:val="FirstParagraph"/>
+      </w:pPr>
+      <w:r>
+        <w:t xml:space="preserve">De levende lokale database bevat naast de bestaande classificatie een afzonderlijke laag voor projecten, feitelijke of geplande uitvoeringen, expliciete jaarstatussen en bewijsbronnen. Op 14 oktober 2026 is deze laag aangevuld na controle van alle 807 actieve Zotero-bijlagen. De bestaande tabellen</w:t>
+      </w:r>
+      <w:r>
+        <w:t xml:space="preserve"> </w:t>
+      </w:r>
+      <w:r>
+        <w:rPr>
+          <w:rStyle w:val="VerbatimChar"/>
+        </w:rPr>
+        <w:t xml:space="preserve">maatregelen</w:t>
+      </w:r>
+      <w:r>
+        <w:t xml:space="preserve">,</w:t>
+      </w:r>
+      <w:r>
+        <w:t xml:space="preserve"> </w:t>
+      </w:r>
+      <w:r>
+        <w:rPr>
+          <w:rStyle w:val="VerbatimChar"/>
+        </w:rPr>
+        <w:t xml:space="preserve">maatregelen_kernwoorden</w:t>
+      </w:r>
+      <w:r>
+        <w:t xml:space="preserve"> </w:t>
+      </w:r>
+      <w:r>
+        <w:t xml:space="preserve">en</w:t>
+      </w:r>
+      <w:r>
+        <w:t xml:space="preserve"> </w:t>
+      </w:r>
+      <w:r>
+        <w:rPr>
+          <w:rStyle w:val="VerbatimChar"/>
+        </w:rPr>
+        <w:t xml:space="preserve">plot_jaar_maatregel</w:t>
+      </w:r>
+      <w:r>
+        <w:t xml:space="preserve"> </w:t>
+      </w:r>
+      <w:r>
+        <w:t xml:space="preserve">blijven bestaan. De vier algemene kernwoorden voor recreatiebeheer zijn onder de nieuwe hoofdklasse</w:t>
+      </w:r>
+      <w:r>
+        <w:t xml:space="preserve"> </w:t>
+      </w:r>
+      <w:r>
+        <w:rPr>
+          <w:rStyle w:val="VerbatimChar"/>
+        </w:rPr>
+        <w:t xml:space="preserve">rust_en_recreatiebeheer</w:t>
+      </w:r>
+      <w:r>
+        <w:t xml:space="preserve"> </w:t>
+      </w:r>
+      <w:r>
+        <w:t xml:space="preserve">geplaatst;</w:t>
+      </w:r>
+      <w:r>
+        <w:t xml:space="preserve"> </w:t>
+      </w:r>
+      <w:r>
+        <w:rPr>
+          <w:rStyle w:val="VerbatimChar"/>
+        </w:rPr>
+        <w:t xml:space="preserve">strandreservaat</w:t>
+      </w:r>
+      <w:r>
+        <w:t xml:space="preserve"> </w:t>
+      </w:r>
+      <w:r>
+        <w:t xml:space="preserve">blijft als specifiek kernwoord onder</w:t>
+      </w:r>
+      <w:r>
+        <w:t xml:space="preserve"> </w:t>
+      </w:r>
+      <w:r>
+        <w:rPr>
+          <w:rStyle w:val="VerbatimChar"/>
+        </w:rPr>
+        <w:t xml:space="preserve">strandreservaten</w:t>
+      </w:r>
+      <w:r>
+        <w:t xml:space="preserve"> </w:t>
+      </w:r>
+      <w:r>
+        <w:t xml:space="preserve">herkenbaar.</w:t>
+      </w:r>
+    </w:p>
+    <w:tbl>
+      <w:tblPr>
+        <w:tblStyle w:val="Table"/>
+        <w:tblW w:type="pct" w:w="5000"/>
+        <w:tblLayout w:type="fixed"/>
+        <w:tblLook w:firstRow="1" w:lastRow="0" w:firstColumn="0" w:lastColumn="0" w:noHBand="0" w:noVBand="0" w:val="0020"/>
+      </w:tblPr>
+      <w:tblGrid>
+        <w:gridCol w:w="2376"/>
+        <w:gridCol w:w="3168"/>
+        <w:gridCol w:w="2376"/>
+      </w:tblGrid>
+      <w:tr>
+        <w:trPr>
+          <w:tblHeader w:val="on"/>
+        </w:trPr>
+        <w:tc>
+          <w:tcPr/>
+          <w:p>
+            <w:pPr>
+              <w:pStyle w:val="Compact"/>
+            </w:pPr>
+            <w:r>
+              <w:t xml:space="preserve">Tabel of view</w:t>
+            </w:r>
+          </w:p>
+        </w:tc>
+        <w:tc>
+          <w:tcPr/>
+          <w:p>
+            <w:pPr>
+              <w:pStyle w:val="Compact"/>
+              <w:jc w:val="right"/>
+            </w:pPr>
+            <w:r>
+              <w:t xml:space="preserve">Records</w:t>
+            </w:r>
+          </w:p>
+        </w:tc>
+        <w:tc>
+          <w:tcPr/>
+          <w:p>
+            <w:pPr>
+              <w:pStyle w:val="Compact"/>
+            </w:pPr>
+            <w:r>
+              <w:t xml:space="preserve">Betekenis</w:t>
+            </w:r>
+          </w:p>
+        </w:tc>
+      </w:tr>
+      <w:tr>
+        <w:tc>
+          <w:tcPr/>
+          <w:p>
+            <w:pPr>
+              <w:pStyle w:val="Compact"/>
+            </w:pPr>
+            <w:r>
+              <w:rPr>
+                <w:rStyle w:val="VerbatimChar"/>
+              </w:rPr>
+              <w:t xml:space="preserve">maatregel_project</w:t>
+            </w:r>
+          </w:p>
+        </w:tc>
+        <w:tc>
+          <w:tcPr/>
+          <w:p>
+            <w:pPr>
+              <w:pStyle w:val="Compact"/>
+              <w:jc w:val="right"/>
+            </w:pPr>
+            <w:r>
+              <w:t xml:space="preserve">18</w:t>
+            </w:r>
+          </w:p>
+        </w:tc>
+        <w:tc>
+          <w:tcPr/>
+          <w:p>
+            <w:pPr>
+              <w:pStyle w:val="Compact"/>
+            </w:pPr>
+            <w:r>
+              <w:t xml:space="preserve">Samenhangend project of programma; een project kan meerdere uitvoeringen bevatten.</w:t>
+            </w:r>
+          </w:p>
+        </w:tc>
+      </w:tr>
+      <w:tr>
+        <w:tc>
+          <w:tcPr/>
+          <w:p>
+            <w:pPr>
+              <w:pStyle w:val="Compact"/>
+            </w:pPr>
+            <w:r>
+              <w:rPr>
+                <w:rStyle w:val="VerbatimChar"/>
+              </w:rPr>
+              <w:t xml:space="preserve">maatregel_bron</w:t>
+            </w:r>
+          </w:p>
+        </w:tc>
+        <w:tc>
+          <w:tcPr/>
+          <w:p>
+            <w:pPr>
+              <w:pStyle w:val="Compact"/>
+              <w:jc w:val="right"/>
+            </w:pPr>
+            <w:r>
+              <w:t xml:space="preserve">37</w:t>
+            </w:r>
+          </w:p>
+        </w:tc>
+        <w:tc>
+          <w:tcPr/>
+          <w:p>
+            <w:pPr>
+              <w:pStyle w:val="Compact"/>
+            </w:pPr>
+            <w:r>
+              <w:t xml:space="preserve">25 lokaal geraadpleegde Zotero-bronnen en twaalf officiële of institutionele internetbronnen, ieder met type, datum, status en raadpleegdatum. KIWA Mededeling 114 lokaliseert infiltratieplas 27.2; de officiële PIM-bijlage uit 2013 beschrijft de werkzaamheden en werkperiode.</w:t>
+            </w:r>
+          </w:p>
+        </w:tc>
+      </w:tr>
+      <w:tr>
+        <w:tc>
+          <w:tcPr/>
+          <w:p>
+            <w:pPr>
+              <w:pStyle w:val="Compact"/>
+            </w:pPr>
+            <w:r>
+              <w:rPr>
+                <w:rStyle w:val="VerbatimChar"/>
+              </w:rPr>
+              <w:t xml:space="preserve">maatregel_uitvoering</w:t>
+            </w:r>
+          </w:p>
+        </w:tc>
+        <w:tc>
+          <w:tcPr/>
+          <w:p>
+            <w:pPr>
+              <w:pStyle w:val="Compact"/>
+              <w:jc w:val="right"/>
+            </w:pPr>
+            <w:r>
+              <w:t xml:space="preserve">64</w:t>
+            </w:r>
+          </w:p>
+        </w:tc>
+        <w:tc>
+          <w:tcPr/>
+          <w:p>
+            <w:pPr>
+              <w:pStyle w:val="Compact"/>
+            </w:pPr>
+            <w:r>
+              <w:t xml:space="preserve">Afzonderlijke werkzaamheden of expliciet niet-uitgevoerde, onbekende of geplande activiteiten. Infiltratieplas 27.2 is los van de programmabrede pannenuitvoering geregistreerd, zodat het totale volume van 370.000 m3 niet aan deze plas wordt toegeschreven.</w:t>
+            </w:r>
+          </w:p>
+        </w:tc>
+      </w:tr>
+      <w:tr>
+        <w:tc>
+          <w:tcPr/>
+          <w:p>
+            <w:pPr>
+              <w:pStyle w:val="Compact"/>
+            </w:pPr>
+            <w:r>
+              <w:rPr>
+                <w:rStyle w:val="VerbatimChar"/>
+              </w:rPr>
+              <w:t xml:space="preserve">maatregel_uitvoering_jaar</w:t>
+            </w:r>
+          </w:p>
+        </w:tc>
+        <w:tc>
+          <w:tcPr/>
+          <w:p>
+            <w:pPr>
+              <w:pStyle w:val="Compact"/>
+              <w:jc w:val="right"/>
+            </w:pPr>
+            <w:r>
+              <w:t xml:space="preserve">104</w:t>
+            </w:r>
+          </w:p>
+        </w:tc>
+        <w:tc>
+          <w:tcPr/>
+          <w:p>
+            <w:pPr>
+              <w:pStyle w:val="Compact"/>
+            </w:pPr>
+            <w:r>
+              <w:t xml:space="preserve">Letterlijk onderbouwde jaarstatussen uit 1967–2026: 88 uitgevoerd, 9 niet uitgevoerd en 7 onbekend.</w:t>
+            </w:r>
+          </w:p>
+        </w:tc>
+      </w:tr>
+      <w:tr>
+        <w:tc>
+          <w:tcPr/>
+          <w:p>
+            <w:pPr>
+              <w:pStyle w:val="Compact"/>
+            </w:pPr>
+            <w:r>
+              <w:rPr>
+                <w:rStyle w:val="VerbatimChar"/>
+              </w:rPr>
+              <w:t xml:space="preserve">maatregel_uitvoering_bron</w:t>
+            </w:r>
+          </w:p>
+        </w:tc>
+        <w:tc>
+          <w:tcPr/>
+          <w:p>
+            <w:pPr>
+              <w:pStyle w:val="Compact"/>
+              <w:jc w:val="right"/>
+            </w:pPr>
+            <w:r>
+              <w:t xml:space="preserve">92</w:t>
+            </w:r>
+          </w:p>
+        </w:tc>
+        <w:tc>
+          <w:tcPr/>
+          <w:p>
+            <w:pPr>
+              <w:pStyle w:val="Compact"/>
+            </w:pPr>
+            <w:r>
+              <w:t xml:space="preserve">Relaties tussen uitvoering en bewijsbron, met bronrol en bewijsnotitie. De uitvoering bij infiltratieplas 27.2 verwijst naar de officiële PIM-bijlage, KIWA Mededeling 114 en Dunea’s afrondingsbericht uit 2018.</w:t>
+            </w:r>
+          </w:p>
+        </w:tc>
+      </w:tr>
+      <w:tr>
+        <w:tc>
+          <w:tcPr/>
+          <w:p>
+            <w:pPr>
+              <w:pStyle w:val="Compact"/>
+            </w:pPr>
+            <w:r>
+              <w:rPr>
+                <w:rStyle w:val="VerbatimChar"/>
+              </w:rPr>
+              <w:t xml:space="preserve">maatregel_uitvoering_plotscope</w:t>
+            </w:r>
+          </w:p>
+        </w:tc>
+        <w:tc>
+          <w:tcPr/>
+          <w:p>
+            <w:pPr>
+              <w:pStyle w:val="Compact"/>
+              <w:jc w:val="right"/>
+            </w:pPr>
+            <w:r>
+              <w:t xml:space="preserve">2</w:t>
+            </w:r>
+          </w:p>
+        </w:tc>
+        <w:tc>
+          <w:tcPr/>
+          <w:p>
+            <w:pPr>
+              <w:pStyle w:val="Compact"/>
+            </w:pPr>
+            <w:r>
+              <w:t xml:space="preserve">Expliciete beoordeling of een uitvoering binnen de 55 Meijendel-plots valt. De Bendel-herinrichting en het Bendel-nabeheer zijn beide geverifieerd als</w:t>
+            </w:r>
+            <w:r>
+              <w:t xml:space="preserve"> </w:t>
+            </w:r>
+            <w:r>
+              <w:rPr>
+                <w:rStyle w:val="VerbatimChar"/>
+              </w:rPr>
+              <w:t xml:space="preserve">buiten_meijendel_plotgebied</w:t>
+            </w:r>
+            <w:r>
+              <w:t xml:space="preserve">.</w:t>
+            </w:r>
+          </w:p>
+        </w:tc>
+      </w:tr>
+      <w:tr>
+        <w:tc>
+          <w:tcPr/>
+          <w:p>
+            <w:pPr>
+              <w:pStyle w:val="Compact"/>
+            </w:pPr>
+            <w:r>
+              <w:rPr>
+                <w:rStyle w:val="VerbatimChar"/>
+              </w:rPr>
+              <w:t xml:space="preserve">maatregel_geometrie</w:t>
+            </w:r>
+          </w:p>
+        </w:tc>
+        <w:tc>
+          <w:tcPr/>
+          <w:p>
+            <w:pPr>
+              <w:pStyle w:val="Compact"/>
+              <w:jc w:val="right"/>
+            </w:pPr>
+            <w:r>
+              <w:t xml:space="preserve">0</w:t>
+            </w:r>
+          </w:p>
+        </w:tc>
+        <w:tc>
+          <w:tcPr/>
+          <w:p>
+            <w:pPr>
+              <w:pStyle w:val="Compact"/>
+            </w:pPr>
+            <w:r>
+              <w:t xml:space="preserve">Alleen voor later verkregen, bronvaste geometrieën in RD New.</w:t>
+            </w:r>
+          </w:p>
+        </w:tc>
+      </w:tr>
+      <w:tr>
+        <w:tc>
+          <w:tcPr/>
+          <w:p>
+            <w:pPr>
+              <w:pStyle w:val="Compact"/>
+            </w:pPr>
+            <w:r>
+              <w:rPr>
+                <w:rStyle w:val="VerbatimChar"/>
+              </w:rPr>
+              <w:t xml:space="preserve">plot_gebied</w:t>
+            </w:r>
+          </w:p>
+        </w:tc>
+        <w:tc>
+          <w:tcPr/>
+          <w:p>
+            <w:pPr>
+              <w:pStyle w:val="Compact"/>
+              <w:jc w:val="right"/>
+            </w:pPr>
+            <w:r>
+              <w:t xml:space="preserve">8</w:t>
+            </w:r>
+          </w:p>
+        </w:tc>
+        <w:tc>
+          <w:tcPr/>
+          <w:p>
+            <w:pPr>
+              <w:pStyle w:val="Compact"/>
+            </w:pPr>
+            <w:r>
+              <w:t xml:space="preserve">Vijf Meijendel-deelgebieden en drie speciale gebieden.</w:t>
+            </w:r>
+          </w:p>
+        </w:tc>
+      </w:tr>
+      <w:tr>
+        <w:tc>
+          <w:tcPr/>
+          <w:p>
+            <w:pPr>
+              <w:pStyle w:val="Compact"/>
+            </w:pPr>
+            <w:r>
+              <w:rPr>
+                <w:rStyle w:val="VerbatimChar"/>
+              </w:rPr>
+              <w:t xml:space="preserve">plot_gebiedsindeling</w:t>
+            </w:r>
+          </w:p>
+        </w:tc>
+        <w:tc>
+          <w:tcPr/>
+          <w:p>
+            <w:pPr>
+              <w:pStyle w:val="Compact"/>
+              <w:jc w:val="right"/>
+            </w:pPr>
+            <w:r>
+              <w:t xml:space="preserve">1</w:t>
+            </w:r>
+          </w:p>
+        </w:tc>
+        <w:tc>
+          <w:tcPr/>
+          <w:p>
+            <w:pPr>
+              <w:pStyle w:val="Compact"/>
+            </w:pPr>
+            <w:r>
+              <w:t xml:space="preserve">Vastgestelde indeling</w:t>
+            </w:r>
+            <w:r>
+              <w:t xml:space="preserve"> </w:t>
+            </w:r>
+            <w:r>
+              <w:rPr>
+                <w:rStyle w:val="VerbatimChar"/>
+              </w:rPr>
+              <w:t xml:space="preserve">vogelplot-gebiedsindeling-v1</w:t>
+            </w:r>
+            <w:r>
+              <w:t xml:space="preserve">, gekoppeld aan SOVON-plotversie 2025.</w:t>
+            </w:r>
+          </w:p>
+        </w:tc>
+      </w:tr>
+      <w:tr>
+        <w:tc>
+          <w:tcPr/>
+          <w:p>
+            <w:pPr>
+              <w:pStyle w:val="Compact"/>
+            </w:pPr>
+            <w:r>
+              <w:rPr>
+                <w:rStyle w:val="VerbatimChar"/>
+              </w:rPr>
+              <w:t xml:space="preserve">plot_gebied_lidmaatschap</w:t>
+            </w:r>
+          </w:p>
+        </w:tc>
+        <w:tc>
+          <w:tcPr/>
+          <w:p>
+            <w:pPr>
+              <w:pStyle w:val="Compact"/>
+              <w:jc w:val="right"/>
+            </w:pPr>
+            <w:r>
+              <w:t xml:space="preserve">69</w:t>
+            </w:r>
+          </w:p>
+        </w:tc>
+        <w:tc>
+          <w:tcPr/>
+          <w:p>
+            <w:pPr>
+              <w:pStyle w:val="Compact"/>
+            </w:pPr>
+            <w:r>
+              <w:t xml:space="preserve">Alle 55 actuele en 14 historische plots hebben precies één gebied.</w:t>
+            </w:r>
+          </w:p>
+        </w:tc>
+      </w:tr>
+      <w:tr>
+        <w:tc>
+          <w:tcPr/>
+          <w:p>
+            <w:pPr>
+              <w:pStyle w:val="Compact"/>
+            </w:pPr>
+            <w:r>
+              <w:rPr>
+                <w:rStyle w:val="VerbatimChar"/>
+              </w:rPr>
+              <w:t xml:space="preserve">plot_gebied_geometrie</w:t>
+            </w:r>
+          </w:p>
+        </w:tc>
+        <w:tc>
+          <w:tcPr/>
+          <w:p>
+            <w:pPr>
+              <w:pStyle w:val="Compact"/>
+              <w:jc w:val="right"/>
+            </w:pPr>
+            <w:r>
+              <w:t xml:space="preserve">8</w:t>
+            </w:r>
+          </w:p>
+        </w:tc>
+        <w:tc>
+          <w:tcPr/>
+          <w:p>
+            <w:pPr>
+              <w:pStyle w:val="Compact"/>
+            </w:pPr>
+            <w:r>
+              <w:t xml:space="preserve">Topologisch samengevoegde actuele kavelgeometrieën in RD New; samen afgeleid uit 55 plots.</w:t>
+            </w:r>
+          </w:p>
+        </w:tc>
+      </w:tr>
+      <w:tr>
+        <w:tc>
+          <w:tcPr/>
+          <w:p>
+            <w:pPr>
+              <w:pStyle w:val="Compact"/>
+            </w:pPr>
+            <w:r>
+              <w:rPr>
+                <w:rStyle w:val="VerbatimChar"/>
+              </w:rPr>
+              <w:t xml:space="preserve">maatregel_uitvoering_gebied</w:t>
+            </w:r>
+          </w:p>
+        </w:tc>
+        <w:tc>
+          <w:tcPr/>
+          <w:p>
+            <w:pPr>
+              <w:pStyle w:val="Compact"/>
+              <w:jc w:val="right"/>
+            </w:pPr>
+            <w:r>
+              <w:t xml:space="preserve">2</w:t>
+            </w:r>
+          </w:p>
+        </w:tc>
+        <w:tc>
+          <w:tcPr/>
+          <w:p>
+            <w:pPr>
+              <w:pStyle w:val="Compact"/>
+            </w:pPr>
+            <w:r>
+              <w:t xml:space="preserve">Voorlinden als locatie binnen M91 en begrazing vanaf 1990 voor Kijfhoek en Bierlap als volledig benoemd gebied.</w:t>
+            </w:r>
+          </w:p>
+        </w:tc>
+      </w:tr>
+      <w:tr>
+        <w:tc>
+          <w:tcPr/>
+          <w:p>
+            <w:pPr>
+              <w:pStyle w:val="Compact"/>
+            </w:pPr>
+            <w:r>
+              <w:rPr>
+                <w:rStyle w:val="VerbatimChar"/>
+              </w:rPr>
+              <w:t xml:space="preserve">maatregel_plot_koppeling</w:t>
+            </w:r>
+          </w:p>
+        </w:tc>
+        <w:tc>
+          <w:tcPr/>
+          <w:p>
+            <w:pPr>
+              <w:pStyle w:val="Compact"/>
+              <w:jc w:val="right"/>
+            </w:pPr>
+            <w:r>
+              <w:t xml:space="preserve">133</w:t>
+            </w:r>
+          </w:p>
+        </w:tc>
+        <w:tc>
+          <w:tcPr/>
+          <w:p>
+            <w:pPr>
+              <w:pStyle w:val="Compact"/>
+            </w:pPr>
+            <w:r>
+              <w:t xml:space="preserve">Helmduinen is gekoppeld aan M15 en M16; M17a is retroactief verwijderd. Meeuwenduin en Prinsenduin hebben samen zeven relaties. Het maaibeheer in Ruygenhoek, Lange Strook en De Loopert heeft vijf relaties. Maatregel 22h heeft zes relaties. Het PIM-leidingwerk heeft zeven relaties: M41, M42, M43, M45, M84, M84s en M85. Infiltratieplas 27.2 is gekoppeld aan M77. De precieze werkvoetafdrukken zijn niet gepubliceerd; de doorsnijdingspercentages blijven leeg.</w:t>
+            </w:r>
+          </w:p>
+        </w:tc>
+      </w:tr>
+      <w:tr>
+        <w:tc>
+          <w:tcPr/>
+          <w:p>
+            <w:pPr>
+              <w:pStyle w:val="Compact"/>
+            </w:pPr>
+            <w:r>
+              <w:rPr>
+                <w:rStyle w:val="VerbatimChar"/>
+              </w:rPr>
+              <w:t xml:space="preserve">v_plot_gebied_actueel</w:t>
+            </w:r>
+          </w:p>
+        </w:tc>
+        <w:tc>
+          <w:tcPr/>
+          <w:p>
+            <w:pPr>
+              <w:pStyle w:val="Compact"/>
+              <w:jc w:val="right"/>
+            </w:pPr>
+            <w:r>
+              <w:t xml:space="preserve">69</w:t>
+            </w:r>
+          </w:p>
+        </w:tc>
+        <w:tc>
+          <w:tcPr/>
+          <w:p>
+            <w:pPr>
+              <w:pStyle w:val="Compact"/>
+            </w:pPr>
+            <w:r>
+              <w:t xml:space="preserve">Actuele leeslaag van de volledige vastgestelde gebiedsindeling.</w:t>
+            </w:r>
+          </w:p>
+        </w:tc>
+      </w:tr>
+      <w:tr>
+        <w:tc>
+          <w:tcPr/>
+          <w:p>
+            <w:pPr>
+              <w:pStyle w:val="Compact"/>
+            </w:pPr>
+            <w:r>
+              <w:rPr>
+                <w:rStyle w:val="VerbatimChar"/>
+              </w:rPr>
+              <w:t xml:space="preserve">v_plot_gebied_geometrie_actueel</w:t>
+            </w:r>
+          </w:p>
+        </w:tc>
+        <w:tc>
+          <w:tcPr/>
+          <w:p>
+            <w:pPr>
+              <w:pStyle w:val="Compact"/>
+              <w:jc w:val="right"/>
+            </w:pPr>
+            <w:r>
+              <w:t xml:space="preserve">8</w:t>
+            </w:r>
+          </w:p>
+        </w:tc>
+        <w:tc>
+          <w:tcPr/>
+          <w:p>
+            <w:pPr>
+              <w:pStyle w:val="Compact"/>
+            </w:pPr>
+            <w:r>
+              <w:t xml:space="preserve">Actuele leeslaag van de afgeleide gebiedsgeometrieën.</w:t>
+            </w:r>
+          </w:p>
+        </w:tc>
+      </w:tr>
+      <w:tr>
+        <w:tc>
+          <w:tcPr/>
+          <w:p>
+            <w:pPr>
+              <w:pStyle w:val="Compact"/>
+            </w:pPr>
+            <w:r>
+              <w:rPr>
+                <w:rStyle w:val="VerbatimChar"/>
+              </w:rPr>
+              <w:t xml:space="preserve">v_plot_jaar_maatregel_bronvast</w:t>
+            </w:r>
+          </w:p>
+        </w:tc>
+        <w:tc>
+          <w:tcPr/>
+          <w:p>
+            <w:pPr>
+              <w:pStyle w:val="Compact"/>
+              <w:jc w:val="right"/>
+            </w:pPr>
+            <w:r>
+              <w:t xml:space="preserve">186</w:t>
+            </w:r>
+          </w:p>
+        </w:tc>
+        <w:tc>
+          <w:tcPr/>
+          <w:p>
+            <w:pPr>
+              <w:pStyle w:val="Compact"/>
+            </w:pPr>
+            <w:r>
+              <w:t xml:space="preserve">Bronvaste plot-jaarregels voor 1967–1969, 1972–1975, 1988–1991, 1993, 1997, 2002, 2005–2006, 2013–2014 en 2016–2025. Infiltratieplas 27.2 levert voor M77 één regel in 2013 en één in 2014. Het PIM-leidingwerk levert zeven scoperegels voor 2018; de bron verdeelt de lengte niet per kavel.</w:t>
+            </w:r>
+          </w:p>
+        </w:tc>
+      </w:tr>
+    </w:tbl>
+    <w:p>
+      <w:pPr>
+        <w:pStyle w:val="FirstParagraph"/>
+      </w:pPr>
+      <w:r>
+        <w:t xml:space="preserve">De referentietabellen</w:t>
+      </w:r>
+      <w:r>
+        <w:t xml:space="preserve"> </w:t>
+      </w:r>
+      <w:r>
+        <w:rPr>
+          <w:rStyle w:val="VerbatimChar"/>
+        </w:rPr>
+        <w:t xml:space="preserve">maatregel_werkcategorie</w:t>
+      </w:r>
+      <w:r>
+        <w:t xml:space="preserve">,</w:t>
+      </w:r>
+      <w:r>
+        <w:t xml:space="preserve"> </w:t>
+      </w:r>
+      <w:r>
+        <w:rPr>
+          <w:rStyle w:val="VerbatimChar"/>
+        </w:rPr>
+        <w:t xml:space="preserve">maatregel_type</w:t>
+      </w:r>
+      <w:r>
+        <w:t xml:space="preserve">,</w:t>
+      </w:r>
+      <w:r>
+        <w:t xml:space="preserve"> </w:t>
+      </w:r>
+      <w:r>
+        <w:rPr>
+          <w:rStyle w:val="VerbatimChar"/>
+        </w:rPr>
+        <w:t xml:space="preserve">maatregel_activiteit_type</w:t>
+      </w:r>
+      <w:r>
+        <w:t xml:space="preserve">,</w:t>
+      </w:r>
+      <w:r>
+        <w:t xml:space="preserve"> </w:t>
+      </w:r>
+      <w:r>
+        <w:rPr>
+          <w:rStyle w:val="VerbatimChar"/>
+        </w:rPr>
+        <w:t xml:space="preserve">maatregel_uitvoering_status</w:t>
+      </w:r>
+      <w:r>
+        <w:t xml:space="preserve"> </w:t>
+      </w:r>
+      <w:r>
+        <w:t xml:space="preserve">en</w:t>
+      </w:r>
+      <w:r>
+        <w:t xml:space="preserve"> </w:t>
+      </w:r>
+      <w:r>
+        <w:rPr>
+          <w:rStyle w:val="VerbatimChar"/>
+        </w:rPr>
+        <w:t xml:space="preserve">maatregel_brontype</w:t>
+      </w:r>
+      <w:r>
+        <w:t xml:space="preserve"> </w:t>
+      </w:r>
+      <w:r>
+        <w:t xml:space="preserve">scheiden categorie, activiteit, feitelijke status en brontype. Waar passend zijn de Natura 2000-codes MT01–MT07 en activiteitcodes A–G gebruikt; lokale aanvullingen hebben een eigen code. Een subsidie-openstelling, ontwerpplan of actuele werkzaamhedenpagina wordt niet als uitvoering behandeld zolang de feitelijke uitvoering niet is bevestigd.</w:t>
+      </w:r>
+    </w:p>
+    <w:p>
+      <w:pPr>
+        <w:pStyle w:val="BodyText"/>
+      </w:pPr>
+      <w:r>
+        <w:t xml:space="preserve">De 144 bestaande regels in</w:t>
+      </w:r>
+      <w:r>
+        <w:t xml:space="preserve"> </w:t>
+      </w:r>
+      <w:r>
+        <w:rPr>
+          <w:rStyle w:val="VerbatimChar"/>
+        </w:rPr>
+        <w:t xml:space="preserve">plot_jaar_maatregel</w:t>
+      </w:r>
+      <w:r>
+        <w:t xml:space="preserve"> </w:t>
+      </w:r>
+      <w:r>
+        <w:t xml:space="preserve">blijven de historische dashboardlaag voor begrazing in 16 plots uit 1991–1999. Hun aantal en checksum</w:t>
+      </w:r>
+      <w:r>
+        <w:t xml:space="preserve"> </w:t>
+      </w:r>
+      <w:r>
+        <w:rPr>
+          <w:rStyle w:val="VerbatimChar"/>
+        </w:rPr>
+        <w:t xml:space="preserve">306480715648</w:t>
+      </w:r>
+      <w:r>
+        <w:t xml:space="preserve"> </w:t>
+      </w:r>
+      <w:r>
+        <w:t xml:space="preserve">zijn bij de actualisering tot en met 15 oktober 2026 gelijk gebleven. Zij worden niet achteraf als bronvaste projectuitvoering geïnterpreteerd. Nieuwe werkzaamheden gaan pas naar een plot-jaarselectie nadat locatie, jaar en bron voldoende precies zijn vastgesteld.</w:t>
+      </w:r>
+    </w:p>
+    <w:p>
+      <w:pPr>
+        <w:pStyle w:val="BodyText"/>
+      </w:pPr>
+      <w:r>
+        <w:t xml:space="preserve">De gebiedsindeling gebruikt de 55 geldige SOVON-kavelpolygonen uit plotversie 2025, in EPSG:28992. Daaruit zijn vijf geometrieën voor Buitenduin Noord, Buitenduin Zuid, Kijfhoek en Bierlap, Vallei Meijendel en Zuid-oosthoek en drie geometrieën voor Haagsche Golfclub, Voorlinden en Hertenkamp afgeleid. Interne overlap van telplots wordt bij de topologische samenvoeging niet dubbel als gebiedsoppervlak geteld. De 14 historische plots zijn inhoudelijk ingedeeld, maar hebben in plotversie 2025 geen afzonderlijke historische geometrie en worden daarom niet als geometriebron gebruikt.</w:t>
+      </w:r>
+    </w:p>
+    <w:p>
+      <w:pPr>
+        <w:pStyle w:val="BodyText"/>
+      </w:pPr>
+      <w:r>
+        <w:t xml:space="preserve">De actuele aantallen bronplots per geometrie zijn respectievelijk 9, 7, 16, 9 en 11 voor de vijf Meijendel-deelgebieden en 1 voor ieder speciaal gebied. De indeling normaliseert de aangeleverde aanduiding M54q naar het bestaande plot M54a. Historisch M17 volgt M17a en ligt in Buitenduin Noord; M8/11, M8/9, M9 en M11 liggen in Kijfhoek en Bierlap.</w:t>
+      </w:r>
+    </w:p>
+    <w:p>
+      <w:pPr>
+        <w:pStyle w:val="Heading2"/>
+      </w:pPr>
+      <w:bookmarkStart w:id="23" w:name="_1658618e44232e196644eac3525cdf2369e59da"/>
+      <w:r>
+        <w:t xml:space="preserve">Nameninventaris en plotgeometrie</w:t>
+      </w:r>
+      <w:bookmarkEnd w:id="23"/>
+    </w:p>
+    <w:p>
+      <w:pPr>
+        <w:pStyle w:val="FirstParagraph"/>
+      </w:pPr>
+      <w:r>
+        <w:t xml:space="preserve">Versie</w:t>
+      </w:r>
+      <w:r>
+        <w:t xml:space="preserve"> </w:t>
+      </w:r>
+      <w:r>
+        <w:rPr>
+          <w:rStyle w:val="VerbatimChar"/>
+        </w:rPr>
+        <w:t xml:space="preserve">meijendel_nameninventaris_2026-10-14</w:t>
+      </w:r>
+      <w:r>
+        <w:t xml:space="preserve"> </w:t>
+      </w:r>
+      <w:r>
+        <w:t xml:space="preserve">is op 14 oktober 2026 in de levende lokale database opgenomen. De korrel is één naamobject, één bronvermelding of één brongeometrie; naamgeometrie bewijst niet automatisch de exacte grens van een uitgevoerde maatregel.</w:t>
+      </w:r>
+    </w:p>
+    <w:tbl>
+      <w:tblPr>
+        <w:tblStyle w:val="Table"/>
+        <w:tblW w:type="pct" w:w="5000"/>
+        <w:tblLayout w:type="fixed"/>
+        <w:tblLook w:firstRow="1" w:lastRow="0" w:firstColumn="0" w:lastColumn="0" w:noHBand="0" w:noVBand="0" w:val="0020"/>
+      </w:tblPr>
+      <w:tblGrid>
+        <w:gridCol w:w="2376"/>
+        <w:gridCol w:w="3168"/>
+        <w:gridCol w:w="2376"/>
+      </w:tblGrid>
+      <w:tr>
+        <w:trPr>
+          <w:tblHeader w:val="on"/>
+        </w:trPr>
+        <w:tc>
+          <w:tcPr/>
+          <w:p>
+            <w:pPr>
+              <w:pStyle w:val="Compact"/>
+            </w:pPr>
+            <w:r>
+              <w:t xml:space="preserve">Tabel of view</w:t>
+            </w:r>
+          </w:p>
+        </w:tc>
+        <w:tc>
+          <w:tcPr/>
+          <w:p>
+            <w:pPr>
+              <w:pStyle w:val="Compact"/>
+              <w:jc w:val="right"/>
+            </w:pPr>
+            <w:r>
+              <w:t xml:space="preserve">Records</w:t>
+            </w:r>
+          </w:p>
+        </w:tc>
+        <w:tc>
+          <w:tcPr/>
+          <w:p>
+            <w:pPr>
+              <w:pStyle w:val="Compact"/>
+            </w:pPr>
+            <w:r>
+              <w:t xml:space="preserve">Betekenis</w:t>
+            </w:r>
+          </w:p>
+        </w:tc>
+      </w:tr>
+      <w:tr>
+        <w:tc>
+          <w:tcPr/>
+          <w:p>
+            <w:pPr>
+              <w:pStyle w:val="Compact"/>
+            </w:pPr>
+            <w:r>
+              <w:rPr>
+                <w:rStyle w:val="VerbatimChar"/>
+              </w:rPr>
+              <w:t xml:space="preserve">nameninventaris_import</w:t>
+            </w:r>
+          </w:p>
+        </w:tc>
+        <w:tc>
+          <w:tcPr/>
+          <w:p>
+            <w:pPr>
+              <w:pStyle w:val="Compact"/>
+              <w:jc w:val="right"/>
+            </w:pPr>
+            <w:r>
+              <w:t xml:space="preserve">1</w:t>
+            </w:r>
+          </w:p>
+        </w:tc>
+        <w:tc>
+          <w:tcPr/>
+          <w:p>
+            <w:pPr>
+              <w:pStyle w:val="Compact"/>
+            </w:pPr>
+            <w:r>
+              <w:t xml:space="preserve">Herkomst, hash, regelversie en verwachte aantallen van de levering.</w:t>
+            </w:r>
+          </w:p>
+        </w:tc>
+      </w:tr>
+      <w:tr>
+        <w:tc>
+          <w:tcPr/>
+          <w:p>
+            <w:pPr>
+              <w:pStyle w:val="Compact"/>
+            </w:pPr>
+            <w:r>
+              <w:rPr>
+                <w:rStyle w:val="VerbatimChar"/>
+              </w:rPr>
+              <w:t xml:space="preserve">nameninventaris_bron</w:t>
+            </w:r>
+          </w:p>
+        </w:tc>
+        <w:tc>
+          <w:tcPr/>
+          <w:p>
+            <w:pPr>
+              <w:pStyle w:val="Compact"/>
+              <w:jc w:val="right"/>
+            </w:pPr>
+            <w:r>
+              <w:t xml:space="preserve">8</w:t>
+            </w:r>
+          </w:p>
+        </w:tc>
+        <w:tc>
+          <w:tcPr/>
+          <w:p>
+            <w:pPr>
+              <w:pStyle w:val="Compact"/>
+            </w:pPr>
+            <w:r>
+              <w:t xml:space="preserve">Beekman 2021, twee historische artikelen, Neefjes 2010, TOP10NL, OSM en twee Dunea-bronnen.</w:t>
+            </w:r>
+          </w:p>
+        </w:tc>
+      </w:tr>
+      <w:tr>
+        <w:tc>
+          <w:tcPr/>
+          <w:p>
+            <w:pPr>
+              <w:pStyle w:val="Compact"/>
+            </w:pPr>
+            <w:r>
+              <w:rPr>
+                <w:rStyle w:val="VerbatimChar"/>
+              </w:rPr>
+              <w:t xml:space="preserve">nameninventaris_object</w:t>
+            </w:r>
+          </w:p>
+        </w:tc>
+        <w:tc>
+          <w:tcPr/>
+          <w:p>
+            <w:pPr>
+              <w:pStyle w:val="Compact"/>
+              <w:jc w:val="right"/>
+            </w:pPr>
+            <w:r>
+              <w:t xml:space="preserve">182</w:t>
+            </w:r>
+          </w:p>
+        </w:tc>
+        <w:tc>
+          <w:tcPr/>
+          <w:p>
+            <w:pPr>
+              <w:pStyle w:val="Compact"/>
+            </w:pPr>
+            <w:r>
+              <w:t xml:space="preserve">Onderscheiden gebieds-, functionele, pad-, weg- en routeobjecten.</w:t>
+            </w:r>
+          </w:p>
+        </w:tc>
+      </w:tr>
+      <w:tr>
+        <w:tc>
+          <w:tcPr/>
+          <w:p>
+            <w:pPr>
+              <w:pStyle w:val="Compact"/>
+            </w:pPr>
+            <w:r>
+              <w:rPr>
+                <w:rStyle w:val="VerbatimChar"/>
+              </w:rPr>
+              <w:t xml:space="preserve">nameninventaris_vermelding</w:t>
+            </w:r>
+          </w:p>
+        </w:tc>
+        <w:tc>
+          <w:tcPr/>
+          <w:p>
+            <w:pPr>
+              <w:pStyle w:val="Compact"/>
+              <w:jc w:val="right"/>
+            </w:pPr>
+            <w:r>
+              <w:t xml:space="preserve">299</w:t>
+            </w:r>
+          </w:p>
+        </w:tc>
+        <w:tc>
+          <w:tcPr/>
+          <w:p>
+            <w:pPr>
+              <w:pStyle w:val="Compact"/>
+            </w:pPr>
+            <w:r>
+              <w:t xml:space="preserve">Gedateerde naamvermeldingen uit 1602–2026.</w:t>
+            </w:r>
+          </w:p>
+        </w:tc>
+      </w:tr>
+      <w:tr>
+        <w:tc>
+          <w:tcPr/>
+          <w:p>
+            <w:pPr>
+              <w:pStyle w:val="Compact"/>
+            </w:pPr>
+            <w:r>
+              <w:rPr>
+                <w:rStyle w:val="VerbatimChar"/>
+              </w:rPr>
+              <w:t xml:space="preserve">nameninventaris_geometrie</w:t>
+            </w:r>
+          </w:p>
+        </w:tc>
+        <w:tc>
+          <w:tcPr/>
+          <w:p>
+            <w:pPr>
+              <w:pStyle w:val="Compact"/>
+              <w:jc w:val="right"/>
+            </w:pPr>
+            <w:r>
+              <w:t xml:space="preserve">71</w:t>
+            </w:r>
+          </w:p>
+        </w:tc>
+        <w:tc>
+          <w:tcPr/>
+          <w:p>
+            <w:pPr>
+              <w:pStyle w:val="Compact"/>
+            </w:pPr>
+            <w:r>
+              <w:t xml:space="preserve">Brongeometrieën in EPSG:28992 voor 71 objecten.</w:t>
+            </w:r>
+          </w:p>
+        </w:tc>
+      </w:tr>
+      <w:tr>
+        <w:tc>
+          <w:tcPr/>
+          <w:p>
+            <w:pPr>
+              <w:pStyle w:val="Compact"/>
+            </w:pPr>
+            <w:r>
+              <w:rPr>
+                <w:rStyle w:val="VerbatimChar"/>
+              </w:rPr>
+              <w:t xml:space="preserve">nameninventaris_geometrie_bronobject</w:t>
+            </w:r>
+          </w:p>
+        </w:tc>
+        <w:tc>
+          <w:tcPr/>
+          <w:p>
+            <w:pPr>
+              <w:pStyle w:val="Compact"/>
+              <w:jc w:val="right"/>
+            </w:pPr>
+            <w:r>
+              <w:t xml:space="preserve">107</w:t>
+            </w:r>
+          </w:p>
+        </w:tc>
+        <w:tc>
+          <w:tcPr/>
+          <w:p>
+            <w:pPr>
+              <w:pStyle w:val="Compact"/>
+            </w:pPr>
+            <w:r>
+              <w:t xml:space="preserve">Herleidbaarheid van samengevoegde geometrieën naar afzonderlijke bronobjecten.</w:t>
+            </w:r>
+          </w:p>
+        </w:tc>
+      </w:tr>
+      <w:tr>
+        <w:tc>
+          <w:tcPr/>
+          <w:p>
+            <w:pPr>
+              <w:pStyle w:val="Compact"/>
+            </w:pPr>
+            <w:r>
+              <w:rPr>
+                <w:rStyle w:val="VerbatimChar"/>
+              </w:rPr>
+              <w:t xml:space="preserve">nameninventaris_beoordeling</w:t>
+            </w:r>
+          </w:p>
+        </w:tc>
+        <w:tc>
+          <w:tcPr/>
+          <w:p>
+            <w:pPr>
+              <w:pStyle w:val="Compact"/>
+              <w:jc w:val="right"/>
+            </w:pPr>
+            <w:r>
+              <w:t xml:space="preserve">111</w:t>
+            </w:r>
+          </w:p>
+        </w:tc>
+        <w:tc>
+          <w:tcPr/>
+          <w:p>
+            <w:pPr>
+              <w:pStyle w:val="Compact"/>
+            </w:pPr>
+            <w:r>
+              <w:t xml:space="preserve">Actuele, expliciete geometrieleemten; deze namen worden niet ruimtelijk afgeleid.</w:t>
+            </w:r>
+          </w:p>
+        </w:tc>
+      </w:tr>
+      <w:tr>
+        <w:tc>
+          <w:tcPr/>
+          <w:p>
+            <w:pPr>
+              <w:pStyle w:val="Compact"/>
+            </w:pPr>
+            <w:r>
+              <w:rPr>
+                <w:rStyle w:val="VerbatimChar"/>
+              </w:rPr>
+              <w:t xml:space="preserve">plot_geometrie_import</w:t>
+            </w:r>
+          </w:p>
+        </w:tc>
+        <w:tc>
+          <w:tcPr/>
+          <w:p>
+            <w:pPr>
+              <w:pStyle w:val="Compact"/>
+              <w:jc w:val="right"/>
+            </w:pPr>
+            <w:r>
+              <w:t xml:space="preserve">1</w:t>
+            </w:r>
+          </w:p>
+        </w:tc>
+        <w:tc>
+          <w:tcPr/>
+          <w:p>
+            <w:pPr>
+              <w:pStyle w:val="Compact"/>
+            </w:pPr>
+            <w:r>
+              <w:t xml:space="preserve">Actuele SOVON-kavelgeometrie van 55 plots, versie</w:t>
+            </w:r>
+            <w:r>
+              <w:t xml:space="preserve"> </w:t>
+            </w:r>
+            <w:r>
+              <w:rPr>
+                <w:rStyle w:val="VerbatimChar"/>
+              </w:rPr>
+              <w:t xml:space="preserve">sovon-avimap-2025-download-2026-10-02</w:t>
+            </w:r>
+            <w:r>
+              <w:t xml:space="preserve">.</w:t>
+            </w:r>
+          </w:p>
+        </w:tc>
+      </w:tr>
+      <w:tr>
+        <w:tc>
+          <w:tcPr/>
+          <w:p>
+            <w:pPr>
+              <w:pStyle w:val="Compact"/>
+            </w:pPr>
+            <w:r>
+              <w:rPr>
+                <w:rStyle w:val="VerbatimChar"/>
+              </w:rPr>
+              <w:t xml:space="preserve">nameninventaris_plot_koppeling</w:t>
+            </w:r>
+          </w:p>
+        </w:tc>
+        <w:tc>
+          <w:tcPr/>
+          <w:p>
+            <w:pPr>
+              <w:pStyle w:val="Compact"/>
+              <w:jc w:val="right"/>
+            </w:pPr>
+            <w:r>
+              <w:t xml:space="preserve">377</w:t>
+            </w:r>
+          </w:p>
+        </w:tc>
+        <w:tc>
+          <w:tcPr/>
+          <w:p>
+            <w:pPr>
+              <w:pStyle w:val="Compact"/>
+            </w:pPr>
+            <w:r>
+              <w:t xml:space="preserve">Alle geometrische doorsnijdingen tussen 66 naamobjecten en 55 actuele kavels.</w:t>
+            </w:r>
+          </w:p>
+        </w:tc>
+      </w:tr>
+      <w:tr>
+        <w:tc>
+          <w:tcPr/>
+          <w:p>
+            <w:pPr>
+              <w:pStyle w:val="Compact"/>
+            </w:pPr>
+            <w:r>
+              <w:rPr>
+                <w:rStyle w:val="VerbatimChar"/>
+              </w:rPr>
+              <w:t xml:space="preserve">v_nameninventaris_plot_actueel</w:t>
+            </w:r>
+          </w:p>
+        </w:tc>
+        <w:tc>
+          <w:tcPr/>
+          <w:p>
+            <w:pPr>
+              <w:pStyle w:val="Compact"/>
+              <w:jc w:val="right"/>
+            </w:pPr>
+            <w:r>
+              <w:t xml:space="preserve">365</w:t>
+            </w:r>
+          </w:p>
+        </w:tc>
+        <w:tc>
+          <w:tcPr/>
+          <w:p>
+            <w:pPr>
+              <w:pStyle w:val="Compact"/>
+            </w:pPr>
+            <w:r>
+              <w:t xml:space="preserve">Actuele leeslaag voor 53 kavels binnen</w:t>
+            </w:r>
+            <w:r>
+              <w:t xml:space="preserve"> </w:t>
+            </w:r>
+            <w:r>
+              <w:rPr>
+                <w:rStyle w:val="VerbatimChar"/>
+              </w:rPr>
+              <w:t xml:space="preserve">meijendel_natura2000</w:t>
+            </w:r>
+            <w:r>
+              <w:t xml:space="preserve">; M66 en M91 zijn uitgesloten.</w:t>
+            </w:r>
+          </w:p>
+        </w:tc>
+      </w:tr>
+    </w:tbl>
+    <w:p>
+      <w:pPr>
+        <w:pStyle w:val="FirstParagraph"/>
+      </w:pPr>
+      <w:r>
+        <w:t xml:space="preserve">De maatregelactualisering gebruikt deze laag alleen wanneer de maatregellocatie volledig en letterlijk overeenkomt met één of meer geometriseerde naamobjecten. Daarmee zijn 32 relaties voor zes uitvoeringen toegevoegd. Uitvoeringen met een brede locatie, een niet-geometriseerde naam, een gedeeltelijk geometriseerde samengestelde locatie of een afwijkende naam blijven buiten de automatische koppeling.</w:t>
+      </w:r>
+    </w:p>
+    <w:p>
+      <w:pPr>
+        <w:pStyle w:val="Heading2"/>
+      </w:pPr>
+      <w:bookmarkStart w:id="24" w:name="_c4d8e63f8d951db14c31b0e8e0c5017e65b09fe"/>
+      <w:r>
+        <w:t xml:space="preserve">Website dashboard en Shiny beschermen</w:t>
+      </w:r>
+      <w:bookmarkEnd w:id="24"/>
+    </w:p>
+    <w:p>
+      <w:pPr>
+        <w:pStyle w:val="FirstParagraph"/>
+      </w:pPr>
+      <w:r>
+        <w:t xml:space="preserve">De eerdere inventarisatie vond geen rechtstreeks gebruik van de 146</w:t>
+      </w:r>
+      <w:r>
+        <w:t xml:space="preserve"> </w:t>
+      </w:r>
+      <w:r>
+        <w:rPr>
+          <w:rStyle w:val="VerbatimChar"/>
+        </w:rPr>
+        <w:t xml:space="preserve">ndff_*</w:t>
+      </w:r>
+      <w:r>
+        <w:t xml:space="preserve">-, vier</w:t>
+      </w:r>
+      <w:r>
+        <w:t xml:space="preserve"> </w:t>
+      </w:r>
+      <w:r>
+        <w:rPr>
+          <w:rStyle w:val="VerbatimChar"/>
+        </w:rPr>
+        <w:t xml:space="preserve">externe_ecologie_*</w:t>
+      </w:r>
+      <w:r>
+        <w:t xml:space="preserve">- en zes</w:t>
+      </w:r>
+      <w:r>
+        <w:t xml:space="preserve"> </w:t>
+      </w:r>
+      <w:r>
+        <w:rPr>
+          <w:rStyle w:val="VerbatimChar"/>
+        </w:rPr>
+        <w:t xml:space="preserve">vangblik*</w:t>
+      </w:r>
+      <w:r>
+        <w:t xml:space="preserve">-tabellen in de publieke website, reguliere Shiny-cache of openbare dashboardketen. Dat geeft ruimte, maar betekent niet dat die 156 tabellen losstaan. Imports, audits, ruimtelijke verwerking, bestaande views en exportvalidatie gebruiken ze wel. Voor deze herschrijving zijn de relevante cache- en exportcontracten opnieuw gecontroleerd; er is geen productieproef uitgevoerd.</w:t>
+      </w:r>
+    </w:p>
+    <w:p>
+      <w:pPr>
+        <w:pStyle w:val="BodyText"/>
+      </w:pPr>
+      <w:r>
+        <w:t xml:space="preserve">PQ is wel aangesloten. Shiny leest</w:t>
+      </w:r>
+      <w:r>
+        <w:t xml:space="preserve"> </w:t>
+      </w:r>
+      <w:r>
+        <w:rPr>
+          <w:rStyle w:val="VerbatimChar"/>
+        </w:rPr>
+        <w:t xml:space="preserve">pq_plot_jaar_vegetatie</w:t>
+      </w:r>
+      <w:r>
+        <w:t xml:space="preserve"> </w:t>
+      </w:r>
+      <w:r>
+        <w:t xml:space="preserve">en gebruikt soortenrijkdom, bedekkingssom en Shannon in model- en omgevingsgegevens. De website leest de bestaande</w:t>
+      </w:r>
+      <w:r>
+        <w:t xml:space="preserve"> </w:t>
+      </w:r>
+      <w:r>
+        <w:rPr>
+          <w:rStyle w:val="VerbatimChar"/>
+        </w:rPr>
+        <w:t xml:space="preserve">website_plot_vegetatie_jaar</w:t>
+      </w:r>
+      <w:r>
+        <w:t xml:space="preserve">, die naar dezelfde PQ-afleiding verwijst. Foutafhandeling kan een leeg vegetatieonderdeel opleveren terwijl de pagina gewoon opent. Vergelijk daarom de 513 plot-jaarregels uit 1981–2025, waarden, ontbrekende waarden en bronvermelding vóór en na de structurele migratie.</w:t>
+      </w:r>
+    </w:p>
+    <w:p>
+      <w:pPr>
+        <w:pStyle w:val="BodyText"/>
+      </w:pPr>
+      <w:r>
+        <w:t xml:space="preserve">Nieuwe PQ-opnamen mogen bij een afzonderlijk inhoudelijk besluit later doorwerken in de toepassingen. Het toevoegen van bronnen mag echter niet ongemerkt de provinciale controlebasis of bestaande vogelmodellen veranderen. Scheid structureel verplaatsen met gelijke uitkomsten van inhoudelijk verrijken met expliciet beoordeelde nieuwe uitkomsten.</w:t>
+      </w:r>
+    </w:p>
+    <w:p>
+      <w:pPr>
+        <w:pStyle w:val="BodyText"/>
+      </w:pPr>
+      <w:r>
+        <w:t xml:space="preserve">Verder moeten deze afhankelijkheden mee:</w:t>
+      </w:r>
+    </w:p>
+    <w:p>
+      <w:pPr>
+        <w:pStyle w:val="Compact"/>
+        <w:numPr>
+          <w:ilvl w:val="0"/>
+          <w:numId w:val="1002"/>
+        </w:numPr>
+      </w:pPr>
+      <w:r>
+        <w:t xml:space="preserve">foreign keys, indexes, rechten en eventuele routines of triggers;</w:t>
+      </w:r>
+    </w:p>
+    <w:p>
+      <w:pPr>
+        <w:pStyle w:val="Compact"/>
+        <w:numPr>
+          <w:ilvl w:val="0"/>
+          <w:numId w:val="1002"/>
+        </w:numPr>
+      </w:pPr>
+      <w:r>
+        <w:t xml:space="preserve">bestaande views en beveiligde onderzoeksviews die naar openbare NDFF-tabellen verwijzen, met behoud van de beveiligingsgrens;</w:t>
+      </w:r>
+    </w:p>
+    <w:p>
+      <w:pPr>
+        <w:pStyle w:val="Compact"/>
+        <w:numPr>
+          <w:ilvl w:val="0"/>
+          <w:numId w:val="1002"/>
+        </w:numPr>
+      </w:pPr>
+      <w:r>
+        <w:t xml:space="preserve">dynamische tabelnamen in imports en audits, naast letterlijk geschreven namen;</w:t>
+      </w:r>
+    </w:p>
+    <w:p>
+      <w:pPr>
+        <w:pStyle w:val="Compact"/>
+        <w:numPr>
+          <w:ilvl w:val="0"/>
+          <w:numId w:val="1002"/>
+        </w:numPr>
+      </w:pPr>
+      <w:r>
+        <w:t xml:space="preserve">tabelnamen die als gegevens zijn opgeslagen, waaronder</w:t>
+      </w:r>
+      <w:r>
+        <w:t xml:space="preserve"> </w:t>
+      </w:r>
+      <w:r>
+        <w:rPr>
+          <w:rStyle w:val="VerbatimChar"/>
+        </w:rPr>
+        <w:t xml:space="preserve">analyse_datareeks.bron_object</w:t>
+      </w:r>
+      <w:r>
+        <w:t xml:space="preserve"> </w:t>
+      </w:r>
+      <w:r>
+        <w:t xml:space="preserve">en ruimtelijke bronverwijzingen;</w:t>
+      </w:r>
+    </w:p>
+    <w:p>
+      <w:pPr>
+        <w:pStyle w:val="Compact"/>
+        <w:numPr>
+          <w:ilvl w:val="0"/>
+          <w:numId w:val="1002"/>
+        </w:numPr>
+      </w:pPr>
+      <w:r>
+        <w:t xml:space="preserve">de exportcontrole die nu expliciet</w:t>
+      </w:r>
+      <w:r>
+        <w:t xml:space="preserve"> </w:t>
+      </w:r>
+      <w:r>
+        <w:rPr>
+          <w:rStyle w:val="VerbatimChar"/>
+        </w:rPr>
+        <w:t xml:space="preserve">ndff_open_waarneming</w:t>
+      </w:r>
+      <w:r>
+        <w:t xml:space="preserve"> </w:t>
+      </w:r>
+      <w:r>
+        <w:t xml:space="preserve">verlangt, plus de dump- en Shiny-cachecontracten.</w:t>
+      </w:r>
+    </w:p>
+    <w:p>
+      <w:pPr>
+        <w:pStyle w:val="FirstParagraph"/>
+      </w:pPr>
+      <w:r>
+        <w:t xml:space="preserve">Bronbestanden, bron-ID’s, hashes en historische regelversies worden niet cosmetisch herschreven. Er komen geen nieuwe overzichts- of compatibiliteitsviews. Bestaande noodzakelijke views moeten bij een daadwerkelijke migratie correct blijven verwijzen.</w:t>
+      </w:r>
+    </w:p>
+    <w:p>
+      <w:pPr>
+        <w:pStyle w:val="Heading2"/>
+      </w:pPr>
+      <w:bookmarkStart w:id="25" w:name="_ea82a111b7c3651db8ff74dc66ba0e01efd62c3"/>
+      <w:r>
+        <w:t xml:space="preserve">Veilige uitvoervolgorde</w:t>
+      </w:r>
+      <w:bookmarkEnd w:id="25"/>
+    </w:p>
+    <w:p>
+      <w:pPr>
+        <w:pStyle w:val="FirstParagraph"/>
+      </w:pPr>
+      <w:r>
+        <w:t xml:space="preserve">Eerst werken we één volledige familie uit op een geïsoleerde databasekopie. Libellen is daarvoor geschikt: 32.325 bronwaarnemingen uit 1950–2025, plus de bestaande route-, geometrie-, bezoek- en taxonbereikstructuur. De proef omvat meer dan vier namen veranderen. Zij moet bewijzen dat de groepsfamilie ook een tweede bron kan ontvangen zonder dubbele metingen, verlies van herkomst of wijziging van nulbetekenis. Een technische testlevering wordt als test gemarkeerd en wordt geen nieuwe ecologische bron.</w:t>
+      </w:r>
+    </w:p>
+    <w:p>
+      <w:pPr>
+        <w:pStyle w:val="BodyText"/>
+      </w:pPr>
+      <w:r>
+        <w:t xml:space="preserve">Daarna volgt de PQ-uitwerking: brongebonden locatie- en opname-identiteit toevoegen en een afgebakende, reeds gekoppelde LVD-selectie vergelijken met de provinciale reeks. Begin met bevestigde overeenkomsten; behandel waarschijnlijke koppelingen afzonderlijk. Voor iedere kandidaat staat vast of deze verrijkt, toevoegt, dubbel is of conflicteert. De eerste acceptatie-eis is behoud van de bestaande 513 plot-jaaruitkomsten uit 1981–2025.</w:t>
+      </w:r>
+    </w:p>
+    <w:p>
+      <w:pPr>
+        <w:pStyle w:val="BodyText"/>
+      </w:pPr>
+      <w:r>
+        <w:t xml:space="preserve">Vervolgens volgen de overige soortenfamilies in samenhangende groepen. Kevers zijn een bruikbare tweede soortproef omdat NDFF, Naturalis en Vangblik daar samenkomen. Gemengde monsters en de algemene beslis- en bronlaag gaan pas over wanneer hun volledige verwijzingsketen is uitgewerkt.</w:t>
+      </w:r>
+    </w:p>
+    <w:p>
+      <w:pPr>
+        <w:pStyle w:val="BodyText"/>
+      </w:pPr>
+      <w:r>
+        <w:t xml:space="preserve">Iedere proef levert een concrete oude–nieuwe objectkaart, sleutelvertaling, importaanpassing en herstelprocedure op. Vergelijk volledige sleutelsets, aantallen, inhoudshashes, bronverwijzingen, nulstatussen en toegelaten selecties. Een verschil is verklaard of blokkeert de overgang. Controleer tevens herhaalde import: hetzelfde bestand mag geen extra metingen opleveren.</w:t>
+      </w:r>
+    </w:p>
+    <w:p>
+      <w:pPr>
+        <w:pStyle w:val="BodyText"/>
+      </w:pPr>
+      <w:r>
+        <w:t xml:space="preserve">Pas na goedkeuring volgt uitvoering in de levende lokale database, met gecontroleerde back-up en zonder gelijktijdige imports. Daarna volgt de normale gevalideerde dump-, cache- en releaseketen. Productie blijft afnemer van de lokale canonieke database. Herstel bestaat uit een geteste schema- en gegevensherstelroute met de bijpassende codeversie; een algemene transactie-rollback is onvoldoende voor DDL-wijzigingen.</w:t>
+      </w:r>
+    </w:p>
+    <w:p>
+      <w:pPr>
+        <w:pStyle w:val="BodyText"/>
+      </w:pPr>
+      <w:r>
+        <w:t xml:space="preserve">De aanbevolen eerstvolgende stap is een concreet libellenproefontwerp, inclusief fysieke tabellen en migratiecontroles. Geen brede live-hernoeming. PQ blijft een eigen, bronoverstijgende familie en wordt expliciet als volgende migratieproef uitgewerkt.</w:t>
+      </w:r>
+    </w:p>
+    <w:p>
+      <w:pPr>
+        <w:pStyle w:val="Heading2"/>
+      </w:pPr>
+      <w:bookmarkStart w:id="26" w:name="_b3cd443c91657a82ff5685c38edcf4074cc84d4"/>
+      <w:r>
+        <w:t xml:space="preserve">Onderbouwing en grenzen</w:t>
+      </w:r>
+      <w:bookmarkEnd w:id="26"/>
+    </w:p>
+    <w:p>
+      <w:pPr>
+        <w:pStyle w:val="FirstParagraph"/>
+      </w:pPr>
+      <w:r>
+        <w:t xml:space="preserve">Groepen, rijtellingen en bronverdelingen zijn read-only gecontroleerd in de levende lokale database op 26 september 2026. Van de 248 fysieke tabellen staan er 163 in de bijlage: 146 NDFF, vier externe ecologie, zes Vangblik en zeven PQ. Ook de niet-vogelgegevens in AVIMAP zijn onderzocht.</w:t>
+      </w:r>
+    </w:p>
+    <w:p>
+      <w:pPr>
+        <w:pStyle w:val="BodyText"/>
+      </w:pPr>
+      <w:r>
+        <w:t xml:space="preserve">De bijlage geeft bestemmingsrichtingen, geen uitvoerbare naamskaart. Rijtellingen stammen uit de nulmeting van dezelfde datum. Niet alle reconstructietabellen hebben een afzonderlijk gecontroleerde meetperiode; hun technische rijaantallen zijn geen zelfstandige meetreeks.</w:t>
+      </w:r>
+    </w:p>
+    <w:p>
+      <w:pPr>
+        <w:pStyle w:val="BodyText"/>
+      </w:pPr>
+      <w:r>
+        <w:t xml:space="preserve">Geraadpleegd zijn de projectinstructies, README, TODO, DECISIONS, architectuur, eerdere inventaris en</w:t>
+      </w:r>
+      <w:r>
+        <w:t xml:space="preserve"> </w:t>
+      </w:r>
+      <w:r>
+        <w:rPr>
+          <w:rStyle w:val="VerbatimChar"/>
+        </w:rPr>
+        <w:t xml:space="preserve">docs/MEIJENDEL_BRONREGISTER.md</w:t>
+      </w:r>
+      <w:r>
+        <w:t xml:space="preserve">; de openbare NDFF-, protocolkwaliteit- en externe-ecologieschema’s; import- en overlapdefinities; Shiny</w:t>
+      </w:r>
+      <w:r>
+        <w:t xml:space="preserve"> </w:t>
+      </w:r>
+      <w:r>
+        <w:rPr>
+          <w:rStyle w:val="VerbatimChar"/>
+        </w:rPr>
+        <w:t xml:space="preserve">helpers.R</w:t>
+      </w:r>
+      <w:r>
+        <w:t xml:space="preserve">, cachecontracttest, exportvalidator en websitequery voor plotvegetatie.</w:t>
+      </w:r>
+    </w:p>
+    <w:p>
+      <w:pPr>
+        <w:pStyle w:val="BodyText"/>
+      </w:pPr>
+      <w:r>
+        <w:t xml:space="preserve">Bronrechten, toelating en bruikbaarheid zijn niet opnieuw vastgesteld; het bronregister blijft leidend. Geen T7- of NAS-bestanden geopend, nieuwe bronnen aangevraagd of database, dump, cache en productie gewijzigd.</w:t>
+      </w:r>
+    </w:p>
+    <w:p>
+      <w:pPr>
+        <w:pStyle w:val="Heading2"/>
+      </w:pPr>
+      <w:bookmarkStart w:id="27" w:name="_3a68ce2518fa2826494f15f4a6805cb1b04675a"/>
+      <w:r>
+        <w:t xml:space="preserve">Bijlage huidige tabellen en bestemmingsrichting</w:t>
+      </w:r>
+      <w:bookmarkEnd w:id="27"/>
+    </w:p>
+    <w:p>
+      <w:pPr>
+        <w:pStyle w:val="FirstParagraph"/>
+      </w:pPr>
+      <w:r>
+        <w:t xml:space="preserve">Alle 163 tabelnamen blijven hier terugvindbaar. De aantallen zijn technische rijtellingen van 26 september 2026, geen optelbare onafhankelijke waarnemingen. Een richting met meerdere bestemmingen vereist gegevensverdeling; zij is geen RENAME-opdracht. Definitieve doelnamen en sleutelvertalingen worden in de migratieproef getoetst.</w:t>
+      </w:r>
+    </w:p>
+    <w:p>
+      <w:pPr>
+        <w:pStyle w:val="Heading3"/>
+      </w:pPr>
+      <w:bookmarkStart w:id="28" w:name="_soortgroepindexen"/>
+      <w:r>
+        <w:t xml:space="preserve">Soortgroepindexen</w:t>
+      </w:r>
+      <w:bookmarkEnd w:id="28"/>
+    </w:p>
+    <w:p>
+      <w:pPr>
+        <w:pStyle w:val="FirstParagraph"/>
+      </w:pPr>
+      <w:r>
+        <w:t xml:space="preserve">Voor elk van deze 26 indexen geldt: de bestemming wordt een volwaardige bronoverstijgende familie. Alleen de huidige enkelkolomsindex hernoemen is niet het eindbeeld.</w:t>
       </w:r>
     </w:p>
     <w:tbl>
@@ -3115,2125 +5239,6 @@
               <w:pStyle w:val="Compact"/>
             </w:pPr>
             <w:r>
-              <w:t xml:space="preserve">Onderdeel</w:t>
-            </w:r>
-          </w:p>
-        </w:tc>
-        <w:tc>
-          <w:tcPr/>
-          <w:p>
-            <w:pPr>
-              <w:pStyle w:val="Compact"/>
-            </w:pPr>
-            <w:r>
-              <w:t xml:space="preserve">Zwaarte</w:t>
-            </w:r>
-          </w:p>
-        </w:tc>
-        <w:tc>
-          <w:tcPr/>
-          <w:p>
-            <w:pPr>
-              <w:pStyle w:val="Compact"/>
-            </w:pPr>
-            <w:r>
-              <w:t xml:space="preserve">Wat het vergt</w:t>
-            </w:r>
-          </w:p>
-        </w:tc>
-      </w:tr>
-      <w:tr>
-        <w:tc>
-          <w:tcPr/>
-          <w:p>
-            <w:pPr>
-              <w:pStyle w:val="Compact"/>
-            </w:pPr>
-            <w:r>
-              <w:t xml:space="preserve">Een afgebakende meetfamilie hernoemen</w:t>
-            </w:r>
-          </w:p>
-        </w:tc>
-        <w:tc>
-          <w:tcPr/>
-          <w:p>
-            <w:pPr>
-              <w:pStyle w:val="Compact"/>
-            </w:pPr>
-            <w:r>
-              <w:t xml:space="preserve">Beperkt tot middelgroot</w:t>
-            </w:r>
-          </w:p>
-        </w:tc>
-        <w:tc>
-          <w:tcPr/>
-          <w:p>
-            <w:pPr>
-              <w:pStyle w:val="Compact"/>
-            </w:pPr>
-            <w:r>
-              <w:t xml:space="preserve">Schema, verwijzingen, import en tests samen aanpassen. De vier huidige</w:t>
-            </w:r>
-            <w:r>
-              <w:t xml:space="preserve"> </w:t>
-            </w:r>
-            <w:r>
-              <w:rPr>
-                <w:rStyle w:val="VerbatimChar"/>
-              </w:rPr>
-              <w:t xml:space="preserve">ndff_libel_*</w:t>
-            </w:r>
-            <w:r>
-              <w:t xml:space="preserve">-tabellen zijn een afgebakend voorbeeld.</w:t>
-            </w:r>
-          </w:p>
-        </w:tc>
-      </w:tr>
-      <w:tr>
-        <w:tc>
-          <w:tcPr/>
-          <w:p>
-            <w:pPr>
-              <w:pStyle w:val="Compact"/>
-            </w:pPr>
-            <w:r>
-              <w:t xml:space="preserve">NDFF-waarnemingen naar echte groepsfamilies verdelen</w:t>
-            </w:r>
-          </w:p>
-        </w:tc>
-        <w:tc>
-          <w:tcPr/>
-          <w:p>
-            <w:pPr>
-              <w:pStyle w:val="Compact"/>
-            </w:pPr>
-            <w:r>
-              <w:t xml:space="preserve">Groot</w:t>
-            </w:r>
-          </w:p>
-        </w:tc>
-        <w:tc>
-          <w:tcPr/>
-          <w:p>
-            <w:pPr>
-              <w:pStyle w:val="Compact"/>
-            </w:pPr>
-            <w:r>
-              <w:t xml:space="preserve">Stabiele ID's, ruimtelijke beoordeling, protocollen, analysebesluiten en de 233 dubbele lidmaatschappen correct meenemen.</w:t>
-            </w:r>
-          </w:p>
-        </w:tc>
-      </w:tr>
-      <w:tr>
-        <w:tc>
-          <w:tcPr/>
-          <w:p>
-            <w:pPr>
-              <w:pStyle w:val="Compact"/>
-            </w:pPr>
-            <w:r>
-              <w:t xml:space="preserve">De zes externe datasets aansluiten</w:t>
-            </w:r>
-          </w:p>
-        </w:tc>
-        <w:tc>
-          <w:tcPr/>
-          <w:p>
-            <w:pPr>
-              <w:pStyle w:val="Compact"/>
-            </w:pPr>
-            <w:r>
-              <w:t xml:space="preserve">Middelgroot tot groot</w:t>
-            </w:r>
-          </w:p>
-        </w:tc>
-        <w:tc>
-          <w:tcPr/>
-          <w:p>
-            <w:pPr>
-              <w:pStyle w:val="Compact"/>
-            </w:pPr>
-            <w:r>
-              <w:t xml:space="preserve">98.916 resultaten uit 1875–2025 per taxon en meetvorm toewijzen. Coleoptera is eenvoudiger af te bakenen dan STOWA.</w:t>
-            </w:r>
-          </w:p>
-        </w:tc>
-      </w:tr>
-      <w:tr>
-        <w:tc>
-          <w:tcPr/>
-          <w:p>
-            <w:pPr>
-              <w:pStyle w:val="Compact"/>
-            </w:pPr>
-            <w:r>
-              <w:t xml:space="preserve">Vangblik vanuit soortgroepen bereikbaar maken</w:t>
-            </w:r>
-          </w:p>
-        </w:tc>
-        <w:tc>
-          <w:tcPr/>
-          <w:p>
-            <w:pPr>
-              <w:pStyle w:val="Compact"/>
-            </w:pPr>
-            <w:r>
-              <w:t xml:space="preserve">Middelgroot</w:t>
-            </w:r>
-          </w:p>
-        </w:tc>
-        <w:tc>
-          <w:tcPr/>
-          <w:p>
-            <w:pPr>
-              <w:pStyle w:val="Compact"/>
-            </w:pPr>
-            <w:r>
-              <w:t xml:space="preserve">Taxonkoppelingen en gecontroleerde verwijzingen voor 60.560 resultaten uit 1953–1960, zonder dubbele telling.</w:t>
-            </w:r>
-          </w:p>
-        </w:tc>
-      </w:tr>
-      <w:tr>
-        <w:tc>
-          <w:tcPr/>
-          <w:p>
-            <w:pPr>
-              <w:pStyle w:val="Compact"/>
-            </w:pPr>
-            <w:r>
-              <w:t xml:space="preserve">Verspreide PQ-informatie samenbrengen</w:t>
-            </w:r>
-          </w:p>
-        </w:tc>
-        <w:tc>
-          <w:tcPr/>
-          <w:p>
-            <w:pPr>
-              <w:pStyle w:val="Compact"/>
-            </w:pPr>
-            <w:r>
-              <w:t xml:space="preserve">Groot</w:t>
-            </w:r>
-          </w:p>
-        </w:tc>
-        <w:tc>
-          <w:tcPr/>
-          <w:p>
-            <w:pPr>
-              <w:pStyle w:val="Compact"/>
-            </w:pPr>
-            <w:r>
-              <w:t xml:space="preserve">Bronsleutels, opnamen, lagen, bedekkingsschalen en overlap vergelijken. Bovendien leest Shiny de huidige PQ-afleiding al.</w:t>
-            </w:r>
-          </w:p>
-        </w:tc>
-      </w:tr>
-      <w:tr>
-        <w:tc>
-          <w:tcPr/>
-          <w:p>
-            <w:pPr>
-              <w:pStyle w:val="Compact"/>
-            </w:pPr>
-            <w:r>
-              <w:t xml:space="preserve">Vogels en bestaande toepassingen beschermen</w:t>
-            </w:r>
-          </w:p>
-        </w:tc>
-        <w:tc>
-          <w:tcPr/>
-          <w:p>
-            <w:pPr>
-              <w:pStyle w:val="Compact"/>
-            </w:pPr>
-            <w:r>
-              <w:t xml:space="preserve">Harde voorwaarde</w:t>
-            </w:r>
-          </w:p>
-        </w:tc>
-        <w:tc>
-          <w:tcPr/>
-          <w:p>
-            <w:pPr>
-              <w:pStyle w:val="Compact"/>
-            </w:pPr>
-            <w:r>
-              <w:t xml:space="preserve">Vogel-ID's, tabellen, berekeningen en scherminhoud gelijk houden; niet alleen controleren of een pagina opent.</w:t>
-            </w:r>
-          </w:p>
-        </w:tc>
-      </w:tr>
-    </w:tbl>
-    <w:p>
-      <w:pPr>
-        <w:pStyle w:val="FirstParagraph"/>
-      </w:pPr>
-      <w:r>
-        <w:t xml:space="preserve">Een betrouwbare urenraming volgt pas uit een proef op een databasekopie. Het aantal nieuwe tabellen staat evenmin vast: sommige structuren worden hernoemd, andere verdeeld, en gedeelde ondersteuning blijft bijeen. De oude rekensom van 149 hernoemingen en veertien behouden namen geldt dus niet meer.</w:t>
-      </w:r>
-    </w:p>
-    <w:p>
-      <w:pPr>
-        <w:pStyle w:val="BodyText"/>
-      </w:pPr>
-      <w:r>
-        <w:t xml:space="preserve">Taxonvertaling is noodzakelijk.</w:t>
-      </w:r>
-      <w:r>
-        <w:t xml:space="preserve"> </w:t>
-      </w:r>
-      <w:r>
-        <w:rPr>
-          <w:rStyle w:val="VerbatimChar"/>
-        </w:rPr>
-        <w:t xml:space="preserve">ndff_soorten</w:t>
-      </w:r>
-      <w:r>
-        <w:t xml:space="preserve"> </w:t>
-      </w:r>
-      <w:r>
-        <w:t xml:space="preserve">heeft 9.828 bronreferenties, Vangblik 275 bij de reeks 1953–1960, PQ 714 bij 1981–2025 en AVIMAP 35 bij 2009–2026. Externe ecologie heeft 2.894 verschillende opgeslagen wetenschappelijke naamwaarden bij de 98.916 resultaten uit 1875–2025, zonder gemeenschappelijke taxon-foreign-key. Behoud bronnamen, rang en versie en leg gecontroleerde overeenkomsten naast de bronidentiteit vast. De vogelgerichte tabel</w:t>
-      </w:r>
-      <w:r>
-        <w:t xml:space="preserve"> </w:t>
-      </w:r>
-      <w:r>
-        <w:rPr>
-          <w:rStyle w:val="VerbatimChar"/>
-        </w:rPr>
-        <w:t xml:space="preserve">soorten</w:t>
-      </w:r>
-      <w:r>
-        <w:t xml:space="preserve"> </w:t>
-      </w:r>
-      <w:r>
-        <w:t xml:space="preserve">blijft onaangetast.</w:t>
-      </w:r>
-    </w:p>
-    <w:p>
-      <w:pPr>
-        <w:pStyle w:val="Heading2"/>
-      </w:pPr>
-      <w:bookmarkStart w:id="22" w:name="_d275c12976b6db7ca538f1cc96154c39857110d"/>
-      <w:r>
-        <w:t xml:space="preserve">Bronvast werkzaamhedenmodel</w:t>
-      </w:r>
-      <w:bookmarkEnd w:id="22"/>
-    </w:p>
-    <w:p>
-      <w:pPr>
-        <w:pStyle w:val="FirstParagraph"/>
-      </w:pPr>
-      <w:r>
-        <w:t xml:space="preserve">De levende lokale database bevat naast de bestaande classificatie een afzonderlijke laag voor projecten, feitelijke of geplande uitvoeringen, expliciete jaarstatussen en bewijsbronnen. Op 14 oktober 2026 is deze laag aangevuld na controle van alle 807 actieve Zotero-bijlagen. De bestaande tabellen</w:t>
-      </w:r>
-      <w:r>
-        <w:t xml:space="preserve"> </w:t>
-      </w:r>
-      <w:r>
-        <w:rPr>
-          <w:rStyle w:val="VerbatimChar"/>
-        </w:rPr>
-        <w:t xml:space="preserve">maatregelen</w:t>
-      </w:r>
-      <w:r>
-        <w:t xml:space="preserve">,</w:t>
-      </w:r>
-      <w:r>
-        <w:t xml:space="preserve"> </w:t>
-      </w:r>
-      <w:r>
-        <w:rPr>
-          <w:rStyle w:val="VerbatimChar"/>
-        </w:rPr>
-        <w:t xml:space="preserve">maatregelen_kernwoorden</w:t>
-      </w:r>
-      <w:r>
-        <w:t xml:space="preserve"> </w:t>
-      </w:r>
-      <w:r>
-        <w:t xml:space="preserve">en</w:t>
-      </w:r>
-      <w:r>
-        <w:t xml:space="preserve"> </w:t>
-      </w:r>
-      <w:r>
-        <w:rPr>
-          <w:rStyle w:val="VerbatimChar"/>
-        </w:rPr>
-        <w:t xml:space="preserve">plot_jaar_maatregel</w:t>
-      </w:r>
-      <w:r>
-        <w:t xml:space="preserve"> </w:t>
-      </w:r>
-      <w:r>
-        <w:t xml:space="preserve">blijven bestaan. De vier algemene kernwoorden voor recreatiebeheer zijn onder de nieuwe hoofdklasse</w:t>
-      </w:r>
-      <w:r>
-        <w:t xml:space="preserve"> </w:t>
-      </w:r>
-      <w:r>
-        <w:rPr>
-          <w:rStyle w:val="VerbatimChar"/>
-        </w:rPr>
-        <w:t xml:space="preserve">rust_en_recreatiebeheer</w:t>
-      </w:r>
-      <w:r>
-        <w:t xml:space="preserve"> </w:t>
-      </w:r>
-      <w:r>
-        <w:t xml:space="preserve">geplaatst;</w:t>
-      </w:r>
-      <w:r>
-        <w:t xml:space="preserve"> </w:t>
-      </w:r>
-      <w:r>
-        <w:rPr>
-          <w:rStyle w:val="VerbatimChar"/>
-        </w:rPr>
-        <w:t xml:space="preserve">strandreservaat</w:t>
-      </w:r>
-      <w:r>
-        <w:t xml:space="preserve"> </w:t>
-      </w:r>
-      <w:r>
-        <w:t xml:space="preserve">blijft als specifiek kernwoord onder</w:t>
-      </w:r>
-      <w:r>
-        <w:t xml:space="preserve"> </w:t>
-      </w:r>
-      <w:r>
-        <w:rPr>
-          <w:rStyle w:val="VerbatimChar"/>
-        </w:rPr>
-        <w:t xml:space="preserve">strandreservaten</w:t>
-      </w:r>
-      <w:r>
-        <w:t xml:space="preserve"> </w:t>
-      </w:r>
-      <w:r>
-        <w:t xml:space="preserve">herkenbaar.</w:t>
-      </w:r>
-    </w:p>
-    <w:tbl>
-      <w:tblPr>
-        <w:tblStyle w:val="Table"/>
-        <w:tblW w:type="auto" w:w="0"/>
-        <w:tblLook w:firstRow="1" w:lastRow="0" w:firstColumn="0" w:lastColumn="0" w:noHBand="0" w:noVBand="0" w:val="0020"/>
-      </w:tblPr>
-      <w:tblGrid>
-        <w:gridCol w:w="2640"/>
-        <w:gridCol w:w="2640"/>
-        <w:gridCol w:w="2640"/>
-      </w:tblGrid>
-      <w:tr>
-        <w:trPr>
-          <w:tblHeader w:val="on"/>
-        </w:trPr>
-        <w:tc>
-          <w:tcPr/>
-          <w:p>
-            <w:pPr>
-              <w:pStyle w:val="Compact"/>
-            </w:pPr>
-            <w:r>
-              <w:t xml:space="preserve">Tabel of view</w:t>
-            </w:r>
-          </w:p>
-        </w:tc>
-        <w:tc>
-          <w:tcPr/>
-          <w:p>
-            <w:pPr>
-              <w:pStyle w:val="Compact"/>
-              <w:jc w:val="right"/>
-            </w:pPr>
-            <w:r>
-              <w:t xml:space="preserve">Records</w:t>
-            </w:r>
-          </w:p>
-        </w:tc>
-        <w:tc>
-          <w:tcPr/>
-          <w:p>
-            <w:pPr>
-              <w:pStyle w:val="Compact"/>
-            </w:pPr>
-            <w:r>
-              <w:t xml:space="preserve">Betekenis</w:t>
-            </w:r>
-          </w:p>
-        </w:tc>
-      </w:tr>
-      <w:tr>
-        <w:tc>
-          <w:tcPr/>
-          <w:p>
-            <w:pPr>
-              <w:pStyle w:val="Compact"/>
-            </w:pPr>
-            <w:r>
-              <w:rPr>
-                <w:rStyle w:val="VerbatimChar"/>
-              </w:rPr>
-              <w:t xml:space="preserve">maatregel_project</w:t>
-            </w:r>
-          </w:p>
-        </w:tc>
-        <w:tc>
-          <w:tcPr/>
-          <w:p>
-            <w:pPr>
-              <w:pStyle w:val="Compact"/>
-              <w:jc w:val="right"/>
-            </w:pPr>
-            <w:r>
-              <w:t xml:space="preserve">18</w:t>
-            </w:r>
-          </w:p>
-        </w:tc>
-        <w:tc>
-          <w:tcPr/>
-          <w:p>
-            <w:pPr>
-              <w:pStyle w:val="Compact"/>
-            </w:pPr>
-            <w:r>
-              <w:t xml:space="preserve">Samenhangend project of programma; een project kan meerdere uitvoeringen bevatten.</w:t>
-            </w:r>
-          </w:p>
-        </w:tc>
-      </w:tr>
-      <w:tr>
-        <w:tc>
-          <w:tcPr/>
-          <w:p>
-            <w:pPr>
-              <w:pStyle w:val="Compact"/>
-            </w:pPr>
-            <w:r>
-              <w:rPr>
-                <w:rStyle w:val="VerbatimChar"/>
-              </w:rPr>
-              <w:t xml:space="preserve">maatregel_bron</w:t>
-            </w:r>
-          </w:p>
-        </w:tc>
-        <w:tc>
-          <w:tcPr/>
-          <w:p>
-            <w:pPr>
-              <w:pStyle w:val="Compact"/>
-              <w:jc w:val="right"/>
-            </w:pPr>
-            <w:r>
-              <w:t xml:space="preserve">35</w:t>
-            </w:r>
-          </w:p>
-        </w:tc>
-        <w:tc>
-          <w:tcPr/>
-          <w:p>
-            <w:pPr>
-              <w:pStyle w:val="Compact"/>
-            </w:pPr>
-            <w:r>
-              <w:t xml:space="preserve">24 lokaal geraadpleegde Zotero-bronnen en elf officiële of institutionele internetbronnen, ieder met type, datum, status en raadpleegdatum. Van der Hagen et al. (2020) is als ruimtelijke plancontext voor Prinsenduin toegevoegd; Haagse Archeologische Rapportage 1306 onderbouwt het PIM-leidingwerk.</w:t>
-            </w:r>
-          </w:p>
-        </w:tc>
-      </w:tr>
-      <w:tr>
-        <w:tc>
-          <w:tcPr/>
-          <w:p>
-            <w:pPr>
-              <w:pStyle w:val="Compact"/>
-            </w:pPr>
-            <w:r>
-              <w:rPr>
-                <w:rStyle w:val="VerbatimChar"/>
-              </w:rPr>
-              <w:t xml:space="preserve">maatregel_uitvoering</w:t>
-            </w:r>
-          </w:p>
-        </w:tc>
-        <w:tc>
-          <w:tcPr/>
-          <w:p>
-            <w:pPr>
-              <w:pStyle w:val="Compact"/>
-              <w:jc w:val="right"/>
-            </w:pPr>
-            <w:r>
-              <w:t xml:space="preserve">63</w:t>
-            </w:r>
-          </w:p>
-        </w:tc>
-        <w:tc>
-          <w:tcPr/>
-          <w:p>
-            <w:pPr>
-              <w:pStyle w:val="Compact"/>
-            </w:pPr>
-            <w:r>
-              <w:t xml:space="preserve">Afzonderlijke werkzaamheden of expliciet niet-uitgevoerde, onbekende of geplande activiteiten. Het werk in Meeuwenduin en Prinsenduin is voor 2023 en 2024 ruimtelijk gesplitst; de afgeronde Bendel-herinrichting en het geplande nabeheer zijn afzonderlijke uitvoeringen.</w:t>
-            </w:r>
-          </w:p>
-        </w:tc>
-      </w:tr>
-      <w:tr>
-        <w:tc>
-          <w:tcPr/>
-          <w:p>
-            <w:pPr>
-              <w:pStyle w:val="Compact"/>
-            </w:pPr>
-            <w:r>
-              <w:rPr>
-                <w:rStyle w:val="VerbatimChar"/>
-              </w:rPr>
-              <w:t xml:space="preserve">maatregel_uitvoering_jaar</w:t>
-            </w:r>
-          </w:p>
-        </w:tc>
-        <w:tc>
-          <w:tcPr/>
-          <w:p>
-            <w:pPr>
-              <w:pStyle w:val="Compact"/>
-              <w:jc w:val="right"/>
-            </w:pPr>
-            <w:r>
-              <w:t xml:space="preserve">102</w:t>
-            </w:r>
-          </w:p>
-        </w:tc>
-        <w:tc>
-          <w:tcPr/>
-          <w:p>
-            <w:pPr>
-              <w:pStyle w:val="Compact"/>
-            </w:pPr>
-            <w:r>
-              <w:t xml:space="preserve">Letterlijk onderbouwde jaarstatussen uit 1967–2026: 86 uitgevoerd, 9 niet uitgevoerd en 7 onbekend.</w:t>
-            </w:r>
-          </w:p>
-        </w:tc>
-      </w:tr>
-      <w:tr>
-        <w:tc>
-          <w:tcPr/>
-          <w:p>
-            <w:pPr>
-              <w:pStyle w:val="Compact"/>
-            </w:pPr>
-            <w:r>
-              <w:rPr>
-                <w:rStyle w:val="VerbatimChar"/>
-              </w:rPr>
-              <w:t xml:space="preserve">maatregel_uitvoering_bron</w:t>
-            </w:r>
-          </w:p>
-        </w:tc>
-        <w:tc>
-          <w:tcPr/>
-          <w:p>
-            <w:pPr>
-              <w:pStyle w:val="Compact"/>
-              <w:jc w:val="right"/>
-            </w:pPr>
-            <w:r>
-              <w:t xml:space="preserve">89</w:t>
-            </w:r>
-          </w:p>
-        </w:tc>
-        <w:tc>
-          <w:tcPr/>
-          <w:p>
-            <w:pPr>
-              <w:pStyle w:val="Compact"/>
-            </w:pPr>
-            <w:r>
-              <w:t xml:space="preserve">Relaties tussen uitvoering en bewijsbron, met bronrol en bewijsnotitie. De twee Prinsenduin-uitvoeringen verwijzen aanvullend naar figuur 1 van Van der Hagen et al. (2020); het PIM-leidingwerk verwijst aanvullend naar afbeelding 1 en bijlage 2 van Haagse Archeologische Rapportage 1306.</w:t>
-            </w:r>
-          </w:p>
-        </w:tc>
-      </w:tr>
-      <w:tr>
-        <w:tc>
-          <w:tcPr/>
-          <w:p>
-            <w:pPr>
-              <w:pStyle w:val="Compact"/>
-            </w:pPr>
-            <w:r>
-              <w:rPr>
-                <w:rStyle w:val="VerbatimChar"/>
-              </w:rPr>
-              <w:t xml:space="preserve">maatregel_uitvoering_plotscope</w:t>
-            </w:r>
-          </w:p>
-        </w:tc>
-        <w:tc>
-          <w:tcPr/>
-          <w:p>
-            <w:pPr>
-              <w:pStyle w:val="Compact"/>
-              <w:jc w:val="right"/>
-            </w:pPr>
-            <w:r>
-              <w:t xml:space="preserve">2</w:t>
-            </w:r>
-          </w:p>
-        </w:tc>
-        <w:tc>
-          <w:tcPr/>
-          <w:p>
-            <w:pPr>
-              <w:pStyle w:val="Compact"/>
-            </w:pPr>
-            <w:r>
-              <w:t xml:space="preserve">Expliciete beoordeling of een uitvoering binnen de 55 Meijendel-plots valt. De Bendel-herinrichting en het Bendel-nabeheer zijn beide geverifieerd als</w:t>
-            </w:r>
-            <w:r>
-              <w:t xml:space="preserve"> </w:t>
-            </w:r>
-            <w:r>
-              <w:rPr>
-                <w:rStyle w:val="VerbatimChar"/>
-              </w:rPr>
-              <w:t xml:space="preserve">buiten_meijendel_plotgebied</w:t>
-            </w:r>
-            <w:r>
-              <w:t xml:space="preserve">.</w:t>
-            </w:r>
-          </w:p>
-        </w:tc>
-      </w:tr>
-      <w:tr>
-        <w:tc>
-          <w:tcPr/>
-          <w:p>
-            <w:pPr>
-              <w:pStyle w:val="Compact"/>
-            </w:pPr>
-            <w:r>
-              <w:rPr>
-                <w:rStyle w:val="VerbatimChar"/>
-              </w:rPr>
-              <w:t xml:space="preserve">maatregel_geometrie</w:t>
-            </w:r>
-          </w:p>
-        </w:tc>
-        <w:tc>
-          <w:tcPr/>
-          <w:p>
-            <w:pPr>
-              <w:pStyle w:val="Compact"/>
-              <w:jc w:val="right"/>
-            </w:pPr>
-            <w:r>
-              <w:t xml:space="preserve">0</w:t>
-            </w:r>
-          </w:p>
-        </w:tc>
-        <w:tc>
-          <w:tcPr/>
-          <w:p>
-            <w:pPr>
-              <w:pStyle w:val="Compact"/>
-            </w:pPr>
-            <w:r>
-              <w:t xml:space="preserve">Alleen voor later verkregen, bronvaste geometrieën in RD New.</w:t>
-            </w:r>
-          </w:p>
-        </w:tc>
-      </w:tr>
-      <w:tr>
-        <w:tc>
-          <w:tcPr/>
-          <w:p>
-            <w:pPr>
-              <w:pStyle w:val="Compact"/>
-            </w:pPr>
-            <w:r>
-              <w:rPr>
-                <w:rStyle w:val="VerbatimChar"/>
-              </w:rPr>
-              <w:t xml:space="preserve">plot_gebied</w:t>
-            </w:r>
-          </w:p>
-        </w:tc>
-        <w:tc>
-          <w:tcPr/>
-          <w:p>
-            <w:pPr>
-              <w:pStyle w:val="Compact"/>
-              <w:jc w:val="right"/>
-            </w:pPr>
-            <w:r>
-              <w:t xml:space="preserve">8</w:t>
-            </w:r>
-          </w:p>
-        </w:tc>
-        <w:tc>
-          <w:tcPr/>
-          <w:p>
-            <w:pPr>
-              <w:pStyle w:val="Compact"/>
-            </w:pPr>
-            <w:r>
-              <w:t xml:space="preserve">Vijf Meijendel-deelgebieden en drie speciale gebieden.</w:t>
-            </w:r>
-          </w:p>
-        </w:tc>
-      </w:tr>
-      <w:tr>
-        <w:tc>
-          <w:tcPr/>
-          <w:p>
-            <w:pPr>
-              <w:pStyle w:val="Compact"/>
-            </w:pPr>
-            <w:r>
-              <w:rPr>
-                <w:rStyle w:val="VerbatimChar"/>
-              </w:rPr>
-              <w:t xml:space="preserve">plot_gebiedsindeling</w:t>
-            </w:r>
-          </w:p>
-        </w:tc>
-        <w:tc>
-          <w:tcPr/>
-          <w:p>
-            <w:pPr>
-              <w:pStyle w:val="Compact"/>
-              <w:jc w:val="right"/>
-            </w:pPr>
-            <w:r>
-              <w:t xml:space="preserve">1</w:t>
-            </w:r>
-          </w:p>
-        </w:tc>
-        <w:tc>
-          <w:tcPr/>
-          <w:p>
-            <w:pPr>
-              <w:pStyle w:val="Compact"/>
-            </w:pPr>
-            <w:r>
-              <w:t xml:space="preserve">Vastgestelde indeling</w:t>
-            </w:r>
-            <w:r>
-              <w:t xml:space="preserve"> </w:t>
-            </w:r>
-            <w:r>
-              <w:rPr>
-                <w:rStyle w:val="VerbatimChar"/>
-              </w:rPr>
-              <w:t xml:space="preserve">vogelplot-gebiedsindeling-v1</w:t>
-            </w:r>
-            <w:r>
-              <w:t xml:space="preserve">, gekoppeld aan SOVON-plotversie 2025.</w:t>
-            </w:r>
-          </w:p>
-        </w:tc>
-      </w:tr>
-      <w:tr>
-        <w:tc>
-          <w:tcPr/>
-          <w:p>
-            <w:pPr>
-              <w:pStyle w:val="Compact"/>
-            </w:pPr>
-            <w:r>
-              <w:rPr>
-                <w:rStyle w:val="VerbatimChar"/>
-              </w:rPr>
-              <w:t xml:space="preserve">plot_gebied_lidmaatschap</w:t>
-            </w:r>
-          </w:p>
-        </w:tc>
-        <w:tc>
-          <w:tcPr/>
-          <w:p>
-            <w:pPr>
-              <w:pStyle w:val="Compact"/>
-              <w:jc w:val="right"/>
-            </w:pPr>
-            <w:r>
-              <w:t xml:space="preserve">69</w:t>
-            </w:r>
-          </w:p>
-        </w:tc>
-        <w:tc>
-          <w:tcPr/>
-          <w:p>
-            <w:pPr>
-              <w:pStyle w:val="Compact"/>
-            </w:pPr>
-            <w:r>
-              <w:t xml:space="preserve">Alle 55 actuele en 14 historische plots hebben precies één gebied.</w:t>
-            </w:r>
-          </w:p>
-        </w:tc>
-      </w:tr>
-      <w:tr>
-        <w:tc>
-          <w:tcPr/>
-          <w:p>
-            <w:pPr>
-              <w:pStyle w:val="Compact"/>
-            </w:pPr>
-            <w:r>
-              <w:rPr>
-                <w:rStyle w:val="VerbatimChar"/>
-              </w:rPr>
-              <w:t xml:space="preserve">plot_gebied_geometrie</w:t>
-            </w:r>
-          </w:p>
-        </w:tc>
-        <w:tc>
-          <w:tcPr/>
-          <w:p>
-            <w:pPr>
-              <w:pStyle w:val="Compact"/>
-              <w:jc w:val="right"/>
-            </w:pPr>
-            <w:r>
-              <w:t xml:space="preserve">8</w:t>
-            </w:r>
-          </w:p>
-        </w:tc>
-        <w:tc>
-          <w:tcPr/>
-          <w:p>
-            <w:pPr>
-              <w:pStyle w:val="Compact"/>
-            </w:pPr>
-            <w:r>
-              <w:t xml:space="preserve">Topologisch samengevoegde actuele kavelgeometrieën in RD New; samen afgeleid uit 55 plots.</w:t>
-            </w:r>
-          </w:p>
-        </w:tc>
-      </w:tr>
-      <w:tr>
-        <w:tc>
-          <w:tcPr/>
-          <w:p>
-            <w:pPr>
-              <w:pStyle w:val="Compact"/>
-            </w:pPr>
-            <w:r>
-              <w:rPr>
-                <w:rStyle w:val="VerbatimChar"/>
-              </w:rPr>
-              <w:t xml:space="preserve">maatregel_uitvoering_gebied</w:t>
-            </w:r>
-          </w:p>
-        </w:tc>
-        <w:tc>
-          <w:tcPr/>
-          <w:p>
-            <w:pPr>
-              <w:pStyle w:val="Compact"/>
-              <w:jc w:val="right"/>
-            </w:pPr>
-            <w:r>
-              <w:t xml:space="preserve">2</w:t>
-            </w:r>
-          </w:p>
-        </w:tc>
-        <w:tc>
-          <w:tcPr/>
-          <w:p>
-            <w:pPr>
-              <w:pStyle w:val="Compact"/>
-            </w:pPr>
-            <w:r>
-              <w:t xml:space="preserve">Voorlinden als locatie binnen M91 en begrazing vanaf 1990 voor Kijfhoek en Bierlap als volledig benoemd gebied.</w:t>
-            </w:r>
-          </w:p>
-        </w:tc>
-      </w:tr>
-      <w:tr>
-        <w:tc>
-          <w:tcPr/>
-          <w:p>
-            <w:pPr>
-              <w:pStyle w:val="Compact"/>
-            </w:pPr>
-            <w:r>
-              <w:rPr>
-                <w:rStyle w:val="VerbatimChar"/>
-              </w:rPr>
-              <w:t xml:space="preserve">maatregel_plot_koppeling</w:t>
-            </w:r>
-          </w:p>
-        </w:tc>
-        <w:tc>
-          <w:tcPr/>
-          <w:p>
-            <w:pPr>
-              <w:pStyle w:val="Compact"/>
-              <w:jc w:val="right"/>
-            </w:pPr>
-            <w:r>
-              <w:t xml:space="preserve">132</w:t>
-            </w:r>
-          </w:p>
-        </w:tc>
-        <w:tc>
-          <w:tcPr/>
-          <w:p>
-            <w:pPr>
-              <w:pStyle w:val="Compact"/>
-            </w:pPr>
-            <w:r>
-              <w:t xml:space="preserve">Helmduinen is gekoppeld aan M15 en M16; M17a is retroactief verwijderd. Meeuwenduin en Prinsenduin hebben samen zeven relaties. Het maaibeheer in Ruygenhoek, Lange Strook en De Loopert heeft vijf relaties. Maatregel 22h heeft zes relaties. Het PIM-leidingwerk heeft zeven relaties: M41, M42, M43, M45, M84, M84s en M85. De gepubliceerde 6,5 kilometer is niet per kavel verdeeld; alle doorsnijdingspercentages blijven leeg.</w:t>
-            </w:r>
-          </w:p>
-        </w:tc>
-      </w:tr>
-      <w:tr>
-        <w:tc>
-          <w:tcPr/>
-          <w:p>
-            <w:pPr>
-              <w:pStyle w:val="Compact"/>
-            </w:pPr>
-            <w:r>
-              <w:rPr>
-                <w:rStyle w:val="VerbatimChar"/>
-              </w:rPr>
-              <w:t xml:space="preserve">v_plot_gebied_actueel</w:t>
-            </w:r>
-          </w:p>
-        </w:tc>
-        <w:tc>
-          <w:tcPr/>
-          <w:p>
-            <w:pPr>
-              <w:pStyle w:val="Compact"/>
-              <w:jc w:val="right"/>
-            </w:pPr>
-            <w:r>
-              <w:t xml:space="preserve">69</w:t>
-            </w:r>
-          </w:p>
-        </w:tc>
-        <w:tc>
-          <w:tcPr/>
-          <w:p>
-            <w:pPr>
-              <w:pStyle w:val="Compact"/>
-            </w:pPr>
-            <w:r>
-              <w:t xml:space="preserve">Actuele leeslaag van de volledige vastgestelde gebiedsindeling.</w:t>
-            </w:r>
-          </w:p>
-        </w:tc>
-      </w:tr>
-      <w:tr>
-        <w:tc>
-          <w:tcPr/>
-          <w:p>
-            <w:pPr>
-              <w:pStyle w:val="Compact"/>
-            </w:pPr>
-            <w:r>
-              <w:rPr>
-                <w:rStyle w:val="VerbatimChar"/>
-              </w:rPr>
-              <w:t xml:space="preserve">v_plot_gebied_geometrie_actueel</w:t>
-            </w:r>
-          </w:p>
-        </w:tc>
-        <w:tc>
-          <w:tcPr/>
-          <w:p>
-            <w:pPr>
-              <w:pStyle w:val="Compact"/>
-              <w:jc w:val="right"/>
-            </w:pPr>
-            <w:r>
-              <w:t xml:space="preserve">8</w:t>
-            </w:r>
-          </w:p>
-        </w:tc>
-        <w:tc>
-          <w:tcPr/>
-          <w:p>
-            <w:pPr>
-              <w:pStyle w:val="Compact"/>
-            </w:pPr>
-            <w:r>
-              <w:t xml:space="preserve">Actuele leeslaag van de afgeleide gebiedsgeometrieën.</w:t>
-            </w:r>
-          </w:p>
-        </w:tc>
-      </w:tr>
-      <w:tr>
-        <w:tc>
-          <w:tcPr/>
-          <w:p>
-            <w:pPr>
-              <w:pStyle w:val="Compact"/>
-            </w:pPr>
-            <w:r>
-              <w:rPr>
-                <w:rStyle w:val="VerbatimChar"/>
-              </w:rPr>
-              <w:t xml:space="preserve">v_plot_jaar_maatregel_bronvast</w:t>
-            </w:r>
-          </w:p>
-        </w:tc>
-        <w:tc>
-          <w:tcPr/>
-          <w:p>
-            <w:pPr>
-              <w:pStyle w:val="Compact"/>
-              <w:jc w:val="right"/>
-            </w:pPr>
-            <w:r>
-              <w:t xml:space="preserve">184</w:t>
-            </w:r>
-          </w:p>
-        </w:tc>
-        <w:tc>
-          <w:tcPr/>
-          <w:p>
-            <w:pPr>
-              <w:pStyle w:val="Compact"/>
-            </w:pPr>
-            <w:r>
-              <w:t xml:space="preserve">Bronvaste plot-jaarregels voor 1967–1969, 1972–1975, 1988–1991, 1993, 1997, 2002, 2005–2006 en 2016–2025. Meeuwenduin en Prinsenduin leveren zes regels in 2023 en één voor M17a in 2024. Maatregel 22h levert twaalf scoperegels in 2016 en 2017. Het PIM-leidingwerk levert zeven scoperegels voor 2018; de bron verdeelt de lengte niet per kavel.</w:t>
-            </w:r>
-          </w:p>
-        </w:tc>
-      </w:tr>
-    </w:tbl>
-    <w:p>
-      <w:pPr>
-        <w:pStyle w:val="FirstParagraph"/>
-      </w:pPr>
-      <w:r>
-        <w:t xml:space="preserve">De referentietabellen</w:t>
-      </w:r>
-      <w:r>
-        <w:t xml:space="preserve"> </w:t>
-      </w:r>
-      <w:r>
-        <w:rPr>
-          <w:rStyle w:val="VerbatimChar"/>
-        </w:rPr>
-        <w:t xml:space="preserve">maatregel_werkcategorie</w:t>
-      </w:r>
-      <w:r>
-        <w:t xml:space="preserve">,</w:t>
-      </w:r>
-      <w:r>
-        <w:t xml:space="preserve"> </w:t>
-      </w:r>
-      <w:r>
-        <w:rPr>
-          <w:rStyle w:val="VerbatimChar"/>
-        </w:rPr>
-        <w:t xml:space="preserve">maatregel_type</w:t>
-      </w:r>
-      <w:r>
-        <w:t xml:space="preserve">,</w:t>
-      </w:r>
-      <w:r>
-        <w:t xml:space="preserve"> </w:t>
-      </w:r>
-      <w:r>
-        <w:rPr>
-          <w:rStyle w:val="VerbatimChar"/>
-        </w:rPr>
-        <w:t xml:space="preserve">maatregel_activiteit_type</w:t>
-      </w:r>
-      <w:r>
-        <w:t xml:space="preserve">,</w:t>
-      </w:r>
-      <w:r>
-        <w:t xml:space="preserve"> </w:t>
-      </w:r>
-      <w:r>
-        <w:rPr>
-          <w:rStyle w:val="VerbatimChar"/>
-        </w:rPr>
-        <w:t xml:space="preserve">maatregel_uitvoering_status</w:t>
-      </w:r>
-      <w:r>
-        <w:t xml:space="preserve"> </w:t>
-      </w:r>
-      <w:r>
-        <w:t xml:space="preserve">en</w:t>
-      </w:r>
-      <w:r>
-        <w:t xml:space="preserve"> </w:t>
-      </w:r>
-      <w:r>
-        <w:rPr>
-          <w:rStyle w:val="VerbatimChar"/>
-        </w:rPr>
-        <w:t xml:space="preserve">maatregel_brontype</w:t>
-      </w:r>
-      <w:r>
-        <w:t xml:space="preserve"> </w:t>
-      </w:r>
-      <w:r>
-        <w:t xml:space="preserve">scheiden categorie, activiteit, feitelijke status en brontype. Waar passend zijn de Natura 2000-codes MT01–MT07 en activiteitcodes A–G gebruikt; lokale aanvullingen hebben een eigen code. Een subsidie-openstelling, ontwerpplan of actuele werkzaamhedenpagina wordt niet als uitvoering behandeld zolang de feitelijke uitvoering niet is bevestigd.</w:t>
-      </w:r>
-    </w:p>
-    <w:p>
-      <w:pPr>
-        <w:pStyle w:val="BodyText"/>
-      </w:pPr>
-      <w:r>
-        <w:t xml:space="preserve">De 144 bestaande regels in</w:t>
-      </w:r>
-      <w:r>
-        <w:t xml:space="preserve"> </w:t>
-      </w:r>
-      <w:r>
-        <w:rPr>
-          <w:rStyle w:val="VerbatimChar"/>
-        </w:rPr>
-        <w:t xml:space="preserve">plot_jaar_maatregel</w:t>
-      </w:r>
-      <w:r>
-        <w:t xml:space="preserve"> </w:t>
-      </w:r>
-      <w:r>
-        <w:t xml:space="preserve">blijven de historische dashboardlaag voor begrazing in 16 plots uit 1991–1999. Hun aantal en checksum</w:t>
-      </w:r>
-      <w:r>
-        <w:t xml:space="preserve"> </w:t>
-      </w:r>
-      <w:r>
-        <w:rPr>
-          <w:rStyle w:val="VerbatimChar"/>
-        </w:rPr>
-        <w:t xml:space="preserve">306480715648</w:t>
-      </w:r>
-      <w:r>
-        <w:t xml:space="preserve"> </w:t>
-      </w:r>
-      <w:r>
-        <w:t xml:space="preserve">zijn bij de actualisering tot en met 15 oktober 2026 gelijk gebleven. Zij worden niet achteraf als bronvaste projectuitvoering geïnterpreteerd. Nieuwe werkzaamheden gaan pas naar een plot-jaarselectie nadat locatie, jaar en bron voldoende precies zijn vastgesteld.</w:t>
-      </w:r>
-    </w:p>
-    <w:p>
-      <w:pPr>
-        <w:pStyle w:val="BodyText"/>
-      </w:pPr>
-      <w:r>
-        <w:t xml:space="preserve">De gebiedsindeling gebruikt de 55 geldige SOVON-kavelpolygonen uit plotversie 2025, in EPSG:28992. Daaruit zijn vijf geometrieën voor Buitenduin Noord, Buitenduin Zuid, Kijfhoek en Bierlap, Vallei Meijendel en Zuid-oosthoek en drie geometrieën voor Haagsche Golfclub, Voorlinden en Hertenkamp afgeleid. Interne overlap van telplots wordt bij de topologische samenvoeging niet dubbel als gebiedsoppervlak geteld. De 14 historische plots zijn inhoudelijk ingedeeld, maar hebben in plotversie 2025 geen afzonderlijke historische geometrie en worden daarom niet als geometriebron gebruikt.</w:t>
-      </w:r>
-    </w:p>
-    <w:p>
-      <w:pPr>
-        <w:pStyle w:val="BodyText"/>
-      </w:pPr>
-      <w:r>
-        <w:t xml:space="preserve">De actuele aantallen bronplots per geometrie zijn respectievelijk 9, 7, 16, 9 en 11 voor de vijf Meijendel-deelgebieden en 1 voor ieder speciaal gebied. De indeling normaliseert de aangeleverde aanduiding M54q naar het bestaande plot M54a. Historisch M17 volgt M17a en ligt in Buitenduin Noord; M8/11, M8/9, M9 en M11 liggen in Kijfhoek en Bierlap.</w:t>
-      </w:r>
-    </w:p>
-    <w:p>
-      <w:pPr>
-        <w:pStyle w:val="Heading2"/>
-      </w:pPr>
-      <w:bookmarkStart w:id="23" w:name="_1658618e44232e196644eac3525cdf2369e59da"/>
-      <w:r>
-        <w:t xml:space="preserve">Nameninventaris en plotgeometrie</w:t>
-      </w:r>
-      <w:bookmarkEnd w:id="23"/>
-    </w:p>
-    <w:p>
-      <w:pPr>
-        <w:pStyle w:val="FirstParagraph"/>
-      </w:pPr>
-      <w:r>
-        <w:t xml:space="preserve">Versie</w:t>
-      </w:r>
-      <w:r>
-        <w:t xml:space="preserve"> </w:t>
-      </w:r>
-      <w:r>
-        <w:rPr>
-          <w:rStyle w:val="VerbatimChar"/>
-        </w:rPr>
-        <w:t xml:space="preserve">meijendel_nameninventaris_2026-10-14</w:t>
-      </w:r>
-      <w:r>
-        <w:t xml:space="preserve"> </w:t>
-      </w:r>
-      <w:r>
-        <w:t xml:space="preserve">is op 14 oktober 2026 in de levende lokale database opgenomen. De korrel is één naamobject, één bronvermelding of één brongeometrie; naamgeometrie bewijst niet automatisch de exacte grens van een uitgevoerde maatregel.</w:t>
-      </w:r>
-    </w:p>
-    <w:tbl>
-      <w:tblPr>
-        <w:tblStyle w:val="Table"/>
-        <w:tblW w:type="auto" w:w="0"/>
-        <w:tblLook w:firstRow="1" w:lastRow="0" w:firstColumn="0" w:lastColumn="0" w:noHBand="0" w:noVBand="0" w:val="0020"/>
-      </w:tblPr>
-      <w:tblGrid>
-        <w:gridCol w:w="2640"/>
-        <w:gridCol w:w="2640"/>
-        <w:gridCol w:w="2640"/>
-      </w:tblGrid>
-      <w:tr>
-        <w:trPr>
-          <w:tblHeader w:val="on"/>
-        </w:trPr>
-        <w:tc>
-          <w:tcPr/>
-          <w:p>
-            <w:pPr>
-              <w:pStyle w:val="Compact"/>
-            </w:pPr>
-            <w:r>
-              <w:t xml:space="preserve">Tabel of view</w:t>
-            </w:r>
-          </w:p>
-        </w:tc>
-        <w:tc>
-          <w:tcPr/>
-          <w:p>
-            <w:pPr>
-              <w:pStyle w:val="Compact"/>
-              <w:jc w:val="right"/>
-            </w:pPr>
-            <w:r>
-              <w:t xml:space="preserve">Records</w:t>
-            </w:r>
-          </w:p>
-        </w:tc>
-        <w:tc>
-          <w:tcPr/>
-          <w:p>
-            <w:pPr>
-              <w:pStyle w:val="Compact"/>
-            </w:pPr>
-            <w:r>
-              <w:t xml:space="preserve">Betekenis</w:t>
-            </w:r>
-          </w:p>
-        </w:tc>
-      </w:tr>
-      <w:tr>
-        <w:tc>
-          <w:tcPr/>
-          <w:p>
-            <w:pPr>
-              <w:pStyle w:val="Compact"/>
-            </w:pPr>
-            <w:r>
-              <w:rPr>
-                <w:rStyle w:val="VerbatimChar"/>
-              </w:rPr>
-              <w:t xml:space="preserve">nameninventaris_import</w:t>
-            </w:r>
-          </w:p>
-        </w:tc>
-        <w:tc>
-          <w:tcPr/>
-          <w:p>
-            <w:pPr>
-              <w:pStyle w:val="Compact"/>
-              <w:jc w:val="right"/>
-            </w:pPr>
-            <w:r>
-              <w:t xml:space="preserve">1</w:t>
-            </w:r>
-          </w:p>
-        </w:tc>
-        <w:tc>
-          <w:tcPr/>
-          <w:p>
-            <w:pPr>
-              <w:pStyle w:val="Compact"/>
-            </w:pPr>
-            <w:r>
-              <w:t xml:space="preserve">Herkomst, hash, regelversie en verwachte aantallen van de levering.</w:t>
-            </w:r>
-          </w:p>
-        </w:tc>
-      </w:tr>
-      <w:tr>
-        <w:tc>
-          <w:tcPr/>
-          <w:p>
-            <w:pPr>
-              <w:pStyle w:val="Compact"/>
-            </w:pPr>
-            <w:r>
-              <w:rPr>
-                <w:rStyle w:val="VerbatimChar"/>
-              </w:rPr>
-              <w:t xml:space="preserve">nameninventaris_bron</w:t>
-            </w:r>
-          </w:p>
-        </w:tc>
-        <w:tc>
-          <w:tcPr/>
-          <w:p>
-            <w:pPr>
-              <w:pStyle w:val="Compact"/>
-              <w:jc w:val="right"/>
-            </w:pPr>
-            <w:r>
-              <w:t xml:space="preserve">8</w:t>
-            </w:r>
-          </w:p>
-        </w:tc>
-        <w:tc>
-          <w:tcPr/>
-          <w:p>
-            <w:pPr>
-              <w:pStyle w:val="Compact"/>
-            </w:pPr>
-            <w:r>
-              <w:t xml:space="preserve">Beekman 2021, twee historische artikelen, Neefjes 2010, TOP10NL, OSM en twee Dunea-bronnen.</w:t>
-            </w:r>
-          </w:p>
-        </w:tc>
-      </w:tr>
-      <w:tr>
-        <w:tc>
-          <w:tcPr/>
-          <w:p>
-            <w:pPr>
-              <w:pStyle w:val="Compact"/>
-            </w:pPr>
-            <w:r>
-              <w:rPr>
-                <w:rStyle w:val="VerbatimChar"/>
-              </w:rPr>
-              <w:t xml:space="preserve">nameninventaris_object</w:t>
-            </w:r>
-          </w:p>
-        </w:tc>
-        <w:tc>
-          <w:tcPr/>
-          <w:p>
-            <w:pPr>
-              <w:pStyle w:val="Compact"/>
-              <w:jc w:val="right"/>
-            </w:pPr>
-            <w:r>
-              <w:t xml:space="preserve">182</w:t>
-            </w:r>
-          </w:p>
-        </w:tc>
-        <w:tc>
-          <w:tcPr/>
-          <w:p>
-            <w:pPr>
-              <w:pStyle w:val="Compact"/>
-            </w:pPr>
-            <w:r>
-              <w:t xml:space="preserve">Onderscheiden gebieds-, functionele, pad-, weg- en routeobjecten.</w:t>
-            </w:r>
-          </w:p>
-        </w:tc>
-      </w:tr>
-      <w:tr>
-        <w:tc>
-          <w:tcPr/>
-          <w:p>
-            <w:pPr>
-              <w:pStyle w:val="Compact"/>
-            </w:pPr>
-            <w:r>
-              <w:rPr>
-                <w:rStyle w:val="VerbatimChar"/>
-              </w:rPr>
-              <w:t xml:space="preserve">nameninventaris_vermelding</w:t>
-            </w:r>
-          </w:p>
-        </w:tc>
-        <w:tc>
-          <w:tcPr/>
-          <w:p>
-            <w:pPr>
-              <w:pStyle w:val="Compact"/>
-              <w:jc w:val="right"/>
-            </w:pPr>
-            <w:r>
-              <w:t xml:space="preserve">299</w:t>
-            </w:r>
-          </w:p>
-        </w:tc>
-        <w:tc>
-          <w:tcPr/>
-          <w:p>
-            <w:pPr>
-              <w:pStyle w:val="Compact"/>
-            </w:pPr>
-            <w:r>
-              <w:t xml:space="preserve">Gedateerde naamvermeldingen uit 1602–2026.</w:t>
-            </w:r>
-          </w:p>
-        </w:tc>
-      </w:tr>
-      <w:tr>
-        <w:tc>
-          <w:tcPr/>
-          <w:p>
-            <w:pPr>
-              <w:pStyle w:val="Compact"/>
-            </w:pPr>
-            <w:r>
-              <w:rPr>
-                <w:rStyle w:val="VerbatimChar"/>
-              </w:rPr>
-              <w:t xml:space="preserve">nameninventaris_geometrie</w:t>
-            </w:r>
-          </w:p>
-        </w:tc>
-        <w:tc>
-          <w:tcPr/>
-          <w:p>
-            <w:pPr>
-              <w:pStyle w:val="Compact"/>
-              <w:jc w:val="right"/>
-            </w:pPr>
-            <w:r>
-              <w:t xml:space="preserve">71</w:t>
-            </w:r>
-          </w:p>
-        </w:tc>
-        <w:tc>
-          <w:tcPr/>
-          <w:p>
-            <w:pPr>
-              <w:pStyle w:val="Compact"/>
-            </w:pPr>
-            <w:r>
-              <w:t xml:space="preserve">Brongeometrieën in EPSG:28992 voor 71 objecten.</w:t>
-            </w:r>
-          </w:p>
-        </w:tc>
-      </w:tr>
-      <w:tr>
-        <w:tc>
-          <w:tcPr/>
-          <w:p>
-            <w:pPr>
-              <w:pStyle w:val="Compact"/>
-            </w:pPr>
-            <w:r>
-              <w:rPr>
-                <w:rStyle w:val="VerbatimChar"/>
-              </w:rPr>
-              <w:t xml:space="preserve">nameninventaris_geometrie_bronobject</w:t>
-            </w:r>
-          </w:p>
-        </w:tc>
-        <w:tc>
-          <w:tcPr/>
-          <w:p>
-            <w:pPr>
-              <w:pStyle w:val="Compact"/>
-              <w:jc w:val="right"/>
-            </w:pPr>
-            <w:r>
-              <w:t xml:space="preserve">107</w:t>
-            </w:r>
-          </w:p>
-        </w:tc>
-        <w:tc>
-          <w:tcPr/>
-          <w:p>
-            <w:pPr>
-              <w:pStyle w:val="Compact"/>
-            </w:pPr>
-            <w:r>
-              <w:t xml:space="preserve">Herleidbaarheid van samengevoegde geometrieën naar afzonderlijke bronobjecten.</w:t>
-            </w:r>
-          </w:p>
-        </w:tc>
-      </w:tr>
-      <w:tr>
-        <w:tc>
-          <w:tcPr/>
-          <w:p>
-            <w:pPr>
-              <w:pStyle w:val="Compact"/>
-            </w:pPr>
-            <w:r>
-              <w:rPr>
-                <w:rStyle w:val="VerbatimChar"/>
-              </w:rPr>
-              <w:t xml:space="preserve">nameninventaris_beoordeling</w:t>
-            </w:r>
-          </w:p>
-        </w:tc>
-        <w:tc>
-          <w:tcPr/>
-          <w:p>
-            <w:pPr>
-              <w:pStyle w:val="Compact"/>
-              <w:jc w:val="right"/>
-            </w:pPr>
-            <w:r>
-              <w:t xml:space="preserve">111</w:t>
-            </w:r>
-          </w:p>
-        </w:tc>
-        <w:tc>
-          <w:tcPr/>
-          <w:p>
-            <w:pPr>
-              <w:pStyle w:val="Compact"/>
-            </w:pPr>
-            <w:r>
-              <w:t xml:space="preserve">Actuele, expliciete geometrieleemten; deze namen worden niet ruimtelijk afgeleid.</w:t>
-            </w:r>
-          </w:p>
-        </w:tc>
-      </w:tr>
-      <w:tr>
-        <w:tc>
-          <w:tcPr/>
-          <w:p>
-            <w:pPr>
-              <w:pStyle w:val="Compact"/>
-            </w:pPr>
-            <w:r>
-              <w:rPr>
-                <w:rStyle w:val="VerbatimChar"/>
-              </w:rPr>
-              <w:t xml:space="preserve">plot_geometrie_import</w:t>
-            </w:r>
-          </w:p>
-        </w:tc>
-        <w:tc>
-          <w:tcPr/>
-          <w:p>
-            <w:pPr>
-              <w:pStyle w:val="Compact"/>
-              <w:jc w:val="right"/>
-            </w:pPr>
-            <w:r>
-              <w:t xml:space="preserve">1</w:t>
-            </w:r>
-          </w:p>
-        </w:tc>
-        <w:tc>
-          <w:tcPr/>
-          <w:p>
-            <w:pPr>
-              <w:pStyle w:val="Compact"/>
-            </w:pPr>
-            <w:r>
-              <w:t xml:space="preserve">Actuele SOVON-kavelgeometrie van 55 plots, versie</w:t>
-            </w:r>
-            <w:r>
-              <w:t xml:space="preserve"> </w:t>
-            </w:r>
-            <w:r>
-              <w:rPr>
-                <w:rStyle w:val="VerbatimChar"/>
-              </w:rPr>
-              <w:t xml:space="preserve">sovon-avimap-2025-download-2026-10-02</w:t>
-            </w:r>
-            <w:r>
-              <w:t xml:space="preserve">.</w:t>
-            </w:r>
-          </w:p>
-        </w:tc>
-      </w:tr>
-      <w:tr>
-        <w:tc>
-          <w:tcPr/>
-          <w:p>
-            <w:pPr>
-              <w:pStyle w:val="Compact"/>
-            </w:pPr>
-            <w:r>
-              <w:rPr>
-                <w:rStyle w:val="VerbatimChar"/>
-              </w:rPr>
-              <w:t xml:space="preserve">nameninventaris_plot_koppeling</w:t>
-            </w:r>
-          </w:p>
-        </w:tc>
-        <w:tc>
-          <w:tcPr/>
-          <w:p>
-            <w:pPr>
-              <w:pStyle w:val="Compact"/>
-              <w:jc w:val="right"/>
-            </w:pPr>
-            <w:r>
-              <w:t xml:space="preserve">377</w:t>
-            </w:r>
-          </w:p>
-        </w:tc>
-        <w:tc>
-          <w:tcPr/>
-          <w:p>
-            <w:pPr>
-              <w:pStyle w:val="Compact"/>
-            </w:pPr>
-            <w:r>
-              <w:t xml:space="preserve">Alle geometrische doorsnijdingen tussen 66 naamobjecten en 55 actuele kavels.</w:t>
-            </w:r>
-          </w:p>
-        </w:tc>
-      </w:tr>
-      <w:tr>
-        <w:tc>
-          <w:tcPr/>
-          <w:p>
-            <w:pPr>
-              <w:pStyle w:val="Compact"/>
-            </w:pPr>
-            <w:r>
-              <w:rPr>
-                <w:rStyle w:val="VerbatimChar"/>
-              </w:rPr>
-              <w:t xml:space="preserve">v_nameninventaris_plot_actueel</w:t>
-            </w:r>
-          </w:p>
-        </w:tc>
-        <w:tc>
-          <w:tcPr/>
-          <w:p>
-            <w:pPr>
-              <w:pStyle w:val="Compact"/>
-              <w:jc w:val="right"/>
-            </w:pPr>
-            <w:r>
-              <w:t xml:space="preserve">365</w:t>
-            </w:r>
-          </w:p>
-        </w:tc>
-        <w:tc>
-          <w:tcPr/>
-          <w:p>
-            <w:pPr>
-              <w:pStyle w:val="Compact"/>
-            </w:pPr>
-            <w:r>
-              <w:t xml:space="preserve">Actuele leeslaag voor 53 kavels binnen</w:t>
-            </w:r>
-            <w:r>
-              <w:t xml:space="preserve"> </w:t>
-            </w:r>
-            <w:r>
-              <w:rPr>
-                <w:rStyle w:val="VerbatimChar"/>
-              </w:rPr>
-              <w:t xml:space="preserve">meijendel_natura2000</w:t>
-            </w:r>
-            <w:r>
-              <w:t xml:space="preserve">; M66 en M91 zijn uitgesloten.</w:t>
-            </w:r>
-          </w:p>
-        </w:tc>
-      </w:tr>
-    </w:tbl>
-    <w:p>
-      <w:pPr>
-        <w:pStyle w:val="FirstParagraph"/>
-      </w:pPr>
-      <w:r>
-        <w:t xml:space="preserve">De maatregelactualisering gebruikt deze laag alleen wanneer de maatregellocatie volledig en letterlijk overeenkomt met één of meer geometriseerde naamobjecten. Daarmee zijn 32 relaties voor zes uitvoeringen toegevoegd. Uitvoeringen met een brede locatie, een niet-geometriseerde naam, een gedeeltelijk geometriseerde samengestelde locatie of een afwijkende naam blijven buiten de automatische koppeling.</w:t>
-      </w:r>
-    </w:p>
-    <w:p>
-      <w:pPr>
-        <w:pStyle w:val="Heading2"/>
-      </w:pPr>
-      <w:bookmarkStart w:id="24" w:name="_c4d8e63f8d951db14c31b0e8e0c5017e65b09fe"/>
-      <w:r>
-        <w:t xml:space="preserve">Website dashboard en Shiny beschermen</w:t>
-      </w:r>
-      <w:bookmarkEnd w:id="24"/>
-    </w:p>
-    <w:p>
-      <w:pPr>
-        <w:pStyle w:val="FirstParagraph"/>
-      </w:pPr>
-      <w:r>
-        <w:t xml:space="preserve">De eerdere inventarisatie vond geen rechtstreeks gebruik van de 146</w:t>
-      </w:r>
-      <w:r>
-        <w:t xml:space="preserve"> </w:t>
-      </w:r>
-      <w:r>
-        <w:rPr>
-          <w:rStyle w:val="VerbatimChar"/>
-        </w:rPr>
-        <w:t xml:space="preserve">ndff_*</w:t>
-      </w:r>
-      <w:r>
-        <w:t xml:space="preserve">-, vier</w:t>
-      </w:r>
-      <w:r>
-        <w:t xml:space="preserve"> </w:t>
-      </w:r>
-      <w:r>
-        <w:rPr>
-          <w:rStyle w:val="VerbatimChar"/>
-        </w:rPr>
-        <w:t xml:space="preserve">externe_ecologie_*</w:t>
-      </w:r>
-      <w:r>
-        <w:t xml:space="preserve">- en zes</w:t>
-      </w:r>
-      <w:r>
-        <w:t xml:space="preserve"> </w:t>
-      </w:r>
-      <w:r>
-        <w:rPr>
-          <w:rStyle w:val="VerbatimChar"/>
-        </w:rPr>
-        <w:t xml:space="preserve">vangblik*</w:t>
-      </w:r>
-      <w:r>
-        <w:t xml:space="preserve">-tabellen in de publieke website, reguliere Shiny-cache of openbare dashboardketen. Dat geeft ruimte, maar betekent niet dat die 156 tabellen losstaan. Imports, audits, ruimtelijke verwerking, bestaande views en exportvalidatie gebruiken ze wel. Voor deze herschrijving zijn de relevante cache- en exportcontracten opnieuw gecontroleerd; er is geen productieproef uitgevoerd.</w:t>
-      </w:r>
-    </w:p>
-    <w:p>
-      <w:pPr>
-        <w:pStyle w:val="BodyText"/>
-      </w:pPr>
-      <w:r>
-        <w:t xml:space="preserve">PQ is wel aangesloten. Shiny leest</w:t>
-      </w:r>
-      <w:r>
-        <w:t xml:space="preserve"> </w:t>
-      </w:r>
-      <w:r>
-        <w:rPr>
-          <w:rStyle w:val="VerbatimChar"/>
-        </w:rPr>
-        <w:t xml:space="preserve">pq_plot_jaar_vegetatie</w:t>
-      </w:r>
-      <w:r>
-        <w:t xml:space="preserve"> </w:t>
-      </w:r>
-      <w:r>
-        <w:t xml:space="preserve">en gebruikt soortenrijkdom, bedekkingssom en Shannon in model- en omgevingsgegevens. De website leest de bestaande</w:t>
-      </w:r>
-      <w:r>
-        <w:t xml:space="preserve"> </w:t>
-      </w:r>
-      <w:r>
-        <w:rPr>
-          <w:rStyle w:val="VerbatimChar"/>
-        </w:rPr>
-        <w:t xml:space="preserve">website_plot_vegetatie_jaar</w:t>
-      </w:r>
-      <w:r>
-        <w:t xml:space="preserve">, die naar dezelfde PQ-afleiding verwijst. Foutafhandeling kan een leeg vegetatieonderdeel opleveren terwijl de pagina gewoon opent. Vergelijk daarom de 513 plot-jaarregels uit 1981–2025, waarden, ontbrekende waarden en bronvermelding vóór en na de structurele migratie.</w:t>
-      </w:r>
-    </w:p>
-    <w:p>
-      <w:pPr>
-        <w:pStyle w:val="BodyText"/>
-      </w:pPr>
-      <w:r>
-        <w:t xml:space="preserve">Nieuwe PQ-opnamen mogen bij een afzonderlijk inhoudelijk besluit later doorwerken in de toepassingen. Het toevoegen van bronnen mag echter niet ongemerkt de provinciale controlebasis of bestaande vogelmodellen veranderen. Scheid structureel verplaatsen met gelijke uitkomsten van inhoudelijk verrijken met expliciet beoordeelde nieuwe uitkomsten.</w:t>
-      </w:r>
-    </w:p>
-    <w:p>
-      <w:pPr>
-        <w:pStyle w:val="BodyText"/>
-      </w:pPr>
-      <w:r>
-        <w:t xml:space="preserve">Verder moeten deze afhankelijkheden mee:</w:t>
-      </w:r>
-    </w:p>
-    <w:p>
-      <w:pPr>
-        <w:pStyle w:val="Compact"/>
-        <w:numPr>
-          <w:ilvl w:val="0"/>
-          <w:numId w:val="1002"/>
-        </w:numPr>
-      </w:pPr>
-      <w:r>
-        <w:t xml:space="preserve">foreign keys, indexes, rechten en eventuele routines of triggers;</w:t>
-      </w:r>
-    </w:p>
-    <w:p>
-      <w:pPr>
-        <w:pStyle w:val="Compact"/>
-        <w:numPr>
-          <w:ilvl w:val="0"/>
-          <w:numId w:val="1002"/>
-        </w:numPr>
-      </w:pPr>
-      <w:r>
-        <w:t xml:space="preserve">bestaande views en beveiligde onderzoeksviews die naar openbare NDFF-tabellen verwijzen, met behoud van de beveiligingsgrens;</w:t>
-      </w:r>
-    </w:p>
-    <w:p>
-      <w:pPr>
-        <w:pStyle w:val="Compact"/>
-        <w:numPr>
-          <w:ilvl w:val="0"/>
-          <w:numId w:val="1002"/>
-        </w:numPr>
-      </w:pPr>
-      <w:r>
-        <w:t xml:space="preserve">dynamische tabelnamen in imports en audits, naast letterlijk geschreven namen;</w:t>
-      </w:r>
-    </w:p>
-    <w:p>
-      <w:pPr>
-        <w:pStyle w:val="Compact"/>
-        <w:numPr>
-          <w:ilvl w:val="0"/>
-          <w:numId w:val="1002"/>
-        </w:numPr>
-      </w:pPr>
-      <w:r>
-        <w:t xml:space="preserve">tabelnamen die als gegevens zijn opgeslagen, waaronder</w:t>
-      </w:r>
-      <w:r>
-        <w:t xml:space="preserve"> </w:t>
-      </w:r>
-      <w:r>
-        <w:rPr>
-          <w:rStyle w:val="VerbatimChar"/>
-        </w:rPr>
-        <w:t xml:space="preserve">analyse_datareeks.bron_object</w:t>
-      </w:r>
-      <w:r>
-        <w:t xml:space="preserve"> </w:t>
-      </w:r>
-      <w:r>
-        <w:t xml:space="preserve">en ruimtelijke bronverwijzingen;</w:t>
-      </w:r>
-    </w:p>
-    <w:p>
-      <w:pPr>
-        <w:pStyle w:val="Compact"/>
-        <w:numPr>
-          <w:ilvl w:val="0"/>
-          <w:numId w:val="1002"/>
-        </w:numPr>
-      </w:pPr>
-      <w:r>
-        <w:t xml:space="preserve">de exportcontrole die nu expliciet</w:t>
-      </w:r>
-      <w:r>
-        <w:t xml:space="preserve"> </w:t>
-      </w:r>
-      <w:r>
-        <w:rPr>
-          <w:rStyle w:val="VerbatimChar"/>
-        </w:rPr>
-        <w:t xml:space="preserve">ndff_open_waarneming</w:t>
-      </w:r>
-      <w:r>
-        <w:t xml:space="preserve"> </w:t>
-      </w:r>
-      <w:r>
-        <w:t xml:space="preserve">verlangt, plus de dump- en Shiny-cachecontracten.</w:t>
-      </w:r>
-    </w:p>
-    <w:p>
-      <w:pPr>
-        <w:pStyle w:val="FirstParagraph"/>
-      </w:pPr>
-      <w:r>
-        <w:t xml:space="preserve">Bronbestanden, bron-ID's, hashes en historische regelversies worden niet cosmetisch herschreven. Er komen geen nieuwe overzichts- of compatibiliteitsviews. Bestaande noodzakelijke views moeten bij een daadwerkelijke migratie correct blijven verwijzen.</w:t>
-      </w:r>
-    </w:p>
-    <w:p>
-      <w:pPr>
-        <w:pStyle w:val="Heading2"/>
-      </w:pPr>
-      <w:bookmarkStart w:id="25" w:name="_ea82a111b7c3651db8ff74dc66ba0e01efd62c3"/>
-      <w:r>
-        <w:t xml:space="preserve">Veilige uitvoervolgorde</w:t>
-      </w:r>
-      <w:bookmarkEnd w:id="25"/>
-    </w:p>
-    <w:p>
-      <w:pPr>
-        <w:pStyle w:val="FirstParagraph"/>
-      </w:pPr>
-      <w:r>
-        <w:t xml:space="preserve">Eerst werken we één volledige familie uit op een geïsoleerde databasekopie. Libellen is daarvoor geschikt: 32.325 bronwaarnemingen uit 1950–2025, plus de bestaande route-, geometrie-, bezoek- en taxonbereikstructuur. De proef omvat meer dan vier namen veranderen. Zij moet bewijzen dat de groepsfamilie ook een tweede bron kan ontvangen zonder dubbele metingen, verlies van herkomst of wijziging van nulbetekenis. Een technische testlevering wordt als test gemarkeerd en wordt geen nieuwe ecologische bron.</w:t>
-      </w:r>
-    </w:p>
-    <w:p>
-      <w:pPr>
-        <w:pStyle w:val="BodyText"/>
-      </w:pPr>
-      <w:r>
-        <w:t xml:space="preserve">Daarna volgt de PQ-uitwerking: brongebonden locatie- en opname-identiteit toevoegen en een afgebakende, reeds gekoppelde LVD-selectie vergelijken met de provinciale reeks. Begin met bevestigde overeenkomsten; behandel waarschijnlijke koppelingen afzonderlijk. Voor iedere kandidaat staat vast of deze verrijkt, toevoegt, dubbel is of conflicteert. De eerste acceptatie-eis is behoud van de bestaande 513 plot-jaaruitkomsten uit 1981–2025.</w:t>
-      </w:r>
-    </w:p>
-    <w:p>
-      <w:pPr>
-        <w:pStyle w:val="BodyText"/>
-      </w:pPr>
-      <w:r>
-        <w:t xml:space="preserve">Vervolgens volgen de overige soortenfamilies in samenhangende groepen. Kevers zijn een bruikbare tweede soortproef omdat NDFF, Naturalis en Vangblik daar samenkomen. Gemengde monsters en de algemene beslis- en bronlaag gaan pas over wanneer hun volledige verwijzingsketen is uitgewerkt.</w:t>
-      </w:r>
-    </w:p>
-    <w:p>
-      <w:pPr>
-        <w:pStyle w:val="BodyText"/>
-      </w:pPr>
-      <w:r>
-        <w:t xml:space="preserve">Iedere proef levert een concrete oude–nieuwe objectkaart, sleutelvertaling, importaanpassing en herstelprocedure op. Vergelijk volledige sleutelsets, aantallen, inhoudshashes, bronverwijzingen, nulstatussen en toegelaten selecties. Een verschil is verklaard of blokkeert de overgang. Controleer tevens herhaalde import: hetzelfde bestand mag geen extra metingen opleveren.</w:t>
-      </w:r>
-    </w:p>
-    <w:p>
-      <w:pPr>
-        <w:pStyle w:val="BodyText"/>
-      </w:pPr>
-      <w:r>
-        <w:t xml:space="preserve">Pas na goedkeuring volgt uitvoering in de levende lokale database, met gecontroleerde back-up en zonder gelijktijdige imports. Daarna volgt de normale gevalideerde dump-, cache- en releaseketen. Productie blijft afnemer van de lokale canonieke database. Herstel bestaat uit een geteste schema- en gegevensherstelroute met de bijpassende codeversie; een algemene transactie-rollback is onvoldoende voor DDL-wijzigingen.</w:t>
-      </w:r>
-    </w:p>
-    <w:p>
-      <w:pPr>
-        <w:pStyle w:val="BodyText"/>
-      </w:pPr>
-      <w:r>
-        <w:t xml:space="preserve">De aanbevolen eerstvolgende stap is een concreet libellenproefontwerp, inclusief fysieke tabellen en migratiecontroles. Geen brede live-hernoeming. PQ blijft een eigen, bronoverstijgende familie en wordt expliciet als volgende migratieproef uitgewerkt.</w:t>
-      </w:r>
-    </w:p>
-    <w:p>
-      <w:pPr>
-        <w:pStyle w:val="Heading2"/>
-      </w:pPr>
-      <w:bookmarkStart w:id="26" w:name="_b3cd443c91657a82ff5685c38edcf4074cc84d4"/>
-      <w:r>
-        <w:t xml:space="preserve">Onderbouwing en grenzen</w:t>
-      </w:r>
-      <w:bookmarkEnd w:id="26"/>
-    </w:p>
-    <w:p>
-      <w:pPr>
-        <w:pStyle w:val="FirstParagraph"/>
-      </w:pPr>
-      <w:r>
-        <w:t xml:space="preserve">Groepen, rijtellingen en bronverdelingen zijn read-only gecontroleerd in de levende lokale database op 26 september 2026. Van de 248 fysieke tabellen staan er 163 in de bijlage: 146 NDFF, vier externe ecologie, zes Vangblik en zeven PQ. Ook de niet-vogelgegevens in AVIMAP zijn onderzocht.</w:t>
-      </w:r>
-    </w:p>
-    <w:p>
-      <w:pPr>
-        <w:pStyle w:val="BodyText"/>
-      </w:pPr>
-      <w:r>
-        <w:t xml:space="preserve">De bijlage geeft bestemmingsrichtingen, geen uitvoerbare naamskaart. Rijtellingen stammen uit de nulmeting van dezelfde datum. Niet alle reconstructietabellen hebben een afzonderlijk gecontroleerde meetperiode; hun technische rijaantallen zijn geen zelfstandige meetreeks.</w:t>
-      </w:r>
-    </w:p>
-    <w:p>
-      <w:pPr>
-        <w:pStyle w:val="BodyText"/>
-      </w:pPr>
-      <w:r>
-        <w:t xml:space="preserve">Geraadpleegd zijn de projectinstructies, README, TODO, DECISIONS, architectuur, eerdere inventaris en</w:t>
-      </w:r>
-      <w:r>
-        <w:t xml:space="preserve"> </w:t>
-      </w:r>
-      <w:r>
-        <w:rPr>
-          <w:rStyle w:val="VerbatimChar"/>
-        </w:rPr>
-        <w:t xml:space="preserve">docs/MEIJENDEL_BRONREGISTER.md</w:t>
-      </w:r>
-      <w:r>
-        <w:t xml:space="preserve">; de openbare NDFF-, protocolkwaliteit- en externe-ecologieschema's; import- en overlapdefinities; Shiny</w:t>
-      </w:r>
-      <w:r>
-        <w:t xml:space="preserve"> </w:t>
-      </w:r>
-      <w:r>
-        <w:rPr>
-          <w:rStyle w:val="VerbatimChar"/>
-        </w:rPr>
-        <w:t xml:space="preserve">helpers.R</w:t>
-      </w:r>
-      <w:r>
-        <w:t xml:space="preserve">, cachecontracttest, exportvalidator en websitequery voor plotvegetatie.</w:t>
-      </w:r>
-    </w:p>
-    <w:p>
-      <w:pPr>
-        <w:pStyle w:val="BodyText"/>
-      </w:pPr>
-      <w:r>
-        <w:t xml:space="preserve">Bronrechten, toelating en bruikbaarheid zijn niet opnieuw vastgesteld; het bronregister blijft leidend. Geen T7- of NAS-bestanden geopend, nieuwe bronnen aangevraagd of database, dump, cache en productie gewijzigd.</w:t>
-      </w:r>
-    </w:p>
-    <w:p>
-      <w:pPr>
-        <w:pStyle w:val="Heading2"/>
-      </w:pPr>
-      <w:bookmarkStart w:id="27" w:name="_3a68ce2518fa2826494f15f4a6805cb1b04675a"/>
-      <w:r>
-        <w:t xml:space="preserve">Bijlage huidige tabellen en bestemmingsrichting</w:t>
-      </w:r>
-      <w:bookmarkEnd w:id="27"/>
-    </w:p>
-    <w:p>
-      <w:pPr>
-        <w:pStyle w:val="FirstParagraph"/>
-      </w:pPr>
-      <w:r>
-        <w:t xml:space="preserve">Alle 163 tabelnamen blijven hier terugvindbaar. De aantallen zijn technische rijtellingen van 26 september 2026, geen optelbare onafhankelijke waarnemingen. Een richting met meerdere bestemmingen vereist gegevensverdeling; zij is geen RENAME-opdracht. Definitieve doelnamen en sleutelvertalingen worden in de migratieproef getoetst.</w:t>
-      </w:r>
-    </w:p>
-    <w:p>
-      <w:pPr>
-        <w:pStyle w:val="Heading3"/>
-      </w:pPr>
-      <w:bookmarkStart w:id="28" w:name="_soortgroepindexen"/>
-      <w:r>
-        <w:t xml:space="preserve">Soortgroepindexen</w:t>
-      </w:r>
-      <w:bookmarkEnd w:id="28"/>
-    </w:p>
-    <w:p>
-      <w:pPr>
-        <w:pStyle w:val="FirstParagraph"/>
-      </w:pPr>
-      <w:r>
-        <w:t xml:space="preserve">Voor elk van deze 26 indexen geldt: de bestemming wordt een volwaardige bronoverstijgende familie. Alleen de huidige enkelkolomsindex hernoemen is niet het eindbeeld.</w:t>
-      </w:r>
-    </w:p>
-    <w:tbl>
-      <w:tblPr>
-        <w:tblStyle w:val="Table"/>
-        <w:tblW w:type="auto" w:w="0"/>
-        <w:tblLook w:firstRow="1" w:lastRow="0" w:firstColumn="0" w:lastColumn="0" w:noHBand="0" w:noVBand="0" w:val="0020"/>
-      </w:tblPr>
-      <w:tblGrid>
-        <w:gridCol w:w="2640"/>
-        <w:gridCol w:w="2640"/>
-        <w:gridCol w:w="2640"/>
-      </w:tblGrid>
-      <w:tr>
-        <w:trPr>
-          <w:tblHeader w:val="on"/>
-        </w:trPr>
-        <w:tc>
-          <w:tcPr/>
-          <w:p>
-            <w:pPr>
-              <w:pStyle w:val="Compact"/>
-            </w:pPr>
-            <w:r>
               <w:t xml:space="preserve">Huidige tabel</w:t>
             </w:r>
           </w:p>
@@ -6368,13 +6373,14 @@
     <w:tbl>
       <w:tblPr>
         <w:tblStyle w:val="Table"/>
-        <w:tblW w:type="auto" w:w="0"/>
+        <w:tblW w:type="pct" w:w="5000"/>
+        <w:tblLayout w:type="fixed"/>
         <w:tblLook w:firstRow="1" w:lastRow="0" w:firstColumn="0" w:lastColumn="0" w:noHBand="0" w:noVBand="0" w:val="0020"/>
       </w:tblPr>
       <w:tblGrid>
-        <w:gridCol w:w="2640"/>
-        <w:gridCol w:w="2640"/>
-        <w:gridCol w:w="2640"/>
+        <w:gridCol w:w="2376"/>
+        <w:gridCol w:w="3168"/>
+        <w:gridCol w:w="2376"/>
       </w:tblGrid>
       <w:tr>
         <w:trPr>
@@ -9915,13 +9921,14 @@
     <w:tbl>
       <w:tblPr>
         <w:tblStyle w:val="Table"/>
-        <w:tblW w:type="auto" w:w="0"/>
+        <w:tblW w:type="pct" w:w="5000"/>
+        <w:tblLayout w:type="fixed"/>
         <w:tblLook w:firstRow="1" w:lastRow="0" w:firstColumn="0" w:lastColumn="0" w:noHBand="0" w:noVBand="0" w:val="0020"/>
       </w:tblPr>
       <w:tblGrid>
-        <w:gridCol w:w="2640"/>
-        <w:gridCol w:w="2640"/>
-        <w:gridCol w:w="2640"/>
+        <w:gridCol w:w="2376"/>
+        <w:gridCol w:w="3168"/>
+        <w:gridCol w:w="2376"/>
       </w:tblGrid>
       <w:tr>
         <w:trPr>
@@ -10756,13 +10763,14 @@
     <w:tbl>
       <w:tblPr>
         <w:tblStyle w:val="Table"/>
-        <w:tblW w:type="auto" w:w="0"/>
+        <w:tblW w:type="pct" w:w="5000"/>
+        <w:tblLayout w:type="fixed"/>
         <w:tblLook w:firstRow="1" w:lastRow="0" w:firstColumn="0" w:lastColumn="0" w:noHBand="0" w:noVBand="0" w:val="0020"/>
       </w:tblPr>
       <w:tblGrid>
-        <w:gridCol w:w="2640"/>
-        <w:gridCol w:w="2640"/>
-        <w:gridCol w:w="2640"/>
+        <w:gridCol w:w="2376"/>
+        <w:gridCol w:w="3168"/>
+        <w:gridCol w:w="2376"/>
       </w:tblGrid>
       <w:tr>
         <w:trPr>
@@ -11480,13 +11488,14 @@
     <w:tbl>
       <w:tblPr>
         <w:tblStyle w:val="Table"/>
-        <w:tblW w:type="auto" w:w="0"/>
+        <w:tblW w:type="pct" w:w="5000"/>
+        <w:tblLayout w:type="fixed"/>
         <w:tblLook w:firstRow="1" w:lastRow="0" w:firstColumn="0" w:lastColumn="0" w:noHBand="0" w:noVBand="0" w:val="0020"/>
       </w:tblPr>
       <w:tblGrid>
-        <w:gridCol w:w="2640"/>
-        <w:gridCol w:w="2640"/>
-        <w:gridCol w:w="2640"/>
+        <w:gridCol w:w="2376"/>
+        <w:gridCol w:w="3168"/>
+        <w:gridCol w:w="2376"/>
       </w:tblGrid>
       <w:tr>
         <w:trPr>
@@ -11697,13 +11706,14 @@
     <w:tbl>
       <w:tblPr>
         <w:tblStyle w:val="Table"/>
-        <w:tblW w:type="auto" w:w="0"/>
+        <w:tblW w:type="pct" w:w="5000"/>
+        <w:tblLayout w:type="fixed"/>
         <w:tblLook w:firstRow="1" w:lastRow="0" w:firstColumn="0" w:lastColumn="0" w:noHBand="0" w:noVBand="0" w:val="0020"/>
       </w:tblPr>
       <w:tblGrid>
-        <w:gridCol w:w="2640"/>
-        <w:gridCol w:w="2640"/>
-        <w:gridCol w:w="2640"/>
+        <w:gridCol w:w="2376"/>
+        <w:gridCol w:w="3168"/>
+        <w:gridCol w:w="2376"/>
       </w:tblGrid>
       <w:tr>
         <w:trPr>
@@ -11992,13 +12002,14 @@
     <w:tbl>
       <w:tblPr>
         <w:tblStyle w:val="Table"/>
-        <w:tblW w:type="auto" w:w="0"/>
+        <w:tblW w:type="pct" w:w="5000"/>
+        <w:tblLayout w:type="fixed"/>
         <w:tblLook w:firstRow="1" w:lastRow="0" w:firstColumn="0" w:lastColumn="0" w:noHBand="0" w:noVBand="0" w:val="0020"/>
       </w:tblPr>
       <w:tblGrid>
-        <w:gridCol w:w="2640"/>
-        <w:gridCol w:w="2640"/>
-        <w:gridCol w:w="2640"/>
+        <w:gridCol w:w="2376"/>
+        <w:gridCol w:w="3168"/>
+        <w:gridCol w:w="2376"/>
       </w:tblGrid>
       <w:tr>
         <w:trPr>

--- a/docs/database/MEIJENDEL_TABELINVENTARIS.docx
+++ b/docs/database/MEIJENDEL_TABELINVENTARIS.docx
@@ -4085,18 +4085,18 @@
               <w:jc w:val="right"/>
             </w:pPr>
             <w:r>
-              <w:t xml:space="preserve">133</w:t>
-            </w:r>
-          </w:p>
-        </w:tc>
-        <w:tc>
-          <w:tcPr/>
-          <w:p>
-            <w:pPr>
-              <w:pStyle w:val="Compact"/>
-            </w:pPr>
-            <w:r>
-              <w:t xml:space="preserve">Helmduinen is gekoppeld aan M15 en M16; M17a is retroactief verwijderd. Meeuwenduin en Prinsenduin hebben samen zeven relaties. Het maaibeheer in Ruygenhoek, Lange Strook en De Loopert heeft vijf relaties. Maatregel 22h heeft zes relaties. Het PIM-leidingwerk heeft zeven relaties: M41, M42, M43, M45, M84, M84s en M85. Infiltratieplas 27.2 is gekoppeld aan M77. De precieze werkvoetafdrukken zijn niet gepubliceerd; de doorsnijdingspercentages blijven leeg.</w:t>
+              <w:t>143</w:t>
+            </w:r>
+          </w:p>
+        </w:tc>
+        <w:tc>
+          <w:tcPr/>
+          <w:p>
+            <w:pPr>
+              <w:pStyle w:val="Compact"/>
+            </w:pPr>
+            <w:r>
+              <w:t>Helmduinen is gekoppeld aan M15 en M16; M17a is retroactief verwijderd. Meeuwenduin en Prinsenduin hebben samen zeven relaties. Het maaibeheer in Ruygenhoek, Lange Strook en De Loopert heeft vijf relaties. Maatregel 22h heeft zes relaties. Het onderzochte maar niet uitgevoerde PAS-maaibeheer 23 is als zoekgebied gekoppeld aan tien kavels: M10-12-76, M12a, M62, M63, M64, M65, M72, M73, M74 en M75. Het PIM-leidingwerk heeft zeven relaties: M41, M42, M43, M45, M84, M84s en M85. Infiltratieplas 27.2 is gekoppeld aan M77. De precieze werkvoetafdrukken zijn niet gepubliceerd; de doorsnijdingspercentages blijven leeg.</w:t>
             </w:r>
           </w:p>
         </w:tc>

--- a/docs/database/MEIJENDEL_TABELINVENTARIS.docx
+++ b/docs/database/MEIJENDEL_TABELINVENTARIS.docx
@@ -3632,18 +3632,18 @@
               <w:jc w:val="right"/>
             </w:pPr>
             <w:r>
-              <w:t xml:space="preserve">37</w:t>
-            </w:r>
-          </w:p>
-        </w:tc>
-        <w:tc>
-          <w:tcPr/>
-          <w:p>
-            <w:pPr>
-              <w:pStyle w:val="Compact"/>
-            </w:pPr>
-            <w:r>
-              <w:t xml:space="preserve">25 lokaal geraadpleegde Zotero-bronnen en twaalf officiële of institutionele internetbronnen, ieder met type, datum, status en raadpleegdatum. KIWA Mededeling 114 lokaliseert infiltratieplas 27.2; de officiële PIM-bijlage uit 2013 beschrijft de werkzaamheden en werkperiode.</w:t>
+              <w:t xml:space="preserve">39</w:t>
+            </w:r>
+          </w:p>
+        </w:tc>
+        <w:tc>
+          <w:tcPr/>
+          <w:p>
+            <w:pPr>
+              <w:pStyle w:val="Compact"/>
+            </w:pPr>
+            <w:r>
+              <w:t xml:space="preserve">25 lokaal geraadpleegde Zotero-bronnen en veertien officiële of institutionele internetbronnen, ieder met type, datum, status en raadpleegdatum. KIWA Mededeling 114 lokaliseert infiltratieplas 27.2; de officiële PIM-bijlage uit 2013 beschrijft de werkzaamheden en werkperiode. De gemeentelijke objectinventaris en de actuele PDOK-Kadastrale Kaart identificeren landgoed Weiduin en het gekoppelde perceel Wassenaar H 2889.</w:t>
             </w:r>
           </w:p>
         </w:tc>
@@ -3749,18 +3749,18 @@
               <w:jc w:val="right"/>
             </w:pPr>
             <w:r>
-              <w:t xml:space="preserve">92</w:t>
-            </w:r>
-          </w:p>
-        </w:tc>
-        <w:tc>
-          <w:tcPr/>
-          <w:p>
-            <w:pPr>
-              <w:pStyle w:val="Compact"/>
-            </w:pPr>
-            <w:r>
-              <w:t xml:space="preserve">Relaties tussen uitvoering en bewijsbron, met bronrol en bewijsnotitie. De uitvoering bij infiltratieplas 27.2 verwijst naar de officiële PIM-bijlage, KIWA Mededeling 114 en Dunea’s afrondingsbericht uit 2018.</w:t>
+              <w:t xml:space="preserve">94</w:t>
+            </w:r>
+          </w:p>
+        </w:tc>
+        <w:tc>
+          <w:tcPr/>
+          <w:p>
+            <w:pPr>
+              <w:pStyle w:val="Compact"/>
+            </w:pPr>
+            <w:r>
+              <w:t xml:space="preserve">Relaties tussen uitvoering en bewijsbron, met bronrol en bewijsnotitie. De uitvoering bij infiltratieplas 27.2 verwijst naar de officiële PIM-bijlage, KIWA Mededeling 114 en Dunea’s afrondingsbericht uit 2018; Weiduin is gekoppeld aan de gemeentelijke objectinventaris en de actuele PDOK-Kadastrale Kaart.</w:t>
             </w:r>
           </w:p>
         </w:tc>
@@ -3788,6 +3788,264 @@
               <w:jc w:val="right"/>
             </w:pPr>
             <w:r>
+              <w:t xml:space="preserve">3</w:t>
+            </w:r>
+          </w:p>
+        </w:tc>
+        <w:tc>
+          <w:tcPr/>
+          <w:p>
+            <w:pPr>
+              <w:pStyle w:val="Compact"/>
+            </w:pPr>
+            <w:r>
+              <w:t xml:space="preserve">Expliciete beoordeling of een uitvoering binnen de 55 Meijendel-plots valt. De Bendel-herinrichting, het Bendel-nabeheer en de begrazing van landgoed Weiduin zijn geverifieerd als</w:t>
+            </w:r>
+            <w:r>
+              <w:t xml:space="preserve"> </w:t>
+            </w:r>
+            <w:r>
+              <w:rPr>
+                <w:rStyle w:val="VerbatimChar"/>
+              </w:rPr>
+              <w:t xml:space="preserve">buiten_meijendel_plotgebied</w:t>
+            </w:r>
+            <w:r>
+              <w:t xml:space="preserve">. Het actuele perceel Wassenaar H 2889 doorsnijdt geen plot; M85 ligt op 226,5 meter.</w:t>
+            </w:r>
+          </w:p>
+        </w:tc>
+      </w:tr>
+      <w:tr>
+        <w:tc>
+          <w:tcPr/>
+          <w:p>
+            <w:pPr>
+              <w:pStyle w:val="Compact"/>
+            </w:pPr>
+            <w:r>
+              <w:rPr>
+                <w:rStyle w:val="VerbatimChar"/>
+              </w:rPr>
+              <w:t xml:space="preserve">maatregel_geometrie</w:t>
+            </w:r>
+          </w:p>
+        </w:tc>
+        <w:tc>
+          <w:tcPr/>
+          <w:p>
+            <w:pPr>
+              <w:pStyle w:val="Compact"/>
+              <w:jc w:val="right"/>
+            </w:pPr>
+            <w:r>
+              <w:t xml:space="preserve">0</w:t>
+            </w:r>
+          </w:p>
+        </w:tc>
+        <w:tc>
+          <w:tcPr/>
+          <w:p>
+            <w:pPr>
+              <w:pStyle w:val="Compact"/>
+            </w:pPr>
+            <w:r>
+              <w:t xml:space="preserve">Alleen voor later verkregen, bronvaste geometrieën in RD New.</w:t>
+            </w:r>
+          </w:p>
+        </w:tc>
+      </w:tr>
+      <w:tr>
+        <w:tc>
+          <w:tcPr/>
+          <w:p>
+            <w:pPr>
+              <w:pStyle w:val="Compact"/>
+            </w:pPr>
+            <w:r>
+              <w:rPr>
+                <w:rStyle w:val="VerbatimChar"/>
+              </w:rPr>
+              <w:t xml:space="preserve">plot_gebied</w:t>
+            </w:r>
+          </w:p>
+        </w:tc>
+        <w:tc>
+          <w:tcPr/>
+          <w:p>
+            <w:pPr>
+              <w:pStyle w:val="Compact"/>
+              <w:jc w:val="right"/>
+            </w:pPr>
+            <w:r>
+              <w:t xml:space="preserve">8</w:t>
+            </w:r>
+          </w:p>
+        </w:tc>
+        <w:tc>
+          <w:tcPr/>
+          <w:p>
+            <w:pPr>
+              <w:pStyle w:val="Compact"/>
+            </w:pPr>
+            <w:r>
+              <w:t xml:space="preserve">Vijf Meijendel-deelgebieden en drie speciale gebieden.</w:t>
+            </w:r>
+          </w:p>
+        </w:tc>
+      </w:tr>
+      <w:tr>
+        <w:tc>
+          <w:tcPr/>
+          <w:p>
+            <w:pPr>
+              <w:pStyle w:val="Compact"/>
+            </w:pPr>
+            <w:r>
+              <w:rPr>
+                <w:rStyle w:val="VerbatimChar"/>
+              </w:rPr>
+              <w:t xml:space="preserve">plot_gebiedsindeling</w:t>
+            </w:r>
+          </w:p>
+        </w:tc>
+        <w:tc>
+          <w:tcPr/>
+          <w:p>
+            <w:pPr>
+              <w:pStyle w:val="Compact"/>
+              <w:jc w:val="right"/>
+            </w:pPr>
+            <w:r>
+              <w:t xml:space="preserve">1</w:t>
+            </w:r>
+          </w:p>
+        </w:tc>
+        <w:tc>
+          <w:tcPr/>
+          <w:p>
+            <w:pPr>
+              <w:pStyle w:val="Compact"/>
+            </w:pPr>
+            <w:r>
+              <w:t xml:space="preserve">Vastgestelde indeling</w:t>
+            </w:r>
+            <w:r>
+              <w:t xml:space="preserve"> </w:t>
+            </w:r>
+            <w:r>
+              <w:rPr>
+                <w:rStyle w:val="VerbatimChar"/>
+              </w:rPr>
+              <w:t xml:space="preserve">vogelplot-gebiedsindeling-v1</w:t>
+            </w:r>
+            <w:r>
+              <w:t xml:space="preserve">, gekoppeld aan SOVON-plotversie 2025.</w:t>
+            </w:r>
+          </w:p>
+        </w:tc>
+      </w:tr>
+      <w:tr>
+        <w:tc>
+          <w:tcPr/>
+          <w:p>
+            <w:pPr>
+              <w:pStyle w:val="Compact"/>
+            </w:pPr>
+            <w:r>
+              <w:rPr>
+                <w:rStyle w:val="VerbatimChar"/>
+              </w:rPr>
+              <w:t xml:space="preserve">plot_gebied_lidmaatschap</w:t>
+            </w:r>
+          </w:p>
+        </w:tc>
+        <w:tc>
+          <w:tcPr/>
+          <w:p>
+            <w:pPr>
+              <w:pStyle w:val="Compact"/>
+              <w:jc w:val="right"/>
+            </w:pPr>
+            <w:r>
+              <w:t xml:space="preserve">69</w:t>
+            </w:r>
+          </w:p>
+        </w:tc>
+        <w:tc>
+          <w:tcPr/>
+          <w:p>
+            <w:pPr>
+              <w:pStyle w:val="Compact"/>
+            </w:pPr>
+            <w:r>
+              <w:t xml:space="preserve">Alle 55 actuele en 14 historische plots hebben precies één gebied.</w:t>
+            </w:r>
+          </w:p>
+        </w:tc>
+      </w:tr>
+      <w:tr>
+        <w:tc>
+          <w:tcPr/>
+          <w:p>
+            <w:pPr>
+              <w:pStyle w:val="Compact"/>
+            </w:pPr>
+            <w:r>
+              <w:rPr>
+                <w:rStyle w:val="VerbatimChar"/>
+              </w:rPr>
+              <w:t xml:space="preserve">plot_gebied_geometrie</w:t>
+            </w:r>
+          </w:p>
+        </w:tc>
+        <w:tc>
+          <w:tcPr/>
+          <w:p>
+            <w:pPr>
+              <w:pStyle w:val="Compact"/>
+              <w:jc w:val="right"/>
+            </w:pPr>
+            <w:r>
+              <w:t xml:space="preserve">8</w:t>
+            </w:r>
+          </w:p>
+        </w:tc>
+        <w:tc>
+          <w:tcPr/>
+          <w:p>
+            <w:pPr>
+              <w:pStyle w:val="Compact"/>
+            </w:pPr>
+            <w:r>
+              <w:t xml:space="preserve">Topologisch samengevoegde actuele kavelgeometrieën in RD New; samen afgeleid uit 55 plots.</w:t>
+            </w:r>
+          </w:p>
+        </w:tc>
+      </w:tr>
+      <w:tr>
+        <w:tc>
+          <w:tcPr/>
+          <w:p>
+            <w:pPr>
+              <w:pStyle w:val="Compact"/>
+            </w:pPr>
+            <w:r>
+              <w:rPr>
+                <w:rStyle w:val="VerbatimChar"/>
+              </w:rPr>
+              <w:t xml:space="preserve">maatregel_uitvoering_gebied</w:t>
+            </w:r>
+          </w:p>
+        </w:tc>
+        <w:tc>
+          <w:tcPr/>
+          <w:p>
+            <w:pPr>
+              <w:pStyle w:val="Compact"/>
+              <w:jc w:val="right"/>
+            </w:pPr>
+            <w:r>
               <w:t xml:space="preserve">2</w:t>
             </w:r>
           </w:p>
@@ -3799,264 +4057,6 @@
               <w:pStyle w:val="Compact"/>
             </w:pPr>
             <w:r>
-              <w:t xml:space="preserve">Expliciete beoordeling of een uitvoering binnen de 55 Meijendel-plots valt. De Bendel-herinrichting en het Bendel-nabeheer zijn beide geverifieerd als</w:t>
-            </w:r>
-            <w:r>
-              <w:t xml:space="preserve"> </w:t>
-            </w:r>
-            <w:r>
-              <w:rPr>
-                <w:rStyle w:val="VerbatimChar"/>
-              </w:rPr>
-              <w:t xml:space="preserve">buiten_meijendel_plotgebied</w:t>
-            </w:r>
-            <w:r>
-              <w:t xml:space="preserve">.</w:t>
-            </w:r>
-          </w:p>
-        </w:tc>
-      </w:tr>
-      <w:tr>
-        <w:tc>
-          <w:tcPr/>
-          <w:p>
-            <w:pPr>
-              <w:pStyle w:val="Compact"/>
-            </w:pPr>
-            <w:r>
-              <w:rPr>
-                <w:rStyle w:val="VerbatimChar"/>
-              </w:rPr>
-              <w:t xml:space="preserve">maatregel_geometrie</w:t>
-            </w:r>
-          </w:p>
-        </w:tc>
-        <w:tc>
-          <w:tcPr/>
-          <w:p>
-            <w:pPr>
-              <w:pStyle w:val="Compact"/>
-              <w:jc w:val="right"/>
-            </w:pPr>
-            <w:r>
-              <w:t xml:space="preserve">0</w:t>
-            </w:r>
-          </w:p>
-        </w:tc>
-        <w:tc>
-          <w:tcPr/>
-          <w:p>
-            <w:pPr>
-              <w:pStyle w:val="Compact"/>
-            </w:pPr>
-            <w:r>
-              <w:t xml:space="preserve">Alleen voor later verkregen, bronvaste geometrieën in RD New.</w:t>
-            </w:r>
-          </w:p>
-        </w:tc>
-      </w:tr>
-      <w:tr>
-        <w:tc>
-          <w:tcPr/>
-          <w:p>
-            <w:pPr>
-              <w:pStyle w:val="Compact"/>
-            </w:pPr>
-            <w:r>
-              <w:rPr>
-                <w:rStyle w:val="VerbatimChar"/>
-              </w:rPr>
-              <w:t xml:space="preserve">plot_gebied</w:t>
-            </w:r>
-          </w:p>
-        </w:tc>
-        <w:tc>
-          <w:tcPr/>
-          <w:p>
-            <w:pPr>
-              <w:pStyle w:val="Compact"/>
-              <w:jc w:val="right"/>
-            </w:pPr>
-            <w:r>
-              <w:t xml:space="preserve">8</w:t>
-            </w:r>
-          </w:p>
-        </w:tc>
-        <w:tc>
-          <w:tcPr/>
-          <w:p>
-            <w:pPr>
-              <w:pStyle w:val="Compact"/>
-            </w:pPr>
-            <w:r>
-              <w:t xml:space="preserve">Vijf Meijendel-deelgebieden en drie speciale gebieden.</w:t>
-            </w:r>
-          </w:p>
-        </w:tc>
-      </w:tr>
-      <w:tr>
-        <w:tc>
-          <w:tcPr/>
-          <w:p>
-            <w:pPr>
-              <w:pStyle w:val="Compact"/>
-            </w:pPr>
-            <w:r>
-              <w:rPr>
-                <w:rStyle w:val="VerbatimChar"/>
-              </w:rPr>
-              <w:t xml:space="preserve">plot_gebiedsindeling</w:t>
-            </w:r>
-          </w:p>
-        </w:tc>
-        <w:tc>
-          <w:tcPr/>
-          <w:p>
-            <w:pPr>
-              <w:pStyle w:val="Compact"/>
-              <w:jc w:val="right"/>
-            </w:pPr>
-            <w:r>
-              <w:t xml:space="preserve">1</w:t>
-            </w:r>
-          </w:p>
-        </w:tc>
-        <w:tc>
-          <w:tcPr/>
-          <w:p>
-            <w:pPr>
-              <w:pStyle w:val="Compact"/>
-            </w:pPr>
-            <w:r>
-              <w:t xml:space="preserve">Vastgestelde indeling</w:t>
-            </w:r>
-            <w:r>
-              <w:t xml:space="preserve"> </w:t>
-            </w:r>
-            <w:r>
-              <w:rPr>
-                <w:rStyle w:val="VerbatimChar"/>
-              </w:rPr>
-              <w:t xml:space="preserve">vogelplot-gebiedsindeling-v1</w:t>
-            </w:r>
-            <w:r>
-              <w:t xml:space="preserve">, gekoppeld aan SOVON-plotversie 2025.</w:t>
-            </w:r>
-          </w:p>
-        </w:tc>
-      </w:tr>
-      <w:tr>
-        <w:tc>
-          <w:tcPr/>
-          <w:p>
-            <w:pPr>
-              <w:pStyle w:val="Compact"/>
-            </w:pPr>
-            <w:r>
-              <w:rPr>
-                <w:rStyle w:val="VerbatimChar"/>
-              </w:rPr>
-              <w:t xml:space="preserve">plot_gebied_lidmaatschap</w:t>
-            </w:r>
-          </w:p>
-        </w:tc>
-        <w:tc>
-          <w:tcPr/>
-          <w:p>
-            <w:pPr>
-              <w:pStyle w:val="Compact"/>
-              <w:jc w:val="right"/>
-            </w:pPr>
-            <w:r>
-              <w:t xml:space="preserve">69</w:t>
-            </w:r>
-          </w:p>
-        </w:tc>
-        <w:tc>
-          <w:tcPr/>
-          <w:p>
-            <w:pPr>
-              <w:pStyle w:val="Compact"/>
-            </w:pPr>
-            <w:r>
-              <w:t xml:space="preserve">Alle 55 actuele en 14 historische plots hebben precies één gebied.</w:t>
-            </w:r>
-          </w:p>
-        </w:tc>
-      </w:tr>
-      <w:tr>
-        <w:tc>
-          <w:tcPr/>
-          <w:p>
-            <w:pPr>
-              <w:pStyle w:val="Compact"/>
-            </w:pPr>
-            <w:r>
-              <w:rPr>
-                <w:rStyle w:val="VerbatimChar"/>
-              </w:rPr>
-              <w:t xml:space="preserve">plot_gebied_geometrie</w:t>
-            </w:r>
-          </w:p>
-        </w:tc>
-        <w:tc>
-          <w:tcPr/>
-          <w:p>
-            <w:pPr>
-              <w:pStyle w:val="Compact"/>
-              <w:jc w:val="right"/>
-            </w:pPr>
-            <w:r>
-              <w:t xml:space="preserve">8</w:t>
-            </w:r>
-          </w:p>
-        </w:tc>
-        <w:tc>
-          <w:tcPr/>
-          <w:p>
-            <w:pPr>
-              <w:pStyle w:val="Compact"/>
-            </w:pPr>
-            <w:r>
-              <w:t xml:space="preserve">Topologisch samengevoegde actuele kavelgeometrieën in RD New; samen afgeleid uit 55 plots.</w:t>
-            </w:r>
-          </w:p>
-        </w:tc>
-      </w:tr>
-      <w:tr>
-        <w:tc>
-          <w:tcPr/>
-          <w:p>
-            <w:pPr>
-              <w:pStyle w:val="Compact"/>
-            </w:pPr>
-            <w:r>
-              <w:rPr>
-                <w:rStyle w:val="VerbatimChar"/>
-              </w:rPr>
-              <w:t xml:space="preserve">maatregel_uitvoering_gebied</w:t>
-            </w:r>
-          </w:p>
-        </w:tc>
-        <w:tc>
-          <w:tcPr/>
-          <w:p>
-            <w:pPr>
-              <w:pStyle w:val="Compact"/>
-              <w:jc w:val="right"/>
-            </w:pPr>
-            <w:r>
-              <w:t xml:space="preserve">2</w:t>
-            </w:r>
-          </w:p>
-        </w:tc>
-        <w:tc>
-          <w:tcPr/>
-          <w:p>
-            <w:pPr>
-              <w:pStyle w:val="Compact"/>
-            </w:pPr>
-            <w:r>
               <w:t xml:space="preserve">Voorlinden als locatie binnen M91 en begrazing vanaf 1990 voor Kijfhoek en Bierlap als volledig benoemd gebied.</w:t>
             </w:r>
           </w:p>
@@ -4085,18 +4085,18 @@
               <w:jc w:val="right"/>
             </w:pPr>
             <w:r>
-              <w:t>143</w:t>
-            </w:r>
-          </w:p>
-        </w:tc>
-        <w:tc>
-          <w:tcPr/>
-          <w:p>
-            <w:pPr>
-              <w:pStyle w:val="Compact"/>
-            </w:pPr>
-            <w:r>
-              <w:t>Helmduinen is gekoppeld aan M15 en M16; M17a is retroactief verwijderd. Meeuwenduin en Prinsenduin hebben samen zeven relaties. Het maaibeheer in Ruygenhoek, Lange Strook en De Loopert heeft vijf relaties. Maatregel 22h heeft zes relaties. Het onderzochte maar niet uitgevoerde PAS-maaibeheer 23 is als zoekgebied gekoppeld aan tien kavels: M10-12-76, M12a, M62, M63, M64, M65, M72, M73, M74 en M75. Het PIM-leidingwerk heeft zeven relaties: M41, M42, M43, M45, M84, M84s en M85. Infiltratieplas 27.2 is gekoppeld aan M77. De precieze werkvoetafdrukken zijn niet gepubliceerd; de doorsnijdingspercentages blijven leeg.</w:t>
+              <w:t xml:space="preserve">143</w:t>
+            </w:r>
+          </w:p>
+        </w:tc>
+        <w:tc>
+          <w:tcPr/>
+          <w:p>
+            <w:pPr>
+              <w:pStyle w:val="Compact"/>
+            </w:pPr>
+            <w:r>
+              <w:t xml:space="preserve">Helmduinen is gekoppeld aan M15 en M16; M17a is retroactief verwijderd. Meeuwenduin en Prinsenduin hebben samen zeven relaties. Het maaibeheer in Ruygenhoek, Lange Strook en De Loopert heeft vijf relaties. Maatregel 22h heeft zes relaties. Het onderzochte maar niet uitgevoerde PAS-maaibeheer 23 is als zoekgebied gekoppeld aan tien kavels: M10-12-76, M12a, M62, M63, M64, M65, M72, M73, M74 en M75. Het PIM-leidingwerk heeft zeven relaties: M41, M42, M43, M45, M84, M84s en M85. Infiltratieplas 27.2 is gekoppeld aan M77. De precieze werkvoetafdrukken zijn niet gepubliceerd; de doorsnijdingspercentages blijven leeg.</w:t>
             </w:r>
           </w:p>
         </w:tc>

--- a/docs/database/MEIJENDEL_TABELINVENTARIS.docx
+++ b/docs/database/MEIJENDEL_TABELINVENTARIS.docx
@@ -4085,18 +4085,18 @@
               <w:jc w:val="right"/>
             </w:pPr>
             <w:r>
-              <w:t xml:space="preserve">143</w:t>
-            </w:r>
-          </w:p>
-        </w:tc>
-        <w:tc>
-          <w:tcPr/>
-          <w:p>
-            <w:pPr>
-              <w:pStyle w:val="Compact"/>
-            </w:pPr>
-            <w:r>
-              <w:t xml:space="preserve">Helmduinen is gekoppeld aan M15 en M16; M17a is retroactief verwijderd. Meeuwenduin en Prinsenduin hebben samen zeven relaties. Het maaibeheer in Ruygenhoek, Lange Strook en De Loopert heeft vijf relaties. Maatregel 22h heeft zes relaties. Het onderzochte maar niet uitgevoerde PAS-maaibeheer 23 is als zoekgebied gekoppeld aan tien kavels: M10-12-76, M12a, M62, M63, M64, M65, M72, M73, M74 en M75. Het PIM-leidingwerk heeft zeven relaties: M41, M42, M43, M45, M84, M84s en M85. Infiltratieplas 27.2 is gekoppeld aan M77. De precieze werkvoetafdrukken zijn niet gepubliceerd; de doorsnijdingspercentages blijven leeg.</w:t>
+              <w:t xml:space="preserve">152</w:t>
+            </w:r>
+          </w:p>
+        </w:tc>
+        <w:tc>
+          <w:tcPr/>
+          <w:p>
+            <w:pPr>
+              <w:pStyle w:val="Compact"/>
+            </w:pPr>
+            <w:r>
+              <w:t xml:space="preserve">Helmduinen is gekoppeld aan M15 en M16; M17a is retroactief verwijderd. Meeuwenduin en Prinsenduin hebben samen zeven relaties. Het maaibeheer in Ruygenhoek, Lange Strook en De Loopert heeft vijf relaties. Maatregel 22h heeft zes relaties. De jaarlijkse begrazing van Vallei Meijendel is gekoppeld aan de negen actuele kavels M3, M4-5, M51, M52, M53, M54a, M54b, M55 en M85; de historische voorgangers M4, M5 en M54 zijn uitgesloten. Het onderzochte maar niet uitgevoerde PAS-maaibeheer 23 is als zoekgebied gekoppeld aan tien kavels: M10-12-76, M12a, M62, M63, M64, M65, M72, M73, M74 en M75. Het PIM-leidingwerk heeft zeven relaties: M41, M42, M43, M45, M84, M84s en M85. Infiltratieplas 27.2 is gekoppeld aan M77. De precieze werkvoetafdrukken zijn niet gepubliceerd; de doorsnijdingspercentages blijven leeg.</w:t>
             </w:r>
           </w:p>
         </w:tc>

--- a/docs/database/MEIJENDEL_TABELINVENTARIS.docx
+++ b/docs/database/MEIJENDEL_TABELINVENTARIS.docx
@@ -4085,18 +4085,18 @@
               <w:jc w:val="right"/>
             </w:pPr>
             <w:r>
-              <w:t xml:space="preserve">152</w:t>
-            </w:r>
-          </w:p>
-        </w:tc>
-        <w:tc>
-          <w:tcPr/>
-          <w:p>
-            <w:pPr>
-              <w:pStyle w:val="Compact"/>
-            </w:pPr>
-            <w:r>
-              <w:t xml:space="preserve">Helmduinen is gekoppeld aan M15 en M16; M17a is retroactief verwijderd. Meeuwenduin en Prinsenduin hebben samen zeven relaties. Het maaibeheer in Ruygenhoek, Lange Strook en De Loopert heeft vijf relaties. Maatregel 22h heeft zes relaties. De jaarlijkse begrazing van Vallei Meijendel is gekoppeld aan de negen actuele kavels M3, M4-5, M51, M52, M53, M54a, M54b, M55 en M85; de historische voorgangers M4, M5 en M54 zijn uitgesloten. Het onderzochte maar niet uitgevoerde PAS-maaibeheer 23 is als zoekgebied gekoppeld aan tien kavels: M10-12-76, M12a, M62, M63, M64, M65, M72, M73, M74 en M75. Het PIM-leidingwerk heeft zeven relaties: M41, M42, M43, M45, M84, M84s en M85. Infiltratieplas 27.2 is gekoppeld aan M77. De precieze werkvoetafdrukken zijn niet gepubliceerd; de doorsnijdingspercentages blijven leeg.</w:t>
+              <w:t xml:space="preserve">165</w:t>
+            </w:r>
+          </w:p>
+        </w:tc>
+        <w:tc>
+          <w:tcPr/>
+          <w:p>
+            <w:pPr>
+              <w:pStyle w:val="Compact"/>
+            </w:pPr>
+            <w:r>
+              <w:t xml:space="preserve">Helmduinen is gekoppeld aan M15 en M16; M17a is retroactief verwijderd. Meeuwenduin en Prinsenduin hebben samen zeven relaties. Het maaibeheer in Ruygenhoek, Lange Strook en De Loopert heeft vijf relaties. Maatregel 22h heeft zes relaties. De jaarlijkse begrazing van Vallei Meijendel is gekoppeld aan de negen actuele kavels M3, M4-5, M51, M52, M53, M54a, M54b, M55 en M85; de historische voorgangers M4, M5 en M54 zijn uitgesloten. Maatregel 3c voegt voor dezelfde negen actuele kavels en voor M1a, M1b, M45 en M83 samen dertien relaties toe. Het onderzochte maar niet uitgevoerde PAS-maaibeheer 23 is als zoekgebied gekoppeld aan tien kavels: M10-12-76, M12a, M62, M63, M64, M65, M72, M73, M74 en M75. Het PIM-leidingwerk heeft zeven relaties: M41, M42, M43, M45, M84, M84s en M85. Infiltratieplas 27.2 is gekoppeld aan M77. De precieze werkvoetafdrukken zijn niet gepubliceerd; de doorsnijdingspercentages blijven leeg.</w:t>
             </w:r>
           </w:p>
         </w:tc>
@@ -4202,18 +4202,18 @@
               <w:jc w:val="right"/>
             </w:pPr>
             <w:r>
-              <w:t xml:space="preserve">186</w:t>
-            </w:r>
-          </w:p>
-        </w:tc>
-        <w:tc>
-          <w:tcPr/>
-          <w:p>
-            <w:pPr>
-              <w:pStyle w:val="Compact"/>
-            </w:pPr>
-            <w:r>
-              <w:t xml:space="preserve">Bronvaste plot-jaarregels voor 1967–1969, 1972–1975, 1988–1991, 1993, 1997, 2002, 2005–2006, 2013–2014 en 2016–2025. Infiltratieplas 27.2 levert voor M77 één regel in 2013 en één in 2014. Het PIM-leidingwerk levert zeven scoperegels voor 2018; de bron verdeelt de lengte niet per kavel.</w:t>
+              <w:t xml:space="preserve">251</w:t>
+            </w:r>
+          </w:p>
+        </w:tc>
+        <w:tc>
+          <w:tcPr/>
+          <w:p>
+            <w:pPr>
+              <w:pStyle w:val="Compact"/>
+            </w:pPr>
+            <w:r>
+              <w:t xml:space="preserve">Bronvaste plot-jaarregels voor 1967–1969, 1972–1975, 1988–1991, 1993, 1997, 2002, 2005–2006, 2013–2014 en 2016–2025. Maatregel 3c levert 65 scoperegels voor dertien kavels in 2017–2021; de bron verdeelt de 110 hectare niet per gebied, kavel of jaar. Infiltratieplas 27.2 levert voor M77 één regel in 2013 en één in 2014. Het PIM-leidingwerk levert zeven scoperegels voor 2018; de bron verdeelt de lengte niet per kavel.</w:t>
             </w:r>
           </w:p>
         </w:tc>

--- a/docs/database/MEIJENDEL_TABELINVENTARIS.docx
+++ b/docs/database/MEIJENDEL_TABELINVENTARIS.docx
@@ -17,7 +17,7 @@
         <w:pStyle w:val="FirstParagraph"/>
       </w:pPr>
       <w:r>
-        <w:t xml:space="preserve">Tabelinventaris en voorstel voor herinrichting. Stand van de controles: 15 oktober 2026. De aantallen volgen de levende lokale database. Voor HNS zijn v1 en v2 beide opgenomen: v2 is actueel; v1 blijft als auditspoor bewaard.</w:t>
+        <w:t xml:space="preserve">Tabelinventaris en voorstel voor herinrichting. Stand van de controles: 16 oktober 2026. De aantallen volgen de levende lokale database. Voor HNS zijn v1 en v2 beide opgenomen: v2 is actueel; v1 blijft als auditspoor bewaard.</w:t>
       </w:r>
     </w:p>
     <w:p>
@@ -4085,18 +4085,18 @@
               <w:jc w:val="right"/>
             </w:pPr>
             <w:r>
-              <w:t xml:space="preserve">165</w:t>
-            </w:r>
-          </w:p>
-        </w:tc>
-        <w:tc>
-          <w:tcPr/>
-          <w:p>
-            <w:pPr>
-              <w:pStyle w:val="Compact"/>
-            </w:pPr>
-            <w:r>
-              <w:t xml:space="preserve">Helmduinen is gekoppeld aan M15 en M16; M17a is retroactief verwijderd. Meeuwenduin en Prinsenduin hebben samen zeven relaties. Het maaibeheer in Ruygenhoek, Lange Strook en De Loopert heeft vijf relaties. Maatregel 22h heeft zes relaties. De jaarlijkse begrazing van Vallei Meijendel is gekoppeld aan de negen actuele kavels M3, M4-5, M51, M52, M53, M54a, M54b, M55 en M85; de historische voorgangers M4, M5 en M54 zijn uitgesloten. Maatregel 3c voegt voor dezelfde negen actuele kavels en voor M1a, M1b, M45 en M83 samen dertien relaties toe. Het onderzochte maar niet uitgevoerde PAS-maaibeheer 23 is als zoekgebied gekoppeld aan tien kavels: M10-12-76, M12a, M62, M63, M64, M65, M72, M73, M74 en M75. Het PIM-leidingwerk heeft zeven relaties: M41, M42, M43, M45, M84, M84s en M85. Infiltratieplas 27.2 is gekoppeld aan M77. De precieze werkvoetafdrukken zijn niet gepubliceerd; de doorsnijdingspercentages blijven leeg.</w:t>
+              <w:t xml:space="preserve">170</w:t>
+            </w:r>
+          </w:p>
+        </w:tc>
+        <w:tc>
+          <w:tcPr/>
+          <w:p>
+            <w:pPr>
+              <w:pStyle w:val="Compact"/>
+            </w:pPr>
+            <w:r>
+              <w:t xml:space="preserve">Helmduinen is gekoppeld aan M15 en M16; M17a is retroactief verwijderd. Meeuwenduin en Prinsenduin hebben samen zeven relaties. Het maaibeheer in Ruygenhoek, Lange Strook en De Loopert heeft vijf relaties. Maatregel 22h heeft zes relaties. De jaarlijkse begrazing van Vallei Meijendel is gekoppeld aan de negen actuele kavels M3, M4-5, M51, M52, M53, M54a, M54b, M55 en M85; de historische voorgangers M4, M5 en M54 zijn uitgesloten. Maatregel 3c voegt voor dezelfde negen actuele kavels en voor M1a, M1b, M45 en M83 samen dertien relaties toe. Maatregel 3d is gekoppeld aan M13s, M15, M16, M17a en M78/79. Het onderzochte maar niet uitgevoerde PAS-maaibeheer 23 is als zoekgebied gekoppeld aan tien kavels: M10-12-76, M12a, M62, M63, M64, M65, M72, M73, M74 en M75. Het PIM-leidingwerk heeft zeven relaties: M41, M42, M43, M45, M84, M84s en M85. Infiltratieplas 27.2 is gekoppeld aan M77. De precieze werkvoetafdrukken zijn niet gepubliceerd; de doorsnijdingspercentages blijven leeg.</w:t>
             </w:r>
           </w:p>
         </w:tc>
@@ -4202,18 +4202,18 @@
               <w:jc w:val="right"/>
             </w:pPr>
             <w:r>
-              <w:t xml:space="preserve">251</w:t>
-            </w:r>
-          </w:p>
-        </w:tc>
-        <w:tc>
-          <w:tcPr/>
-          <w:p>
-            <w:pPr>
-              <w:pStyle w:val="Compact"/>
-            </w:pPr>
-            <w:r>
-              <w:t xml:space="preserve">Bronvaste plot-jaarregels voor 1967–1969, 1972–1975, 1988–1991, 1993, 1997, 2002, 2005–2006, 2013–2014 en 2016–2025. Maatregel 3c levert 65 scoperegels voor dertien kavels in 2017–2021; de bron verdeelt de 110 hectare niet per gebied, kavel of jaar. Infiltratieplas 27.2 levert voor M77 één regel in 2013 en één in 2014. Het PIM-leidingwerk levert zeven scoperegels voor 2018; de bron verdeelt de lengte niet per kavel.</w:t>
+              <w:t xml:space="preserve">261</w:t>
+            </w:r>
+          </w:p>
+        </w:tc>
+        <w:tc>
+          <w:tcPr/>
+          <w:p>
+            <w:pPr>
+              <w:pStyle w:val="Compact"/>
+            </w:pPr>
+            <w:r>
+              <w:t xml:space="preserve">Bronvaste plot-jaarregels voor 1967–1969, 1972–1975, 1988–1991, 1993, 1997, 2002, 2005–2006, 2013–2014 en 2016–2025. Maatregel 3c levert 65 scoperegels voor dertien kavels in 2017–2021; de bron verdeelt de 110 hectare niet per gebied, kavel of jaar. Maatregel 3d levert voor vijf kavels telkens vijf scoperegels in 2021 en 2025; voor het niet-uitgevoerde jaar 2020 ontstaat geen plot-jaarrij. Infiltratieplas 27.2 levert voor M77 één regel in 2013 en één in 2014. Het PIM-leidingwerk levert zeven scoperegels voor 2018; de bron verdeelt de lengte niet per kavel.</w:t>
             </w:r>
           </w:p>
         </w:tc>

--- a/docs/database/MEIJENDEL_TABELINVENTARIS.docx
+++ b/docs/database/MEIJENDEL_TABELINVENTARIS.docx
@@ -4085,18 +4085,18 @@
               <w:jc w:val="right"/>
             </w:pPr>
             <w:r>
-              <w:t xml:space="preserve">170</w:t>
-            </w:r>
-          </w:p>
-        </w:tc>
-        <w:tc>
-          <w:tcPr/>
-          <w:p>
-            <w:pPr>
-              <w:pStyle w:val="Compact"/>
-            </w:pPr>
-            <w:r>
-              <w:t xml:space="preserve">Helmduinen is gekoppeld aan M15 en M16; M17a is retroactief verwijderd. Meeuwenduin en Prinsenduin hebben samen zeven relaties. Het maaibeheer in Ruygenhoek, Lange Strook en De Loopert heeft vijf relaties. Maatregel 22h heeft zes relaties. De jaarlijkse begrazing van Vallei Meijendel is gekoppeld aan de negen actuele kavels M3, M4-5, M51, M52, M53, M54a, M54b, M55 en M85; de historische voorgangers M4, M5 en M54 zijn uitgesloten. Maatregel 3c voegt voor dezelfde negen actuele kavels en voor M1a, M1b, M45 en M83 samen dertien relaties toe. Maatregel 3d is gekoppeld aan M13s, M15, M16, M17a en M78/79. Het onderzochte maar niet uitgevoerde PAS-maaibeheer 23 is als zoekgebied gekoppeld aan tien kavels: M10-12-76, M12a, M62, M63, M64, M65, M72, M73, M74 en M75. Het PIM-leidingwerk heeft zeven relaties: M41, M42, M43, M45, M84, M84s en M85. Infiltratieplas 27.2 is gekoppeld aan M77. De precieze werkvoetafdrukken zijn niet gepubliceerd; de doorsnijdingspercentages blijven leeg.</w:t>
+              <w:t xml:space="preserve">172</w:t>
+            </w:r>
+          </w:p>
+        </w:tc>
+        <w:tc>
+          <w:tcPr/>
+          <w:p>
+            <w:pPr>
+              <w:pStyle w:val="Compact"/>
+            </w:pPr>
+            <w:r>
+              <w:t xml:space="preserve">Helmduinen is gekoppeld aan M15 en M16; M17a is retroactief verwijderd. Meeuwenduin en Prinsenduin hebben samen zeven relaties. Het maaibeheer in Ruygenhoek, Lange Strook en De Loopert heeft vijf relaties. Maatregel 22h heeft zes relaties. De jaarlijkse begrazing van Vallei Meijendel is gekoppeld aan de negen actuele kavels M3, M4-5, M51, M52, M53, M54a, M54b, M55 en M85; de historische voorgangers M4, M5 en M54 zijn uitgesloten. Maatregel 3c voegt voor dezelfde negen actuele kavels en voor M1a, M1b, M45 en M83 samen dertien relaties toe. Maatregel 3d is gekoppeld aan M13s, M15, M16, M17a en M78/79. De in 2025 vervangen slagbomen tussen P1 Kievietsduin en de parkeerterreinen in De Vallei zijn gekoppeld aan M55 en M85. Het onderzochte maar niet uitgevoerde PAS-maaibeheer 23 is als zoekgebied gekoppeld aan tien kavels: M10-12-76, M12a, M62, M63, M64, M65, M72, M73, M74 en M75. Het PIM-leidingwerk heeft zeven relaties: M41, M42, M43, M45, M84, M84s en M85. Infiltratieplas 27.2 is gekoppeld aan M77. De precieze werkvoetafdrukken zijn niet gepubliceerd; de doorsnijdingspercentages blijven leeg.</w:t>
             </w:r>
           </w:p>
         </w:tc>
@@ -4202,18 +4202,18 @@
               <w:jc w:val="right"/>
             </w:pPr>
             <w:r>
-              <w:t xml:space="preserve">261</w:t>
-            </w:r>
-          </w:p>
-        </w:tc>
-        <w:tc>
-          <w:tcPr/>
-          <w:p>
-            <w:pPr>
-              <w:pStyle w:val="Compact"/>
-            </w:pPr>
-            <w:r>
-              <w:t xml:space="preserve">Bronvaste plot-jaarregels voor 1967–1969, 1972–1975, 1988–1991, 1993, 1997, 2002, 2005–2006, 2013–2014 en 2016–2025. Maatregel 3c levert 65 scoperegels voor dertien kavels in 2017–2021; de bron verdeelt de 110 hectare niet per gebied, kavel of jaar. Maatregel 3d levert voor vijf kavels telkens vijf scoperegels in 2021 en 2025; voor het niet-uitgevoerde jaar 2020 ontstaat geen plot-jaarrij. Infiltratieplas 27.2 levert voor M77 één regel in 2013 en één in 2014. Het PIM-leidingwerk levert zeven scoperegels voor 2018; de bron verdeelt de lengte niet per kavel.</w:t>
+              <w:t xml:space="preserve">263</w:t>
+            </w:r>
+          </w:p>
+        </w:tc>
+        <w:tc>
+          <w:tcPr/>
+          <w:p>
+            <w:pPr>
+              <w:pStyle w:val="Compact"/>
+            </w:pPr>
+            <w:r>
+              <w:t xml:space="preserve">Bronvaste plot-jaarregels voor 1967–1969, 1972–1975, 1988–1991, 1993, 1997, 2002, 2005–2006, 2013–2014 en 2016–2025. Maatregel 3c levert 65 scoperegels voor dertien kavels in 2017–2021; de bron verdeelt de 110 hectare niet per gebied, kavel of jaar. Maatregel 3d levert voor vijf kavels telkens vijf scoperegels in 2021 en 2025; voor het niet-uitgevoerde jaar 2020 ontstaat geen plot-jaarrij. De slagboomvervanging levert twee regels voor M55 en M85 in 2025. Infiltratieplas 27.2 levert voor M77 één regel in 2013 en één in 2014. Het PIM-leidingwerk levert zeven scoperegels voor 2018; de bron verdeelt de lengte niet per kavel.</w:t>
             </w:r>
           </w:p>
         </w:tc>

--- a/docs/database/MEIJENDEL_TABELINVENTARIS.docx
+++ b/docs/database/MEIJENDEL_TABELINVENTARIS.docx
@@ -3632,18 +3632,18 @@
               <w:jc w:val="right"/>
             </w:pPr>
             <w:r>
-              <w:t xml:space="preserve">39</w:t>
-            </w:r>
-          </w:p>
-        </w:tc>
-        <w:tc>
-          <w:tcPr/>
-          <w:p>
-            <w:pPr>
-              <w:pStyle w:val="Compact"/>
-            </w:pPr>
-            <w:r>
-              <w:t xml:space="preserve">25 lokaal geraadpleegde Zotero-bronnen en veertien officiële of institutionele internetbronnen, ieder met type, datum, status en raadpleegdatum. KIWA Mededeling 114 lokaliseert infiltratieplas 27.2; de officiële PIM-bijlage uit 2013 beschrijft de werkzaamheden en werkperiode. De gemeentelijke objectinventaris en de actuele PDOK-Kadastrale Kaart identificeren landgoed Weiduin en het gekoppelde perceel Wassenaar H 2889.</w:t>
+              <w:t xml:space="preserve">40</w:t>
+            </w:r>
+          </w:p>
+        </w:tc>
+        <w:tc>
+          <w:tcPr/>
+          <w:p>
+            <w:pPr>
+              <w:pStyle w:val="Compact"/>
+            </w:pPr>
+            <w:r>
+              <w:t xml:space="preserve">26 lokaal geraadpleegde Zotero-bronnen en veertien officiële of institutionele internetbronnen, ieder met type, datum, status en raadpleegdatum. KIWA Mededeling 114 lokaliseert infiltratieplas 27.2; de officiële PIM-bijlage uit 2013 beschrijft de werkzaamheden en werkperiode. De gemeentelijke objectinventaris en de actuele PDOK-Kadastrale Kaart identificeren landgoed Weiduin en het gekoppelde perceel Wassenaar H 2889.</w:t>
             </w:r>
           </w:p>
         </w:tc>
@@ -3749,7 +3749,7 @@
               <w:jc w:val="right"/>
             </w:pPr>
             <w:r>
-              <w:t xml:space="preserve">94</w:t>
+              <w:t xml:space="preserve">95</w:t>
             </w:r>
           </w:p>
         </w:tc>
@@ -4085,7 +4085,7 @@
               <w:jc w:val="right"/>
             </w:pPr>
             <w:r>
-              <w:t xml:space="preserve">172</w:t>
+              <w:t xml:space="preserve">176</w:t>
             </w:r>
           </w:p>
         </w:tc>
@@ -4202,7 +4202,7 @@
               <w:jc w:val="right"/>
             </w:pPr>
             <w:r>
-              <w:t xml:space="preserve">263</w:t>
+              <w:t xml:space="preserve">267</w:t>
             </w:r>
           </w:p>
         </w:tc>
@@ -4224,73 +4224,7 @@
         <w:pStyle w:val="FirstParagraph"/>
       </w:pPr>
       <w:r>
-        <w:t xml:space="preserve">De referentietabellen</w:t>
-      </w:r>
-      <w:r>
-        <w:t xml:space="preserve"> </w:t>
-      </w:r>
-      <w:r>
-        <w:rPr>
-          <w:rStyle w:val="VerbatimChar"/>
-        </w:rPr>
-        <w:t xml:space="preserve">maatregel_werkcategorie</w:t>
-      </w:r>
-      <w:r>
-        <w:t xml:space="preserve">,</w:t>
-      </w:r>
-      <w:r>
-        <w:t xml:space="preserve"> </w:t>
-      </w:r>
-      <w:r>
-        <w:rPr>
-          <w:rStyle w:val="VerbatimChar"/>
-        </w:rPr>
-        <w:t xml:space="preserve">maatregel_type</w:t>
-      </w:r>
-      <w:r>
-        <w:t xml:space="preserve">,</w:t>
-      </w:r>
-      <w:r>
-        <w:t xml:space="preserve"> </w:t>
-      </w:r>
-      <w:r>
-        <w:rPr>
-          <w:rStyle w:val="VerbatimChar"/>
-        </w:rPr>
-        <w:t xml:space="preserve">maatregel_activiteit_type</w:t>
-      </w:r>
-      <w:r>
-        <w:t xml:space="preserve">,</w:t>
-      </w:r>
-      <w:r>
-        <w:t xml:space="preserve"> </w:t>
-      </w:r>
-      <w:r>
-        <w:rPr>
-          <w:rStyle w:val="VerbatimChar"/>
-        </w:rPr>
-        <w:t xml:space="preserve">maatregel_uitvoering_status</w:t>
-      </w:r>
-      <w:r>
-        <w:t xml:space="preserve"> </w:t>
-      </w:r>
-      <w:r>
-        <w:t xml:space="preserve">en</w:t>
-      </w:r>
-      <w:r>
-        <w:t xml:space="preserve"> </w:t>
-      </w:r>
-      <w:r>
-        <w:rPr>
-          <w:rStyle w:val="VerbatimChar"/>
-        </w:rPr>
-        <w:t xml:space="preserve">maatregel_brontype</w:t>
-      </w:r>
-      <w:r>
-        <w:t xml:space="preserve"> </w:t>
-      </w:r>
-      <w:r>
-        <w:t xml:space="preserve">scheiden categorie, activiteit, feitelijke status en brontype. Waar passend zijn de Natura 2000-codes MT01–MT07 en activiteitcodes A–G gebruikt; lokale aanvullingen hebben een eigen code. Een subsidie-openstelling, ontwerpplan of actuele werkzaamhedenpagina wordt niet als uitvoering behandeld zolang de feitelijke uitvoering niet is bevestigd.</w:t>
+        <w:t xml:space="preserve">De vier nieuwe plotrelaties bij de programmabrede pannenmaatregel betreffen M6, M7, M13 en M77. Het beheerplan 2016–2022 koppelt de PIM-oeveraanpassingen aan Tafelberg en ’t Scheepje; de actuele nameninventaris verbindt deze namen met de vier kavels. Zij leveren vier extra scoperegels voor 2018. De door Dunea gemelde 370.000 m3 verwijderd materiaal is niet per plas of kavel verdeeld en mag daarom niet uit deze vier regels worden afgeleid.</w:t>
       </w:r>
     </w:p>
     <w:p>
@@ -4298,6 +4232,80 @@
         <w:pStyle w:val="BodyText"/>
       </w:pPr>
       <w:r>
+        <w:t xml:space="preserve">De referentietabellen</w:t>
+      </w:r>
+      <w:r>
+        <w:t xml:space="preserve"> </w:t>
+      </w:r>
+      <w:r>
+        <w:rPr>
+          <w:rStyle w:val="VerbatimChar"/>
+        </w:rPr>
+        <w:t xml:space="preserve">maatregel_werkcategorie</w:t>
+      </w:r>
+      <w:r>
+        <w:t xml:space="preserve">,</w:t>
+      </w:r>
+      <w:r>
+        <w:t xml:space="preserve"> </w:t>
+      </w:r>
+      <w:r>
+        <w:rPr>
+          <w:rStyle w:val="VerbatimChar"/>
+        </w:rPr>
+        <w:t xml:space="preserve">maatregel_type</w:t>
+      </w:r>
+      <w:r>
+        <w:t xml:space="preserve">,</w:t>
+      </w:r>
+      <w:r>
+        <w:t xml:space="preserve"> </w:t>
+      </w:r>
+      <w:r>
+        <w:rPr>
+          <w:rStyle w:val="VerbatimChar"/>
+        </w:rPr>
+        <w:t xml:space="preserve">maatregel_activiteit_type</w:t>
+      </w:r>
+      <w:r>
+        <w:t xml:space="preserve">,</w:t>
+      </w:r>
+      <w:r>
+        <w:t xml:space="preserve"> </w:t>
+      </w:r>
+      <w:r>
+        <w:rPr>
+          <w:rStyle w:val="VerbatimChar"/>
+        </w:rPr>
+        <w:t xml:space="preserve">maatregel_uitvoering_status</w:t>
+      </w:r>
+      <w:r>
+        <w:t xml:space="preserve"> </w:t>
+      </w:r>
+      <w:r>
+        <w:t xml:space="preserve">en</w:t>
+      </w:r>
+      <w:r>
+        <w:t xml:space="preserve"> </w:t>
+      </w:r>
+      <w:r>
+        <w:rPr>
+          <w:rStyle w:val="VerbatimChar"/>
+        </w:rPr>
+        <w:t xml:space="preserve">maatregel_brontype</w:t>
+      </w:r>
+      <w:r>
+        <w:t xml:space="preserve"> </w:t>
+      </w:r>
+      <w:r>
+        <w:t xml:space="preserve">scheiden categorie, activiteit, feitelijke status en brontype. Waar passend zijn de Natura 2000-codes MT01–MT07 en activiteitcodes A–G gebruikt; lokale aanvullingen hebben een eigen code. Een subsidie-openstelling, ontwerpplan of actuele werkzaamhedenpagina wordt niet als uitvoering behandeld zolang de feitelijke uitvoering niet is bevestigd.</w:t>
+      </w:r>
+    </w:p>
+    <w:p>
+      <w:pPr>
+        <w:pStyle w:val="BodyText"/>
+      </w:pPr>
+      <w:r>
         <w:t xml:space="preserve">De 144 bestaande regels in</w:t>
       </w:r>
       <w:r>
@@ -4328,7 +4336,7 @@
         <w:t xml:space="preserve"> </w:t>
       </w:r>
       <w:r>
-        <w:t xml:space="preserve">zijn bij de actualisering tot en met 15 oktober 2026 gelijk gebleven. Zij worden niet achteraf als bronvaste projectuitvoering geïnterpreteerd. Nieuwe werkzaamheden gaan pas naar een plot-jaarselectie nadat locatie, jaar en bron voldoende precies zijn vastgesteld.</w:t>
+        <w:t xml:space="preserve">zijn bij de actualisering tot en met 16 oktober 2026 gelijk gebleven. Zij worden niet achteraf als bronvaste projectuitvoering geïnterpreteerd. Nieuwe werkzaamheden gaan pas naar een plot-jaarselectie nadat locatie, jaar en bron voldoende precies zijn vastgesteld.</w:t>
       </w:r>
     </w:p>
     <w:p>

--- a/docs/database/MEIJENDEL_TABELINVENTARIS.docx
+++ b/docs/database/MEIJENDEL_TABELINVENTARIS.docx
@@ -3632,18 +3632,34 @@
               <w:jc w:val="right"/>
             </w:pPr>
             <w:r>
-              <w:t xml:space="preserve">40</w:t>
-            </w:r>
-          </w:p>
-        </w:tc>
-        <w:tc>
-          <w:tcPr/>
-          <w:p>
-            <w:pPr>
-              <w:pStyle w:val="Compact"/>
-            </w:pPr>
-            <w:r>
-              <w:t xml:space="preserve">26 lokaal geraadpleegde Zotero-bronnen en veertien officiële of institutionele internetbronnen, ieder met type, datum, status en raadpleegdatum. KIWA Mededeling 114 lokaliseert infiltratieplas 27.2; de officiële PIM-bijlage uit 2013 beschrijft de werkzaamheden en werkperiode. De gemeentelijke objectinventaris en de actuele PDOK-Kadastrale Kaart identificeren landgoed Weiduin en het gekoppelde perceel Wassenaar H 2889.</w:t>
+              <w:t xml:space="preserve">43</w:t>
+            </w:r>
+          </w:p>
+        </w:tc>
+        <w:tc>
+          <w:tcPr/>
+          <w:p>
+            <w:pPr>
+              <w:pStyle w:val="Compact"/>
+            </w:pPr>
+            <w:r>
+              <w:t xml:space="preserve">28 lokaal geraadpleegde Zotero-bronnen en vijftien officiële of institutionele internetbronnen, ieder met type, datum, status en raadpleegdatum.</w:t>
+            </w:r>
+            <w:r>
+              <w:t xml:space="preserve"> </w:t>
+            </w:r>
+            <w:r>
+              <w:rPr>
+                <w:i/>
+                <w:iCs/>
+              </w:rPr>
+              <w:t xml:space="preserve">Holland’s Duinen</w:t>
+            </w:r>
+            <w:r>
+              <w:t xml:space="preserve"> </w:t>
+            </w:r>
+            <w:r>
+              <w:t xml:space="preserve">63 en 64 en HAR 1204 onderbouwen de plaggebieden Elleboogsprang, Helmduinen, Vinkenhoek en Meeuwenduin. KIWA Mededeling 114 lokaliseert infiltratieplas 27.2; de officiële PIM-bijlage uit 2013 beschrijft de werkzaamheden en werkperiode. De gemeentelijke objectinventaris en de actuele PDOK-Kadastrale Kaart identificeren landgoed Weiduin en het gekoppelde perceel Wassenaar H 2889.</w:t>
             </w:r>
           </w:p>
         </w:tc>
@@ -3749,18 +3765,34 @@
               <w:jc w:val="right"/>
             </w:pPr>
             <w:r>
-              <w:t xml:space="preserve">95</w:t>
-            </w:r>
-          </w:p>
-        </w:tc>
-        <w:tc>
-          <w:tcPr/>
-          <w:p>
-            <w:pPr>
-              <w:pStyle w:val="Compact"/>
-            </w:pPr>
-            <w:r>
-              <w:t xml:space="preserve">Relaties tussen uitvoering en bewijsbron, met bronrol en bewijsnotitie. De uitvoering bij infiltratieplas 27.2 verwijst naar de officiële PIM-bijlage, KIWA Mededeling 114 en Dunea’s afrondingsbericht uit 2018; Weiduin is gekoppeld aan de gemeentelijke objectinventaris en de actuele PDOK-Kadastrale Kaart.</w:t>
+              <w:t xml:space="preserve">98</w:t>
+            </w:r>
+          </w:p>
+        </w:tc>
+        <w:tc>
+          <w:tcPr/>
+          <w:p>
+            <w:pPr>
+              <w:pStyle w:val="Compact"/>
+            </w:pPr>
+            <w:r>
+              <w:t xml:space="preserve">Relaties tussen uitvoering en bewijsbron, met bronrol en bewijsnotitie. De plagwerkzaamheden verwijzen aanvullend naar</w:t>
+            </w:r>
+            <w:r>
+              <w:t xml:space="preserve"> </w:t>
+            </w:r>
+            <w:r>
+              <w:rPr>
+                <w:i/>
+                <w:iCs/>
+              </w:rPr>
+              <w:t xml:space="preserve">Holland’s Duinen</w:t>
+            </w:r>
+            <w:r>
+              <w:t xml:space="preserve"> </w:t>
+            </w:r>
+            <w:r>
+              <w:t xml:space="preserve">63 en 64 en HAR 1204. De uitvoering bij infiltratieplas 27.2 verwijst naar de officiële PIM-bijlage, KIWA Mededeling 114 en Dunea’s afrondingsbericht uit 2018; Weiduin is gekoppeld aan de gemeentelijke objectinventaris en de actuele PDOK-Kadastrale Kaart.</w:t>
             </w:r>
           </w:p>
         </w:tc>
@@ -4085,18 +4117,18 @@
               <w:jc w:val="right"/>
             </w:pPr>
             <w:r>
-              <w:t xml:space="preserve">176</w:t>
-            </w:r>
-          </w:p>
-        </w:tc>
-        <w:tc>
-          <w:tcPr/>
-          <w:p>
-            <w:pPr>
-              <w:pStyle w:val="Compact"/>
-            </w:pPr>
-            <w:r>
-              <w:t xml:space="preserve">Helmduinen is gekoppeld aan M15 en M16; M17a is retroactief verwijderd. Meeuwenduin en Prinsenduin hebben samen zeven relaties. Het maaibeheer in Ruygenhoek, Lange Strook en De Loopert heeft vijf relaties. Maatregel 22h heeft zes relaties. De jaarlijkse begrazing van Vallei Meijendel is gekoppeld aan de negen actuele kavels M3, M4-5, M51, M52, M53, M54a, M54b, M55 en M85; de historische voorgangers M4, M5 en M54 zijn uitgesloten. Maatregel 3c voegt voor dezelfde negen actuele kavels en voor M1a, M1b, M45 en M83 samen dertien relaties toe. Maatregel 3d is gekoppeld aan M13s, M15, M16, M17a en M78/79. De in 2025 vervangen slagbomen tussen P1 Kievietsduin en de parkeerterreinen in De Vallei zijn gekoppeld aan M55 en M85. Het onderzochte maar niet uitgevoerde PAS-maaibeheer 23 is als zoekgebied gekoppeld aan tien kavels: M10-12-76, M12a, M62, M63, M64, M65, M72, M73, M74 en M75. Het PIM-leidingwerk heeft zeven relaties: M41, M42, M43, M45, M84, M84s en M85. Infiltratieplas 27.2 is gekoppeld aan M77. De precieze werkvoetafdrukken zijn niet gepubliceerd; de doorsnijdingspercentages blijven leeg.</w:t>
+              <w:t xml:space="preserve">184</w:t>
+            </w:r>
+          </w:p>
+        </w:tc>
+        <w:tc>
+          <w:tcPr/>
+          <w:p>
+            <w:pPr>
+              <w:pStyle w:val="Compact"/>
+            </w:pPr>
+            <w:r>
+              <w:t xml:space="preserve">De programmabrede plagwerkzaamheden zijn gekoppeld aan acht unieke kavels: M10-12-76, M12a, M15, M16, M71, M73, M74 en M75. Elleboogsprang raakt M10-12-76 en M75; Vinkenhoek ligt in M71. Helmduinen is gekoppeld aan M15 en M16; M17a is retroactief verwijderd. Meeuwenduin en Prinsenduin hebben samen zeven relaties. Het maaibeheer in Ruygenhoek, Lange Strook en De Loopert heeft vijf relaties. Maatregel 22h heeft zes relaties. De jaarlijkse begrazing van Vallei Meijendel is gekoppeld aan de negen actuele kavels M3, M4-5, M51, M52, M53, M54a, M54b, M55 en M85; de historische voorgangers M4, M5 en M54 zijn uitgesloten. Maatregel 3c voegt voor dezelfde negen actuele kavels en voor M1a, M1b, M45 en M83 samen dertien relaties toe. Maatregel 3d is gekoppeld aan M13s, M15, M16, M17a en M78/79. De in 2025 vervangen slagbomen tussen P1 Kievietsduin en de parkeerterreinen in De Vallei zijn gekoppeld aan M55 en M85. Het onderzochte maar niet uitgevoerde PAS-maaibeheer 23 is als zoekgebied gekoppeld aan tien kavels: M10-12-76, M12a, M62, M63, M64, M65, M72, M73, M74 en M75. Het PIM-leidingwerk heeft zeven relaties: M41, M42, M43, M45, M84, M84s en M85. Infiltratieplas 27.2 is gekoppeld aan M77. De precieze werkvoetafdrukken zijn niet gepubliceerd; de doorsnijdingspercentages blijven leeg.</w:t>
             </w:r>
           </w:p>
         </w:tc>
@@ -4202,18 +4234,18 @@
               <w:jc w:val="right"/>
             </w:pPr>
             <w:r>
-              <w:t xml:space="preserve">267</w:t>
-            </w:r>
-          </w:p>
-        </w:tc>
-        <w:tc>
-          <w:tcPr/>
-          <w:p>
-            <w:pPr>
-              <w:pStyle w:val="Compact"/>
-            </w:pPr>
-            <w:r>
-              <w:t xml:space="preserve">Bronvaste plot-jaarregels voor 1967–1969, 1972–1975, 1988–1991, 1993, 1997, 2002, 2005–2006, 2013–2014 en 2016–2025. Maatregel 3c levert 65 scoperegels voor dertien kavels in 2017–2021; de bron verdeelt de 110 hectare niet per gebied, kavel of jaar. Maatregel 3d levert voor vijf kavels telkens vijf scoperegels in 2021 en 2025; voor het niet-uitgevoerde jaar 2020 ontstaat geen plot-jaarrij. De slagboomvervanging levert twee regels voor M55 en M85 in 2025. Infiltratieplas 27.2 levert voor M77 één regel in 2013 en één in 2014. Het PIM-leidingwerk levert zeven scoperegels voor 2018; de bron verdeelt de lengte niet per kavel.</w:t>
+              <w:t xml:space="preserve">275</w:t>
+            </w:r>
+          </w:p>
+        </w:tc>
+        <w:tc>
+          <w:tcPr/>
+          <w:p>
+            <w:pPr>
+              <w:pStyle w:val="Compact"/>
+            </w:pPr>
+            <w:r>
+              <w:t xml:space="preserve">Bronvaste plot-jaarregels voor 1967–1969, 1972–1975, 1988–1991, 1993, 1997, 2002, 2005–2006, 2013–2014 en 2016–2025. De programmabrede plagwerkzaamheden leveren acht scoperegels voor 2018; de bron verdeelt de bijna 40 hectare en 100.000 m³ zand niet per gebied of kavel. Maatregel 3c levert 65 scoperegels voor dertien kavels in 2017–2021; de bron verdeelt de 110 hectare niet per gebied, kavel of jaar. Maatregel 3d levert voor vijf kavels telkens vijf scoperegels in 2021 en 2025; voor het niet-uitgevoerde jaar 2020 ontstaat geen plot-jaarrij. De slagboomvervanging levert twee regels voor M55 en M85 in 2025. Infiltratieplas 27.2 levert voor M77 één regel in 2013 en één in 2014. Het PIM-leidingwerk levert zeven scoperegels voor 2018; de bron verdeelt de lengte niet per kavel.</w:t>
             </w:r>
           </w:p>
         </w:tc>
@@ -4225,6 +4257,41 @@
       </w:pPr>
       <w:r>
         <w:t xml:space="preserve">De vier nieuwe plotrelaties bij de programmabrede pannenmaatregel betreffen M6, M7, M13 en M77. Het beheerplan 2016–2022 koppelt de PIM-oeveraanpassingen aan Tafelberg en ’t Scheepje; de actuele nameninventaris verbindt deze namen met de vier kavels. Zij leveren vier extra scoperegels voor 2018. De door Dunea gemelde 370.000 m3 verwijderd materiaal is niet per plas of kavel verdeeld en mag daarom niet uit deze vier regels worden afgeleid.</w:t>
+      </w:r>
+    </w:p>
+    <w:p>
+      <w:pPr>
+        <w:pStyle w:val="BodyText"/>
+      </w:pPr>
+      <w:r>
+        <w:t xml:space="preserve">Voor de programmabrede plagwerkzaamheden zijn de contouren uit HAR 1204 met de gepubliceerde schaal en RD-kilometerhokken op de actuele kavelgeometrie gelegd. Dit lokaliseert Elleboogsprang in M10-12-76 en M75 en Vinkenhoek in M71. De gereconstrueerde Vinkenhoek-contour is circa 8,3 hectare, tegenover circa 8 hectare in de publicatie. De kaart is voldoende voor kaveltoedeling, maar niet voor een exact uitvoeringspercentage. Daarom blijven</w:t>
+      </w:r>
+      <w:r>
+        <w:t xml:space="preserve"> </w:t>
+      </w:r>
+      <w:r>
+        <w:rPr>
+          <w:rStyle w:val="VerbatimChar"/>
+        </w:rPr>
+        <w:t xml:space="preserve">maatregel_geometrie</w:t>
+      </w:r>
+      <w:r>
+        <w:t xml:space="preserve"> </w:t>
+      </w:r>
+      <w:r>
+        <w:t xml:space="preserve">en alle acht</w:t>
+      </w:r>
+      <w:r>
+        <w:t xml:space="preserve"> </w:t>
+      </w:r>
+      <w:r>
+        <w:rPr>
+          <w:rStyle w:val="VerbatimChar"/>
+        </w:rPr>
+        <w:t xml:space="preserve">doorsnijding_pct</w:t>
+      </w:r>
+      <w:r>
+        <w:t xml:space="preserve">-waarden leeg.</w:t>
       </w:r>
     </w:p>
     <w:p>

--- a/docs/database/MEIJENDEL_TABELINVENTARIS.docx
+++ b/docs/database/MEIJENDEL_TABELINVENTARIS.docx
@@ -3765,18 +3765,18 @@
               <w:jc w:val="right"/>
             </w:pPr>
             <w:r>
-              <w:t xml:space="preserve">98</w:t>
-            </w:r>
-          </w:p>
-        </w:tc>
-        <w:tc>
-          <w:tcPr/>
-          <w:p>
-            <w:pPr>
-              <w:pStyle w:val="Compact"/>
-            </w:pPr>
-            <w:r>
-              <w:t xml:space="preserve">Relaties tussen uitvoering en bewijsbron, met bronrol en bewijsnotitie. De plagwerkzaamheden verwijzen aanvullend naar</w:t>
+              <w:t xml:space="preserve">99</w:t>
+            </w:r>
+          </w:p>
+        </w:tc>
+        <w:tc>
+          <w:tcPr/>
+          <w:p>
+            <w:pPr>
+              <w:pStyle w:val="Compact"/>
+            </w:pPr>
+            <w:r>
+              <w:t xml:space="preserve">Relaties tussen uitvoering en bewijsbron, met bronrol en bewijsnotitie. De PIM-winputten verwijzen voor ruimtelijke plancontext naar HAR 1306. De plagwerkzaamheden verwijzen aanvullend naar</w:t>
             </w:r>
             <w:r>
               <w:t xml:space="preserve"> </w:t>
@@ -4117,18 +4117,18 @@
               <w:jc w:val="right"/>
             </w:pPr>
             <w:r>
-              <w:t xml:space="preserve">184</w:t>
-            </w:r>
-          </w:p>
-        </w:tc>
-        <w:tc>
-          <w:tcPr/>
-          <w:p>
-            <w:pPr>
-              <w:pStyle w:val="Compact"/>
-            </w:pPr>
-            <w:r>
-              <w:t xml:space="preserve">De programmabrede plagwerkzaamheden zijn gekoppeld aan acht unieke kavels: M10-12-76, M12a, M15, M16, M71, M73, M74 en M75. Elleboogsprang raakt M10-12-76 en M75; Vinkenhoek ligt in M71. Helmduinen is gekoppeld aan M15 en M16; M17a is retroactief verwijderd. Meeuwenduin en Prinsenduin hebben samen zeven relaties. Het maaibeheer in Ruygenhoek, Lange Strook en De Loopert heeft vijf relaties. Maatregel 22h heeft zes relaties. De jaarlijkse begrazing van Vallei Meijendel is gekoppeld aan de negen actuele kavels M3, M4-5, M51, M52, M53, M54a, M54b, M55 en M85; de historische voorgangers M4, M5 en M54 zijn uitgesloten. Maatregel 3c voegt voor dezelfde negen actuele kavels en voor M1a, M1b, M45 en M83 samen dertien relaties toe. Maatregel 3d is gekoppeld aan M13s, M15, M16, M17a en M78/79. De in 2025 vervangen slagbomen tussen P1 Kievietsduin en de parkeerterreinen in De Vallei zijn gekoppeld aan M55 en M85. Het onderzochte maar niet uitgevoerde PAS-maaibeheer 23 is als zoekgebied gekoppeld aan tien kavels: M10-12-76, M12a, M62, M63, M64, M65, M72, M73, M74 en M75. Het PIM-leidingwerk heeft zeven relaties: M41, M42, M43, M45, M84, M84s en M85. Infiltratieplas 27.2 is gekoppeld aan M77. De precieze werkvoetafdrukken zijn niet gepubliceerd; de doorsnijdingspercentages blijven leeg.</w:t>
+              <w:t xml:space="preserve">206</w:t>
+            </w:r>
+          </w:p>
+        </w:tc>
+        <w:tc>
+          <w:tcPr/>
+          <w:p>
+            <w:pPr>
+              <w:pStyle w:val="Compact"/>
+            </w:pPr>
+            <w:r>
+              <w:t xml:space="preserve">De programmabrede plagwerkzaamheden zijn gekoppeld aan acht unieke kavels: M10-12-76, M12a, M15, M16, M71, M73, M74 en M75. Elleboogsprang raakt M10-12-76 en M75; Vinkenhoek ligt in M71. Helmduinen is gekoppeld aan M15 en M16; M17a is retroactief verwijderd. Meeuwenduin en Prinsenduin hebben samen zeven relaties. Het maaibeheer in Ruygenhoek, Lange Strook en De Loopert heeft vijf relaties. Maatregel 22h heeft zes relaties. De jaarlijkse begrazing van Vallei Meijendel is gekoppeld aan de negen actuele kavels M3, M4-5, M51, M52, M53, M54a, M54b, M55 en M85; de historische voorgangers M4, M5 en M54 zijn uitgesloten. Maatregel 3c voegt voor dezelfde negen actuele kavels en voor M1a, M1b, M45 en M83 samen dertien relaties toe. Maatregel 3d is gekoppeld aan M13s, M15, M16, M17a en M78/79. De in 2025 vervangen slagbomen tussen P1 Kievietsduin en de parkeerterreinen in De Vallei zijn gekoppeld aan M55 en M85. Het onderzochte maar niet uitgevoerde PAS-maaibeheer 23 is als zoekgebied gekoppeld aan tien kavels: M10-12-76, M12a, M62, M63, M64, M65, M72, M73, M74 en M75. Het PIM-leidingwerk heeft zeven relaties: M41, M42, M43, M45, M84, M84s en M85. De PIM-winputten hebben 22 relaties: M1a, M1b, M3, M6, M10-12-76, M12a, M14, M15, M16, M16s, M17a, M17b, M31, M32, M33, M36, M41, M43, M45, M55, M62 en M83. Infiltratieplas 27.2 is gekoppeld aan M77. De precieze werkvoetafdrukken zijn niet gepubliceerd; de doorsnijdingspercentages blijven leeg.</w:t>
             </w:r>
           </w:p>
         </w:tc>
@@ -4234,18 +4234,18 @@
               <w:jc w:val="right"/>
             </w:pPr>
             <w:r>
-              <w:t xml:space="preserve">275</w:t>
-            </w:r>
-          </w:p>
-        </w:tc>
-        <w:tc>
-          <w:tcPr/>
-          <w:p>
-            <w:pPr>
-              <w:pStyle w:val="Compact"/>
-            </w:pPr>
-            <w:r>
-              <w:t xml:space="preserve">Bronvaste plot-jaarregels voor 1967–1969, 1972–1975, 1988–1991, 1993, 1997, 2002, 2005–2006, 2013–2014 en 2016–2025. De programmabrede plagwerkzaamheden leveren acht scoperegels voor 2018; de bron verdeelt de bijna 40 hectare en 100.000 m³ zand niet per gebied of kavel. Maatregel 3c levert 65 scoperegels voor dertien kavels in 2017–2021; de bron verdeelt de 110 hectare niet per gebied, kavel of jaar. Maatregel 3d levert voor vijf kavels telkens vijf scoperegels in 2021 en 2025; voor het niet-uitgevoerde jaar 2020 ontstaat geen plot-jaarrij. De slagboomvervanging levert twee regels voor M55 en M85 in 2025. Infiltratieplas 27.2 levert voor M77 één regel in 2013 en één in 2014. Het PIM-leidingwerk levert zeven scoperegels voor 2018; de bron verdeelt de lengte niet per kavel.</w:t>
+              <w:t xml:space="preserve">297</w:t>
+            </w:r>
+          </w:p>
+        </w:tc>
+        <w:tc>
+          <w:tcPr/>
+          <w:p>
+            <w:pPr>
+              <w:pStyle w:val="Compact"/>
+            </w:pPr>
+            <w:r>
+              <w:t xml:space="preserve">Bronvaste plot-jaarregels voor 1967–1969, 1972–1975, 1988–1991, 1993, 1997, 2002, 2005–2006, 2013–2014 en 2016–2025. De programmabrede plagwerkzaamheden leveren acht scoperegels voor 2018; de bron verdeelt de bijna 40 hectare en 100.000 m³ zand niet per gebied of kavel. Maatregel 3c levert 65 scoperegels voor dertien kavels in 2017–2021; de bron verdeelt de 110 hectare niet per gebied, kavel of jaar. Maatregel 3d levert voor vijf kavels telkens vijf scoperegels in 2021 en 2025; voor het niet-uitgevoerde jaar 2020 ontstaat geen plot-jaarrij. De slagboomvervanging levert twee regels voor M55 en M85 in 2025. Infiltratieplas 27.2 levert voor M77 één regel in 2013 en één in 2014. Het PIM-leidingwerk levert zeven scoperegels voor 2018; de bron verdeelt de lengte niet per kavel. De PIM-winputten leveren 22 scoperegels voor 2018; het programmatotaal van bijna 700 putten is niet per kavel verdeeld.</w:t>
             </w:r>
           </w:p>
         </w:tc>
@@ -4280,6 +4280,41 @@
       </w:r>
       <w:r>
         <w:t xml:space="preserve">en alle acht</w:t>
+      </w:r>
+      <w:r>
+        <w:t xml:space="preserve"> </w:t>
+      </w:r>
+      <w:r>
+        <w:rPr>
+          <w:rStyle w:val="VerbatimChar"/>
+        </w:rPr>
+        <w:t xml:space="preserve">doorsnijding_pct</w:t>
+      </w:r>
+      <w:r>
+        <w:t xml:space="preserve">-waarden leeg.</w:t>
+      </w:r>
+    </w:p>
+    <w:p>
+      <w:pPr>
+        <w:pStyle w:val="BodyText"/>
+      </w:pPr>
+      <w:r>
+        <w:t xml:space="preserve">De PIM-winputten zijn met afbeelding 1 en bijlage 2 van HAR 1306 ruimtelijk beoordeeld. De twintig duidelijke doorsnijdingen en de door Ton bevestigde grensdoorsnijdingen M16 en M62 leveren samen 22 unieke kavelrelaties. M10-12-76 wordt één keer gekoppeld, hoewel zowel serie HH als de rand van serie WW deze kavel raakt. HAR 1306 is plancontext; Dunea bevestigt afzonderlijk de afronding van bijna 700 nieuwe putten in 2018. Zonder afzonderlijke putpunten of verdeling per serie blijven</w:t>
+      </w:r>
+      <w:r>
+        <w:t xml:space="preserve"> </w:t>
+      </w:r>
+      <w:r>
+        <w:rPr>
+          <w:rStyle w:val="VerbatimChar"/>
+        </w:rPr>
+        <w:t xml:space="preserve">maatregel_geometrie</w:t>
+      </w:r>
+      <w:r>
+        <w:t xml:space="preserve"> </w:t>
+      </w:r>
+      <w:r>
+        <w:t xml:space="preserve">en alle 22</w:t>
       </w:r>
       <w:r>
         <w:t xml:space="preserve"> </w:t>

--- a/docs/database/MEIJENDEL_TABELINVENTARIS.docx
+++ b/docs/database/MEIJENDEL_TABELINVENTARIS.docx
@@ -4117,18 +4117,18 @@
               <w:jc w:val="right"/>
             </w:pPr>
             <w:r>
-              <w:t xml:space="preserve">206</w:t>
-            </w:r>
-          </w:p>
-        </w:tc>
-        <w:tc>
-          <w:tcPr/>
-          <w:p>
-            <w:pPr>
-              <w:pStyle w:val="Compact"/>
-            </w:pPr>
-            <w:r>
-              <w:t xml:space="preserve">De programmabrede plagwerkzaamheden zijn gekoppeld aan acht unieke kavels: M10-12-76, M12a, M15, M16, M71, M73, M74 en M75. Elleboogsprang raakt M10-12-76 en M75; Vinkenhoek ligt in M71. Helmduinen is gekoppeld aan M15 en M16; M17a is retroactief verwijderd. Meeuwenduin en Prinsenduin hebben samen zeven relaties. Het maaibeheer in Ruygenhoek, Lange Strook en De Loopert heeft vijf relaties. Maatregel 22h heeft zes relaties. De jaarlijkse begrazing van Vallei Meijendel is gekoppeld aan de negen actuele kavels M3, M4-5, M51, M52, M53, M54a, M54b, M55 en M85; de historische voorgangers M4, M5 en M54 zijn uitgesloten. Maatregel 3c voegt voor dezelfde negen actuele kavels en voor M1a, M1b, M45 en M83 samen dertien relaties toe. Maatregel 3d is gekoppeld aan M13s, M15, M16, M17a en M78/79. De in 2025 vervangen slagbomen tussen P1 Kievietsduin en de parkeerterreinen in De Vallei zijn gekoppeld aan M55 en M85. Het onderzochte maar niet uitgevoerde PAS-maaibeheer 23 is als zoekgebied gekoppeld aan tien kavels: M10-12-76, M12a, M62, M63, M64, M65, M72, M73, M74 en M75. Het PIM-leidingwerk heeft zeven relaties: M41, M42, M43, M45, M84, M84s en M85. De PIM-winputten hebben 22 relaties: M1a, M1b, M3, M6, M10-12-76, M12a, M14, M15, M16, M16s, M17a, M17b, M31, M32, M33, M36, M41, M43, M45, M55, M62 en M83. Infiltratieplas 27.2 is gekoppeld aan M77. De precieze werkvoetafdrukken zijn niet gepubliceerd; de doorsnijdingspercentages blijven leeg.</w:t>
+              <w:t xml:space="preserve">208</w:t>
+            </w:r>
+          </w:p>
+        </w:tc>
+        <w:tc>
+          <w:tcPr/>
+          <w:p>
+            <w:pPr>
+              <w:pStyle w:val="Compact"/>
+            </w:pPr>
+            <w:r>
+              <w:t xml:space="preserve">De programmabrede plagwerkzaamheden zijn gekoppeld aan acht unieke kavels: M10-12-76, M12a, M15, M16, M71, M73, M74 en M75. Elleboogsprang raakt M10-12-76 en M75; Vinkenhoek ligt in M71. Helmduinen is gekoppeld aan M15 en M16; M17a is retroactief verwijderd. Meeuwenduin en Prinsenduin hebben samen zeven relaties. Het maaibeheer in Ruygenhoek, Lange Strook en De Loopert heeft vijf relaties. Maatregel 22h heeft zes relaties. De jaarlijkse begrazing van Vallei Meijendel is gekoppeld aan de negen actuele kavels M3, M4-5, M51, M52, M53, M54a, M54b, M55 en M85; de historische voorgangers M4, M5 en M54 zijn uitgesloten. Maatregel 3c voegt voor dezelfde negen actuele kavels en voor M1a, M1b, M45 en M83 samen dertien relaties toe. Maatregel 3d is gekoppeld aan M13s, M15, M16, M17a en M78/79. De in 2025 vervangen slagbomen tussen P1 Kievietsduin en de parkeerterreinen in De Vallei zijn gekoppeld aan M55 en M85. Het onderzochte maar niet uitgevoerde PAS-maaibeheer 23 is als zoekgebied gekoppeld aan tien kavels: M10-12-76, M12a, M62, M63, M64, M65, M72, M73, M74 en M75. Het PIM-leidingwerk heeft zeven relaties: M41, M42, M43, M45, M84, M84s en M85. De PIM-winputten hebben 22 relaties: M1a, M1b, M3, M6, M10-12-76, M12a, M14, M15, M16, M16s, M17a, M17b, M31, M32, M33, M36, M41, M43, M45, M55, M62 en M83. Het nabeheer van de vijf kerven in 2016 en 2024 is gekoppeld aan M16 en M17a. Infiltratieplas 27.2 is gekoppeld aan M77. De precieze werkvoetafdrukken zijn niet gepubliceerd; de doorsnijdingspercentages blijven leeg.</w:t>
             </w:r>
           </w:p>
         </w:tc>
@@ -4234,18 +4234,18 @@
               <w:jc w:val="right"/>
             </w:pPr>
             <w:r>
-              <w:t xml:space="preserve">297</w:t>
-            </w:r>
-          </w:p>
-        </w:tc>
-        <w:tc>
-          <w:tcPr/>
-          <w:p>
-            <w:pPr>
-              <w:pStyle w:val="Compact"/>
-            </w:pPr>
-            <w:r>
-              <w:t xml:space="preserve">Bronvaste plot-jaarregels voor 1967–1969, 1972–1975, 1988–1991, 1993, 1997, 2002, 2005–2006, 2013–2014 en 2016–2025. De programmabrede plagwerkzaamheden leveren acht scoperegels voor 2018; de bron verdeelt de bijna 40 hectare en 100.000 m³ zand niet per gebied of kavel. Maatregel 3c levert 65 scoperegels voor dertien kavels in 2017–2021; de bron verdeelt de 110 hectare niet per gebied, kavel of jaar. Maatregel 3d levert voor vijf kavels telkens vijf scoperegels in 2021 en 2025; voor het niet-uitgevoerde jaar 2020 ontstaat geen plot-jaarrij. De slagboomvervanging levert twee regels voor M55 en M85 in 2025. Infiltratieplas 27.2 levert voor M77 één regel in 2013 en één in 2014. Het PIM-leidingwerk levert zeven scoperegels voor 2018; de bron verdeelt de lengte niet per kavel. De PIM-winputten leveren 22 scoperegels voor 2018; het programmatotaal van bijna 700 putten is niet per kavel verdeeld.</w:t>
+              <w:t xml:space="preserve">301</w:t>
+            </w:r>
+          </w:p>
+        </w:tc>
+        <w:tc>
+          <w:tcPr/>
+          <w:p>
+            <w:pPr>
+              <w:pStyle w:val="Compact"/>
+            </w:pPr>
+            <w:r>
+              <w:t xml:space="preserve">Bronvaste plot-jaarregels voor 1967–1969, 1972–1975, 1988–1991, 1993, 1997, 2002, 2005–2006, 2013–2014 en 2016–2025. De programmabrede plagwerkzaamheden leveren acht scoperegels voor 2018; de bron verdeelt de bijna 40 hectare en 100.000 m³ zand niet per gebied of kavel. Maatregel 3c levert 65 scoperegels voor dertien kavels in 2017–2021; de bron verdeelt de 110 hectare niet per gebied, kavel of jaar. Maatregel 3d levert voor vijf kavels telkens vijf scoperegels in 2021 en 2025; voor het niet-uitgevoerde jaar 2020 ontstaat geen plot-jaarrij. De slagboomvervanging levert twee regels voor M55 en M85 in 2025. Infiltratieplas 27.2 levert voor M77 één regel in 2013 en één in 2014. Het PIM-leidingwerk levert zeven scoperegels voor 2018; de bron verdeelt de lengte niet per kavel. De PIM-winputten leveren 22 scoperegels voor 2018; het programmatotaal van bijna 700 putten is niet per kavel verdeeld. Het kervennabeheer levert vier scoperegels: M16 en M17a in 2016 en 2024.</w:t>
             </w:r>
           </w:p>
         </w:tc>
@@ -4327,6 +4327,38 @@
       </w:r>
       <w:r>
         <w:t xml:space="preserve">-waarden leeg.</w:t>
+      </w:r>
+    </w:p>
+    <w:p>
+      <w:pPr>
+        <w:pStyle w:val="BodyText"/>
+      </w:pPr>
+      <w:r>
+        <w:t xml:space="preserve">Het ontwerpbeheerplan bevestigt het nabeheer van de Meijendelse kerven en stuifkuilen in 2016 en 2024. De publicatie uit 2017 lokaliseert de vijf bestaande kerven in de uitgevoerde zuidelijke zone van 750 meter ten zuiden van de bunker bij het Parnassiapad, maar vermeldt dat tot het voorjaar van 2017 nog geen nabeheer nodig was. Die publicatie heeft voor deze uitvoering daarom de rol</w:t>
+      </w:r>
+      <w:r>
+        <w:t xml:space="preserve"> </w:t>
+      </w:r>
+      <w:r>
+        <w:rPr>
+          <w:rStyle w:val="VerbatimChar"/>
+        </w:rPr>
+        <w:t xml:space="preserve">plancontext</w:t>
+      </w:r>
+      <w:r>
+        <w:t xml:space="preserve">. Vergelijking van deze ligging met de gereconstrueerde Parnassiapad-route en de actuele plotgeometrie, gevolgd door Tons bevestiging op 16 oktober 2026, koppelt het nabeheer aan M16 en M17a. De werkvoetafdruk per jaar is niet gepubliceerd; beide</w:t>
+      </w:r>
+      <w:r>
+        <w:t xml:space="preserve"> </w:t>
+      </w:r>
+      <w:r>
+        <w:rPr>
+          <w:rStyle w:val="VerbatimChar"/>
+        </w:rPr>
+        <w:t xml:space="preserve">doorsnijding_pct</w:t>
+      </w:r>
+      <w:r>
+        <w:t xml:space="preserve">-waarden blijven leeg.</w:t>
       </w:r>
     </w:p>
     <w:p>

--- a/docs/database/MEIJENDEL_TABELINVENTARIS.docx
+++ b/docs/database/MEIJENDEL_TABELINVENTARIS.docx
@@ -4117,18 +4117,18 @@
               <w:jc w:val="right"/>
             </w:pPr>
             <w:r>
-              <w:t xml:space="preserve">208</w:t>
-            </w:r>
-          </w:p>
-        </w:tc>
-        <w:tc>
-          <w:tcPr/>
-          <w:p>
-            <w:pPr>
-              <w:pStyle w:val="Compact"/>
-            </w:pPr>
-            <w:r>
-              <w:t xml:space="preserve">De programmabrede plagwerkzaamheden zijn gekoppeld aan acht unieke kavels: M10-12-76, M12a, M15, M16, M71, M73, M74 en M75. Elleboogsprang raakt M10-12-76 en M75; Vinkenhoek ligt in M71. Helmduinen is gekoppeld aan M15 en M16; M17a is retroactief verwijderd. Meeuwenduin en Prinsenduin hebben samen zeven relaties. Het maaibeheer in Ruygenhoek, Lange Strook en De Loopert heeft vijf relaties. Maatregel 22h heeft zes relaties. De jaarlijkse begrazing van Vallei Meijendel is gekoppeld aan de negen actuele kavels M3, M4-5, M51, M52, M53, M54a, M54b, M55 en M85; de historische voorgangers M4, M5 en M54 zijn uitgesloten. Maatregel 3c voegt voor dezelfde negen actuele kavels en voor M1a, M1b, M45 en M83 samen dertien relaties toe. Maatregel 3d is gekoppeld aan M13s, M15, M16, M17a en M78/79. De in 2025 vervangen slagbomen tussen P1 Kievietsduin en de parkeerterreinen in De Vallei zijn gekoppeld aan M55 en M85. Het onderzochte maar niet uitgevoerde PAS-maaibeheer 23 is als zoekgebied gekoppeld aan tien kavels: M10-12-76, M12a, M62, M63, M64, M65, M72, M73, M74 en M75. Het PIM-leidingwerk heeft zeven relaties: M41, M42, M43, M45, M84, M84s en M85. De PIM-winputten hebben 22 relaties: M1a, M1b, M3, M6, M10-12-76, M12a, M14, M15, M16, M16s, M17a, M17b, M31, M32, M33, M36, M41, M43, M45, M55, M62 en M83. Het nabeheer van de vijf kerven in 2016 en 2024 is gekoppeld aan M16 en M17a. Infiltratieplas 27.2 is gekoppeld aan M77. De precieze werkvoetafdrukken zijn niet gepubliceerd; de doorsnijdingspercentages blijven leeg.</w:t>
+              <w:t xml:space="preserve">211</w:t>
+            </w:r>
+          </w:p>
+        </w:tc>
+        <w:tc>
+          <w:tcPr/>
+          <w:p>
+            <w:pPr>
+              <w:pStyle w:val="Compact"/>
+            </w:pPr>
+            <w:r>
+              <w:t xml:space="preserve">De programmabrede plagwerkzaamheden zijn gekoppeld aan acht unieke kavels: M10-12-76, M12a, M15, M16, M71, M73, M74 en M75. Elleboogsprang raakt M10-12-76 en M75; Vinkenhoek ligt in M71. Helmduinen is gekoppeld aan M15 en M16; M17a is retroactief verwijderd. Meeuwenduin en Prinsenduin hebben samen zeven relaties. Het maaibeheer in Ruygenhoek, Lange Strook en De Loopert heeft vijf relaties. Maatregel 22h heeft zes relaties. De jaarlijkse begrazing van Vallei Meijendel is gekoppeld aan de negen actuele kavels M3, M4-5, M51, M52, M53, M54a, M54b, M55 en M85; de historische voorgangers M4, M5 en M54 zijn uitgesloten. Maatregel 3c voegt voor dezelfde negen actuele kavels en voor M1a, M1b, M45 en M83 samen dertien relaties toe. Maatregel 3d is gekoppeld aan M13s, M15, M16, M17a en M78/79. De in 2025 vervangen slagbomen tussen P1 Kievietsduin en de parkeerterreinen in De Vallei zijn gekoppeld aan M55 en M85. Het onderzochte maar niet uitgevoerde PAS-maaibeheer 23 is als zoekgebied gekoppeld aan tien kavels: M10-12-76, M12a, M62, M63, M64, M65, M72, M73, M74 en M75. Het PIM-leidingwerk heeft zeven relaties: M41, M42, M43, M45, M84, M84s en M85. De PIM-winputten hebben 22 relaties: M1a, M1b, M3, M6, M10-12-76, M12a, M14, M15, M16, M16s, M17a, M17b, M31, M32, M33, M36, M41, M43, M45, M55, M62 en M83. Het nabeheer van de vijf kerven in 2016 en 2024 is gekoppeld aan M16 en M17a. De aanleg van de vijf kerven in 2014 en 2015 is gekoppeld aan M15, M16 en M17a; de 109.434 m² is niet per kavel of jaar verdeeld. Infiltratieplas 27.2 is gekoppeld aan M77. De precieze werkvoetafdrukken zijn niet gepubliceerd; de doorsnijdingspercentages blijven leeg.</w:t>
             </w:r>
           </w:p>
         </w:tc>
@@ -4234,18 +4234,18 @@
               <w:jc w:val="right"/>
             </w:pPr>
             <w:r>
-              <w:t xml:space="preserve">301</w:t>
-            </w:r>
-          </w:p>
-        </w:tc>
-        <w:tc>
-          <w:tcPr/>
-          <w:p>
-            <w:pPr>
-              <w:pStyle w:val="Compact"/>
-            </w:pPr>
-            <w:r>
-              <w:t xml:space="preserve">Bronvaste plot-jaarregels voor 1967–1969, 1972–1975, 1988–1991, 1993, 1997, 2002, 2005–2006, 2013–2014 en 2016–2025. De programmabrede plagwerkzaamheden leveren acht scoperegels voor 2018; de bron verdeelt de bijna 40 hectare en 100.000 m³ zand niet per gebied of kavel. Maatregel 3c levert 65 scoperegels voor dertien kavels in 2017–2021; de bron verdeelt de 110 hectare niet per gebied, kavel of jaar. Maatregel 3d levert voor vijf kavels telkens vijf scoperegels in 2021 en 2025; voor het niet-uitgevoerde jaar 2020 ontstaat geen plot-jaarrij. De slagboomvervanging levert twee regels voor M55 en M85 in 2025. Infiltratieplas 27.2 levert voor M77 één regel in 2013 en één in 2014. Het PIM-leidingwerk levert zeven scoperegels voor 2018; de bron verdeelt de lengte niet per kavel. De PIM-winputten leveren 22 scoperegels voor 2018; het programmatotaal van bijna 700 putten is niet per kavel verdeeld. Het kervennabeheer levert vier scoperegels: M16 en M17a in 2016 en 2024.</w:t>
+              <w:t xml:space="preserve">307</w:t>
+            </w:r>
+          </w:p>
+        </w:tc>
+        <w:tc>
+          <w:tcPr/>
+          <w:p>
+            <w:pPr>
+              <w:pStyle w:val="Compact"/>
+            </w:pPr>
+            <w:r>
+              <w:t xml:space="preserve">Bronvaste plot-jaarregels voor 1967–1969, 1972–1975, 1988–1991, 1993, 1997, 2002, 2005–2006 en 2013–2025. De programmabrede plagwerkzaamheden leveren acht scoperegels voor 2018; de bron verdeelt de bijna 40 hectare en 100.000 m³ zand niet per gebied of kavel. Maatregel 3c levert 65 scoperegels voor dertien kavels in 2017–2021; de bron verdeelt de 110 hectare niet per gebied, kavel of jaar. Maatregel 3d levert voor vijf kavels telkens vijf scoperegels in 2021 en 2025; voor het niet-uitgevoerde jaar 2020 ontstaat geen plot-jaarrij. De slagboomvervanging levert twee regels voor M55 en M85 in 2025. Infiltratieplas 27.2 levert voor M77 één regel in 2013 en één in 2014. Het PIM-leidingwerk levert zeven scoperegels voor 2018; de bron verdeelt de lengte niet per kavel. De PIM-winputten leveren 22 scoperegels voor 2018; het programmatotaal van bijna 700 putten is niet per kavel verdeeld. Het kervennabeheer levert vier scoperegels: M16 en M17a in 2016 en 2024. De aanleg van de vijf kerven levert zes gezamenlijke scoperegels: M15, M16 en M17a in 2014 en 2015.</w:t>
             </w:r>
           </w:p>
         </w:tc>

--- a/docs/database/MEIJENDEL_TABELINVENTARIS.docx
+++ b/docs/database/MEIJENDEL_TABELINVENTARIS.docx
@@ -3429,94 +3429,7 @@
         <w:pStyle w:val="FirstParagraph"/>
       </w:pPr>
       <w:r>
-        <w:t xml:space="preserve">De levende lokale database bevat naast de bestaande classificatie een afzonderlijke laag voor projecten, feitelijke of geplande uitvoeringen, expliciete jaarstatussen en bewijsbronnen. Op 14 oktober 2026 is deze laag aangevuld na controle van alle 807 actieve Zotero-bijlagen. De bestaande tabellen</w:t>
-      </w:r>
-      <w:r>
-        <w:t xml:space="preserve"> </w:t>
-      </w:r>
-      <w:r>
-        <w:rPr>
-          <w:rStyle w:val="VerbatimChar"/>
-        </w:rPr>
-        <w:t xml:space="preserve">maatregelen</w:t>
-      </w:r>
-      <w:r>
-        <w:t xml:space="preserve">,</w:t>
-      </w:r>
-      <w:r>
-        <w:t xml:space="preserve"> </w:t>
-      </w:r>
-      <w:r>
-        <w:rPr>
-          <w:rStyle w:val="VerbatimChar"/>
-        </w:rPr>
-        <w:t xml:space="preserve">maatregelen_kernwoorden</w:t>
-      </w:r>
-      <w:r>
-        <w:t xml:space="preserve"> </w:t>
-      </w:r>
-      <w:r>
-        <w:t xml:space="preserve">en</w:t>
-      </w:r>
-      <w:r>
-        <w:t xml:space="preserve"> </w:t>
-      </w:r>
-      <w:r>
-        <w:rPr>
-          <w:rStyle w:val="VerbatimChar"/>
-        </w:rPr>
-        <w:t xml:space="preserve">plot_jaar_maatregel</w:t>
-      </w:r>
-      <w:r>
-        <w:t xml:space="preserve"> </w:t>
-      </w:r>
-      <w:r>
-        <w:t xml:space="preserve">blijven bestaan. De vier algemene kernwoorden voor recreatiebeheer zijn onder de nieuwe hoofdklasse</w:t>
-      </w:r>
-      <w:r>
-        <w:t xml:space="preserve"> </w:t>
-      </w:r>
-      <w:r>
-        <w:rPr>
-          <w:rStyle w:val="VerbatimChar"/>
-        </w:rPr>
-        <w:t xml:space="preserve">rust_en_recreatiebeheer</w:t>
-      </w:r>
-      <w:r>
-        <w:t xml:space="preserve"> </w:t>
-      </w:r>
-      <w:r>
-        <w:t xml:space="preserve">geplaatst;</w:t>
-      </w:r>
-      <w:r>
-        <w:t xml:space="preserve"> </w:t>
-      </w:r>
-      <w:r>
-        <w:rPr>
-          <w:rStyle w:val="VerbatimChar"/>
-        </w:rPr>
-        <w:t xml:space="preserve">strandreservaat</w:t>
-      </w:r>
-      <w:r>
-        <w:t xml:space="preserve"> </w:t>
-      </w:r>
-      <w:r>
-        <w:t xml:space="preserve">blijft als specifiek kernwoord onder</w:t>
-      </w:r>
-      <w:r>
-        <w:t xml:space="preserve"> </w:t>
-      </w:r>
-      <w:r>
-        <w:rPr>
-          <w:rStyle w:val="VerbatimChar"/>
-        </w:rPr>
-        <w:t xml:space="preserve">strandreservaten</w:t>
-      </w:r>
-      <w:r>
-        <w:t xml:space="preserve"> </w:t>
-      </w:r>
-      <w:r>
-        <w:t xml:space="preserve">herkenbaar.</w:t>
+        <w:t>De levende lokale database bevat naast de bestaande classificatie een afzonderlijke laag voor projecten, feitelijke of geplande uitvoeringen, expliciete jaarstatussen en bewijsbronnen. Op 14 oktober 2026 is deze laag aangevuld na controle van alle 807 actieve Zotero-bijlagen. De classificatietabellen maatregelen en maatregelen_kernwoorden blijven bestaan. plot_jaar_maatregel is op 16 oktober 2026 vervangen door een alleen-lezen compatibiliteitsview vanuit de centrale registratiestructuur. De vier algemene kernwoorden voor recreatiebeheer zijn onder de nieuwe hoofdklasse rust_en_recreatiebeheer geplaatst; strandreservaat blijft als specifiek kernwoord onder strandreservaten herkenbaar.</w:t>
       </w:r>
     </w:p>
     <w:tbl>
@@ -3627,12 +3540,8 @@
         <w:tc>
           <w:tcPr/>
           <w:p>
-            <w:pPr>
-              <w:pStyle w:val="Compact"/>
-              <w:jc w:val="right"/>
-            </w:pPr>
-            <w:r>
-              <w:t xml:space="preserve">43</w:t>
+            <w:r>
+              <w:t>44</w:t>
             </w:r>
           </w:p>
         </w:tc>
@@ -4440,37 +4349,7 @@
         <w:pStyle w:val="BodyText"/>
       </w:pPr>
       <w:r>
-        <w:t xml:space="preserve">De 144 bestaande regels in</w:t>
-      </w:r>
-      <w:r>
-        <w:t xml:space="preserve"> </w:t>
-      </w:r>
-      <w:r>
-        <w:rPr>
-          <w:rStyle w:val="VerbatimChar"/>
-        </w:rPr>
-        <w:t xml:space="preserve">plot_jaar_maatregel</w:t>
-      </w:r>
-      <w:r>
-        <w:t xml:space="preserve"> </w:t>
-      </w:r>
-      <w:r>
-        <w:t xml:space="preserve">blijven de historische dashboardlaag voor begrazing in 16 plots uit 1991–1999. Hun aantal en checksum</w:t>
-      </w:r>
-      <w:r>
-        <w:t xml:space="preserve"> </w:t>
-      </w:r>
-      <w:r>
-        <w:rPr>
-          <w:rStyle w:val="VerbatimChar"/>
-        </w:rPr>
-        <w:t xml:space="preserve">306480715648</w:t>
-      </w:r>
-      <w:r>
-        <w:t xml:space="preserve"> </w:t>
-      </w:r>
-      <w:r>
-        <w:t xml:space="preserve">zijn bij de actualisering tot en met 16 oktober 2026 gelijk gebleven. Zij worden niet achteraf als bronvaste projectuitvoering geïnterpreteerd. Nieuwe werkzaamheden gaan pas naar een plot-jaarselectie nadat locatie, jaar en bron voldoende precies zijn vastgesteld.</w:t>
+        <w:t>De historische dashboardlaag reconstrueert 144 begrazingsregels voor 16 plots uit 1991–1999 vanuit 139 aanvullende jaarfeiten en vijf bestaande uitvoeringsfeiten. De oorspronkelijke checksum 306480715648 beschrijft de verwijderde fysieke tabel; de nieuwe rijvergelijking bewijst inhoudsbehoud. Overgenomen handmatige registraties worden niet achteraf als onafhankelijk bronvaste projectuitvoering geïnterpreteerd. Nieuwe werkzaamheden gaan pas naar een plot-jaarselectie nadat locatie, jaar en bron voldoende precies zijn vastgesteld.</w:t>
       </w:r>
     </w:p>
     <w:p>
@@ -12466,6 +12345,59 @@
         </w:tc>
       </w:tr>
     </w:tbl>
+    <w:p>
+      <w:pPr>
+        <w:pStyle w:val="Heading2"/>
+      </w:pPr>
+      <w:r>
+        <w:t>Integratie begrazing en toegankelijkheid op 16 oktober 2026</w:t>
+      </w:r>
+    </w:p>
+    <w:p>
+      <w:r>
+        <w:t>De levende lokale database is op 16 oktober 2026 omgezet. De 144 oorspronkelijke begrazingsregistraties voor 16 plots uit 1991–1999 zijn volledig behouden: 139 staan in maatregel_plot_jaar_registratie; de vijf door Ton bevestigde dubbelingen verwijzen naar bestaande uitvoering–plot–jaarfeiten. Dit zijn M15 en M16 in 1991 en M13, M13s en M14 in 1997. Deze vijf feiten worden niet opnieuw opgeslagen.</w:t>
+      </w:r>
+    </w:p>
+    <w:p>
+      <w:r>
+        <w:t>De 55 toegankelijkheidsregistraties voor 55 plots in 2024 staan in maatregel_toegankelijkheid_registratie: 20 vrij, 14 beperkt, 12 afgesloten, acht deels beperkt/deels vrij en één deels afgesloten/deels vrij. De deeltabel bevatte nul regels; de twee voorbeeldregels uit de deel-CSV zijn niet geïmporteerd. Status, bronspelling, plotnaam, opmerkingen, lege waarden en NULL blijven herleidbaar. De opmerking bij M36 blijft “nog controleren”. Een gemengde status bewijst geen oppervlakteverdeling.</w:t>
+      </w:r>
+    </w:p>
+    <w:p>
+      <w:r>
+        <w:t>maatregel_registratie_herkomst bevat 199 technische herkomstkoppelingen met oude sleutels, oorspronkelijke rijwaarden, hashes en precies één canoniek doel. Dit zijn auditgegevens, geen extra beheerfeiten. De 43 inhoudelijke maatregelbronnen zijn behouden; één administratieve bron voor deze migratie brengt maatregel_bron op 44 regels. Overnemen uit de handmatige registratie geeft geen nieuwe onafhankelijke bronbevestiging.</w:t>
+      </w:r>
+    </w:p>
+    <w:p>
+      <w:r>
+        <w:t>De drie oude fysieke tabellen zijn verwijderd. Hun namen plot_jaar_maatregel, plot_jaar_toegankelijkheid en plot_jaar_toegankelijkheid_deel blijven alleen-lezen compatibiliteitsviews, met respectievelijk 144, 55 en nul regels. v_plot_jaar_maatregel_bronvast behoudt de bestaande 307 regels voor expliciete jaren tussen 1967 en 2025; v_plot_jaar_maatregel_gecombineerd bevat 446 regels, inclusief de 139 aanvullende jaarfeiten. Deze laatste view mag bronregistraties niet als onafhankelijke terreinmetingen of behandeld oppervlak tellen.</w:t>
+      </w:r>
+    </w:p>
+    <w:p>
+      <w:r>
+        <w:t>Dashboard en Shiny gebruiken dezelfde gereconstrueerde registraties. De SQL-dumpparser leest de nieuwe basistabellen en maakt de oude gegevensobjecten via één R-adapter; parser/cacheversie is 14. Een nieuw schema zonder afgeronde compatibiliteitsviews blokkeert de parser. Voor analyse geldt een toegankelijkheidsstatus uitsluitend in het geregistreerde jaar; buiten 2024 blijft die voor deze 55 plots onbekend. Het dashboard mag de laatste historische registratie apart tonen met bronjaar, maar presenteert haar niet als bewezen toestand van een later jaar. Beheerjaarfeiten worden evenmin stilzwijgend doorgetrokken.</w:t>
+      </w:r>
+    </w:p>
+    <w:p>
+      <w:r>
+        <w:t>Nieuwe import richt zich op de maatregelregistraties. De drie bestaande import-SQL-bestanden gebruiken alleen tijdelijke staging en schrijven niet naar de compatibiliteitsviews. De oorspronkelijke bronidentiteit blijft bij correctie behouden; identieke herimport en gewijzigde herimport zijn op fixtures getest. LOAD DATA LOCAL vereist local_infile aan client- en serverzijde; de iMac-server heeft dit uitgeschakeld. Die globale instelling is in deze taak niet veranderd. Voer de voorbeeld-CSV’s niet als actuele levering in.</w:t>
+      </w:r>
+    </w:p>
+    <w:p>
+      <w:r>
+        <w:t>Controle: volledige rijreconstructie, vijf expliciete ontdubbelingen, idempotentie, herstel na onderbroken tabelwissel, SQL/R-pariteit en cache-/browser-/exportcontracten. De inhoudschecksums van alle overige basistabellen zijn vóór en na de migratie gelijk; bestaande bron- en brontyperegels blijven behouden. De centrale taxoncontrole is vóór en na de wijziging groen: alle 128 centrale routes blijven bereikbaar zonder auditfouten. De afsluitende audit is vastgelegd in de lokale herstelmap.</w:t>
+      </w:r>
+    </w:p>
+    <w:p>
+      <w:r>
+        <w:t>Herstelkopie en controlebewijs staan lokaal in /Users/ton/Documents/Meijendel-herstel/2026-10-16-beheer-toegankelijkheid. Herstel verloopt via gis/scripts/migrate_maatregel_registraties.py --database Meijendel --backup-dir /Users/ton/Documents/Meijendel-herstel/2026-10-16-beheer-toegankelijkheid/backup --restore. Een herstelactie vereist een eigen besluit. Meijendel.sql, volledige cachebouw en VPS zijn in deze lokale migratiefase niet vernieuwd.</w:t>
+      </w:r>
+    </w:p>
+    <w:p>
+      <w:r>
+        <w:t>Betekenistoets: uitvoering, locatie, tijd, toestand en taxonidentiteit blijven onderscheiden volgens Darwin Core (https://dwc.tdwg.org/terms/) en TDWG TCS (https://tcs.tdwg.org/terms/), geraadpleegd op 16 oktober 2026. Begrazingsdieren zijn beheereigenschappen en worden door deze migratie geen wilde soortwaarnemingen.</w:t>
+      </w:r>
+    </w:p>
     <w:sectPr>
       <w:footnotePr>
         <w:numRestart w:val="eachSect"/>

--- a/docs/database/MEIJENDEL_TABELINVENTARIS.docx
+++ b/docs/database/MEIJENDEL_TABELINVENTARIS.docx
@@ -3429,7 +3429,7 @@
         <w:pStyle w:val="FirstParagraph"/>
       </w:pPr>
       <w:r>
-        <w:t>De levende lokale database bevat naast de bestaande classificatie een afzonderlijke laag voor projecten, feitelijke of geplande uitvoeringen, expliciete jaarstatussen en bewijsbronnen. Op 14 oktober 2026 is deze laag aangevuld na controle van alle 807 actieve Zotero-bijlagen. De classificatietabellen maatregelen en maatregelen_kernwoorden blijven bestaan. plot_jaar_maatregel is op 16 oktober 2026 vervangen door een alleen-lezen compatibiliteitsview vanuit de centrale registratiestructuur. De vier algemene kernwoorden voor recreatiebeheer zijn onder de nieuwe hoofdklasse rust_en_recreatiebeheer geplaatst; strandreservaat blijft als specifiek kernwoord onder strandreservaten herkenbaar.</w:t>
+        <w:t>De levende lokale database bevat naast de bestaande classificatie een afzonderlijke laag voor projecten, feitelijke of geplande uitvoeringen, expliciete jaarstatussen en bewijsbronnen. Op 14 oktober 2026 is deze laag aangevuld na controle van alle 807 actieve Zotero-bijlagen. De classificatietabellen maatregelen en maatregelen_kernwoorden blijven bestaan. plot_jaar_maatregel is op 16 oktober 2026 eerst vervangen door een compatibiliteitsview. Ook die view is daarna verwijderd; de afnemers gebruiken nu rechtstreeks de centrale registraties. De vier algemene kernwoorden voor recreatiebeheer zijn onder de nieuwe hoofdklasse rust_en_recreatiebeheer geplaatst; strandreservaat blijft als specifiek kernwoord onder strandreservaten herkenbaar.</w:t>
       </w:r>
     </w:p>
     <w:tbl>
@@ -12370,12 +12370,12 @@
     </w:p>
     <w:p>
       <w:r>
-        <w:t>De drie oude fysieke tabellen zijn verwijderd. Hun namen plot_jaar_maatregel, plot_jaar_toegankelijkheid en plot_jaar_toegankelijkheid_deel blijven alleen-lezen compatibiliteitsviews, met respectievelijk 144, 55 en nul regels. v_plot_jaar_maatregel_bronvast behoudt de bestaande 307 regels voor expliciete jaren tussen 1967 en 2025; v_plot_jaar_maatregel_gecombineerd bevat 446 regels, inclusief de 139 aanvullende jaarfeiten. Deze laatste view mag bronregistraties niet als onafhankelijke terreinmetingen of behandeld oppervlak tellen.</w:t>
+        <w:t>De drie oude fysieke tabellen én de gelijknamige compatibiliteitsviews zijn verwijderd. Dashboard en Shiny gebruiken rechtstreeks de centrale registraties. De oorspronkelijke 144, 55 en nul regels blijven voor audit reconstrueerbaar zonder die databaseobjecten. v_plot_jaar_maatregel_bronvast behoudt de bestaande 307 regels voor expliciete jaren tussen 1967 en 2025; v_plot_jaar_maatregel_gecombineerd bevat 446 regels, inclusief de 139 aanvullende jaarfeiten. Deze laatste view mag bronregistraties niet als onafhankelijke terreinmetingen of behandeld oppervlak tellen.</w:t>
       </w:r>
     </w:p>
     <w:p>
       <w:r>
-        <w:t>Dashboard en Shiny gebruiken dezelfde gereconstrueerde registraties. De SQL-dumpparser leest de nieuwe basistabellen en maakt de oude gegevensobjecten via één R-adapter; parser/cacheversie is 14. Een nieuw schema zonder afgeronde compatibiliteitsviews blokkeert de parser. Voor analyse geldt een toegankelijkheidsstatus uitsluitend in het geregistreerde jaar; buiten 2024 blijft die voor deze 55 plots onbekend. Het dashboard mag de laatste historische registratie apart tonen met bronjaar, maar presenteert haar niet als bewezen toestand van een later jaar. Beheerjaarfeiten worden evenmin stilzwijgend doorgetrokken.</w:t>
+        <w:t>Dashboard en Shiny lezen rechtstreeks uit de centrale basistabellen via build_maatregel_registration_data. Parser/cacheversie is 15; de oude gegevensobjectnamen en de afhankelijkheid van compatibiliteitsviews zijn uit de actieve leesroute verwijderd. Voor analyse geldt een toegankelijkheidsstatus uitsluitend in het geregistreerde jaar; buiten 2024 blijft die voor deze 55 plots onbekend. Het dashboard mag de laatste historische registratie apart tonen met bronjaar, maar presenteert haar niet als bewezen toestand van een later jaar. Beheerjaarfeiten worden evenmin stilzwijgend doorgetrokken.</w:t>
       </w:r>
     </w:p>
     <w:p>
@@ -12396,6 +12396,39 @@
     <w:p>
       <w:r>
         <w:t>Betekenistoets: uitvoering, locatie, tijd, toestand en taxonidentiteit blijven onderscheiden volgens Darwin Core (https://dwc.tdwg.org/terms/) en TDWG TCS (https://tcs.tdwg.org/terms/), geraadpleegd op 16 oktober 2026. Begrazingsdieren zijn beheereigenschappen en worden door deze migratie geen wilde soortwaarnemingen.</w:t>
+      </w:r>
+    </w:p>
+    <w:p>
+      <w:pPr>
+        <w:pStyle w:val="Heading2"/>
+      </w:pPr>
+      <w:r>
+        <w:t>Rechtstreekse aansluiting zonder compatibiliteitsviews</w:t>
+      </w:r>
+    </w:p>
+    <w:p>
+      <w:r>
+        <w:t>De drie compatibiliteitsviews plot_jaar_maatregel, plot_jaar_toegankelijkheid en plot_jaar_toegankelijkheid_deel zijn op 16 oktober 2026 op verzoek van Ton verwijderd. Er zijn onder deze drie namen geen tabellen of views meer aanwezig. De fysieke registratietabellen, de 199 herkomstkoppelingen en alle overige gegevens zijn behouden.</w:t>
+      </w:r>
+    </w:p>
+    <w:p>
+      <w:r>
+        <w:t>Dashboard en Shiny lezen rechtstreeks de centrale basistabellen. De 139 aanvullende begrazingsregistraties uit 1991–1999 en de vijf bestaande uitvoeringsfeiten leveren samen dezelfde 144 beheerfeiten voor 16 plots. De 55 toegankelijkheidsregistraties uit 2024 worden met niveau plot/deel gelezen; een deelregistratie wordt niet als toestand van het hele plot gebruikt. De nieuwe gegevensobjecten heten maatregel_beheer_jaar en maatregel_toegankelijkheid_registratie. Parser/cacheversie is 15.</w:t>
+      </w:r>
+    </w:p>
+    <w:p>
+      <w:r>
+        <w:t>De vijf bestaande uitvoeringsfeiten worden via hun expliciete herkomstkoppeling, uitvoeringsjaar en geverifieerde plotkoppeling bereikt, zonder het oorspronkelijke JSON-rijpayload als toepassingsgegevens te reconstrueren. Oude veldnamen en bronwaarden blijven uitsluitend beschikbaar voor historische reconstructie en herstelcontrole. De 307 bronvaste en 446 gecombineerde plot-jaarregels blijven ongewijzigd; deze vervolgwijziging voegt geen waarnemingen of beheerfeiten toe.</w:t>
+      </w:r>
+    </w:p>
+    <w:p>
+      <w:r>
+        <w:t>Import- en exportcontroles gebruiken eveneens de centrale tabellen en selecties. De oude classificatieherstelroute is onafhankelijk gemaakt van de verwijderde objecten. Een onderbroken migratie met achtergebleven _migratie_oud-tabellen stopt expliciet. De eerdere v1-migratie en haar oorspronkelijke herstelkopie blijven historisch controleerbaar; normale herhaling na de viewverwijdering maakt de views niet opnieuw aan.</w:t>
+      </w:r>
+    </w:p>
+    <w:p>
+      <w:r>
+        <w:t>Controlebewijs en hersteldefinities staan lokaal in /Users/ton/Documents/Meijendel-herstel/2026-10-16-maatregelen-rechtstreeks. De drie viewdefinities staan in views/restore-views.sql. Dit bestand wordt uitsluitend bij een afzonderlijk besloten herstel gebruikt. De zware Meijendel.sql-export, volledige cachebouw en VPS-publicatie maken geen deel uit van deze vervolgwijziging.</w:t>
       </w:r>
     </w:p>
     <w:sectPr>

--- a/docs/database/MEIJENDEL_TABELINVENTARIS.docx
+++ b/docs/database/MEIJENDEL_TABELINVENTARIS.docx
@@ -18,6 +18,11 @@
       </w:pPr>
       <w:r>
         <w:t xml:space="preserve">Tabelinventaris en voorstel voor herinrichting. Stand van de controles: 16 oktober 2026. De aantallen volgen de levende lokale database. Voor HNS zijn v1 en v2 beide opgenomen: v2 is actueel; v1 blijft als auditspoor bewaard.</w:t>
+      </w:r>
+    </w:p>
+    <w:p>
+      <w:r>
+        <w:t>Historische inventaris. De tabellen en aantallen hieronder beschrijven de nulmeting van 26 september 2026 en het voorstel dat op 16 oktober is bijgewerkt; zij vormen geen actueel databaseschema. Op 23 oktober 2026 zijn de voormalige openbare ID-indexen ndff_mossen en ndff_korstmossen verwijderd. Hun 32.353 en 28.643 volledige bronregels staan nu in mossen_waarneming en korstmossen_waarneming; identificaties en fysieke opslaglocaties staan in ndff_open_waarneming_register. De historische rijen in de bijlage blijven voor de audit behouden. Voor de actuele opslag gelden het bronregister en de migratiedocumentatie.</w:t>
       </w:r>
     </w:p>
     <w:p>
@@ -5206,11 +5211,9 @@
       <w:pPr>
         <w:pStyle w:val="Heading2"/>
       </w:pPr>
-      <w:bookmarkStart w:id="27" w:name="_3a68ce2518fa2826494f15f4a6805cb1b04675a"/>
-      <w:r>
-        <w:t xml:space="preserve">Bijlage huidige tabellen en bestemmingsrichting</w:t>
-      </w:r>
-      <w:bookmarkEnd w:id="27"/>
+      <w:r>
+        <w:t>Bijlage tabellen bij de nulmeting en bestemmingsrichting</w:t>
+      </w:r>
     </w:p>
     <w:p>
       <w:pPr>
@@ -5256,11 +5259,8 @@
         <w:tc>
           <w:tcPr/>
           <w:p>
-            <w:pPr>
-              <w:pStyle w:val="Compact"/>
-            </w:pPr>
-            <w:r>
-              <w:t xml:space="preserve">Huidige tabel</w:t>
+            <w:r>
+              <w:t>Tabel bij nulmeting</w:t>
             </w:r>
           </w:p>
         </w:tc>
@@ -6410,11 +6410,8 @@
         <w:tc>
           <w:tcPr/>
           <w:p>
-            <w:pPr>
-              <w:pStyle w:val="Compact"/>
-            </w:pPr>
-            <w:r>
-              <w:t xml:space="preserve">Huidige tabel</w:t>
+            <w:r>
+              <w:t>Tabel bij nulmeting</w:t>
             </w:r>
           </w:p>
         </w:tc>
@@ -9958,11 +9955,8 @@
         <w:tc>
           <w:tcPr/>
           <w:p>
-            <w:pPr>
-              <w:pStyle w:val="Compact"/>
-            </w:pPr>
-            <w:r>
-              <w:t xml:space="preserve">Huidige tabel</w:t>
+            <w:r>
+              <w:t>Tabel bij nulmeting</w:t>
             </w:r>
           </w:p>
         </w:tc>
@@ -10800,11 +10794,8 @@
         <w:tc>
           <w:tcPr/>
           <w:p>
-            <w:pPr>
-              <w:pStyle w:val="Compact"/>
-            </w:pPr>
-            <w:r>
-              <w:t xml:space="preserve">Huidige tabel</w:t>
+            <w:r>
+              <w:t>Tabel bij nulmeting</w:t>
             </w:r>
           </w:p>
         </w:tc>
@@ -11525,11 +11516,8 @@
         <w:tc>
           <w:tcPr/>
           <w:p>
-            <w:pPr>
-              <w:pStyle w:val="Compact"/>
-            </w:pPr>
-            <w:r>
-              <w:t xml:space="preserve">Huidige tabel</w:t>
+            <w:r>
+              <w:t>Tabel bij nulmeting</w:t>
             </w:r>
           </w:p>
         </w:tc>
@@ -11743,11 +11731,8 @@
         <w:tc>
           <w:tcPr/>
           <w:p>
-            <w:pPr>
-              <w:pStyle w:val="Compact"/>
-            </w:pPr>
-            <w:r>
-              <w:t xml:space="preserve">Huidige tabel</w:t>
+            <w:r>
+              <w:t>Tabel bij nulmeting</w:t>
             </w:r>
           </w:p>
         </w:tc>
@@ -12039,11 +12024,8 @@
         <w:tc>
           <w:tcPr/>
           <w:p>
-            <w:pPr>
-              <w:pStyle w:val="Compact"/>
-            </w:pPr>
-            <w:r>
-              <w:t xml:space="preserve">Huidige tabel</w:t>
+            <w:r>
+              <w:t>Tabel bij nulmeting</w:t>
             </w:r>
           </w:p>
         </w:tc>
